--- a/[06] Spreadsheets/10.Requirements Definition/42.03 Baseline IT Project Procurement - Quality Requirements - Targets (NZ Govt).docx
+++ b/[06] Spreadsheets/10.Requirements Definition/42.03 Baseline IT Project Procurement - Quality Requirements - Targets (NZ Govt).docx
@@ -1,6 +1,6 @@
 
 <file path=word/document.xml><?xml version="1.0" encoding="utf-8"?>
-<w:document xmlns:wpc="http://schemas.microsoft.com/office/word/2010/wordprocessingCanvas" xmlns:cx="http://schemas.microsoft.com/office/drawing/2014/chartex" xmlns:cx1="http://schemas.microsoft.com/office/drawing/2015/9/8/chartex" xmlns:cx2="http://schemas.microsoft.com/office/drawing/2015/10/21/chartex" xmlns:cx3="http://schemas.microsoft.com/office/drawing/2016/5/9/chartex" xmlns:cx4="http://schemas.microsoft.com/office/drawing/2016/5/10/chartex" xmlns:cx5="http://schemas.microsoft.com/office/drawing/2016/5/11/chartex" xmlns:cx6="http://schemas.microsoft.com/office/drawing/2016/5/12/chartex" xmlns:cx7="http://schemas.microsoft.com/office/drawing/2016/5/13/chartex" xmlns:cx8="http://schemas.microsoft.com/office/drawing/2016/5/14/chartex" xmlns:mc="http://schemas.openxmlformats.org/markup-compatibility/2006" xmlns:aink="http://schemas.microsoft.com/office/drawing/2016/ink" xmlns:am3d="http://schemas.microsoft.com/office/drawing/2017/model3d" xmlns:o="urn:schemas-microsoft-com:office:office" xmlns:r="http://schemas.openxmlformats.org/officeDocument/2006/relationships" xmlns:m="http://schemas.openxmlformats.org/officeDocument/2006/math" xmlns:v="urn:schemas-microsoft-com:vml" xmlns:wp14="http://schemas.microsoft.com/office/word/2010/wordprocessingDrawing" xmlns:wp="http://schemas.openxmlformats.org/drawingml/2006/wordprocessingDrawing" xmlns:w10="urn:schemas-microsoft-com:office:word" xmlns:w="http://schemas.openxmlformats.org/wordprocessingml/2006/main" xmlns:w14="http://schemas.microsoft.com/office/word/2010/wordml" xmlns:w15="http://schemas.microsoft.com/office/word/2012/wordml" xmlns:w16cex="http://schemas.microsoft.com/office/word/2018/wordml/cex" xmlns:w16cid="http://schemas.microsoft.com/office/word/2016/wordml/cid" xmlns:w16="http://schemas.microsoft.com/office/word/2018/wordml" xmlns:w16se="http://schemas.microsoft.com/office/word/2015/wordml/symex" xmlns:wpg="http://schemas.microsoft.com/office/word/2010/wordprocessingGroup" xmlns:wpi="http://schemas.microsoft.com/office/word/2010/wordprocessingInk" xmlns:wne="http://schemas.microsoft.com/office/word/2006/wordml" xmlns:wps="http://schemas.microsoft.com/office/word/2010/wordprocessingShape" mc:Ignorable="w14 w15 w16se w16cid w16 w16cex wp14">
+<w:document xmlns:wpc="http://schemas.microsoft.com/office/word/2010/wordprocessingCanvas" xmlns:cx="http://schemas.microsoft.com/office/drawing/2014/chartex" xmlns:cx1="http://schemas.microsoft.com/office/drawing/2015/9/8/chartex" xmlns:cx2="http://schemas.microsoft.com/office/drawing/2015/10/21/chartex" xmlns:cx3="http://schemas.microsoft.com/office/drawing/2016/5/9/chartex" xmlns:cx4="http://schemas.microsoft.com/office/drawing/2016/5/10/chartex" xmlns:cx5="http://schemas.microsoft.com/office/drawing/2016/5/11/chartex" xmlns:cx6="http://schemas.microsoft.com/office/drawing/2016/5/12/chartex" xmlns:cx7="http://schemas.microsoft.com/office/drawing/2016/5/13/chartex" xmlns:cx8="http://schemas.microsoft.com/office/drawing/2016/5/14/chartex" xmlns:mc="http://schemas.openxmlformats.org/markup-compatibility/2006" xmlns:aink="http://schemas.microsoft.com/office/drawing/2016/ink" xmlns:am3d="http://schemas.microsoft.com/office/drawing/2017/model3d" xmlns:o="urn:schemas-microsoft-com:office:office" xmlns:oel="http://schemas.microsoft.com/office/2019/extlst" xmlns:r="http://schemas.openxmlformats.org/officeDocument/2006/relationships" xmlns:m="http://schemas.openxmlformats.org/officeDocument/2006/math" xmlns:v="urn:schemas-microsoft-com:vml" xmlns:wp14="http://schemas.microsoft.com/office/word/2010/wordprocessingDrawing" xmlns:wp="http://schemas.openxmlformats.org/drawingml/2006/wordprocessingDrawing" xmlns:w10="urn:schemas-microsoft-com:office:word" xmlns:w="http://schemas.openxmlformats.org/wordprocessingml/2006/main" xmlns:w14="http://schemas.microsoft.com/office/word/2010/wordml" xmlns:w15="http://schemas.microsoft.com/office/word/2012/wordml" xmlns:w16cex="http://schemas.microsoft.com/office/word/2018/wordml/cex" xmlns:w16cid="http://schemas.microsoft.com/office/word/2016/wordml/cid" xmlns:w16="http://schemas.microsoft.com/office/word/2018/wordml" xmlns:w16du="http://schemas.microsoft.com/office/word/2023/wordml/word16du" xmlns:w16sdtdh="http://schemas.microsoft.com/office/word/2020/wordml/sdtdatahash" xmlns:w16sdtfl="http://schemas.microsoft.com/office/word/2024/wordml/sdtformatlock" xmlns:w16se="http://schemas.microsoft.com/office/word/2015/wordml/symex" xmlns:wpg="http://schemas.microsoft.com/office/word/2010/wordprocessingGroup" xmlns:wpi="http://schemas.microsoft.com/office/word/2010/wordprocessingInk" xmlns:wne="http://schemas.microsoft.com/office/word/2006/wordml" xmlns:wps="http://schemas.microsoft.com/office/word/2010/wordprocessingShape" mc:Ignorable="w14 w15 w16se w16cid w16 w16cex w16sdtdh w16sdtfl w16du wp14">
   <w:body>
     <w:p>
       <w:pPr>
@@ -98,14 +98,6 @@
           <w:szCs w:val="20"/>
         </w:rPr>
         <w:br/>
-      </w:r>
-      <w:r>
-        <w:rPr>
-          <w:rFonts w:asciiTheme="minorHAnsi" w:hAnsiTheme="minorHAnsi" w:cstheme="minorHAnsi"/>
-          <w:color w:val="444444"/>
-          <w:sz w:val="20"/>
-          <w:szCs w:val="20"/>
-        </w:rPr>
         <w:t xml:space="preserve">The list of functions is </w:t>
       </w:r>
       <w:r>
@@ -577,7 +569,7 @@
         <w:spacing w:before="120" w:beforeAutospacing="0" w:after="120" w:afterAutospacing="0"/>
         <w:ind w:left="375" w:right="34" w:hanging="375"/>
         <w:rPr>
-          <w:rFonts w:asciiTheme="minorHAnsi" w:hAnsiTheme="minorHAnsi" w:eastAsiaTheme="minorEastAsia" w:cstheme="minorBidi"/>
+          <w:rFonts w:asciiTheme="minorHAnsi" w:eastAsiaTheme="minorEastAsia" w:hAnsiTheme="minorHAnsi" w:cstheme="minorBidi"/>
           <w:color w:val="808080" w:themeColor="background1" w:themeShade="80"/>
           <w:sz w:val="28"/>
           <w:szCs w:val="28"/>
@@ -586,7 +578,7 @@
       </w:pPr>
       <w:r>
         <w:rPr>
-          <w:rFonts w:asciiTheme="minorHAnsi" w:hAnsiTheme="minorHAnsi" w:eastAsiaTheme="minorEastAsia" w:cstheme="minorBidi"/>
+          <w:rFonts w:asciiTheme="minorHAnsi" w:eastAsiaTheme="minorEastAsia" w:hAnsiTheme="minorHAnsi" w:cstheme="minorBidi"/>
           <w:color w:val="808080" w:themeColor="background1" w:themeShade="80"/>
           <w:sz w:val="28"/>
           <w:szCs w:val="28"/>
@@ -635,10 +627,9 @@
             <w:cnfStyle w:val="001000000100" w:firstRow="0" w:lastRow="0" w:firstColumn="1" w:lastColumn="0" w:oddVBand="0" w:evenVBand="0" w:oddHBand="0" w:evenHBand="0" w:firstRowFirstColumn="1" w:firstRowLastColumn="0" w:lastRowFirstColumn="0" w:lastRowLastColumn="0"/>
             <w:tcW w:w="1020" w:type="dxa"/>
             <w:tcBorders>
-              <w:bottom w:val="single" w:color="4472C4" w:themeColor="accent1" w:sz="4" w:space="0"/>
+              <w:bottom w:val="single" w:sz="4" w:space="0" w:color="4472C4" w:themeColor="accent1"/>
             </w:tcBorders>
             <w:shd w:val="clear" w:color="auto" w:fill="0070C0"/>
-            <w:tcMar/>
             <w:textDirection w:val="btLr"/>
           </w:tcPr>
           <w:p>
@@ -661,13 +652,11 @@
         </w:tc>
         <w:tc>
           <w:tcPr>
-            <w:cnfStyle w:val="000000000000" w:firstRow="0" w:lastRow="0" w:firstColumn="0" w:lastColumn="0" w:oddVBand="0" w:evenVBand="0" w:oddHBand="0" w:evenHBand="0" w:firstRowFirstColumn="0" w:firstRowLastColumn="0" w:lastRowFirstColumn="0" w:lastRowLastColumn="0"/>
             <w:tcW w:w="1662" w:type="dxa"/>
             <w:tcBorders>
-              <w:bottom w:val="single" w:color="4472C4" w:themeColor="accent1" w:sz="4" w:space="0"/>
+              <w:bottom w:val="single" w:sz="4" w:space="0" w:color="4472C4" w:themeColor="accent1"/>
             </w:tcBorders>
             <w:shd w:val="clear" w:color="auto" w:fill="0070C0"/>
-            <w:tcMar/>
             <w:hideMark/>
           </w:tcPr>
           <w:p>
@@ -696,13 +685,11 @@
         </w:tc>
         <w:tc>
           <w:tcPr>
-            <w:cnfStyle w:val="000000000000" w:firstRow="0" w:lastRow="0" w:firstColumn="0" w:lastColumn="0" w:oddVBand="0" w:evenVBand="0" w:oddHBand="0" w:evenHBand="0" w:firstRowFirstColumn="0" w:firstRowLastColumn="0" w:lastRowFirstColumn="0" w:lastRowLastColumn="0"/>
             <w:tcW w:w="2700" w:type="dxa"/>
             <w:tcBorders>
-              <w:bottom w:val="single" w:color="4472C4" w:themeColor="accent1" w:sz="4" w:space="0"/>
+              <w:bottom w:val="single" w:sz="4" w:space="0" w:color="4472C4" w:themeColor="accent1"/>
             </w:tcBorders>
             <w:shd w:val="clear" w:color="auto" w:fill="0070C0"/>
-            <w:tcMar/>
             <w:hideMark/>
           </w:tcPr>
           <w:p>
@@ -728,13 +715,11 @@
         </w:tc>
         <w:tc>
           <w:tcPr>
-            <w:cnfStyle w:val="000000000000" w:firstRow="0" w:lastRow="0" w:firstColumn="0" w:lastColumn="0" w:oddVBand="0" w:evenVBand="0" w:oddHBand="0" w:evenHBand="0" w:firstRowFirstColumn="0" w:firstRowLastColumn="0" w:lastRowFirstColumn="0" w:lastRowLastColumn="0"/>
             <w:tcW w:w="1701" w:type="dxa"/>
             <w:tcBorders>
-              <w:bottom w:val="single" w:color="4472C4" w:themeColor="accent1" w:sz="4" w:space="0"/>
+              <w:bottom w:val="single" w:sz="4" w:space="0" w:color="4472C4" w:themeColor="accent1"/>
             </w:tcBorders>
             <w:shd w:val="clear" w:color="auto" w:fill="0070C0"/>
-            <w:tcMar/>
             <w:hideMark/>
           </w:tcPr>
           <w:p>
@@ -754,13 +739,11 @@
         </w:tc>
         <w:tc>
           <w:tcPr>
-            <w:cnfStyle w:val="000000000000" w:firstRow="0" w:lastRow="0" w:firstColumn="0" w:lastColumn="0" w:oddVBand="0" w:evenVBand="0" w:oddHBand="0" w:evenHBand="0" w:firstRowFirstColumn="0" w:firstRowLastColumn="0" w:lastRowFirstColumn="0" w:lastRowLastColumn="0"/>
             <w:tcW w:w="6520" w:type="dxa"/>
             <w:tcBorders>
-              <w:bottom w:val="single" w:color="4472C4" w:themeColor="accent1" w:sz="4" w:space="0"/>
+              <w:bottom w:val="single" w:sz="4" w:space="0" w:color="4472C4" w:themeColor="accent1"/>
             </w:tcBorders>
             <w:shd w:val="clear" w:color="auto" w:fill="0070C0"/>
-            <w:tcMar/>
           </w:tcPr>
           <w:p>
             <w:pPr>
@@ -788,10 +771,9 @@
             <w:tcW w:w="1020" w:type="dxa"/>
             <w:vMerge w:val="restart"/>
             <w:tcBorders>
-              <w:bottom w:val="single" w:color="4472C4" w:themeColor="accent1" w:sz="36" w:space="0"/>
+              <w:bottom w:val="single" w:sz="36" w:space="0" w:color="4472C4" w:themeColor="accent1"/>
             </w:tcBorders>
             <w:shd w:val="clear" w:color="auto" w:fill="BFBFBF" w:themeFill="background1" w:themeFillShade="BF"/>
-            <w:tcMar/>
             <w:textDirection w:val="btLr"/>
           </w:tcPr>
           <w:p>
@@ -822,9 +804,7 @@
         </w:tc>
         <w:tc>
           <w:tcPr>
-            <w:cnfStyle w:val="000000000000" w:firstRow="0" w:lastRow="0" w:firstColumn="0" w:lastColumn="0" w:oddVBand="0" w:evenVBand="0" w:oddHBand="0" w:evenHBand="0" w:firstRowFirstColumn="0" w:firstRowLastColumn="0" w:lastRowFirstColumn="0" w:lastRowLastColumn="0"/>
             <w:tcW w:w="1662" w:type="dxa"/>
-            <w:tcMar/>
           </w:tcPr>
           <w:p>
             <w:pPr>
@@ -849,9 +829,7 @@
         </w:tc>
         <w:tc>
           <w:tcPr>
-            <w:cnfStyle w:val="000000000000" w:firstRow="0" w:lastRow="0" w:firstColumn="0" w:lastColumn="0" w:oddVBand="0" w:evenVBand="0" w:oddHBand="0" w:evenHBand="0" w:firstRowFirstColumn="0" w:firstRowLastColumn="0" w:lastRowFirstColumn="0" w:lastRowLastColumn="0"/>
             <w:tcW w:w="2700" w:type="dxa"/>
-            <w:tcMar/>
           </w:tcPr>
           <w:p>
             <w:pPr>
@@ -879,9 +857,7 @@
         </w:tc>
         <w:tc>
           <w:tcPr>
-            <w:cnfStyle w:val="000000000000" w:firstRow="0" w:lastRow="0" w:firstColumn="0" w:lastColumn="0" w:oddVBand="0" w:evenVBand="0" w:oddHBand="0" w:evenHBand="0" w:firstRowFirstColumn="0" w:firstRowLastColumn="0" w:lastRowFirstColumn="0" w:lastRowLastColumn="0"/>
             <w:tcW w:w="1701" w:type="dxa"/>
-            <w:tcMar/>
           </w:tcPr>
           <w:p>
             <w:pPr>
@@ -906,9 +882,7 @@
         </w:tc>
         <w:tc>
           <w:tcPr>
-            <w:cnfStyle w:val="000000000000" w:firstRow="0" w:lastRow="0" w:firstColumn="0" w:lastColumn="0" w:oddVBand="0" w:evenVBand="0" w:oddHBand="0" w:evenHBand="0" w:firstRowFirstColumn="0" w:firstRowLastColumn="0" w:lastRowFirstColumn="0" w:lastRowLastColumn="0"/>
             <w:tcW w:w="6520" w:type="dxa"/>
-            <w:tcMar/>
           </w:tcPr>
           <w:p>
             <w:pPr>
@@ -919,8 +893,8 @@
             </w:pPr>
             <w:r>
               <w:rPr>
-                <w:i w:val="1"/>
-                <w:iCs w:val="1"/>
+                <w:i/>
+                <w:iCs/>
                 <w:lang w:eastAsia="en-NZ"/>
               </w:rPr>
               <w:t>The service must be securely deployed by automation to the PROD-DATA environment for access by an authorised subset of users for user validation of whatever configuration and/or functionality is available at that point in time.</w:t>
@@ -930,8 +904,8 @@
             </w:r>
             <w:r>
               <w:rPr>
-                <w:i w:val="1"/>
-                <w:iCs w:val="1"/>
+                <w:i/>
+                <w:iCs/>
                 <w:lang w:eastAsia="en-NZ"/>
               </w:rPr>
               <w:t>Important: the business service is not expected to be feature complete by this deadline -- the purpose of the requirement is to ensure that an automated deployment pipeline service is in place to further develop the orchestration of compilation, testing, packaging, deployment and host environment configuration.</w:t>
@@ -948,8 +922,6 @@
             <w:cnfStyle w:val="001000000000" w:firstRow="0" w:lastRow="0" w:firstColumn="1" w:lastColumn="0" w:oddVBand="0" w:evenVBand="0" w:oddHBand="0" w:evenHBand="0" w:firstRowFirstColumn="0" w:firstRowLastColumn="0" w:lastRowFirstColumn="0" w:lastRowLastColumn="0"/>
             <w:tcW w:w="1020" w:type="dxa"/>
             <w:vMerge/>
-            <w:tcBorders/>
-            <w:tcMar/>
             <w:textDirection w:val="btLr"/>
           </w:tcPr>
           <w:p>
@@ -963,13 +935,11 @@
         </w:tc>
         <w:tc>
           <w:tcPr>
-            <w:cnfStyle w:val="000000000000" w:firstRow="0" w:lastRow="0" w:firstColumn="0" w:lastColumn="0" w:oddVBand="0" w:evenVBand="0" w:oddHBand="0" w:evenHBand="0" w:firstRowFirstColumn="0" w:firstRowLastColumn="0" w:lastRowFirstColumn="0" w:lastRowLastColumn="0"/>
             <w:tcW w:w="1662" w:type="dxa"/>
             <w:tcBorders>
-              <w:top w:val="single" w:color="4472C4" w:themeColor="accent1" w:sz="4" w:space="0"/>
-              <w:bottom w:val="single" w:color="4472C4" w:themeColor="accent1" w:sz="36" w:space="0"/>
-            </w:tcBorders>
-            <w:tcMar/>
+              <w:top w:val="single" w:sz="4" w:space="0" w:color="4472C4" w:themeColor="accent1"/>
+              <w:bottom w:val="single" w:sz="36" w:space="0" w:color="4472C4" w:themeColor="accent1"/>
+            </w:tcBorders>
           </w:tcPr>
           <w:p>
             <w:pPr>
@@ -988,13 +958,11 @@
         </w:tc>
         <w:tc>
           <w:tcPr>
-            <w:cnfStyle w:val="000000000000" w:firstRow="0" w:lastRow="0" w:firstColumn="0" w:lastColumn="0" w:oddVBand="0" w:evenVBand="0" w:oddHBand="0" w:evenHBand="0" w:firstRowFirstColumn="0" w:firstRowLastColumn="0" w:lastRowFirstColumn="0" w:lastRowLastColumn="0"/>
             <w:tcW w:w="2700" w:type="dxa"/>
             <w:tcBorders>
-              <w:top w:val="single" w:color="4472C4" w:themeColor="accent1" w:sz="4" w:space="0"/>
-              <w:bottom w:val="single" w:color="4472C4" w:themeColor="accent1" w:sz="36" w:space="0"/>
-            </w:tcBorders>
-            <w:tcMar/>
+              <w:top w:val="single" w:sz="4" w:space="0" w:color="4472C4" w:themeColor="accent1"/>
+              <w:bottom w:val="single" w:sz="36" w:space="0" w:color="4472C4" w:themeColor="accent1"/>
+            </w:tcBorders>
           </w:tcPr>
           <w:p>
             <w:pPr>
@@ -1007,13 +975,11 @@
         </w:tc>
         <w:tc>
           <w:tcPr>
-            <w:cnfStyle w:val="000000000000" w:firstRow="0" w:lastRow="0" w:firstColumn="0" w:lastColumn="0" w:oddVBand="0" w:evenVBand="0" w:oddHBand="0" w:evenHBand="0" w:firstRowFirstColumn="0" w:firstRowLastColumn="0" w:lastRowFirstColumn="0" w:lastRowLastColumn="0"/>
             <w:tcW w:w="1701" w:type="dxa"/>
             <w:tcBorders>
-              <w:top w:val="single" w:color="4472C4" w:themeColor="accent1" w:sz="4" w:space="0"/>
-              <w:bottom w:val="single" w:color="4472C4" w:themeColor="accent1" w:sz="36" w:space="0"/>
-            </w:tcBorders>
-            <w:tcMar/>
+              <w:top w:val="single" w:sz="4" w:space="0" w:color="4472C4" w:themeColor="accent1"/>
+              <w:bottom w:val="single" w:sz="36" w:space="0" w:color="4472C4" w:themeColor="accent1"/>
+            </w:tcBorders>
           </w:tcPr>
           <w:p>
             <w:pPr>
@@ -1040,13 +1006,11 @@
         </w:tc>
         <w:tc>
           <w:tcPr>
-            <w:cnfStyle w:val="000000000000" w:firstRow="0" w:lastRow="0" w:firstColumn="0" w:lastColumn="0" w:oddVBand="0" w:evenVBand="0" w:oddHBand="0" w:evenHBand="0" w:firstRowFirstColumn="0" w:firstRowLastColumn="0" w:lastRowFirstColumn="0" w:lastRowLastColumn="0"/>
             <w:tcW w:w="6520" w:type="dxa"/>
             <w:tcBorders>
-              <w:top w:val="single" w:color="4472C4" w:themeColor="accent1" w:sz="4" w:space="0"/>
-              <w:bottom w:val="single" w:color="4472C4" w:themeColor="accent1" w:sz="36" w:space="0"/>
-            </w:tcBorders>
-            <w:tcMar/>
+              <w:top w:val="single" w:sz="4" w:space="0" w:color="4472C4" w:themeColor="accent1"/>
+              <w:bottom w:val="single" w:sz="36" w:space="0" w:color="4472C4" w:themeColor="accent1"/>
+            </w:tcBorders>
           </w:tcPr>
           <w:p>
             <w:pPr>
@@ -1088,35 +1052,21 @@
                 <w:i/>
                 <w:lang w:eastAsia="en-NZ"/>
               </w:rPr>
-              <w:t xml:space="preserve"> (max 4 weeks if not)</w:t>
+              <w:t xml:space="preserve"> (max 4 weeks if not). The rationale </w:t>
             </w:r>
             <w:r>
               <w:rPr>
                 <w:i/>
                 <w:lang w:eastAsia="en-NZ"/>
               </w:rPr>
-              <w:t xml:space="preserve">. The rationale </w:t>
+              <w:t xml:space="preserve">to force </w:t>
             </w:r>
             <w:r>
               <w:rPr>
                 <w:i/>
                 <w:lang w:eastAsia="en-NZ"/>
               </w:rPr>
-              <w:t xml:space="preserve">to force </w:t>
-            </w:r>
-            <w:r>
-              <w:rPr>
-                <w:i/>
-                <w:lang w:eastAsia="en-NZ"/>
-              </w:rPr>
-              <w:t>automat</w:t>
-            </w:r>
-            <w:r>
-              <w:rPr>
-                <w:i/>
-                <w:lang w:eastAsia="en-NZ"/>
-              </w:rPr>
-              <w:t xml:space="preserve">ion of </w:t>
+              <w:t xml:space="preserve">automation of </w:t>
             </w:r>
             <w:r>
               <w:rPr>
@@ -1167,11 +1117,10 @@
             <w:tcW w:w="1020" w:type="dxa"/>
             <w:vMerge w:val="restart"/>
             <w:tcBorders>
-              <w:top w:val="single" w:color="4472C4" w:themeColor="accent1" w:sz="36" w:space="0"/>
-              <w:bottom w:val="single" w:color="4472C4" w:themeColor="accent1" w:sz="36" w:space="0"/>
+              <w:top w:val="single" w:sz="36" w:space="0" w:color="4472C4" w:themeColor="accent1"/>
+              <w:bottom w:val="single" w:sz="36" w:space="0" w:color="4472C4" w:themeColor="accent1"/>
             </w:tcBorders>
             <w:shd w:val="clear" w:color="auto" w:fill="BFBFBF" w:themeFill="background1" w:themeFillShade="BF"/>
-            <w:tcMar/>
             <w:textDirection w:val="btLr"/>
           </w:tcPr>
           <w:p>
@@ -1193,13 +1142,11 @@
         </w:tc>
         <w:tc>
           <w:tcPr>
-            <w:cnfStyle w:val="000000000000" w:firstRow="0" w:lastRow="0" w:firstColumn="0" w:lastColumn="0" w:oddVBand="0" w:evenVBand="0" w:oddHBand="0" w:evenHBand="0" w:firstRowFirstColumn="0" w:firstRowLastColumn="0" w:lastRowFirstColumn="0" w:lastRowLastColumn="0"/>
             <w:tcW w:w="1662" w:type="dxa"/>
             <w:tcBorders>
-              <w:top w:val="single" w:color="4472C4" w:themeColor="accent1" w:sz="36" w:space="0"/>
-              <w:bottom w:val="single" w:color="4472C4" w:themeColor="accent1" w:sz="6" w:space="0"/>
-            </w:tcBorders>
-            <w:tcMar/>
+              <w:top w:val="single" w:sz="36" w:space="0" w:color="4472C4" w:themeColor="accent1"/>
+              <w:bottom w:val="single" w:sz="6" w:space="0" w:color="4472C4" w:themeColor="accent1"/>
+            </w:tcBorders>
           </w:tcPr>
           <w:p>
             <w:pPr>
@@ -1218,13 +1165,11 @@
         </w:tc>
         <w:tc>
           <w:tcPr>
-            <w:cnfStyle w:val="000000000000" w:firstRow="0" w:lastRow="0" w:firstColumn="0" w:lastColumn="0" w:oddVBand="0" w:evenVBand="0" w:oddHBand="0" w:evenHBand="0" w:firstRowFirstColumn="0" w:firstRowLastColumn="0" w:lastRowFirstColumn="0" w:lastRowLastColumn="0"/>
             <w:tcW w:w="2700" w:type="dxa"/>
             <w:tcBorders>
-              <w:top w:val="single" w:color="4472C4" w:themeColor="accent1" w:sz="36" w:space="0"/>
-              <w:bottom w:val="single" w:color="4472C4" w:themeColor="accent1" w:sz="6" w:space="0"/>
-            </w:tcBorders>
-            <w:tcMar/>
+              <w:top w:val="single" w:sz="36" w:space="0" w:color="4472C4" w:themeColor="accent1"/>
+              <w:bottom w:val="single" w:sz="6" w:space="0" w:color="4472C4" w:themeColor="accent1"/>
+            </w:tcBorders>
           </w:tcPr>
           <w:p>
             <w:pPr>
@@ -1243,13 +1188,11 @@
         </w:tc>
         <w:tc>
           <w:tcPr>
-            <w:cnfStyle w:val="000000000000" w:firstRow="0" w:lastRow="0" w:firstColumn="0" w:lastColumn="0" w:oddVBand="0" w:evenVBand="0" w:oddHBand="0" w:evenHBand="0" w:firstRowFirstColumn="0" w:firstRowLastColumn="0" w:lastRowFirstColumn="0" w:lastRowLastColumn="0"/>
             <w:tcW w:w="1701" w:type="dxa"/>
             <w:tcBorders>
-              <w:top w:val="single" w:color="4472C4" w:themeColor="accent1" w:sz="36" w:space="0"/>
-              <w:bottom w:val="single" w:color="4472C4" w:themeColor="accent1" w:sz="6" w:space="0"/>
-            </w:tcBorders>
-            <w:tcMar/>
+              <w:top w:val="single" w:sz="36" w:space="0" w:color="4472C4" w:themeColor="accent1"/>
+              <w:bottom w:val="single" w:sz="6" w:space="0" w:color="4472C4" w:themeColor="accent1"/>
+            </w:tcBorders>
           </w:tcPr>
           <w:p>
             <w:pPr>
@@ -1262,13 +1205,11 @@
         </w:tc>
         <w:tc>
           <w:tcPr>
-            <w:cnfStyle w:val="000000000000" w:firstRow="0" w:lastRow="0" w:firstColumn="0" w:lastColumn="0" w:oddVBand="0" w:evenVBand="0" w:oddHBand="0" w:evenHBand="0" w:firstRowFirstColumn="0" w:firstRowLastColumn="0" w:lastRowFirstColumn="0" w:lastRowLastColumn="0"/>
             <w:tcW w:w="6520" w:type="dxa"/>
             <w:tcBorders>
-              <w:top w:val="single" w:color="4472C4" w:themeColor="accent1" w:sz="36" w:space="0"/>
-              <w:bottom w:val="single" w:color="4472C4" w:themeColor="accent1" w:sz="6" w:space="0"/>
-            </w:tcBorders>
-            <w:tcMar/>
+              <w:top w:val="single" w:sz="36" w:space="0" w:color="4472C4" w:themeColor="accent1"/>
+              <w:bottom w:val="single" w:sz="6" w:space="0" w:color="4472C4" w:themeColor="accent1"/>
+            </w:tcBorders>
           </w:tcPr>
           <w:p>
             <w:pPr>
@@ -1288,11 +1229,6 @@
                 <w:lang w:eastAsia="en-NZ"/>
               </w:rPr>
               <w:br/>
-            </w:r>
-            <w:r>
-              <w:rPr>
-                <w:lang w:eastAsia="en-NZ"/>
-              </w:rPr>
               <w:t xml:space="preserve">a key characteristic of the sector is that </w:t>
             </w:r>
           </w:p>
@@ -1307,8 +1243,6 @@
             <w:cnfStyle w:val="001000000000" w:firstRow="0" w:lastRow="0" w:firstColumn="1" w:lastColumn="0" w:oddVBand="0" w:evenVBand="0" w:oddHBand="0" w:evenHBand="0" w:firstRowFirstColumn="0" w:firstRowLastColumn="0" w:lastRowFirstColumn="0" w:lastRowLastColumn="0"/>
             <w:tcW w:w="1020" w:type="dxa"/>
             <w:vMerge/>
-            <w:tcBorders/>
-            <w:tcMar/>
             <w:textDirection w:val="btLr"/>
           </w:tcPr>
           <w:p>
@@ -1323,12 +1257,10 @@
         </w:tc>
         <w:tc>
           <w:tcPr>
-            <w:cnfStyle w:val="000000000000" w:firstRow="0" w:lastRow="0" w:firstColumn="0" w:lastColumn="0" w:oddVBand="0" w:evenVBand="0" w:oddHBand="0" w:evenHBand="0" w:firstRowFirstColumn="0" w:firstRowLastColumn="0" w:lastRowFirstColumn="0" w:lastRowLastColumn="0"/>
             <w:tcW w:w="1662" w:type="dxa"/>
             <w:tcBorders>
-              <w:top w:val="single" w:color="4472C4" w:themeColor="accent1" w:sz="6" w:space="0"/>
-            </w:tcBorders>
-            <w:tcMar/>
+              <w:top w:val="single" w:sz="6" w:space="0" w:color="4472C4" w:themeColor="accent1"/>
+            </w:tcBorders>
           </w:tcPr>
           <w:p>
             <w:pPr>
@@ -1341,12 +1273,10 @@
         </w:tc>
         <w:tc>
           <w:tcPr>
-            <w:cnfStyle w:val="000000000000" w:firstRow="0" w:lastRow="0" w:firstColumn="0" w:lastColumn="0" w:oddVBand="0" w:evenVBand="0" w:oddHBand="0" w:evenHBand="0" w:firstRowFirstColumn="0" w:firstRowLastColumn="0" w:lastRowFirstColumn="0" w:lastRowLastColumn="0"/>
             <w:tcW w:w="2700" w:type="dxa"/>
             <w:tcBorders>
-              <w:top w:val="single" w:color="4472C4" w:themeColor="accent1" w:sz="6" w:space="0"/>
-            </w:tcBorders>
-            <w:tcMar/>
+              <w:top w:val="single" w:sz="6" w:space="0" w:color="4472C4" w:themeColor="accent1"/>
+            </w:tcBorders>
           </w:tcPr>
           <w:p>
             <w:pPr>
@@ -1365,12 +1295,10 @@
         </w:tc>
         <w:tc>
           <w:tcPr>
-            <w:cnfStyle w:val="000000000000" w:firstRow="0" w:lastRow="0" w:firstColumn="0" w:lastColumn="0" w:oddVBand="0" w:evenVBand="0" w:oddHBand="0" w:evenHBand="0" w:firstRowFirstColumn="0" w:firstRowLastColumn="0" w:lastRowFirstColumn="0" w:lastRowLastColumn="0"/>
             <w:tcW w:w="1701" w:type="dxa"/>
             <w:tcBorders>
-              <w:top w:val="single" w:color="4472C4" w:themeColor="accent1" w:sz="6" w:space="0"/>
-            </w:tcBorders>
-            <w:tcMar/>
+              <w:top w:val="single" w:sz="6" w:space="0" w:color="4472C4" w:themeColor="accent1"/>
+            </w:tcBorders>
           </w:tcPr>
           <w:p>
             <w:pPr>
@@ -1390,23 +1318,16 @@
                 <w:lang w:eastAsia="en-NZ"/>
               </w:rPr>
               <w:br/>
-            </w:r>
-            <w:r>
-              <w:rPr>
-                <w:lang w:eastAsia="en-NZ"/>
-              </w:rPr>
               <w:t>Permissions-Based</w:t>
             </w:r>
           </w:p>
         </w:tc>
         <w:tc>
           <w:tcPr>
-            <w:cnfStyle w:val="000000000000" w:firstRow="0" w:lastRow="0" w:firstColumn="0" w:lastColumn="0" w:oddVBand="0" w:evenVBand="0" w:oddHBand="0" w:evenHBand="0" w:firstRowFirstColumn="0" w:firstRowLastColumn="0" w:lastRowFirstColumn="0" w:lastRowLastColumn="0"/>
             <w:tcW w:w="6520" w:type="dxa"/>
             <w:tcBorders>
-              <w:top w:val="single" w:color="4472C4" w:themeColor="accent1" w:sz="6" w:space="0"/>
-            </w:tcBorders>
-            <w:tcMar/>
+              <w:top w:val="single" w:sz="6" w:space="0" w:color="4472C4" w:themeColor="accent1"/>
+            </w:tcBorders>
           </w:tcPr>
           <w:p>
             <w:pPr>
@@ -1426,11 +1347,6 @@
                 <w:lang w:eastAsia="en-NZ"/>
               </w:rPr>
               <w:br/>
-            </w:r>
-            <w:r>
-              <w:rPr>
-                <w:lang w:eastAsia="en-NZ"/>
-              </w:rPr>
               <w:t>a key characteristic of the sector user base is that a user may belong to multiple groups, having different roles in each (Teacher in one, Admin in another higher one, Learner in yet another, Assessor in yet another)</w:t>
             </w:r>
           </w:p>
@@ -1446,8 +1362,6 @@
             <w:cnfStyle w:val="001000000000" w:firstRow="0" w:lastRow="0" w:firstColumn="1" w:lastColumn="0" w:oddVBand="0" w:evenVBand="0" w:oddHBand="0" w:evenHBand="0" w:firstRowFirstColumn="0" w:firstRowLastColumn="0" w:lastRowFirstColumn="0" w:lastRowLastColumn="0"/>
             <w:tcW w:w="1020" w:type="dxa"/>
             <w:vMerge/>
-            <w:tcBorders/>
-            <w:tcMar/>
             <w:textDirection w:val="btLr"/>
           </w:tcPr>
           <w:p>
@@ -1462,12 +1376,10 @@
         </w:tc>
         <w:tc>
           <w:tcPr>
-            <w:cnfStyle w:val="000000000000" w:firstRow="0" w:lastRow="0" w:firstColumn="0" w:lastColumn="0" w:oddVBand="0" w:evenVBand="0" w:oddHBand="0" w:evenHBand="0" w:firstRowFirstColumn="0" w:firstRowLastColumn="0" w:lastRowFirstColumn="0" w:lastRowLastColumn="0"/>
             <w:tcW w:w="1662" w:type="dxa"/>
             <w:tcBorders>
-              <w:top w:val="single" w:color="4472C4" w:themeColor="accent1" w:sz="6" w:space="0"/>
-            </w:tcBorders>
-            <w:tcMar/>
+              <w:top w:val="single" w:sz="6" w:space="0" w:color="4472C4" w:themeColor="accent1"/>
+            </w:tcBorders>
           </w:tcPr>
           <w:p>
             <w:pPr>
@@ -1480,12 +1392,10 @@
         </w:tc>
         <w:tc>
           <w:tcPr>
-            <w:cnfStyle w:val="000000000000" w:firstRow="0" w:lastRow="0" w:firstColumn="0" w:lastColumn="0" w:oddVBand="0" w:evenVBand="0" w:oddHBand="0" w:evenHBand="0" w:firstRowFirstColumn="0" w:firstRowLastColumn="0" w:lastRowFirstColumn="0" w:lastRowLastColumn="0"/>
             <w:tcW w:w="2700" w:type="dxa"/>
             <w:tcBorders>
-              <w:top w:val="single" w:color="4472C4" w:themeColor="accent1" w:sz="6" w:space="0"/>
-            </w:tcBorders>
-            <w:tcMar/>
+              <w:top w:val="single" w:sz="6" w:space="0" w:color="4472C4" w:themeColor="accent1"/>
+            </w:tcBorders>
           </w:tcPr>
           <w:p>
             <w:pPr>
@@ -1504,12 +1414,10 @@
         </w:tc>
         <w:tc>
           <w:tcPr>
-            <w:cnfStyle w:val="000000000000" w:firstRow="0" w:lastRow="0" w:firstColumn="0" w:lastColumn="0" w:oddVBand="0" w:evenVBand="0" w:oddHBand="0" w:evenHBand="0" w:firstRowFirstColumn="0" w:firstRowLastColumn="0" w:lastRowFirstColumn="0" w:lastRowLastColumn="0"/>
             <w:tcW w:w="1701" w:type="dxa"/>
             <w:tcBorders>
-              <w:top w:val="single" w:color="4472C4" w:themeColor="accent1" w:sz="6" w:space="0"/>
-            </w:tcBorders>
-            <w:tcMar/>
+              <w:top w:val="single" w:sz="6" w:space="0" w:color="4472C4" w:themeColor="accent1"/>
+            </w:tcBorders>
           </w:tcPr>
           <w:p>
             <w:pPr>
@@ -1528,12 +1436,10 @@
         </w:tc>
         <w:tc>
           <w:tcPr>
-            <w:cnfStyle w:val="000000000000" w:firstRow="0" w:lastRow="0" w:firstColumn="0" w:lastColumn="0" w:oddVBand="0" w:evenVBand="0" w:oddHBand="0" w:evenHBand="0" w:firstRowFirstColumn="0" w:firstRowLastColumn="0" w:lastRowFirstColumn="0" w:lastRowLastColumn="0"/>
             <w:tcW w:w="6520" w:type="dxa"/>
             <w:tcBorders>
-              <w:top w:val="single" w:color="4472C4" w:themeColor="accent1" w:sz="6" w:space="0"/>
-            </w:tcBorders>
-            <w:tcMar/>
+              <w:top w:val="single" w:sz="6" w:space="0" w:color="4472C4" w:themeColor="accent1"/>
+            </w:tcBorders>
           </w:tcPr>
           <w:p>
             <w:pPr>
@@ -1553,11 +1459,6 @@
                 <w:lang w:eastAsia="en-NZ"/>
               </w:rPr>
               <w:br/>
-            </w:r>
-            <w:r>
-              <w:rPr>
-                <w:lang w:eastAsia="en-NZ"/>
-              </w:rPr>
               <w:t>As a government entity, we are mandated to meet target NZISM auditability objectives.</w:t>
             </w:r>
             <w:r>
@@ -1565,11 +1466,6 @@
                 <w:lang w:eastAsia="en-NZ"/>
               </w:rPr>
               <w:br/>
-            </w:r>
-            <w:r>
-              <w:rPr>
-                <w:lang w:eastAsia="en-NZ"/>
-              </w:rPr>
               <w:t>As a NZ Entity we are obligated to immediately investigate irregular activity, report breaches and provide information to quantify as accurately as possible potential impact.</w:t>
             </w:r>
           </w:p>
@@ -1584,8 +1480,6 @@
             <w:cnfStyle w:val="001000000000" w:firstRow="0" w:lastRow="0" w:firstColumn="1" w:lastColumn="0" w:oddVBand="0" w:evenVBand="0" w:oddHBand="0" w:evenHBand="0" w:firstRowFirstColumn="0" w:firstRowLastColumn="0" w:lastRowFirstColumn="0" w:lastRowLastColumn="0"/>
             <w:tcW w:w="1020" w:type="dxa"/>
             <w:vMerge/>
-            <w:tcBorders/>
-            <w:tcMar/>
             <w:textDirection w:val="btLr"/>
           </w:tcPr>
           <w:p>
@@ -1600,12 +1494,10 @@
         </w:tc>
         <w:tc>
           <w:tcPr>
-            <w:cnfStyle w:val="000000000000" w:firstRow="0" w:lastRow="0" w:firstColumn="0" w:lastColumn="0" w:oddVBand="0" w:evenVBand="0" w:oddHBand="0" w:evenHBand="0" w:firstRowFirstColumn="0" w:firstRowLastColumn="0" w:lastRowFirstColumn="0" w:lastRowLastColumn="0"/>
             <w:tcW w:w="1662" w:type="dxa"/>
             <w:tcBorders>
-              <w:top w:val="single" w:color="4472C4" w:themeColor="accent1" w:sz="6" w:space="0"/>
-            </w:tcBorders>
-            <w:tcMar/>
+              <w:top w:val="single" w:sz="6" w:space="0" w:color="4472C4" w:themeColor="accent1"/>
+            </w:tcBorders>
           </w:tcPr>
           <w:p>
             <w:pPr>
@@ -1618,12 +1510,10 @@
         </w:tc>
         <w:tc>
           <w:tcPr>
-            <w:cnfStyle w:val="000000000000" w:firstRow="0" w:lastRow="0" w:firstColumn="0" w:lastColumn="0" w:oddVBand="0" w:evenVBand="0" w:oddHBand="0" w:evenHBand="0" w:firstRowFirstColumn="0" w:firstRowLastColumn="0" w:lastRowFirstColumn="0" w:lastRowLastColumn="0"/>
             <w:tcW w:w="2700" w:type="dxa"/>
             <w:tcBorders>
-              <w:top w:val="single" w:color="4472C4" w:themeColor="accent1" w:sz="6" w:space="0"/>
-            </w:tcBorders>
-            <w:tcMar/>
+              <w:top w:val="single" w:sz="6" w:space="0" w:color="4472C4" w:themeColor="accent1"/>
+            </w:tcBorders>
           </w:tcPr>
           <w:p>
             <w:pPr>
@@ -1636,12 +1526,10 @@
         </w:tc>
         <w:tc>
           <w:tcPr>
-            <w:cnfStyle w:val="000000000000" w:firstRow="0" w:lastRow="0" w:firstColumn="0" w:lastColumn="0" w:oddVBand="0" w:evenVBand="0" w:oddHBand="0" w:evenHBand="0" w:firstRowFirstColumn="0" w:firstRowLastColumn="0" w:lastRowFirstColumn="0" w:lastRowLastColumn="0"/>
             <w:tcW w:w="1701" w:type="dxa"/>
             <w:tcBorders>
-              <w:top w:val="single" w:color="4472C4" w:themeColor="accent1" w:sz="6" w:space="0"/>
-            </w:tcBorders>
-            <w:tcMar/>
+              <w:top w:val="single" w:sz="6" w:space="0" w:color="4472C4" w:themeColor="accent1"/>
+            </w:tcBorders>
           </w:tcPr>
           <w:p>
             <w:pPr>
@@ -1654,12 +1542,10 @@
         </w:tc>
         <w:tc>
           <w:tcPr>
-            <w:cnfStyle w:val="000000000000" w:firstRow="0" w:lastRow="0" w:firstColumn="0" w:lastColumn="0" w:oddVBand="0" w:evenVBand="0" w:oddHBand="0" w:evenHBand="0" w:firstRowFirstColumn="0" w:firstRowLastColumn="0" w:lastRowFirstColumn="0" w:lastRowLastColumn="0"/>
             <w:tcW w:w="6520" w:type="dxa"/>
             <w:tcBorders>
-              <w:top w:val="single" w:color="4472C4" w:themeColor="accent1" w:sz="6" w:space="0"/>
-            </w:tcBorders>
-            <w:tcMar/>
+              <w:top w:val="single" w:sz="6" w:space="0" w:color="4472C4" w:themeColor="accent1"/>
+            </w:tcBorders>
           </w:tcPr>
           <w:p>
             <w:pPr>
@@ -1681,8 +1567,6 @@
             <w:cnfStyle w:val="001000000000" w:firstRow="0" w:lastRow="0" w:firstColumn="1" w:lastColumn="0" w:oddVBand="0" w:evenVBand="0" w:oddHBand="0" w:evenHBand="0" w:firstRowFirstColumn="0" w:firstRowLastColumn="0" w:lastRowFirstColumn="0" w:lastRowLastColumn="0"/>
             <w:tcW w:w="1020" w:type="dxa"/>
             <w:vMerge/>
-            <w:tcBorders/>
-            <w:tcMar/>
             <w:textDirection w:val="btLr"/>
           </w:tcPr>
           <w:p>
@@ -1697,13 +1581,11 @@
         </w:tc>
         <w:tc>
           <w:tcPr>
-            <w:cnfStyle w:val="000000000000" w:firstRow="0" w:lastRow="0" w:firstColumn="0" w:lastColumn="0" w:oddVBand="0" w:evenVBand="0" w:oddHBand="0" w:evenHBand="0" w:firstRowFirstColumn="0" w:firstRowLastColumn="0" w:lastRowFirstColumn="0" w:lastRowLastColumn="0"/>
             <w:tcW w:w="1662" w:type="dxa"/>
             <w:tcBorders>
-              <w:top w:val="single" w:color="4472C4" w:themeColor="accent1" w:sz="6" w:space="0"/>
-              <w:bottom w:val="single" w:color="4472C4" w:themeColor="accent1" w:sz="6" w:space="0"/>
-            </w:tcBorders>
-            <w:tcMar/>
+              <w:top w:val="single" w:sz="6" w:space="0" w:color="4472C4" w:themeColor="accent1"/>
+              <w:bottom w:val="single" w:sz="6" w:space="0" w:color="4472C4" w:themeColor="accent1"/>
+            </w:tcBorders>
           </w:tcPr>
           <w:p>
             <w:pPr>
@@ -1716,13 +1598,11 @@
         </w:tc>
         <w:tc>
           <w:tcPr>
-            <w:cnfStyle w:val="000000000000" w:firstRow="0" w:lastRow="0" w:firstColumn="0" w:lastColumn="0" w:oddVBand="0" w:evenVBand="0" w:oddHBand="0" w:evenHBand="0" w:firstRowFirstColumn="0" w:firstRowLastColumn="0" w:lastRowFirstColumn="0" w:lastRowLastColumn="0"/>
             <w:tcW w:w="2700" w:type="dxa"/>
             <w:tcBorders>
-              <w:top w:val="single" w:color="4472C4" w:themeColor="accent1" w:sz="6" w:space="0"/>
-              <w:bottom w:val="single" w:color="4472C4" w:themeColor="accent1" w:sz="6" w:space="0"/>
-            </w:tcBorders>
-            <w:tcMar/>
+              <w:top w:val="single" w:sz="6" w:space="0" w:color="4472C4" w:themeColor="accent1"/>
+              <w:bottom w:val="single" w:sz="6" w:space="0" w:color="4472C4" w:themeColor="accent1"/>
+            </w:tcBorders>
           </w:tcPr>
           <w:p>
             <w:pPr>
@@ -1741,13 +1621,11 @@
         </w:tc>
         <w:tc>
           <w:tcPr>
-            <w:cnfStyle w:val="000000000000" w:firstRow="0" w:lastRow="0" w:firstColumn="0" w:lastColumn="0" w:oddVBand="0" w:evenVBand="0" w:oddHBand="0" w:evenHBand="0" w:firstRowFirstColumn="0" w:firstRowLastColumn="0" w:lastRowFirstColumn="0" w:lastRowLastColumn="0"/>
             <w:tcW w:w="1701" w:type="dxa"/>
             <w:tcBorders>
-              <w:top w:val="single" w:color="4472C4" w:themeColor="accent1" w:sz="6" w:space="0"/>
-              <w:bottom w:val="single" w:color="4472C4" w:themeColor="accent1" w:sz="6" w:space="0"/>
-            </w:tcBorders>
-            <w:tcMar/>
+              <w:top w:val="single" w:sz="6" w:space="0" w:color="4472C4" w:themeColor="accent1"/>
+              <w:bottom w:val="single" w:sz="6" w:space="0" w:color="4472C4" w:themeColor="accent1"/>
+            </w:tcBorders>
           </w:tcPr>
           <w:p>
             <w:pPr>
@@ -1760,13 +1638,11 @@
         </w:tc>
         <w:tc>
           <w:tcPr>
-            <w:cnfStyle w:val="000000000000" w:firstRow="0" w:lastRow="0" w:firstColumn="0" w:lastColumn="0" w:oddVBand="0" w:evenVBand="0" w:oddHBand="0" w:evenHBand="0" w:firstRowFirstColumn="0" w:firstRowLastColumn="0" w:lastRowFirstColumn="0" w:lastRowLastColumn="0"/>
             <w:tcW w:w="6520" w:type="dxa"/>
             <w:tcBorders>
-              <w:top w:val="single" w:color="4472C4" w:themeColor="accent1" w:sz="6" w:space="0"/>
-              <w:bottom w:val="single" w:color="4472C4" w:themeColor="accent1" w:sz="6" w:space="0"/>
-            </w:tcBorders>
-            <w:tcMar/>
+              <w:top w:val="single" w:sz="6" w:space="0" w:color="4472C4" w:themeColor="accent1"/>
+              <w:bottom w:val="single" w:sz="6" w:space="0" w:color="4472C4" w:themeColor="accent1"/>
+            </w:tcBorders>
           </w:tcPr>
           <w:p>
             <w:pPr>
@@ -1786,11 +1662,6 @@
                 <w:lang w:eastAsia="en-NZ"/>
               </w:rPr>
               <w:br/>
-            </w:r>
-            <w:r>
-              <w:rPr>
-                <w:lang w:eastAsia="en-NZ"/>
-              </w:rPr>
               <w:t>As a government entity, we must provide the functionality to remove access to records by end users, while obligated to keep all records within a service, without removal, using reversible logical state changes.</w:t>
             </w:r>
             <w:r>
@@ -1798,11 +1669,6 @@
                 <w:lang w:eastAsia="en-NZ"/>
               </w:rPr>
               <w:br/>
-            </w:r>
-            <w:r>
-              <w:rPr>
-                <w:lang w:eastAsia="en-NZ"/>
-              </w:rPr>
               <w:t>Note that we also mandated to be capable of removing PII from records, to meet Privacy Act objectives.</w:t>
             </w:r>
           </w:p>
@@ -1817,8 +1683,6 @@
             <w:cnfStyle w:val="001000000000" w:firstRow="0" w:lastRow="0" w:firstColumn="1" w:lastColumn="0" w:oddVBand="0" w:evenVBand="0" w:oddHBand="0" w:evenHBand="0" w:firstRowFirstColumn="0" w:firstRowLastColumn="0" w:lastRowFirstColumn="0" w:lastRowLastColumn="0"/>
             <w:tcW w:w="1020" w:type="dxa"/>
             <w:vMerge/>
-            <w:tcBorders/>
-            <w:tcMar/>
             <w:textDirection w:val="btLr"/>
           </w:tcPr>
           <w:p>
@@ -1833,13 +1697,11 @@
         </w:tc>
         <w:tc>
           <w:tcPr>
-            <w:cnfStyle w:val="000000000000" w:firstRow="0" w:lastRow="0" w:firstColumn="0" w:lastColumn="0" w:oddVBand="0" w:evenVBand="0" w:oddHBand="0" w:evenHBand="0" w:firstRowFirstColumn="0" w:firstRowLastColumn="0" w:lastRowFirstColumn="0" w:lastRowLastColumn="0"/>
             <w:tcW w:w="1662" w:type="dxa"/>
             <w:tcBorders>
-              <w:top w:val="single" w:color="4472C4" w:themeColor="accent1" w:sz="6" w:space="0"/>
-              <w:bottom w:val="single" w:color="4472C4" w:themeColor="accent1" w:sz="36" w:space="0"/>
-            </w:tcBorders>
-            <w:tcMar/>
+              <w:top w:val="single" w:sz="6" w:space="0" w:color="4472C4" w:themeColor="accent1"/>
+              <w:bottom w:val="single" w:sz="36" w:space="0" w:color="4472C4" w:themeColor="accent1"/>
+            </w:tcBorders>
           </w:tcPr>
           <w:p>
             <w:pPr>
@@ -1852,13 +1714,11 @@
         </w:tc>
         <w:tc>
           <w:tcPr>
-            <w:cnfStyle w:val="000000000000" w:firstRow="0" w:lastRow="0" w:firstColumn="0" w:lastColumn="0" w:oddVBand="0" w:evenVBand="0" w:oddHBand="0" w:evenHBand="0" w:firstRowFirstColumn="0" w:firstRowLastColumn="0" w:lastRowFirstColumn="0" w:lastRowLastColumn="0"/>
             <w:tcW w:w="2700" w:type="dxa"/>
             <w:tcBorders>
-              <w:top w:val="single" w:color="4472C4" w:themeColor="accent1" w:sz="6" w:space="0"/>
-              <w:bottom w:val="single" w:color="4472C4" w:themeColor="accent1" w:sz="36" w:space="0"/>
-            </w:tcBorders>
-            <w:tcMar/>
+              <w:top w:val="single" w:sz="6" w:space="0" w:color="4472C4" w:themeColor="accent1"/>
+              <w:bottom w:val="single" w:sz="36" w:space="0" w:color="4472C4" w:themeColor="accent1"/>
+            </w:tcBorders>
           </w:tcPr>
           <w:p>
             <w:pPr>
@@ -1877,13 +1737,11 @@
         </w:tc>
         <w:tc>
           <w:tcPr>
-            <w:cnfStyle w:val="000000000000" w:firstRow="0" w:lastRow="0" w:firstColumn="0" w:lastColumn="0" w:oddVBand="0" w:evenVBand="0" w:oddHBand="0" w:evenHBand="0" w:firstRowFirstColumn="0" w:firstRowLastColumn="0" w:lastRowFirstColumn="0" w:lastRowLastColumn="0"/>
             <w:tcW w:w="1701" w:type="dxa"/>
             <w:tcBorders>
-              <w:top w:val="single" w:color="4472C4" w:themeColor="accent1" w:sz="6" w:space="0"/>
-              <w:bottom w:val="single" w:color="4472C4" w:themeColor="accent1" w:sz="36" w:space="0"/>
-            </w:tcBorders>
-            <w:tcMar/>
+              <w:top w:val="single" w:sz="6" w:space="0" w:color="4472C4" w:themeColor="accent1"/>
+              <w:bottom w:val="single" w:sz="36" w:space="0" w:color="4472C4" w:themeColor="accent1"/>
+            </w:tcBorders>
           </w:tcPr>
           <w:p>
             <w:pPr>
@@ -1896,13 +1754,11 @@
         </w:tc>
         <w:tc>
           <w:tcPr>
-            <w:cnfStyle w:val="000000000000" w:firstRow="0" w:lastRow="0" w:firstColumn="0" w:lastColumn="0" w:oddVBand="0" w:evenVBand="0" w:oddHBand="0" w:evenHBand="0" w:firstRowFirstColumn="0" w:firstRowLastColumn="0" w:lastRowFirstColumn="0" w:lastRowLastColumn="0"/>
             <w:tcW w:w="6520" w:type="dxa"/>
             <w:tcBorders>
-              <w:top w:val="single" w:color="4472C4" w:themeColor="accent1" w:sz="6" w:space="0"/>
-              <w:bottom w:val="single" w:color="4472C4" w:themeColor="accent1" w:sz="36" w:space="0"/>
-            </w:tcBorders>
-            <w:tcMar/>
+              <w:top w:val="single" w:sz="6" w:space="0" w:color="4472C4" w:themeColor="accent1"/>
+              <w:bottom w:val="single" w:sz="36" w:space="0" w:color="4472C4" w:themeColor="accent1"/>
+            </w:tcBorders>
           </w:tcPr>
           <w:p>
             <w:pPr>
@@ -1922,11 +1778,6 @@
                 <w:lang w:eastAsia="en-NZ"/>
               </w:rPr>
               <w:br/>
-            </w:r>
-            <w:r>
-              <w:rPr>
-                <w:lang w:eastAsia="en-NZ"/>
-              </w:rPr>
               <w:t>To collaboratively provide service access to secured diagnostics is recommended.</w:t>
             </w:r>
             <w:r>
@@ -1949,11 +1800,10 @@
             <w:tcW w:w="1020" w:type="dxa"/>
             <w:vMerge w:val="restart"/>
             <w:tcBorders>
-              <w:top w:val="single" w:color="4472C4" w:themeColor="accent1" w:sz="36" w:space="0"/>
-              <w:bottom w:val="single" w:color="4472C4" w:themeColor="accent1" w:sz="36" w:space="0"/>
+              <w:top w:val="single" w:sz="36" w:space="0" w:color="4472C4" w:themeColor="accent1"/>
+              <w:bottom w:val="single" w:sz="36" w:space="0" w:color="4472C4" w:themeColor="accent1"/>
             </w:tcBorders>
             <w:shd w:val="clear" w:color="auto" w:fill="BFBFBF" w:themeFill="background1" w:themeFillShade="BF"/>
-            <w:tcMar/>
             <w:textDirection w:val="btLr"/>
           </w:tcPr>
           <w:p>
@@ -1968,19 +1818,16 @@
               <w:rPr>
                 <w:lang w:eastAsia="en-NZ"/>
               </w:rPr>
-              <w:lastRenderedPageBreak/>
               <w:t>Security</w:t>
             </w:r>
           </w:p>
         </w:tc>
         <w:tc>
           <w:tcPr>
-            <w:cnfStyle w:val="000000000000" w:firstRow="0" w:lastRow="0" w:firstColumn="0" w:lastColumn="0" w:oddVBand="0" w:evenVBand="0" w:oddHBand="0" w:evenHBand="0" w:firstRowFirstColumn="0" w:firstRowLastColumn="0" w:lastRowFirstColumn="0" w:lastRowLastColumn="0"/>
             <w:tcW w:w="1662" w:type="dxa"/>
             <w:tcBorders>
-              <w:top w:val="single" w:color="4472C4" w:themeColor="accent1" w:sz="36" w:space="0"/>
-            </w:tcBorders>
-            <w:tcMar/>
+              <w:top w:val="single" w:sz="36" w:space="0" w:color="4472C4" w:themeColor="accent1"/>
+            </w:tcBorders>
           </w:tcPr>
           <w:p>
             <w:pPr>
@@ -2005,12 +1852,10 @@
         </w:tc>
         <w:tc>
           <w:tcPr>
-            <w:cnfStyle w:val="000000000000" w:firstRow="0" w:lastRow="0" w:firstColumn="0" w:lastColumn="0" w:oddVBand="0" w:evenVBand="0" w:oddHBand="0" w:evenHBand="0" w:firstRowFirstColumn="0" w:firstRowLastColumn="0" w:lastRowFirstColumn="0" w:lastRowLastColumn="0"/>
             <w:tcW w:w="2700" w:type="dxa"/>
             <w:tcBorders>
-              <w:top w:val="single" w:color="4472C4" w:themeColor="accent1" w:sz="36" w:space="0"/>
-            </w:tcBorders>
-            <w:tcMar/>
+              <w:top w:val="single" w:sz="36" w:space="0" w:color="4472C4" w:themeColor="accent1"/>
+            </w:tcBorders>
           </w:tcPr>
           <w:p>
             <w:pPr>
@@ -2023,12 +1868,10 @@
         </w:tc>
         <w:tc>
           <w:tcPr>
-            <w:cnfStyle w:val="000000000000" w:firstRow="0" w:lastRow="0" w:firstColumn="0" w:lastColumn="0" w:oddVBand="0" w:evenVBand="0" w:oddHBand="0" w:evenHBand="0" w:firstRowFirstColumn="0" w:firstRowLastColumn="0" w:lastRowFirstColumn="0" w:lastRowLastColumn="0"/>
             <w:tcW w:w="1701" w:type="dxa"/>
             <w:tcBorders>
-              <w:top w:val="single" w:color="4472C4" w:themeColor="accent1" w:sz="36" w:space="0"/>
-            </w:tcBorders>
-            <w:tcMar/>
+              <w:top w:val="single" w:sz="36" w:space="0" w:color="4472C4" w:themeColor="accent1"/>
+            </w:tcBorders>
           </w:tcPr>
           <w:p>
             <w:pPr>
@@ -2053,12 +1896,10 @@
         </w:tc>
         <w:tc>
           <w:tcPr>
-            <w:cnfStyle w:val="000000000000" w:firstRow="0" w:lastRow="0" w:firstColumn="0" w:lastColumn="0" w:oddVBand="0" w:evenVBand="0" w:oddHBand="0" w:evenHBand="0" w:firstRowFirstColumn="0" w:firstRowLastColumn="0" w:lastRowFirstColumn="0" w:lastRowLastColumn="0"/>
             <w:tcW w:w="6520" w:type="dxa"/>
             <w:tcBorders>
-              <w:top w:val="single" w:color="4472C4" w:themeColor="accent1" w:sz="36" w:space="0"/>
-            </w:tcBorders>
-            <w:tcMar/>
+              <w:top w:val="single" w:sz="36" w:space="0" w:color="4472C4" w:themeColor="accent1"/>
+            </w:tcBorders>
           </w:tcPr>
           <w:p>
             <w:pPr>
@@ -2079,8 +1920,6 @@
             <w:cnfStyle w:val="001000000000" w:firstRow="0" w:lastRow="0" w:firstColumn="1" w:lastColumn="0" w:oddVBand="0" w:evenVBand="0" w:oddHBand="0" w:evenHBand="0" w:firstRowFirstColumn="0" w:firstRowLastColumn="0" w:lastRowFirstColumn="0" w:lastRowLastColumn="0"/>
             <w:tcW w:w="1020" w:type="dxa"/>
             <w:vMerge/>
-            <w:tcBorders/>
-            <w:tcMar/>
             <w:textDirection w:val="btLr"/>
           </w:tcPr>
           <w:p>
@@ -2094,9 +1933,7 @@
         </w:tc>
         <w:tc>
           <w:tcPr>
-            <w:cnfStyle w:val="000000000000" w:firstRow="0" w:lastRow="0" w:firstColumn="0" w:lastColumn="0" w:oddVBand="0" w:evenVBand="0" w:oddHBand="0" w:evenHBand="0" w:firstRowFirstColumn="0" w:firstRowLastColumn="0" w:lastRowFirstColumn="0" w:lastRowLastColumn="0"/>
             <w:tcW w:w="1662" w:type="dxa"/>
-            <w:tcMar/>
           </w:tcPr>
           <w:p>
             <w:pPr>
@@ -2121,9 +1958,7 @@
         </w:tc>
         <w:tc>
           <w:tcPr>
-            <w:cnfStyle w:val="000000000000" w:firstRow="0" w:lastRow="0" w:firstColumn="0" w:lastColumn="0" w:oddVBand="0" w:evenVBand="0" w:oddHBand="0" w:evenHBand="0" w:firstRowFirstColumn="0" w:firstRowLastColumn="0" w:lastRowFirstColumn="0" w:lastRowLastColumn="0"/>
             <w:tcW w:w="2700" w:type="dxa"/>
-            <w:tcMar/>
           </w:tcPr>
           <w:p>
             <w:pPr>
@@ -2136,9 +1971,7 @@
         </w:tc>
         <w:tc>
           <w:tcPr>
-            <w:cnfStyle w:val="000000000000" w:firstRow="0" w:lastRow="0" w:firstColumn="0" w:lastColumn="0" w:oddVBand="0" w:evenVBand="0" w:oddHBand="0" w:evenHBand="0" w:firstRowFirstColumn="0" w:firstRowLastColumn="0" w:lastRowFirstColumn="0" w:lastRowLastColumn="0"/>
             <w:tcW w:w="1701" w:type="dxa"/>
-            <w:tcMar/>
           </w:tcPr>
           <w:p>
             <w:pPr>
@@ -2163,9 +1996,7 @@
         </w:tc>
         <w:tc>
           <w:tcPr>
-            <w:cnfStyle w:val="000000000000" w:firstRow="0" w:lastRow="0" w:firstColumn="0" w:lastColumn="0" w:oddVBand="0" w:evenVBand="0" w:oddHBand="0" w:evenHBand="0" w:firstRowFirstColumn="0" w:firstRowLastColumn="0" w:lastRowFirstColumn="0" w:lastRowLastColumn="0"/>
             <w:tcW w:w="6520" w:type="dxa"/>
-            <w:tcMar/>
           </w:tcPr>
           <w:p>
             <w:pPr>
@@ -2187,8 +2018,6 @@
             <w:cnfStyle w:val="001000000000" w:firstRow="0" w:lastRow="0" w:firstColumn="1" w:lastColumn="0" w:oddVBand="0" w:evenVBand="0" w:oddHBand="0" w:evenHBand="0" w:firstRowFirstColumn="0" w:firstRowLastColumn="0" w:lastRowFirstColumn="0" w:lastRowLastColumn="0"/>
             <w:tcW w:w="1020" w:type="dxa"/>
             <w:vMerge/>
-            <w:tcBorders/>
-            <w:tcMar/>
             <w:textDirection w:val="btLr"/>
           </w:tcPr>
           <w:p>
@@ -2202,9 +2031,7 @@
         </w:tc>
         <w:tc>
           <w:tcPr>
-            <w:cnfStyle w:val="000000000000" w:firstRow="0" w:lastRow="0" w:firstColumn="0" w:lastColumn="0" w:oddVBand="0" w:evenVBand="0" w:oddHBand="0" w:evenHBand="0" w:firstRowFirstColumn="0" w:firstRowLastColumn="0" w:lastRowFirstColumn="0" w:lastRowLastColumn="0"/>
             <w:tcW w:w="1662" w:type="dxa"/>
-            <w:tcMar/>
           </w:tcPr>
           <w:p>
             <w:pPr>
@@ -2223,9 +2050,7 @@
         </w:tc>
         <w:tc>
           <w:tcPr>
-            <w:cnfStyle w:val="000000000000" w:firstRow="0" w:lastRow="0" w:firstColumn="0" w:lastColumn="0" w:oddVBand="0" w:evenVBand="0" w:oddHBand="0" w:evenHBand="0" w:firstRowFirstColumn="0" w:firstRowLastColumn="0" w:lastRowFirstColumn="0" w:lastRowLastColumn="0"/>
             <w:tcW w:w="2700" w:type="dxa"/>
-            <w:tcMar/>
           </w:tcPr>
           <w:p>
             <w:pPr>
@@ -2244,9 +2069,7 @@
         </w:tc>
         <w:tc>
           <w:tcPr>
-            <w:cnfStyle w:val="000000000000" w:firstRow="0" w:lastRow="0" w:firstColumn="0" w:lastColumn="0" w:oddVBand="0" w:evenVBand="0" w:oddHBand="0" w:evenHBand="0" w:firstRowFirstColumn="0" w:firstRowLastColumn="0" w:lastRowFirstColumn="0" w:lastRowLastColumn="0"/>
             <w:tcW w:w="1701" w:type="dxa"/>
-            <w:tcMar/>
           </w:tcPr>
           <w:p>
             <w:pPr>
@@ -2271,9 +2094,7 @@
         </w:tc>
         <w:tc>
           <w:tcPr>
-            <w:cnfStyle w:val="000000000000" w:firstRow="0" w:lastRow="0" w:firstColumn="0" w:lastColumn="0" w:oddVBand="0" w:evenVBand="0" w:oddHBand="0" w:evenHBand="0" w:firstRowFirstColumn="0" w:firstRowLastColumn="0" w:lastRowFirstColumn="0" w:lastRowLastColumn="0"/>
             <w:tcW w:w="6520" w:type="dxa"/>
-            <w:tcMar/>
           </w:tcPr>
           <w:p>
             <w:pPr>
@@ -2293,35 +2114,13 @@
                 <w:lang w:eastAsia="en-NZ"/>
               </w:rPr>
               <w:br/>
-            </w:r>
-            <w:r>
-              <w:rPr>
-                <w:lang w:eastAsia="en-NZ"/>
-              </w:rPr>
-              <w:t xml:space="preserve">For Services hosted outside of the organisation’s cloud infrastructure (eg: on vendor cloud infrastructure) the following will be require </w:t>
-            </w:r>
-            <w:r>
-              <w:rPr>
-                <w:lang w:eastAsia="en-NZ"/>
-              </w:rPr>
-              <w:t>to regularly redevelop certs and deliver them to the vendor</w:t>
-            </w:r>
-            <w:r>
-              <w:rPr>
-                <w:lang w:eastAsia="en-NZ"/>
-              </w:rPr>
-              <w:t>:</w:t>
+              <w:t>For Services hosted outside of the organisation’s cloud infrastructure (eg: on vendor cloud infrastructure) the following will be require to regularly redevelop certs and deliver them to the vendor:</w:t>
             </w:r>
             <w:r>
               <w:rPr>
                 <w:lang w:eastAsia="en-NZ"/>
               </w:rPr>
               <w:br/>
-            </w:r>
-            <w:r>
-              <w:rPr>
-                <w:lang w:eastAsia="en-NZ"/>
-              </w:rPr>
               <w:t>a) an ability and agreement by the vendor to update the certs regularly</w:t>
             </w:r>
             <w:r>
@@ -2329,41 +2128,13 @@
                 <w:lang w:eastAsia="en-NZ"/>
               </w:rPr>
               <w:br/>
-            </w:r>
-            <w:r>
-              <w:rPr>
-                <w:lang w:eastAsia="en-NZ"/>
-              </w:rPr>
-              <w:t>b</w:t>
-            </w:r>
-            <w:r>
-              <w:rPr>
-                <w:lang w:eastAsia="en-NZ"/>
-              </w:rPr>
-              <w:t xml:space="preserve">) a </w:t>
-            </w:r>
-            <w:r>
-              <w:rPr>
-                <w:lang w:eastAsia="en-NZ"/>
-              </w:rPr>
-              <w:t xml:space="preserve">documented and security verified </w:t>
-            </w:r>
-            <w:r>
-              <w:rPr>
-                <w:lang w:eastAsia="en-NZ"/>
-              </w:rPr>
-              <w:t xml:space="preserve">process </w:t>
+              <w:t xml:space="preserve">b) a documented and security verified process </w:t>
             </w:r>
             <w:r>
               <w:rPr>
                 <w:lang w:eastAsia="en-NZ"/>
               </w:rPr>
               <w:br/>
-            </w:r>
-            <w:r>
-              <w:rPr>
-                <w:lang w:eastAsia="en-NZ"/>
-              </w:rPr>
               <w:t xml:space="preserve">c) a secure organisation managed file transfer service </w:t>
             </w:r>
           </w:p>
@@ -2406,8 +2177,6 @@
             <w:cnfStyle w:val="001000000000" w:firstRow="0" w:lastRow="0" w:firstColumn="1" w:lastColumn="0" w:oddVBand="0" w:evenVBand="0" w:oddHBand="0" w:evenHBand="0" w:firstRowFirstColumn="0" w:firstRowLastColumn="0" w:lastRowFirstColumn="0" w:lastRowLastColumn="0"/>
             <w:tcW w:w="1020" w:type="dxa"/>
             <w:vMerge/>
-            <w:tcBorders/>
-            <w:tcMar/>
             <w:textDirection w:val="btLr"/>
           </w:tcPr>
           <w:p>
@@ -2421,13 +2190,11 @@
         </w:tc>
         <w:tc>
           <w:tcPr>
-            <w:cnfStyle w:val="000000000000" w:firstRow="0" w:lastRow="0" w:firstColumn="0" w:lastColumn="0" w:oddVBand="0" w:evenVBand="0" w:oddHBand="0" w:evenHBand="0" w:firstRowFirstColumn="0" w:firstRowLastColumn="0" w:lastRowFirstColumn="0" w:lastRowLastColumn="0"/>
             <w:tcW w:w="1662" w:type="dxa"/>
             <w:tcBorders>
-              <w:top w:val="single" w:color="4472C4" w:themeColor="accent1" w:sz="4" w:space="0"/>
+              <w:top w:val="single" w:sz="4" w:space="0" w:color="4472C4" w:themeColor="accent1"/>
               <w:bottom w:val="nil"/>
             </w:tcBorders>
-            <w:tcMar/>
           </w:tcPr>
           <w:p>
             <w:pPr>
@@ -2446,13 +2213,11 @@
         </w:tc>
         <w:tc>
           <w:tcPr>
-            <w:cnfStyle w:val="000000000000" w:firstRow="0" w:lastRow="0" w:firstColumn="0" w:lastColumn="0" w:oddVBand="0" w:evenVBand="0" w:oddHBand="0" w:evenHBand="0" w:firstRowFirstColumn="0" w:firstRowLastColumn="0" w:lastRowFirstColumn="0" w:lastRowLastColumn="0"/>
             <w:tcW w:w="2700" w:type="dxa"/>
             <w:tcBorders>
-              <w:top w:val="single" w:color="4472C4" w:themeColor="accent1" w:sz="4" w:space="0"/>
-              <w:bottom w:val="single" w:color="4472C4" w:themeColor="accent1" w:sz="4" w:space="0"/>
-            </w:tcBorders>
-            <w:tcMar/>
+              <w:top w:val="single" w:sz="4" w:space="0" w:color="4472C4" w:themeColor="accent1"/>
+              <w:bottom w:val="single" w:sz="4" w:space="0" w:color="4472C4" w:themeColor="accent1"/>
+            </w:tcBorders>
           </w:tcPr>
           <w:p>
             <w:pPr>
@@ -2471,13 +2236,11 @@
         </w:tc>
         <w:tc>
           <w:tcPr>
-            <w:cnfStyle w:val="000000000000" w:firstRow="0" w:lastRow="0" w:firstColumn="0" w:lastColumn="0" w:oddVBand="0" w:evenVBand="0" w:oddHBand="0" w:evenHBand="0" w:firstRowFirstColumn="0" w:firstRowLastColumn="0" w:lastRowFirstColumn="0" w:lastRowLastColumn="0"/>
             <w:tcW w:w="1701" w:type="dxa"/>
             <w:tcBorders>
-              <w:top w:val="single" w:color="4472C4" w:themeColor="accent1" w:sz="4" w:space="0"/>
-              <w:bottom w:val="single" w:color="4472C4" w:themeColor="accent1" w:sz="4" w:space="0"/>
-            </w:tcBorders>
-            <w:tcMar/>
+              <w:top w:val="single" w:sz="4" w:space="0" w:color="4472C4" w:themeColor="accent1"/>
+              <w:bottom w:val="single" w:sz="4" w:space="0" w:color="4472C4" w:themeColor="accent1"/>
+            </w:tcBorders>
           </w:tcPr>
           <w:p>
             <w:pPr>
@@ -2496,14 +2259,12 @@
         </w:tc>
         <w:tc>
           <w:tcPr>
-            <w:cnfStyle w:val="000000000000" w:firstRow="0" w:lastRow="0" w:firstColumn="0" w:lastColumn="0" w:oddVBand="0" w:evenVBand="0" w:oddHBand="0" w:evenHBand="0" w:firstRowFirstColumn="0" w:firstRowLastColumn="0" w:lastRowFirstColumn="0" w:lastRowLastColumn="0"/>
             <w:tcW w:w="6520" w:type="dxa"/>
             <w:tcBorders>
-              <w:top w:val="single" w:color="4472C4" w:themeColor="accent1" w:sz="4" w:space="0"/>
-              <w:bottom w:val="single" w:color="4472C4" w:themeColor="accent1" w:sz="4" w:space="0"/>
-              <w:right w:val="single" w:color="4472C4" w:themeColor="accent1" w:sz="4" w:space="0"/>
-            </w:tcBorders>
-            <w:tcMar/>
+              <w:top w:val="single" w:sz="4" w:space="0" w:color="4472C4" w:themeColor="accent1"/>
+              <w:bottom w:val="single" w:sz="4" w:space="0" w:color="4472C4" w:themeColor="accent1"/>
+              <w:right w:val="single" w:sz="4" w:space="0" w:color="4472C4" w:themeColor="accent1"/>
+            </w:tcBorders>
           </w:tcPr>
           <w:p>
             <w:pPr>
@@ -2523,11 +2284,6 @@
                 <w:lang w:eastAsia="en-NZ"/>
               </w:rPr>
               <w:br/>
-            </w:r>
-            <w:r>
-              <w:rPr>
-                <w:lang w:eastAsia="en-NZ"/>
-              </w:rPr>
               <w:t xml:space="preserve">This is in regards to the </w:t>
             </w:r>
             <w:r>
@@ -2558,8 +2314,6 @@
             <w:cnfStyle w:val="001000000000" w:firstRow="0" w:lastRow="0" w:firstColumn="1" w:lastColumn="0" w:oddVBand="0" w:evenVBand="0" w:oddHBand="0" w:evenHBand="0" w:firstRowFirstColumn="0" w:firstRowLastColumn="0" w:lastRowFirstColumn="0" w:lastRowLastColumn="0"/>
             <w:tcW w:w="1020" w:type="dxa"/>
             <w:vMerge/>
-            <w:tcBorders/>
-            <w:tcMar/>
             <w:textDirection w:val="btLr"/>
           </w:tcPr>
           <w:p>
@@ -2573,13 +2327,11 @@
         </w:tc>
         <w:tc>
           <w:tcPr>
-            <w:cnfStyle w:val="000000000000" w:firstRow="0" w:lastRow="0" w:firstColumn="0" w:lastColumn="0" w:oddVBand="0" w:evenVBand="0" w:oddHBand="0" w:evenHBand="0" w:firstRowFirstColumn="0" w:firstRowLastColumn="0" w:lastRowFirstColumn="0" w:lastRowLastColumn="0"/>
             <w:tcW w:w="1662" w:type="dxa"/>
             <w:tcBorders>
               <w:top w:val="nil"/>
-              <w:bottom w:val="single" w:color="2E74B5" w:themeColor="accent5" w:themeShade="BF" w:sz="2" w:space="0"/>
-            </w:tcBorders>
-            <w:tcMar/>
+              <w:bottom w:val="single" w:sz="2" w:space="0" w:color="2E74B5" w:themeColor="accent5" w:themeShade="BF"/>
+            </w:tcBorders>
           </w:tcPr>
           <w:p>
             <w:pPr>
@@ -2592,12 +2344,10 @@
         </w:tc>
         <w:tc>
           <w:tcPr>
-            <w:cnfStyle w:val="000000000000" w:firstRow="0" w:lastRow="0" w:firstColumn="0" w:lastColumn="0" w:oddVBand="0" w:evenVBand="0" w:oddHBand="0" w:evenHBand="0" w:firstRowFirstColumn="0" w:firstRowLastColumn="0" w:lastRowFirstColumn="0" w:lastRowLastColumn="0"/>
             <w:tcW w:w="2700" w:type="dxa"/>
             <w:tcBorders>
-              <w:bottom w:val="single" w:color="2E74B5" w:themeColor="accent5" w:themeShade="BF" w:sz="2" w:space="0"/>
-            </w:tcBorders>
-            <w:tcMar/>
+              <w:bottom w:val="single" w:sz="2" w:space="0" w:color="2E74B5" w:themeColor="accent5" w:themeShade="BF"/>
+            </w:tcBorders>
           </w:tcPr>
           <w:p>
             <w:pPr>
@@ -2616,12 +2366,10 @@
         </w:tc>
         <w:tc>
           <w:tcPr>
-            <w:cnfStyle w:val="000000000000" w:firstRow="0" w:lastRow="0" w:firstColumn="0" w:lastColumn="0" w:oddVBand="0" w:evenVBand="0" w:oddHBand="0" w:evenHBand="0" w:firstRowFirstColumn="0" w:firstRowLastColumn="0" w:lastRowFirstColumn="0" w:lastRowLastColumn="0"/>
             <w:tcW w:w="1701" w:type="dxa"/>
             <w:tcBorders>
-              <w:bottom w:val="single" w:color="2E74B5" w:themeColor="accent5" w:themeShade="BF" w:sz="2" w:space="0"/>
-            </w:tcBorders>
-            <w:tcMar/>
+              <w:bottom w:val="single" w:sz="2" w:space="0" w:color="2E74B5" w:themeColor="accent5" w:themeShade="BF"/>
+            </w:tcBorders>
           </w:tcPr>
           <w:p>
             <w:pPr>
@@ -2640,12 +2388,10 @@
         </w:tc>
         <w:tc>
           <w:tcPr>
-            <w:cnfStyle w:val="000000000000" w:firstRow="0" w:lastRow="0" w:firstColumn="0" w:lastColumn="0" w:oddVBand="0" w:evenVBand="0" w:oddHBand="0" w:evenHBand="0" w:firstRowFirstColumn="0" w:firstRowLastColumn="0" w:lastRowFirstColumn="0" w:lastRowLastColumn="0"/>
             <w:tcW w:w="6520" w:type="dxa"/>
             <w:tcBorders>
-              <w:bottom w:val="single" w:color="2E74B5" w:themeColor="accent5" w:themeShade="BF" w:sz="2" w:space="0"/>
-            </w:tcBorders>
-            <w:tcMar/>
+              <w:bottom w:val="single" w:sz="2" w:space="0" w:color="2E74B5" w:themeColor="accent5" w:themeShade="BF"/>
+            </w:tcBorders>
           </w:tcPr>
           <w:p>
             <w:pPr>
@@ -2665,11 +2411,6 @@
                 <w:lang w:eastAsia="en-NZ"/>
               </w:rPr>
               <w:br/>
-            </w:r>
-            <w:r>
-              <w:rPr>
-                <w:lang w:eastAsia="en-NZ"/>
-              </w:rPr>
               <w:t xml:space="preserve">The system is intended to hold UNCLASSIFIED individual resources, </w:t>
             </w:r>
             <w:r>
@@ -2677,11 +2418,6 @@
                 <w:lang w:eastAsia="en-NZ"/>
               </w:rPr>
               <w:br/>
-            </w:r>
-            <w:r>
-              <w:rPr>
-                <w:lang w:eastAsia="en-NZ"/>
-              </w:rPr>
               <w:t>but the volume of user Personally Identifiable Information (PII) demands the information be treated as IN CONFIDENCE.</w:t>
             </w:r>
           </w:p>
@@ -2707,7 +2443,7 @@
                 <w:lang w:eastAsia="en-NZ"/>
               </w:rPr>
             </w:pPr>
-            <w:hyperlink w:history="1" r:id="rId11">
+            <w:hyperlink r:id="rId11" w:history="1">
               <w:r>
                 <w:rPr>
                   <w:rStyle w:val="Hyperlink"/>
@@ -2738,7 +2474,7 @@
                 <w:lang w:eastAsia="en-NZ"/>
               </w:rPr>
             </w:pPr>
-            <w:hyperlink w:history="1" r:id="rId12">
+            <w:hyperlink r:id="rId12" w:history="1">
               <w:r>
                 <w:rPr>
                   <w:color w:val="3572B0"/>
@@ -2747,7 +2483,7 @@
                 <w:t>http://www.gcsb.govt.nz/publications/th </w:t>
               </w:r>
             </w:hyperlink>
-            <w:hyperlink w:history="1" r:id="rId13">
+            <w:hyperlink r:id="rId13" w:history="1">
               <w:r>
                 <w:rPr>
                   <w:color w:val="3572B0"/>
@@ -2756,7 +2492,7 @@
                 <w:t>e</w:t>
               </w:r>
             </w:hyperlink>
-            <w:hyperlink w:history="1" r:id="rId14">
+            <w:hyperlink r:id="rId14" w:history="1">
               <w:r>
                 <w:rPr>
                   <w:color w:val="3572B0"/>
@@ -2765,7 +2501,7 @@
                 <w:t>-</w:t>
               </w:r>
             </w:hyperlink>
-            <w:hyperlink w:history="1" r:id="rId15">
+            <w:hyperlink r:id="rId15" w:history="1">
               <w:r>
                 <w:rPr>
                   <w:color w:val="3572B0"/>
@@ -2774,7 +2510,7 @@
                 <w:t>nz</w:t>
               </w:r>
             </w:hyperlink>
-            <w:hyperlink w:history="1" r:id="rId16">
+            <w:hyperlink r:id="rId16" w:history="1">
               <w:r>
                 <w:rPr>
                   <w:color w:val="3572B0"/>
@@ -2783,7 +2519,7 @@
                 <w:t>-</w:t>
               </w:r>
             </w:hyperlink>
-            <w:hyperlink w:history="1" r:id="rId17">
+            <w:hyperlink r:id="rId17" w:history="1">
               <w:r>
                 <w:rPr>
                   <w:color w:val="3572B0"/>
@@ -2792,7 +2528,7 @@
                 <w:t>information</w:t>
               </w:r>
             </w:hyperlink>
-            <w:hyperlink w:history="1" r:id="rId18">
+            <w:hyperlink r:id="rId18" w:history="1">
               <w:r>
                 <w:rPr>
                   <w:color w:val="3572B0"/>
@@ -2801,7 +2537,7 @@
                 <w:t>-</w:t>
               </w:r>
             </w:hyperlink>
-            <w:hyperlink w:history="1" r:id="rId19">
+            <w:hyperlink r:id="rId19" w:history="1">
               <w:r>
                 <w:rPr>
                   <w:color w:val="3572B0"/>
@@ -2810,7 +2546,7 @@
                 <w:t>security</w:t>
               </w:r>
             </w:hyperlink>
-            <w:hyperlink w:history="1" r:id="rId20">
+            <w:hyperlink r:id="rId20" w:history="1">
               <w:r>
                 <w:rPr>
                   <w:color w:val="3572B0"/>
@@ -2819,7 +2555,7 @@
                 <w:t>-</w:t>
               </w:r>
             </w:hyperlink>
-            <w:hyperlink w:history="1" r:id="rId21">
+            <w:hyperlink r:id="rId21" w:history="1">
               <w:r>
                 <w:rPr>
                   <w:color w:val="3572B0"/>
@@ -2840,8 +2576,6 @@
             <w:cnfStyle w:val="001000000000" w:firstRow="0" w:lastRow="0" w:firstColumn="1" w:lastColumn="0" w:oddVBand="0" w:evenVBand="0" w:oddHBand="0" w:evenHBand="0" w:firstRowFirstColumn="0" w:firstRowLastColumn="0" w:lastRowFirstColumn="0" w:lastRowLastColumn="0"/>
             <w:tcW w:w="1020" w:type="dxa"/>
             <w:vMerge/>
-            <w:tcBorders/>
-            <w:tcMar/>
             <w:textDirection w:val="btLr"/>
           </w:tcPr>
           <w:p>
@@ -2855,13 +2589,11 @@
         </w:tc>
         <w:tc>
           <w:tcPr>
-            <w:cnfStyle w:val="000000000000" w:firstRow="0" w:lastRow="0" w:firstColumn="0" w:lastColumn="0" w:oddVBand="0" w:evenVBand="0" w:oddHBand="0" w:evenHBand="0" w:firstRowFirstColumn="0" w:firstRowLastColumn="0" w:lastRowFirstColumn="0" w:lastRowLastColumn="0"/>
             <w:tcW w:w="1662" w:type="dxa"/>
             <w:tcBorders>
-              <w:top w:val="single" w:color="2E74B5" w:themeColor="accent5" w:themeShade="BF" w:sz="2" w:space="0"/>
-              <w:bottom w:val="single" w:color="4472C4" w:themeColor="accent1" w:sz="36" w:space="0"/>
-            </w:tcBorders>
-            <w:tcMar/>
+              <w:top w:val="single" w:sz="2" w:space="0" w:color="2E74B5" w:themeColor="accent5" w:themeShade="BF"/>
+              <w:bottom w:val="single" w:sz="36" w:space="0" w:color="4472C4" w:themeColor="accent1"/>
+            </w:tcBorders>
           </w:tcPr>
           <w:p>
             <w:pPr>
@@ -2880,13 +2612,11 @@
         </w:tc>
         <w:tc>
           <w:tcPr>
-            <w:cnfStyle w:val="000000000000" w:firstRow="0" w:lastRow="0" w:firstColumn="0" w:lastColumn="0" w:oddVBand="0" w:evenVBand="0" w:oddHBand="0" w:evenHBand="0" w:firstRowFirstColumn="0" w:firstRowLastColumn="0" w:lastRowFirstColumn="0" w:lastRowLastColumn="0"/>
             <w:tcW w:w="2700" w:type="dxa"/>
             <w:tcBorders>
-              <w:top w:val="single" w:color="2E74B5" w:themeColor="accent5" w:themeShade="BF" w:sz="2" w:space="0"/>
-              <w:bottom w:val="single" w:color="4472C4" w:themeColor="accent1" w:sz="36" w:space="0"/>
-            </w:tcBorders>
-            <w:tcMar/>
+              <w:top w:val="single" w:sz="2" w:space="0" w:color="2E74B5" w:themeColor="accent5" w:themeShade="BF"/>
+              <w:bottom w:val="single" w:sz="36" w:space="0" w:color="4472C4" w:themeColor="accent1"/>
+            </w:tcBorders>
           </w:tcPr>
           <w:p>
             <w:pPr>
@@ -2905,13 +2635,11 @@
         </w:tc>
         <w:tc>
           <w:tcPr>
-            <w:cnfStyle w:val="000000000000" w:firstRow="0" w:lastRow="0" w:firstColumn="0" w:lastColumn="0" w:oddVBand="0" w:evenVBand="0" w:oddHBand="0" w:evenHBand="0" w:firstRowFirstColumn="0" w:firstRowLastColumn="0" w:lastRowFirstColumn="0" w:lastRowLastColumn="0"/>
             <w:tcW w:w="1701" w:type="dxa"/>
             <w:tcBorders>
-              <w:top w:val="single" w:color="2E74B5" w:themeColor="accent5" w:themeShade="BF" w:sz="2" w:space="0"/>
-              <w:bottom w:val="single" w:color="4472C4" w:themeColor="accent1" w:sz="36" w:space="0"/>
-            </w:tcBorders>
-            <w:tcMar/>
+              <w:top w:val="single" w:sz="2" w:space="0" w:color="2E74B5" w:themeColor="accent5" w:themeShade="BF"/>
+              <w:bottom w:val="single" w:sz="36" w:space="0" w:color="4472C4" w:themeColor="accent1"/>
+            </w:tcBorders>
           </w:tcPr>
           <w:p>
             <w:pPr>
@@ -2930,13 +2658,11 @@
         </w:tc>
         <w:tc>
           <w:tcPr>
-            <w:cnfStyle w:val="000000000000" w:firstRow="0" w:lastRow="0" w:firstColumn="0" w:lastColumn="0" w:oddVBand="0" w:evenVBand="0" w:oddHBand="0" w:evenHBand="0" w:firstRowFirstColumn="0" w:firstRowLastColumn="0" w:lastRowFirstColumn="0" w:lastRowLastColumn="0"/>
             <w:tcW w:w="6520" w:type="dxa"/>
             <w:tcBorders>
-              <w:top w:val="single" w:color="2E74B5" w:themeColor="accent5" w:themeShade="BF" w:sz="2" w:space="0"/>
-              <w:bottom w:val="single" w:color="4472C4" w:themeColor="accent1" w:sz="36" w:space="0"/>
-            </w:tcBorders>
-            <w:tcMar/>
+              <w:top w:val="single" w:sz="2" w:space="0" w:color="2E74B5" w:themeColor="accent5" w:themeShade="BF"/>
+              <w:bottom w:val="single" w:sz="36" w:space="0" w:color="4472C4" w:themeColor="accent1"/>
+            </w:tcBorders>
           </w:tcPr>
           <w:p>
             <w:pPr>
@@ -2959,10 +2685,9 @@
             <w:tcW w:w="1020" w:type="dxa"/>
             <w:vMerge w:val="restart"/>
             <w:tcBorders>
-              <w:top w:val="single" w:color="4472C4" w:themeColor="accent1" w:sz="36" w:space="0"/>
+              <w:top w:val="single" w:sz="36" w:space="0" w:color="4472C4" w:themeColor="accent1"/>
             </w:tcBorders>
             <w:shd w:val="clear" w:color="auto" w:fill="BFBFBF" w:themeFill="background1" w:themeFillShade="BF"/>
-            <w:tcMar/>
             <w:textDirection w:val="btLr"/>
           </w:tcPr>
           <w:p>
@@ -2979,7 +2704,6 @@
               <w:rPr>
                 <w:lang w:eastAsia="en-NZ"/>
               </w:rPr>
-              <w:lastRenderedPageBreak/>
               <w:t>Compatibility/</w:t>
             </w:r>
             <w:r>
@@ -2987,11 +2711,6 @@
                 <w:lang w:eastAsia="en-NZ"/>
               </w:rPr>
               <w:br/>
-            </w:r>
-            <w:r>
-              <w:rPr>
-                <w:lang w:eastAsia="en-NZ"/>
-              </w:rPr>
               <w:t>Interoperability</w:t>
             </w:r>
           </w:p>
@@ -3007,13 +2726,11 @@
         </w:tc>
         <w:tc>
           <w:tcPr>
-            <w:cnfStyle w:val="000000000000" w:firstRow="0" w:lastRow="0" w:firstColumn="0" w:lastColumn="0" w:oddVBand="0" w:evenVBand="0" w:oddHBand="0" w:evenHBand="0" w:firstRowFirstColumn="0" w:firstRowLastColumn="0" w:lastRowFirstColumn="0" w:lastRowLastColumn="0"/>
             <w:tcW w:w="1662" w:type="dxa"/>
             <w:vMerge w:val="restart"/>
             <w:tcBorders>
-              <w:top w:val="single" w:color="4472C4" w:themeColor="accent1" w:sz="36" w:space="0"/>
-            </w:tcBorders>
-            <w:tcMar/>
+              <w:top w:val="single" w:sz="36" w:space="0" w:color="4472C4" w:themeColor="accent1"/>
+            </w:tcBorders>
           </w:tcPr>
           <w:p>
             <w:pPr>
@@ -3038,13 +2755,11 @@
         </w:tc>
         <w:tc>
           <w:tcPr>
-            <w:cnfStyle w:val="000000000000" w:firstRow="0" w:lastRow="0" w:firstColumn="0" w:lastColumn="0" w:oddVBand="0" w:evenVBand="0" w:oddHBand="0" w:evenHBand="0" w:firstRowFirstColumn="0" w:firstRowLastColumn="0" w:lastRowFirstColumn="0" w:lastRowLastColumn="0"/>
             <w:tcW w:w="2700" w:type="dxa"/>
             <w:tcBorders>
-              <w:top w:val="single" w:color="4472C4" w:themeColor="accent1" w:sz="36" w:space="0"/>
-              <w:bottom w:val="single" w:color="2E74B5" w:themeColor="accent5" w:themeShade="BF" w:sz="4" w:space="0"/>
-            </w:tcBorders>
-            <w:tcMar/>
+              <w:top w:val="single" w:sz="36" w:space="0" w:color="4472C4" w:themeColor="accent1"/>
+              <w:bottom w:val="single" w:sz="4" w:space="0" w:color="2E74B5" w:themeColor="accent5" w:themeShade="BF"/>
+            </w:tcBorders>
           </w:tcPr>
           <w:p>
             <w:pPr>
@@ -3063,13 +2778,11 @@
         </w:tc>
         <w:tc>
           <w:tcPr>
-            <w:cnfStyle w:val="000000000000" w:firstRow="0" w:lastRow="0" w:firstColumn="0" w:lastColumn="0" w:oddVBand="0" w:evenVBand="0" w:oddHBand="0" w:evenHBand="0" w:firstRowFirstColumn="0" w:firstRowLastColumn="0" w:lastRowFirstColumn="0" w:lastRowLastColumn="0"/>
             <w:tcW w:w="1701" w:type="dxa"/>
             <w:tcBorders>
-              <w:top w:val="single" w:color="4472C4" w:themeColor="accent1" w:sz="36" w:space="0"/>
-              <w:bottom w:val="single" w:color="2E74B5" w:themeColor="accent5" w:themeShade="BF" w:sz="4" w:space="0"/>
-            </w:tcBorders>
-            <w:tcMar/>
+              <w:top w:val="single" w:sz="36" w:space="0" w:color="4472C4" w:themeColor="accent1"/>
+              <w:bottom w:val="single" w:sz="4" w:space="0" w:color="2E74B5" w:themeColor="accent5" w:themeShade="BF"/>
+            </w:tcBorders>
           </w:tcPr>
           <w:p>
             <w:pPr>
@@ -3100,13 +2813,11 @@
         </w:tc>
         <w:tc>
           <w:tcPr>
-            <w:cnfStyle w:val="000000000000" w:firstRow="0" w:lastRow="0" w:firstColumn="0" w:lastColumn="0" w:oddVBand="0" w:evenVBand="0" w:oddHBand="0" w:evenHBand="0" w:firstRowFirstColumn="0" w:firstRowLastColumn="0" w:lastRowFirstColumn="0" w:lastRowLastColumn="0"/>
             <w:tcW w:w="6520" w:type="dxa"/>
             <w:tcBorders>
-              <w:top w:val="single" w:color="4472C4" w:themeColor="accent1" w:sz="36" w:space="0"/>
-              <w:bottom w:val="single" w:color="2E74B5" w:themeColor="accent5" w:themeShade="BF" w:sz="4" w:space="0"/>
-            </w:tcBorders>
-            <w:tcMar/>
+              <w:top w:val="single" w:sz="36" w:space="0" w:color="4472C4" w:themeColor="accent1"/>
+              <w:bottom w:val="single" w:sz="4" w:space="0" w:color="2E74B5" w:themeColor="accent5" w:themeShade="BF"/>
+            </w:tcBorders>
           </w:tcPr>
           <w:p>
             <w:pPr>
@@ -3124,7 +2835,6 @@
             <w:cnfStyle w:val="001000000000" w:firstRow="0" w:lastRow="0" w:firstColumn="1" w:lastColumn="0" w:oddVBand="0" w:evenVBand="0" w:oddHBand="0" w:evenHBand="0" w:firstRowFirstColumn="0" w:firstRowLastColumn="0" w:lastRowFirstColumn="0" w:lastRowLastColumn="0"/>
             <w:tcW w:w="1020" w:type="dxa"/>
             <w:vMerge/>
-            <w:tcMar/>
             <w:textDirection w:val="btLr"/>
           </w:tcPr>
           <w:p>
@@ -3138,10 +2848,8 @@
         </w:tc>
         <w:tc>
           <w:tcPr>
-            <w:cnfStyle w:val="000000000000" w:firstRow="0" w:lastRow="0" w:firstColumn="0" w:lastColumn="0" w:oddVBand="0" w:evenVBand="0" w:oddHBand="0" w:evenHBand="0" w:firstRowFirstColumn="0" w:firstRowLastColumn="0" w:lastRowFirstColumn="0" w:lastRowLastColumn="0"/>
             <w:tcW w:w="1662" w:type="dxa"/>
             <w:vMerge/>
-            <w:tcMar/>
           </w:tcPr>
           <w:p>
             <w:pPr>
@@ -3154,13 +2862,11 @@
         </w:tc>
         <w:tc>
           <w:tcPr>
-            <w:cnfStyle w:val="000000000000" w:firstRow="0" w:lastRow="0" w:firstColumn="0" w:lastColumn="0" w:oddVBand="0" w:evenVBand="0" w:oddHBand="0" w:evenHBand="0" w:firstRowFirstColumn="0" w:firstRowLastColumn="0" w:lastRowFirstColumn="0" w:lastRowLastColumn="0"/>
             <w:tcW w:w="2700" w:type="dxa"/>
             <w:tcBorders>
-              <w:top w:val="single" w:color="2E74B5" w:themeColor="accent5" w:themeShade="BF" w:sz="4" w:space="0"/>
-              <w:bottom w:val="single" w:color="2E74B5" w:themeColor="accent5" w:themeShade="BF" w:sz="4" w:space="0"/>
-            </w:tcBorders>
-            <w:tcMar/>
+              <w:top w:val="single" w:sz="4" w:space="0" w:color="2E74B5" w:themeColor="accent5" w:themeShade="BF"/>
+              <w:bottom w:val="single" w:sz="4" w:space="0" w:color="2E74B5" w:themeColor="accent5" w:themeShade="BF"/>
+            </w:tcBorders>
           </w:tcPr>
           <w:p>
             <w:pPr>
@@ -3179,13 +2885,11 @@
         </w:tc>
         <w:tc>
           <w:tcPr>
-            <w:cnfStyle w:val="000000000000" w:firstRow="0" w:lastRow="0" w:firstColumn="0" w:lastColumn="0" w:oddVBand="0" w:evenVBand="0" w:oddHBand="0" w:evenHBand="0" w:firstRowFirstColumn="0" w:firstRowLastColumn="0" w:lastRowFirstColumn="0" w:lastRowLastColumn="0"/>
             <w:tcW w:w="1701" w:type="dxa"/>
             <w:tcBorders>
-              <w:top w:val="single" w:color="2E74B5" w:themeColor="accent5" w:themeShade="BF" w:sz="4" w:space="0"/>
-              <w:bottom w:val="single" w:color="2E74B5" w:themeColor="accent5" w:themeShade="BF" w:sz="4" w:space="0"/>
-            </w:tcBorders>
-            <w:tcMar/>
+              <w:top w:val="single" w:sz="4" w:space="0" w:color="2E74B5" w:themeColor="accent5" w:themeShade="BF"/>
+              <w:bottom w:val="single" w:sz="4" w:space="0" w:color="2E74B5" w:themeColor="accent5" w:themeShade="BF"/>
+            </w:tcBorders>
           </w:tcPr>
           <w:p>
             <w:pPr>
@@ -3210,13 +2914,11 @@
         </w:tc>
         <w:tc>
           <w:tcPr>
-            <w:cnfStyle w:val="000000000000" w:firstRow="0" w:lastRow="0" w:firstColumn="0" w:lastColumn="0" w:oddVBand="0" w:evenVBand="0" w:oddHBand="0" w:evenHBand="0" w:firstRowFirstColumn="0" w:firstRowLastColumn="0" w:lastRowFirstColumn="0" w:lastRowLastColumn="0"/>
             <w:tcW w:w="6520" w:type="dxa"/>
             <w:tcBorders>
-              <w:top w:val="single" w:color="2E74B5" w:themeColor="accent5" w:themeShade="BF" w:sz="4" w:space="0"/>
-              <w:bottom w:val="single" w:color="2E74B5" w:themeColor="accent5" w:themeShade="BF" w:sz="4" w:space="0"/>
-            </w:tcBorders>
-            <w:tcMar/>
+              <w:top w:val="single" w:sz="4" w:space="0" w:color="2E74B5" w:themeColor="accent5" w:themeShade="BF"/>
+              <w:bottom w:val="single" w:sz="4" w:space="0" w:color="2E74B5" w:themeColor="accent5" w:themeShade="BF"/>
+            </w:tcBorders>
           </w:tcPr>
           <w:p>
             <w:pPr>
@@ -3236,11 +2938,6 @@
                 <w:lang w:eastAsia="en-NZ"/>
               </w:rPr>
               <w:br/>
-            </w:r>
-            <w:r>
-              <w:rPr>
-                <w:lang w:eastAsia="en-NZ"/>
-              </w:rPr>
               <w:t>Integration protocols are:</w:t>
             </w:r>
             <w:r>
@@ -3248,11 +2945,6 @@
                 <w:lang w:eastAsia="en-NZ"/>
               </w:rPr>
               <w:br/>
-            </w:r>
-            <w:r>
-              <w:rPr>
-                <w:lang w:eastAsia="en-NZ"/>
-              </w:rPr>
               <w:t xml:space="preserve">- OIDC for Persons, </w:t>
             </w:r>
             <w:r>
@@ -3260,11 +2952,6 @@
                 <w:lang w:eastAsia="en-NZ"/>
               </w:rPr>
               <w:br/>
-            </w:r>
-            <w:r>
-              <w:rPr>
-                <w:lang w:eastAsia="en-NZ"/>
-              </w:rPr>
               <w:t>- OAuth for Services</w:t>
             </w:r>
           </w:p>
@@ -3279,7 +2966,6 @@
             <w:cnfStyle w:val="001000000000" w:firstRow="0" w:lastRow="0" w:firstColumn="1" w:lastColumn="0" w:oddVBand="0" w:evenVBand="0" w:oddHBand="0" w:evenHBand="0" w:firstRowFirstColumn="0" w:firstRowLastColumn="0" w:lastRowFirstColumn="0" w:lastRowLastColumn="0"/>
             <w:tcW w:w="1020" w:type="dxa"/>
             <w:vMerge/>
-            <w:tcMar/>
             <w:textDirection w:val="btLr"/>
           </w:tcPr>
           <w:p>
@@ -3293,10 +2979,8 @@
         </w:tc>
         <w:tc>
           <w:tcPr>
-            <w:cnfStyle w:val="000000000000" w:firstRow="0" w:lastRow="0" w:firstColumn="0" w:lastColumn="0" w:oddVBand="0" w:evenVBand="0" w:oddHBand="0" w:evenHBand="0" w:firstRowFirstColumn="0" w:firstRowLastColumn="0" w:lastRowFirstColumn="0" w:lastRowLastColumn="0"/>
             <w:tcW w:w="1662" w:type="dxa"/>
             <w:vMerge/>
-            <w:tcMar/>
           </w:tcPr>
           <w:p>
             <w:pPr>
@@ -3309,13 +2993,11 @@
         </w:tc>
         <w:tc>
           <w:tcPr>
-            <w:cnfStyle w:val="000000000000" w:firstRow="0" w:lastRow="0" w:firstColumn="0" w:lastColumn="0" w:oddVBand="0" w:evenVBand="0" w:oddHBand="0" w:evenHBand="0" w:firstRowFirstColumn="0" w:firstRowLastColumn="0" w:lastRowFirstColumn="0" w:lastRowLastColumn="0"/>
             <w:tcW w:w="2700" w:type="dxa"/>
             <w:tcBorders>
-              <w:top w:val="single" w:color="2E74B5" w:themeColor="accent5" w:themeShade="BF" w:sz="4" w:space="0"/>
-              <w:bottom w:val="single" w:color="2E74B5" w:themeColor="accent5" w:themeShade="BF" w:sz="4" w:space="0"/>
-            </w:tcBorders>
-            <w:tcMar/>
+              <w:top w:val="single" w:sz="4" w:space="0" w:color="2E74B5" w:themeColor="accent5" w:themeShade="BF"/>
+              <w:bottom w:val="single" w:sz="4" w:space="0" w:color="2E74B5" w:themeColor="accent5" w:themeShade="BF"/>
+            </w:tcBorders>
           </w:tcPr>
           <w:p>
             <w:pPr>
@@ -3334,13 +3016,11 @@
         </w:tc>
         <w:tc>
           <w:tcPr>
-            <w:cnfStyle w:val="000000000000" w:firstRow="0" w:lastRow="0" w:firstColumn="0" w:lastColumn="0" w:oddVBand="0" w:evenVBand="0" w:oddHBand="0" w:evenHBand="0" w:firstRowFirstColumn="0" w:firstRowLastColumn="0" w:lastRowFirstColumn="0" w:lastRowLastColumn="0"/>
             <w:tcW w:w="1701" w:type="dxa"/>
             <w:tcBorders>
-              <w:top w:val="single" w:color="2E74B5" w:themeColor="accent5" w:themeShade="BF" w:sz="4" w:space="0"/>
-              <w:bottom w:val="single" w:color="2E74B5" w:themeColor="accent5" w:themeShade="BF" w:sz="4" w:space="0"/>
-            </w:tcBorders>
-            <w:tcMar/>
+              <w:top w:val="single" w:sz="4" w:space="0" w:color="2E74B5" w:themeColor="accent5" w:themeShade="BF"/>
+              <w:bottom w:val="single" w:sz="4" w:space="0" w:color="2E74B5" w:themeColor="accent5" w:themeShade="BF"/>
+            </w:tcBorders>
           </w:tcPr>
           <w:p>
             <w:pPr>
@@ -3359,13 +3039,11 @@
         </w:tc>
         <w:tc>
           <w:tcPr>
-            <w:cnfStyle w:val="000000000000" w:firstRow="0" w:lastRow="0" w:firstColumn="0" w:lastColumn="0" w:oddVBand="0" w:evenVBand="0" w:oddHBand="0" w:evenHBand="0" w:firstRowFirstColumn="0" w:firstRowLastColumn="0" w:lastRowFirstColumn="0" w:lastRowLastColumn="0"/>
             <w:tcW w:w="6520" w:type="dxa"/>
             <w:tcBorders>
-              <w:top w:val="single" w:color="2E74B5" w:themeColor="accent5" w:themeShade="BF" w:sz="4" w:space="0"/>
-              <w:bottom w:val="single" w:color="2E74B5" w:themeColor="accent5" w:themeShade="BF" w:sz="4" w:space="0"/>
-            </w:tcBorders>
-            <w:tcMar/>
+              <w:top w:val="single" w:sz="4" w:space="0" w:color="2E74B5" w:themeColor="accent5" w:themeShade="BF"/>
+              <w:bottom w:val="single" w:sz="4" w:space="0" w:color="2E74B5" w:themeColor="accent5" w:themeShade="BF"/>
+            </w:tcBorders>
           </w:tcPr>
           <w:p>
             <w:pPr>
@@ -3385,11 +3063,6 @@
                 <w:lang w:eastAsia="en-NZ"/>
               </w:rPr>
               <w:br/>
-            </w:r>
-            <w:r>
-              <w:rPr>
-                <w:lang w:eastAsia="en-NZ"/>
-              </w:rPr>
               <w:t xml:space="preserve">Sighting of Diagnostics MUST be performed during Security validation, to ensure confidential information (PII,etc.) is being cleansed before being recorded. </w:t>
             </w:r>
             <w:r>
@@ -3397,11 +3070,6 @@
                 <w:lang w:eastAsia="en-NZ"/>
               </w:rPr>
               <w:br/>
-            </w:r>
-            <w:r>
-              <w:rPr>
-                <w:lang w:eastAsia="en-NZ"/>
-              </w:rPr>
               <w:t>Subsequent access to Diagnostics Logs depends on Support Terms within Development and subsequent Support contracts.</w:t>
             </w:r>
           </w:p>
@@ -3413,7 +3081,6 @@
             <w:cnfStyle w:val="001000000000" w:firstRow="0" w:lastRow="0" w:firstColumn="1" w:lastColumn="0" w:oddVBand="0" w:evenVBand="0" w:oddHBand="0" w:evenHBand="0" w:firstRowFirstColumn="0" w:firstRowLastColumn="0" w:lastRowFirstColumn="0" w:lastRowLastColumn="0"/>
             <w:tcW w:w="1020" w:type="dxa"/>
             <w:vMerge/>
-            <w:tcMar/>
             <w:textDirection w:val="btLr"/>
           </w:tcPr>
           <w:p>
@@ -3427,10 +3094,8 @@
         </w:tc>
         <w:tc>
           <w:tcPr>
-            <w:cnfStyle w:val="000000000000" w:firstRow="0" w:lastRow="0" w:firstColumn="0" w:lastColumn="0" w:oddVBand="0" w:evenVBand="0" w:oddHBand="0" w:evenHBand="0" w:firstRowFirstColumn="0" w:firstRowLastColumn="0" w:lastRowFirstColumn="0" w:lastRowLastColumn="0"/>
             <w:tcW w:w="1662" w:type="dxa"/>
             <w:vMerge/>
-            <w:tcMar/>
           </w:tcPr>
           <w:p>
             <w:pPr>
@@ -3443,13 +3108,11 @@
         </w:tc>
         <w:tc>
           <w:tcPr>
-            <w:cnfStyle w:val="000000000000" w:firstRow="0" w:lastRow="0" w:firstColumn="0" w:lastColumn="0" w:oddVBand="0" w:evenVBand="0" w:oddHBand="0" w:evenHBand="0" w:firstRowFirstColumn="0" w:firstRowLastColumn="0" w:lastRowFirstColumn="0" w:lastRowLastColumn="0"/>
             <w:tcW w:w="2700" w:type="dxa"/>
             <w:tcBorders>
-              <w:top w:val="single" w:color="2E74B5" w:themeColor="accent5" w:themeShade="BF" w:sz="4" w:space="0"/>
-              <w:bottom w:val="single" w:color="2E74B5" w:themeColor="accent5" w:themeShade="BF" w:sz="4" w:space="0"/>
-            </w:tcBorders>
-            <w:tcMar/>
+              <w:top w:val="single" w:sz="4" w:space="0" w:color="2E74B5" w:themeColor="accent5" w:themeShade="BF"/>
+              <w:bottom w:val="single" w:sz="4" w:space="0" w:color="2E74B5" w:themeColor="accent5" w:themeShade="BF"/>
+            </w:tcBorders>
           </w:tcPr>
           <w:p>
             <w:pPr>
@@ -3468,13 +3131,11 @@
         </w:tc>
         <w:tc>
           <w:tcPr>
-            <w:cnfStyle w:val="000000000000" w:firstRow="0" w:lastRow="0" w:firstColumn="0" w:lastColumn="0" w:oddVBand="0" w:evenVBand="0" w:oddHBand="0" w:evenHBand="0" w:firstRowFirstColumn="0" w:firstRowLastColumn="0" w:lastRowFirstColumn="0" w:lastRowLastColumn="0"/>
             <w:tcW w:w="1701" w:type="dxa"/>
             <w:tcBorders>
-              <w:top w:val="single" w:color="2E74B5" w:themeColor="accent5" w:themeShade="BF" w:sz="4" w:space="0"/>
-              <w:bottom w:val="single" w:color="2E74B5" w:themeColor="accent5" w:themeShade="BF" w:sz="4" w:space="0"/>
-            </w:tcBorders>
-            <w:tcMar/>
+              <w:top w:val="single" w:sz="4" w:space="0" w:color="2E74B5" w:themeColor="accent5" w:themeShade="BF"/>
+              <w:bottom w:val="single" w:sz="4" w:space="0" w:color="2E74B5" w:themeColor="accent5" w:themeShade="BF"/>
+            </w:tcBorders>
           </w:tcPr>
           <w:p>
             <w:pPr>
@@ -3493,13 +3154,11 @@
         </w:tc>
         <w:tc>
           <w:tcPr>
-            <w:cnfStyle w:val="000000000000" w:firstRow="0" w:lastRow="0" w:firstColumn="0" w:lastColumn="0" w:oddVBand="0" w:evenVBand="0" w:oddHBand="0" w:evenHBand="0" w:firstRowFirstColumn="0" w:firstRowLastColumn="0" w:lastRowFirstColumn="0" w:lastRowLastColumn="0"/>
             <w:tcW w:w="6520" w:type="dxa"/>
             <w:tcBorders>
-              <w:top w:val="single" w:color="2E74B5" w:themeColor="accent5" w:themeShade="BF" w:sz="4" w:space="0"/>
-              <w:bottom w:val="single" w:color="2E74B5" w:themeColor="accent5" w:themeShade="BF" w:sz="4" w:space="0"/>
-            </w:tcBorders>
-            <w:tcMar/>
+              <w:top w:val="single" w:sz="4" w:space="0" w:color="2E74B5" w:themeColor="accent5" w:themeShade="BF"/>
+              <w:bottom w:val="single" w:sz="4" w:space="0" w:color="2E74B5" w:themeColor="accent5" w:themeShade="BF"/>
+            </w:tcBorders>
           </w:tcPr>
           <w:p>
             <w:pPr>
@@ -3519,54 +3178,7 @@
                 <w:lang w:eastAsia="en-NZ"/>
               </w:rPr>
               <w:br/>
-            </w:r>
-            <w:r>
-              <w:rPr>
-                <w:lang w:eastAsia="en-NZ"/>
-              </w:rPr>
-              <w:t xml:space="preserve">Confidential information stripped (ie PII) data is required to be made available by secure automation for use within organisation reporting services. Duplication to secondary databases via </w:t>
-            </w:r>
-            <w:r>
-              <w:rPr>
-                <w:lang w:eastAsia="en-NZ"/>
-              </w:rPr>
-              <w:t xml:space="preserve">ETL </w:t>
-            </w:r>
-            <w:r>
-              <w:rPr>
-                <w:lang w:eastAsia="en-NZ"/>
-              </w:rPr>
-              <w:t xml:space="preserve">using </w:t>
-            </w:r>
-            <w:r>
-              <w:rPr>
-                <w:lang w:eastAsia="en-NZ"/>
-              </w:rPr>
-              <w:t>API</w:t>
-            </w:r>
-            <w:r>
-              <w:rPr>
-                <w:lang w:eastAsia="en-NZ"/>
-              </w:rPr>
-              <w:t xml:space="preserve"> is preferred</w:t>
-            </w:r>
-            <w:r>
-              <w:rPr>
-                <w:lang w:eastAsia="en-NZ"/>
-              </w:rPr>
-              <w:t xml:space="preserve">, FileDrops are </w:t>
-            </w:r>
-            <w:r>
-              <w:rPr>
-                <w:lang w:eastAsia="en-NZ"/>
-              </w:rPr>
-              <w:t>agreeable if need be</w:t>
-            </w:r>
-            <w:r>
-              <w:rPr>
-                <w:lang w:eastAsia="en-NZ"/>
-              </w:rPr>
-              <w:t>.</w:t>
+              <w:t>Confidential information stripped (ie PII) data is required to be made available by secure automation for use within organisation reporting services. Duplication to secondary databases via ETL using API is preferred, FileDrops are agreeable if need be.</w:t>
             </w:r>
           </w:p>
         </w:tc>
@@ -3580,7 +3192,6 @@
             <w:cnfStyle w:val="001000000000" w:firstRow="0" w:lastRow="0" w:firstColumn="1" w:lastColumn="0" w:oddVBand="0" w:evenVBand="0" w:oddHBand="0" w:evenHBand="0" w:firstRowFirstColumn="0" w:firstRowLastColumn="0" w:lastRowFirstColumn="0" w:lastRowLastColumn="0"/>
             <w:tcW w:w="1020" w:type="dxa"/>
             <w:vMerge/>
-            <w:tcMar/>
             <w:textDirection w:val="btLr"/>
           </w:tcPr>
           <w:p>
@@ -3594,10 +3205,8 @@
         </w:tc>
         <w:tc>
           <w:tcPr>
-            <w:cnfStyle w:val="000000000000" w:firstRow="0" w:lastRow="0" w:firstColumn="0" w:lastColumn="0" w:oddVBand="0" w:evenVBand="0" w:oddHBand="0" w:evenHBand="0" w:firstRowFirstColumn="0" w:firstRowLastColumn="0" w:lastRowFirstColumn="0" w:lastRowLastColumn="0"/>
             <w:tcW w:w="1662" w:type="dxa"/>
             <w:vMerge/>
-            <w:tcMar/>
           </w:tcPr>
           <w:p>
             <w:pPr>
@@ -3610,13 +3219,11 @@
         </w:tc>
         <w:tc>
           <w:tcPr>
-            <w:cnfStyle w:val="000000000000" w:firstRow="0" w:lastRow="0" w:firstColumn="0" w:lastColumn="0" w:oddVBand="0" w:evenVBand="0" w:oddHBand="0" w:evenHBand="0" w:firstRowFirstColumn="0" w:firstRowLastColumn="0" w:lastRowFirstColumn="0" w:lastRowLastColumn="0"/>
             <w:tcW w:w="2700" w:type="dxa"/>
             <w:tcBorders>
-              <w:top w:val="single" w:color="2E74B5" w:themeColor="accent5" w:themeShade="BF" w:sz="4" w:space="0"/>
-              <w:bottom w:val="single" w:color="2E74B5" w:themeColor="accent5" w:themeShade="BF" w:sz="4" w:space="0"/>
-            </w:tcBorders>
-            <w:tcMar/>
+              <w:top w:val="single" w:sz="4" w:space="0" w:color="2E74B5" w:themeColor="accent5" w:themeShade="BF"/>
+              <w:bottom w:val="single" w:sz="4" w:space="0" w:color="2E74B5" w:themeColor="accent5" w:themeShade="BF"/>
+            </w:tcBorders>
           </w:tcPr>
           <w:p>
             <w:pPr>
@@ -3635,13 +3242,11 @@
         </w:tc>
         <w:tc>
           <w:tcPr>
-            <w:cnfStyle w:val="000000000000" w:firstRow="0" w:lastRow="0" w:firstColumn="0" w:lastColumn="0" w:oddVBand="0" w:evenVBand="0" w:oddHBand="0" w:evenHBand="0" w:firstRowFirstColumn="0" w:firstRowLastColumn="0" w:lastRowFirstColumn="0" w:lastRowLastColumn="0"/>
             <w:tcW w:w="1701" w:type="dxa"/>
             <w:tcBorders>
-              <w:top w:val="single" w:color="2E74B5" w:themeColor="accent5" w:themeShade="BF" w:sz="4" w:space="0"/>
-              <w:bottom w:val="single" w:color="2E74B5" w:themeColor="accent5" w:themeShade="BF" w:sz="4" w:space="0"/>
-            </w:tcBorders>
-            <w:tcMar/>
+              <w:top w:val="single" w:sz="4" w:space="0" w:color="2E74B5" w:themeColor="accent5" w:themeShade="BF"/>
+              <w:bottom w:val="single" w:sz="4" w:space="0" w:color="2E74B5" w:themeColor="accent5" w:themeShade="BF"/>
+            </w:tcBorders>
           </w:tcPr>
           <w:p>
             <w:pPr>
@@ -3660,13 +3265,11 @@
         </w:tc>
         <w:tc>
           <w:tcPr>
-            <w:cnfStyle w:val="000000000000" w:firstRow="0" w:lastRow="0" w:firstColumn="0" w:lastColumn="0" w:oddVBand="0" w:evenVBand="0" w:oddHBand="0" w:evenHBand="0" w:firstRowFirstColumn="0" w:firstRowLastColumn="0" w:lastRowFirstColumn="0" w:lastRowLastColumn="0"/>
             <w:tcW w:w="6520" w:type="dxa"/>
             <w:tcBorders>
-              <w:top w:val="single" w:color="2E74B5" w:themeColor="accent5" w:themeShade="BF" w:sz="4" w:space="0"/>
-              <w:bottom w:val="single" w:color="2E74B5" w:themeColor="accent5" w:themeShade="BF" w:sz="4" w:space="0"/>
-            </w:tcBorders>
-            <w:tcMar/>
+              <w:top w:val="single" w:sz="4" w:space="0" w:color="2E74B5" w:themeColor="accent5" w:themeShade="BF"/>
+              <w:bottom w:val="single" w:sz="4" w:space="0" w:color="2E74B5" w:themeColor="accent5" w:themeShade="BF"/>
+            </w:tcBorders>
           </w:tcPr>
           <w:p>
             <w:pPr>
@@ -3686,11 +3289,6 @@
                 <w:lang w:eastAsia="en-NZ"/>
               </w:rPr>
               <w:br/>
-            </w:r>
-            <w:r>
-              <w:rPr>
-                <w:lang w:eastAsia="en-NZ"/>
-              </w:rPr>
               <w:t>Data extracts with PII information is to be made available by secure automation for subsequent importing into the organisation’s data warehouse. Preferred ETL methods include API, FileDrops are acceptable.</w:t>
             </w:r>
           </w:p>
@@ -3702,7 +3300,6 @@
             <w:cnfStyle w:val="001000000000" w:firstRow="0" w:lastRow="0" w:firstColumn="1" w:lastColumn="0" w:oddVBand="0" w:evenVBand="0" w:oddHBand="0" w:evenHBand="0" w:firstRowFirstColumn="0" w:firstRowLastColumn="0" w:lastRowFirstColumn="0" w:lastRowLastColumn="0"/>
             <w:tcW w:w="1020" w:type="dxa"/>
             <w:vMerge/>
-            <w:tcMar/>
             <w:textDirection w:val="btLr"/>
           </w:tcPr>
           <w:p>
@@ -3716,11 +3313,8 @@
         </w:tc>
         <w:tc>
           <w:tcPr>
-            <w:cnfStyle w:val="000000000000" w:firstRow="0" w:lastRow="0" w:firstColumn="0" w:lastColumn="0" w:oddVBand="0" w:evenVBand="0" w:oddHBand="0" w:evenHBand="0" w:firstRowFirstColumn="0" w:firstRowLastColumn="0" w:lastRowFirstColumn="0" w:lastRowLastColumn="0"/>
             <w:tcW w:w="1662" w:type="dxa"/>
             <w:vMerge/>
-            <w:tcBorders/>
-            <w:tcMar/>
           </w:tcPr>
           <w:p>
             <w:pPr>
@@ -3733,13 +3327,11 @@
         </w:tc>
         <w:tc>
           <w:tcPr>
-            <w:cnfStyle w:val="000000000000" w:firstRow="0" w:lastRow="0" w:firstColumn="0" w:lastColumn="0" w:oddVBand="0" w:evenVBand="0" w:oddHBand="0" w:evenHBand="0" w:firstRowFirstColumn="0" w:firstRowLastColumn="0" w:lastRowFirstColumn="0" w:lastRowLastColumn="0"/>
             <w:tcW w:w="2700" w:type="dxa"/>
             <w:tcBorders>
-              <w:top w:val="single" w:color="2E74B5" w:themeColor="accent5" w:themeShade="BF" w:sz="4" w:space="0"/>
-              <w:bottom w:val="single" w:color="2E74B5" w:themeColor="accent5" w:themeShade="BF" w:sz="4" w:space="0"/>
-            </w:tcBorders>
-            <w:tcMar/>
+              <w:top w:val="single" w:sz="4" w:space="0" w:color="2E74B5" w:themeColor="accent5" w:themeShade="BF"/>
+              <w:bottom w:val="single" w:sz="4" w:space="0" w:color="2E74B5" w:themeColor="accent5" w:themeShade="BF"/>
+            </w:tcBorders>
           </w:tcPr>
           <w:p>
             <w:pPr>
@@ -3758,13 +3350,11 @@
         </w:tc>
         <w:tc>
           <w:tcPr>
-            <w:cnfStyle w:val="000000000000" w:firstRow="0" w:lastRow="0" w:firstColumn="0" w:lastColumn="0" w:oddVBand="0" w:evenVBand="0" w:oddHBand="0" w:evenHBand="0" w:firstRowFirstColumn="0" w:firstRowLastColumn="0" w:lastRowFirstColumn="0" w:lastRowLastColumn="0"/>
             <w:tcW w:w="1701" w:type="dxa"/>
             <w:tcBorders>
-              <w:top w:val="single" w:color="2E74B5" w:themeColor="accent5" w:themeShade="BF" w:sz="4" w:space="0"/>
-              <w:bottom w:val="single" w:color="2E74B5" w:themeColor="accent5" w:themeShade="BF" w:sz="4" w:space="0"/>
-            </w:tcBorders>
-            <w:tcMar/>
+              <w:top w:val="single" w:sz="4" w:space="0" w:color="2E74B5" w:themeColor="accent5" w:themeShade="BF"/>
+              <w:bottom w:val="single" w:sz="4" w:space="0" w:color="2E74B5" w:themeColor="accent5" w:themeShade="BF"/>
+            </w:tcBorders>
           </w:tcPr>
           <w:p>
             <w:pPr>
@@ -3823,13 +3413,11 @@
         </w:tc>
         <w:tc>
           <w:tcPr>
-            <w:cnfStyle w:val="000000000000" w:firstRow="0" w:lastRow="0" w:firstColumn="0" w:lastColumn="0" w:oddVBand="0" w:evenVBand="0" w:oddHBand="0" w:evenHBand="0" w:firstRowFirstColumn="0" w:firstRowLastColumn="0" w:lastRowFirstColumn="0" w:lastRowLastColumn="0"/>
             <w:tcW w:w="6520" w:type="dxa"/>
             <w:tcBorders>
-              <w:top w:val="single" w:color="2E74B5" w:themeColor="accent5" w:themeShade="BF" w:sz="4" w:space="0"/>
-              <w:bottom w:val="single" w:color="2E74B5" w:themeColor="accent5" w:themeShade="BF" w:sz="4" w:space="0"/>
-            </w:tcBorders>
-            <w:tcMar/>
+              <w:top w:val="single" w:sz="4" w:space="0" w:color="2E74B5" w:themeColor="accent5" w:themeShade="BF"/>
+              <w:bottom w:val="single" w:sz="4" w:space="0" w:color="2E74B5" w:themeColor="accent5" w:themeShade="BF"/>
+            </w:tcBorders>
           </w:tcPr>
           <w:p>
             <w:pPr>
@@ -3849,11 +3437,6 @@
                 <w:lang w:eastAsia="en-NZ"/>
               </w:rPr>
               <w:br/>
-            </w:r>
-            <w:r>
-              <w:rPr>
-                <w:lang w:eastAsia="en-NZ"/>
-              </w:rPr>
               <w:t>Almost all student-information based services integrate with the following 3 systems:</w:t>
             </w:r>
             <w:r>
@@ -3867,11 +3450,6 @@
                 <w:lang w:eastAsia="en-NZ"/>
               </w:rPr>
               <w:br/>
-            </w:r>
-            <w:r>
-              <w:rPr>
-                <w:lang w:eastAsia="en-NZ"/>
-              </w:rPr>
               <w:t>- FIRST, for repository of information regarding Schools</w:t>
             </w:r>
           </w:p>
@@ -3893,11 +3471,6 @@
                 <w:lang w:eastAsia="en-NZ"/>
               </w:rPr>
               <w:br/>
-            </w:r>
-            <w:r>
-              <w:rPr>
-                <w:lang w:eastAsia="en-NZ"/>
-              </w:rPr>
               <w:t>- Te Rito, the repository of student achievements</w:t>
             </w:r>
           </w:p>
@@ -3912,7 +3485,6 @@
             <w:cnfStyle w:val="001000000000" w:firstRow="0" w:lastRow="0" w:firstColumn="1" w:lastColumn="0" w:oddVBand="0" w:evenVBand="0" w:oddHBand="0" w:evenHBand="0" w:firstRowFirstColumn="0" w:firstRowLastColumn="0" w:lastRowFirstColumn="0" w:lastRowLastColumn="0"/>
             <w:tcW w:w="1020" w:type="dxa"/>
             <w:vMerge/>
-            <w:tcMar/>
             <w:textDirection w:val="btLr"/>
           </w:tcPr>
           <w:p>
@@ -3926,14 +3498,12 @@
         </w:tc>
         <w:tc>
           <w:tcPr>
-            <w:cnfStyle w:val="000000000000" w:firstRow="0" w:lastRow="0" w:firstColumn="0" w:lastColumn="0" w:oddVBand="0" w:evenVBand="0" w:oddHBand="0" w:evenHBand="0" w:firstRowFirstColumn="0" w:firstRowLastColumn="0" w:lastRowFirstColumn="0" w:lastRowLastColumn="0"/>
             <w:tcW w:w="1662" w:type="dxa"/>
             <w:vMerge w:val="restart"/>
             <w:tcBorders>
-              <w:top w:val="single" w:color="2E74B5" w:themeColor="accent5" w:themeShade="BF" w:sz="4" w:space="0"/>
-              <w:bottom w:val="single" w:color="4472C4" w:themeColor="accent1" w:sz="36" w:space="0"/>
-            </w:tcBorders>
-            <w:tcMar/>
+              <w:top w:val="single" w:sz="4" w:space="0" w:color="2E74B5" w:themeColor="accent5" w:themeShade="BF"/>
+              <w:bottom w:val="single" w:sz="36" w:space="0" w:color="4472C4" w:themeColor="accent1"/>
+            </w:tcBorders>
           </w:tcPr>
           <w:p>
             <w:pPr>
@@ -3964,13 +3534,11 @@
         </w:tc>
         <w:tc>
           <w:tcPr>
-            <w:cnfStyle w:val="000000000000" w:firstRow="0" w:lastRow="0" w:firstColumn="0" w:lastColumn="0" w:oddVBand="0" w:evenVBand="0" w:oddHBand="0" w:evenHBand="0" w:firstRowFirstColumn="0" w:firstRowLastColumn="0" w:lastRowFirstColumn="0" w:lastRowLastColumn="0"/>
             <w:tcW w:w="2700" w:type="dxa"/>
             <w:tcBorders>
-              <w:top w:val="single" w:color="2E74B5" w:themeColor="accent5" w:themeShade="BF" w:sz="4" w:space="0"/>
-              <w:bottom w:val="single" w:color="2E74B5" w:themeColor="accent5" w:themeShade="BF" w:sz="4" w:space="0"/>
-            </w:tcBorders>
-            <w:tcMar/>
+              <w:top w:val="single" w:sz="4" w:space="0" w:color="2E74B5" w:themeColor="accent5" w:themeShade="BF"/>
+              <w:bottom w:val="single" w:sz="4" w:space="0" w:color="2E74B5" w:themeColor="accent5" w:themeShade="BF"/>
+            </w:tcBorders>
           </w:tcPr>
           <w:p>
             <w:pPr>
@@ -3989,13 +3557,11 @@
         </w:tc>
         <w:tc>
           <w:tcPr>
-            <w:cnfStyle w:val="000000000000" w:firstRow="0" w:lastRow="0" w:firstColumn="0" w:lastColumn="0" w:oddVBand="0" w:evenVBand="0" w:oddHBand="0" w:evenHBand="0" w:firstRowFirstColumn="0" w:firstRowLastColumn="0" w:lastRowFirstColumn="0" w:lastRowLastColumn="0"/>
             <w:tcW w:w="1701" w:type="dxa"/>
             <w:tcBorders>
-              <w:top w:val="single" w:color="2E74B5" w:themeColor="accent5" w:themeShade="BF" w:sz="4" w:space="0"/>
-              <w:bottom w:val="single" w:color="2E74B5" w:themeColor="accent5" w:themeShade="BF" w:sz="4" w:space="0"/>
-            </w:tcBorders>
-            <w:tcMar/>
+              <w:top w:val="single" w:sz="4" w:space="0" w:color="2E74B5" w:themeColor="accent5" w:themeShade="BF"/>
+              <w:bottom w:val="single" w:sz="4" w:space="0" w:color="2E74B5" w:themeColor="accent5" w:themeShade="BF"/>
+            </w:tcBorders>
           </w:tcPr>
           <w:p>
             <w:pPr>
@@ -4014,13 +3580,11 @@
         </w:tc>
         <w:tc>
           <w:tcPr>
-            <w:cnfStyle w:val="000000000000" w:firstRow="0" w:lastRow="0" w:firstColumn="0" w:lastColumn="0" w:oddVBand="0" w:evenVBand="0" w:oddHBand="0" w:evenHBand="0" w:firstRowFirstColumn="0" w:firstRowLastColumn="0" w:lastRowFirstColumn="0" w:lastRowLastColumn="0"/>
             <w:tcW w:w="6520" w:type="dxa"/>
             <w:tcBorders>
-              <w:top w:val="single" w:color="2E74B5" w:themeColor="accent5" w:themeShade="BF" w:sz="4" w:space="0"/>
-              <w:bottom w:val="single" w:color="2E74B5" w:themeColor="accent5" w:themeShade="BF" w:sz="4" w:space="0"/>
-            </w:tcBorders>
-            <w:tcMar/>
+              <w:top w:val="single" w:sz="4" w:space="0" w:color="2E74B5" w:themeColor="accent5" w:themeShade="BF"/>
+              <w:bottom w:val="single" w:sz="4" w:space="0" w:color="2E74B5" w:themeColor="accent5" w:themeShade="BF"/>
+            </w:tcBorders>
           </w:tcPr>
           <w:p>
             <w:pPr>
@@ -4040,11 +3604,6 @@
                 <w:lang w:eastAsia="en-NZ"/>
               </w:rPr>
               <w:br/>
-            </w:r>
-            <w:r>
-              <w:rPr>
-                <w:lang w:eastAsia="en-NZ"/>
-              </w:rPr>
               <w:t>Although XML is still supported, JSON is the preferred protocol when both are available.</w:t>
             </w:r>
           </w:p>
@@ -4056,7 +3615,6 @@
             <w:cnfStyle w:val="001000000000" w:firstRow="0" w:lastRow="0" w:firstColumn="1" w:lastColumn="0" w:oddVBand="0" w:evenVBand="0" w:oddHBand="0" w:evenHBand="0" w:firstRowFirstColumn="0" w:firstRowLastColumn="0" w:lastRowFirstColumn="0" w:lastRowLastColumn="0"/>
             <w:tcW w:w="1020" w:type="dxa"/>
             <w:vMerge/>
-            <w:tcMar/>
             <w:textDirection w:val="btLr"/>
           </w:tcPr>
           <w:p>
@@ -4070,11 +3628,8 @@
         </w:tc>
         <w:tc>
           <w:tcPr>
-            <w:cnfStyle w:val="000000000000" w:firstRow="0" w:lastRow="0" w:firstColumn="0" w:lastColumn="0" w:oddVBand="0" w:evenVBand="0" w:oddHBand="0" w:evenHBand="0" w:firstRowFirstColumn="0" w:firstRowLastColumn="0" w:lastRowFirstColumn="0" w:lastRowLastColumn="0"/>
             <w:tcW w:w="1662" w:type="dxa"/>
             <w:vMerge/>
-            <w:tcBorders/>
-            <w:tcMar/>
           </w:tcPr>
           <w:p>
             <w:pPr>
@@ -4087,13 +3642,11 @@
         </w:tc>
         <w:tc>
           <w:tcPr>
-            <w:cnfStyle w:val="000000000000" w:firstRow="0" w:lastRow="0" w:firstColumn="0" w:lastColumn="0" w:oddVBand="0" w:evenVBand="0" w:oddHBand="0" w:evenHBand="0" w:firstRowFirstColumn="0" w:firstRowLastColumn="0" w:lastRowFirstColumn="0" w:lastRowLastColumn="0"/>
             <w:tcW w:w="2700" w:type="dxa"/>
             <w:tcBorders>
-              <w:top w:val="single" w:color="2E74B5" w:themeColor="accent5" w:themeShade="BF" w:sz="4" w:space="0"/>
-              <w:bottom w:val="single" w:color="2E74B5" w:themeColor="accent5" w:themeShade="BF" w:sz="4" w:space="0"/>
-            </w:tcBorders>
-            <w:tcMar/>
+              <w:top w:val="single" w:sz="4" w:space="0" w:color="2E74B5" w:themeColor="accent5" w:themeShade="BF"/>
+              <w:bottom w:val="single" w:sz="4" w:space="0" w:color="2E74B5" w:themeColor="accent5" w:themeShade="BF"/>
+            </w:tcBorders>
           </w:tcPr>
           <w:p>
             <w:pPr>
@@ -4112,13 +3665,11 @@
         </w:tc>
         <w:tc>
           <w:tcPr>
-            <w:cnfStyle w:val="000000000000" w:firstRow="0" w:lastRow="0" w:firstColumn="0" w:lastColumn="0" w:oddVBand="0" w:evenVBand="0" w:oddHBand="0" w:evenHBand="0" w:firstRowFirstColumn="0" w:firstRowLastColumn="0" w:lastRowFirstColumn="0" w:lastRowLastColumn="0"/>
             <w:tcW w:w="1701" w:type="dxa"/>
             <w:tcBorders>
-              <w:top w:val="single" w:color="2E74B5" w:themeColor="accent5" w:themeShade="BF" w:sz="4" w:space="0"/>
-              <w:bottom w:val="single" w:color="2E74B5" w:themeColor="accent5" w:themeShade="BF" w:sz="4" w:space="0"/>
-            </w:tcBorders>
-            <w:tcMar/>
+              <w:top w:val="single" w:sz="4" w:space="0" w:color="2E74B5" w:themeColor="accent5" w:themeShade="BF"/>
+              <w:bottom w:val="single" w:sz="4" w:space="0" w:color="2E74B5" w:themeColor="accent5" w:themeShade="BF"/>
+            </w:tcBorders>
           </w:tcPr>
           <w:p>
             <w:pPr>
@@ -4137,13 +3688,11 @@
         </w:tc>
         <w:tc>
           <w:tcPr>
-            <w:cnfStyle w:val="000000000000" w:firstRow="0" w:lastRow="0" w:firstColumn="0" w:lastColumn="0" w:oddVBand="0" w:evenVBand="0" w:oddHBand="0" w:evenHBand="0" w:firstRowFirstColumn="0" w:firstRowLastColumn="0" w:lastRowFirstColumn="0" w:lastRowLastColumn="0"/>
             <w:tcW w:w="6520" w:type="dxa"/>
             <w:tcBorders>
-              <w:top w:val="single" w:color="2E74B5" w:themeColor="accent5" w:themeShade="BF" w:sz="4" w:space="0"/>
-              <w:bottom w:val="single" w:color="2E74B5" w:themeColor="accent5" w:themeShade="BF" w:sz="4" w:space="0"/>
-            </w:tcBorders>
-            <w:tcMar/>
+              <w:top w:val="single" w:sz="4" w:space="0" w:color="2E74B5" w:themeColor="accent5" w:themeShade="BF"/>
+              <w:bottom w:val="single" w:sz="4" w:space="0" w:color="2E74B5" w:themeColor="accent5" w:themeShade="BF"/>
+            </w:tcBorders>
           </w:tcPr>
           <w:p>
             <w:pPr>
@@ -4163,11 +3712,6 @@
                 <w:lang w:eastAsia="en-NZ"/>
               </w:rPr>
               <w:br/>
-            </w:r>
-            <w:r>
-              <w:rPr>
-                <w:lang w:eastAsia="en-NZ"/>
-              </w:rPr>
               <w:t>As discussed under IdPs, OIDC and OAuth are preferred. Legacy SAML is endorsable if required.</w:t>
             </w:r>
           </w:p>
@@ -4182,7 +3726,6 @@
             <w:cnfStyle w:val="001000000000" w:firstRow="0" w:lastRow="0" w:firstColumn="1" w:lastColumn="0" w:oddVBand="0" w:evenVBand="0" w:oddHBand="0" w:evenHBand="0" w:firstRowFirstColumn="0" w:firstRowLastColumn="0" w:lastRowFirstColumn="0" w:lastRowLastColumn="0"/>
             <w:tcW w:w="1020" w:type="dxa"/>
             <w:vMerge/>
-            <w:tcMar/>
             <w:textDirection w:val="btLr"/>
           </w:tcPr>
           <w:p>
@@ -4196,11 +3739,8 @@
         </w:tc>
         <w:tc>
           <w:tcPr>
-            <w:cnfStyle w:val="000000000000" w:firstRow="0" w:lastRow="0" w:firstColumn="0" w:lastColumn="0" w:oddVBand="0" w:evenVBand="0" w:oddHBand="0" w:evenHBand="0" w:firstRowFirstColumn="0" w:firstRowLastColumn="0" w:lastRowFirstColumn="0" w:lastRowLastColumn="0"/>
             <w:tcW w:w="1662" w:type="dxa"/>
             <w:vMerge/>
-            <w:tcBorders/>
-            <w:tcMar/>
           </w:tcPr>
           <w:p>
             <w:pPr>
@@ -4213,13 +3753,11 @@
         </w:tc>
         <w:tc>
           <w:tcPr>
-            <w:cnfStyle w:val="000000000000" w:firstRow="0" w:lastRow="0" w:firstColumn="0" w:lastColumn="0" w:oddVBand="0" w:evenVBand="0" w:oddHBand="0" w:evenHBand="0" w:firstRowFirstColumn="0" w:firstRowLastColumn="0" w:lastRowFirstColumn="0" w:lastRowLastColumn="0"/>
             <w:tcW w:w="2700" w:type="dxa"/>
             <w:tcBorders>
-              <w:top w:val="single" w:color="2E74B5" w:themeColor="accent5" w:themeShade="BF" w:sz="4" w:space="0"/>
-              <w:bottom w:val="single" w:color="auto" w:sz="4" w:space="0"/>
-            </w:tcBorders>
-            <w:tcMar/>
+              <w:top w:val="single" w:sz="4" w:space="0" w:color="2E74B5" w:themeColor="accent5" w:themeShade="BF"/>
+              <w:bottom w:val="single" w:sz="4" w:space="0" w:color="auto"/>
+            </w:tcBorders>
           </w:tcPr>
           <w:p>
             <w:pPr>
@@ -4244,13 +3782,11 @@
         </w:tc>
         <w:tc>
           <w:tcPr>
-            <w:cnfStyle w:val="000000000000" w:firstRow="0" w:lastRow="0" w:firstColumn="0" w:lastColumn="0" w:oddVBand="0" w:evenVBand="0" w:oddHBand="0" w:evenHBand="0" w:firstRowFirstColumn="0" w:firstRowLastColumn="0" w:lastRowFirstColumn="0" w:lastRowLastColumn="0"/>
             <w:tcW w:w="1701" w:type="dxa"/>
             <w:tcBorders>
-              <w:top w:val="single" w:color="2E74B5" w:themeColor="accent5" w:themeShade="BF" w:sz="4" w:space="0"/>
-              <w:bottom w:val="single" w:color="auto" w:sz="4" w:space="0"/>
-            </w:tcBorders>
-            <w:tcMar/>
+              <w:top w:val="single" w:sz="4" w:space="0" w:color="2E74B5" w:themeColor="accent5" w:themeShade="BF"/>
+              <w:bottom w:val="single" w:sz="4" w:space="0" w:color="auto"/>
+            </w:tcBorders>
           </w:tcPr>
           <w:p>
             <w:pPr>
@@ -4275,13 +3811,11 @@
         </w:tc>
         <w:tc>
           <w:tcPr>
-            <w:cnfStyle w:val="000000000000" w:firstRow="0" w:lastRow="0" w:firstColumn="0" w:lastColumn="0" w:oddVBand="0" w:evenVBand="0" w:oddHBand="0" w:evenHBand="0" w:firstRowFirstColumn="0" w:firstRowLastColumn="0" w:lastRowFirstColumn="0" w:lastRowLastColumn="0"/>
             <w:tcW w:w="6520" w:type="dxa"/>
             <w:tcBorders>
-              <w:top w:val="single" w:color="2E74B5" w:themeColor="accent5" w:themeShade="BF" w:sz="4" w:space="0"/>
-              <w:bottom w:val="single" w:color="auto" w:sz="4" w:space="0"/>
-            </w:tcBorders>
-            <w:tcMar/>
+              <w:top w:val="single" w:sz="4" w:space="0" w:color="2E74B5" w:themeColor="accent5" w:themeShade="BF"/>
+              <w:bottom w:val="single" w:sz="4" w:space="0" w:color="auto"/>
+            </w:tcBorders>
           </w:tcPr>
           <w:p>
             <w:pPr>
@@ -4301,11 +3835,6 @@
                 <w:lang w:eastAsia="en-NZ"/>
               </w:rPr>
               <w:br/>
-            </w:r>
-            <w:r>
-              <w:rPr>
-                <w:lang w:eastAsia="en-NZ"/>
-              </w:rPr>
               <w:t>If the service is required to integrate with Te Rito, custom APIs are expected to be used, but depending on the system, the information contained may required being formatted using international and sector standards.</w:t>
             </w:r>
           </w:p>
@@ -4320,8 +3849,6 @@
             <w:cnfStyle w:val="001000000000" w:firstRow="0" w:lastRow="0" w:firstColumn="1" w:lastColumn="0" w:oddVBand="0" w:evenVBand="0" w:oddHBand="0" w:evenHBand="0" w:firstRowFirstColumn="0" w:firstRowLastColumn="0" w:lastRowFirstColumn="0" w:lastRowLastColumn="0"/>
             <w:tcW w:w="1020" w:type="dxa"/>
             <w:vMerge/>
-            <w:tcBorders/>
-            <w:tcMar/>
             <w:textDirection w:val="btLr"/>
           </w:tcPr>
           <w:p>
@@ -4335,11 +3862,8 @@
         </w:tc>
         <w:tc>
           <w:tcPr>
-            <w:cnfStyle w:val="000000000000" w:firstRow="0" w:lastRow="0" w:firstColumn="0" w:lastColumn="0" w:oddVBand="0" w:evenVBand="0" w:oddHBand="0" w:evenHBand="0" w:firstRowFirstColumn="0" w:firstRowLastColumn="0" w:lastRowFirstColumn="0" w:lastRowLastColumn="0"/>
             <w:tcW w:w="1662" w:type="dxa"/>
             <w:vMerge/>
-            <w:tcBorders/>
-            <w:tcMar/>
           </w:tcPr>
           <w:p>
             <w:pPr>
@@ -4352,13 +3876,11 @@
         </w:tc>
         <w:tc>
           <w:tcPr>
-            <w:cnfStyle w:val="000000000000" w:firstRow="0" w:lastRow="0" w:firstColumn="0" w:lastColumn="0" w:oddVBand="0" w:evenVBand="0" w:oddHBand="0" w:evenHBand="0" w:firstRowFirstColumn="0" w:firstRowLastColumn="0" w:lastRowFirstColumn="0" w:lastRowLastColumn="0"/>
             <w:tcW w:w="2700" w:type="dxa"/>
             <w:tcBorders>
-              <w:top w:val="single" w:color="auto" w:sz="4" w:space="0"/>
-              <w:bottom w:val="single" w:color="2E74B5" w:themeColor="accent5" w:themeShade="BF" w:sz="36" w:space="0"/>
-            </w:tcBorders>
-            <w:tcMar/>
+              <w:top w:val="single" w:sz="4" w:space="0" w:color="auto"/>
+              <w:bottom w:val="single" w:sz="36" w:space="0" w:color="2E74B5" w:themeColor="accent5" w:themeShade="BF"/>
+            </w:tcBorders>
           </w:tcPr>
           <w:p>
             <w:pPr>
@@ -4389,13 +3911,11 @@
         </w:tc>
         <w:tc>
           <w:tcPr>
-            <w:cnfStyle w:val="000000000000" w:firstRow="0" w:lastRow="0" w:firstColumn="0" w:lastColumn="0" w:oddVBand="0" w:evenVBand="0" w:oddHBand="0" w:evenHBand="0" w:firstRowFirstColumn="0" w:firstRowLastColumn="0" w:lastRowFirstColumn="0" w:lastRowLastColumn="0"/>
             <w:tcW w:w="1701" w:type="dxa"/>
             <w:tcBorders>
-              <w:top w:val="single" w:color="auto" w:sz="4" w:space="0"/>
-              <w:bottom w:val="single" w:color="2E74B5" w:themeColor="accent5" w:themeShade="BF" w:sz="36" w:space="0"/>
-            </w:tcBorders>
-            <w:tcMar/>
+              <w:top w:val="single" w:sz="4" w:space="0" w:color="auto"/>
+              <w:bottom w:val="single" w:sz="36" w:space="0" w:color="2E74B5" w:themeColor="accent5" w:themeShade="BF"/>
+            </w:tcBorders>
           </w:tcPr>
           <w:p>
             <w:pPr>
@@ -4444,13 +3964,11 @@
         </w:tc>
         <w:tc>
           <w:tcPr>
-            <w:cnfStyle w:val="000000000000" w:firstRow="0" w:lastRow="0" w:firstColumn="0" w:lastColumn="0" w:oddVBand="0" w:evenVBand="0" w:oddHBand="0" w:evenHBand="0" w:firstRowFirstColumn="0" w:firstRowLastColumn="0" w:lastRowFirstColumn="0" w:lastRowLastColumn="0"/>
             <w:tcW w:w="6520" w:type="dxa"/>
             <w:tcBorders>
-              <w:top w:val="single" w:color="auto" w:sz="4" w:space="0"/>
-              <w:bottom w:val="single" w:color="2E74B5" w:themeColor="accent5" w:themeShade="BF" w:sz="36" w:space="0"/>
-            </w:tcBorders>
-            <w:tcMar/>
+              <w:top w:val="single" w:sz="4" w:space="0" w:color="auto"/>
+              <w:bottom w:val="single" w:sz="36" w:space="0" w:color="2E74B5" w:themeColor="accent5" w:themeShade="BF"/>
+            </w:tcBorders>
           </w:tcPr>
           <w:p>
             <w:pPr>
@@ -4492,11 +4010,10 @@
             <w:tcW w:w="1020" w:type="dxa"/>
             <w:vMerge w:val="restart"/>
             <w:tcBorders>
-              <w:top w:val="single" w:color="2E74B5" w:themeColor="accent5" w:themeShade="BF" w:sz="36" w:space="0"/>
-              <w:bottom w:val="single" w:color="4472C4" w:themeColor="accent1" w:sz="36" w:space="0"/>
+              <w:top w:val="single" w:sz="36" w:space="0" w:color="2E74B5" w:themeColor="accent5" w:themeShade="BF"/>
+              <w:bottom w:val="single" w:sz="36" w:space="0" w:color="4472C4" w:themeColor="accent1"/>
             </w:tcBorders>
             <w:shd w:val="clear" w:color="auto" w:fill="BFBFBF" w:themeFill="background1" w:themeFillShade="BF"/>
-            <w:tcMar/>
             <w:textDirection w:val="btLr"/>
           </w:tcPr>
           <w:p>
@@ -4521,11 +4038,6 @@
                 <w:lang w:eastAsia="en-NZ"/>
               </w:rPr>
               <w:br/>
-            </w:r>
-            <w:r>
-              <w:rPr>
-                <w:lang w:eastAsia="en-NZ"/>
-              </w:rPr>
               <w:t>Availability</w:t>
             </w:r>
           </w:p>
@@ -4540,13 +4052,11 @@
         </w:tc>
         <w:tc>
           <w:tcPr>
-            <w:cnfStyle w:val="000000000000" w:firstRow="0" w:lastRow="0" w:firstColumn="0" w:lastColumn="0" w:oddVBand="0" w:evenVBand="0" w:oddHBand="0" w:evenHBand="0" w:firstRowFirstColumn="0" w:firstRowLastColumn="0" w:lastRowFirstColumn="0" w:lastRowLastColumn="0"/>
             <w:tcW w:w="1662" w:type="dxa"/>
             <w:tcBorders>
-              <w:top w:val="single" w:color="4472C4" w:themeColor="accent1" w:sz="36" w:space="0"/>
-              <w:bottom w:val="single" w:color="2E74B5" w:themeColor="accent5" w:themeShade="BF" w:sz="4" w:space="0"/>
-            </w:tcBorders>
-            <w:tcMar/>
+              <w:top w:val="single" w:sz="36" w:space="0" w:color="4472C4" w:themeColor="accent1"/>
+              <w:bottom w:val="single" w:sz="4" w:space="0" w:color="2E74B5" w:themeColor="accent5" w:themeShade="BF"/>
+            </w:tcBorders>
           </w:tcPr>
           <w:p>
             <w:pPr>
@@ -4569,13 +4079,11 @@
         </w:tc>
         <w:tc>
           <w:tcPr>
-            <w:cnfStyle w:val="000000000000" w:firstRow="0" w:lastRow="0" w:firstColumn="0" w:lastColumn="0" w:oddVBand="0" w:evenVBand="0" w:oddHBand="0" w:evenHBand="0" w:firstRowFirstColumn="0" w:firstRowLastColumn="0" w:lastRowFirstColumn="0" w:lastRowLastColumn="0"/>
             <w:tcW w:w="2700" w:type="dxa"/>
             <w:tcBorders>
-              <w:top w:val="single" w:color="2E74B5" w:themeColor="accent5" w:themeShade="BF" w:sz="36" w:space="0"/>
-              <w:bottom w:val="single" w:color="2E74B5" w:themeColor="accent5" w:themeShade="BF" w:sz="4" w:space="0"/>
-            </w:tcBorders>
-            <w:tcMar/>
+              <w:top w:val="single" w:sz="36" w:space="0" w:color="2E74B5" w:themeColor="accent5" w:themeShade="BF"/>
+              <w:bottom w:val="single" w:sz="4" w:space="0" w:color="2E74B5" w:themeColor="accent5" w:themeShade="BF"/>
+            </w:tcBorders>
           </w:tcPr>
           <w:p>
             <w:pPr>
@@ -4594,13 +4102,11 @@
         </w:tc>
         <w:tc>
           <w:tcPr>
-            <w:cnfStyle w:val="000000000000" w:firstRow="0" w:lastRow="0" w:firstColumn="0" w:lastColumn="0" w:oddVBand="0" w:evenVBand="0" w:oddHBand="0" w:evenHBand="0" w:firstRowFirstColumn="0" w:firstRowLastColumn="0" w:lastRowFirstColumn="0" w:lastRowLastColumn="0"/>
             <w:tcW w:w="1701" w:type="dxa"/>
             <w:tcBorders>
-              <w:top w:val="single" w:color="2E74B5" w:themeColor="accent5" w:themeShade="BF" w:sz="36" w:space="0"/>
-              <w:bottom w:val="single" w:color="2E74B5" w:themeColor="accent5" w:themeShade="BF" w:sz="4" w:space="0"/>
-            </w:tcBorders>
-            <w:tcMar/>
+              <w:top w:val="single" w:sz="36" w:space="0" w:color="2E74B5" w:themeColor="accent5" w:themeShade="BF"/>
+              <w:bottom w:val="single" w:sz="4" w:space="0" w:color="2E74B5" w:themeColor="accent5" w:themeShade="BF"/>
+            </w:tcBorders>
           </w:tcPr>
           <w:p>
             <w:pPr>
@@ -4652,13 +4158,11 @@
         </w:tc>
         <w:tc>
           <w:tcPr>
-            <w:cnfStyle w:val="000000000000" w:firstRow="0" w:lastRow="0" w:firstColumn="0" w:lastColumn="0" w:oddVBand="0" w:evenVBand="0" w:oddHBand="0" w:evenHBand="0" w:firstRowFirstColumn="0" w:firstRowLastColumn="0" w:lastRowFirstColumn="0" w:lastRowLastColumn="0"/>
             <w:tcW w:w="6520" w:type="dxa"/>
             <w:tcBorders>
-              <w:top w:val="single" w:color="2E74B5" w:themeColor="accent5" w:themeShade="BF" w:sz="36" w:space="0"/>
-              <w:bottom w:val="single" w:color="2E74B5" w:themeColor="accent5" w:themeShade="BF" w:sz="4" w:space="0"/>
-            </w:tcBorders>
-            <w:tcMar/>
+              <w:top w:val="single" w:sz="36" w:space="0" w:color="2E74B5" w:themeColor="accent5" w:themeShade="BF"/>
+              <w:bottom w:val="single" w:sz="4" w:space="0" w:color="2E74B5" w:themeColor="accent5" w:themeShade="BF"/>
+            </w:tcBorders>
           </w:tcPr>
           <w:p>
             <w:pPr>
@@ -4676,8 +4180,6 @@
             <w:cnfStyle w:val="001000000000" w:firstRow="0" w:lastRow="0" w:firstColumn="1" w:lastColumn="0" w:oddVBand="0" w:evenVBand="0" w:oddHBand="0" w:evenHBand="0" w:firstRowFirstColumn="0" w:firstRowLastColumn="0" w:lastRowFirstColumn="0" w:lastRowLastColumn="0"/>
             <w:tcW w:w="1020" w:type="dxa"/>
             <w:vMerge/>
-            <w:tcBorders/>
-            <w:tcMar/>
             <w:textDirection w:val="btLr"/>
           </w:tcPr>
           <w:p>
@@ -4691,13 +4193,11 @@
         </w:tc>
         <w:tc>
           <w:tcPr>
-            <w:cnfStyle w:val="000000000000" w:firstRow="0" w:lastRow="0" w:firstColumn="0" w:lastColumn="0" w:oddVBand="0" w:evenVBand="0" w:oddHBand="0" w:evenHBand="0" w:firstRowFirstColumn="0" w:firstRowLastColumn="0" w:lastRowFirstColumn="0" w:lastRowLastColumn="0"/>
             <w:tcW w:w="1662" w:type="dxa"/>
             <w:vMerge w:val="restart"/>
             <w:tcBorders>
-              <w:top w:val="single" w:color="2E74B5" w:themeColor="accent5" w:themeShade="BF" w:sz="4" w:space="0"/>
-            </w:tcBorders>
-            <w:tcMar/>
+              <w:top w:val="single" w:sz="4" w:space="0" w:color="2E74B5" w:themeColor="accent5" w:themeShade="BF"/>
+            </w:tcBorders>
           </w:tcPr>
           <w:p>
             <w:pPr>
@@ -4720,13 +4220,11 @@
         </w:tc>
         <w:tc>
           <w:tcPr>
-            <w:cnfStyle w:val="000000000000" w:firstRow="0" w:lastRow="0" w:firstColumn="0" w:lastColumn="0" w:oddVBand="0" w:evenVBand="0" w:oddHBand="0" w:evenHBand="0" w:firstRowFirstColumn="0" w:firstRowLastColumn="0" w:lastRowFirstColumn="0" w:lastRowLastColumn="0"/>
             <w:tcW w:w="2700" w:type="dxa"/>
             <w:tcBorders>
-              <w:top w:val="single" w:color="2E74B5" w:themeColor="accent5" w:themeShade="BF" w:sz="4" w:space="0"/>
-              <w:bottom w:val="single" w:color="2E74B5" w:themeColor="accent5" w:themeShade="BF" w:sz="4" w:space="0"/>
-            </w:tcBorders>
-            <w:tcMar/>
+              <w:top w:val="single" w:sz="4" w:space="0" w:color="2E74B5" w:themeColor="accent5" w:themeShade="BF"/>
+              <w:bottom w:val="single" w:sz="4" w:space="0" w:color="2E74B5" w:themeColor="accent5" w:themeShade="BF"/>
+            </w:tcBorders>
           </w:tcPr>
           <w:p>
             <w:pPr>
@@ -4745,13 +4243,11 @@
         </w:tc>
         <w:tc>
           <w:tcPr>
-            <w:cnfStyle w:val="000000000000" w:firstRow="0" w:lastRow="0" w:firstColumn="0" w:lastColumn="0" w:oddVBand="0" w:evenVBand="0" w:oddHBand="0" w:evenHBand="0" w:firstRowFirstColumn="0" w:firstRowLastColumn="0" w:lastRowFirstColumn="0" w:lastRowLastColumn="0"/>
             <w:tcW w:w="1701" w:type="dxa"/>
             <w:tcBorders>
-              <w:top w:val="single" w:color="2E74B5" w:themeColor="accent5" w:themeShade="BF" w:sz="4" w:space="0"/>
-              <w:bottom w:val="single" w:color="2E74B5" w:themeColor="accent5" w:themeShade="BF" w:sz="4" w:space="0"/>
-            </w:tcBorders>
-            <w:tcMar/>
+              <w:top w:val="single" w:sz="4" w:space="0" w:color="2E74B5" w:themeColor="accent5" w:themeShade="BF"/>
+              <w:bottom w:val="single" w:sz="4" w:space="0" w:color="2E74B5" w:themeColor="accent5" w:themeShade="BF"/>
+            </w:tcBorders>
           </w:tcPr>
           <w:p>
             <w:pPr>
@@ -4770,13 +4266,11 @@
         </w:tc>
         <w:tc>
           <w:tcPr>
-            <w:cnfStyle w:val="000000000000" w:firstRow="0" w:lastRow="0" w:firstColumn="0" w:lastColumn="0" w:oddVBand="0" w:evenVBand="0" w:oddHBand="0" w:evenHBand="0" w:firstRowFirstColumn="0" w:firstRowLastColumn="0" w:lastRowFirstColumn="0" w:lastRowLastColumn="0"/>
             <w:tcW w:w="6520" w:type="dxa"/>
             <w:tcBorders>
-              <w:top w:val="single" w:color="2E74B5" w:themeColor="accent5" w:themeShade="BF" w:sz="4" w:space="0"/>
-              <w:bottom w:val="single" w:color="2E74B5" w:themeColor="accent5" w:themeShade="BF" w:sz="4" w:space="0"/>
-            </w:tcBorders>
-            <w:tcMar/>
+              <w:top w:val="single" w:sz="4" w:space="0" w:color="2E74B5" w:themeColor="accent5" w:themeShade="BF"/>
+              <w:bottom w:val="single" w:sz="4" w:space="0" w:color="2E74B5" w:themeColor="accent5" w:themeShade="BF"/>
+            </w:tcBorders>
           </w:tcPr>
           <w:p>
             <w:pPr>
@@ -4803,8 +4297,6 @@
             <w:cnfStyle w:val="001000000000" w:firstRow="0" w:lastRow="0" w:firstColumn="1" w:lastColumn="0" w:oddVBand="0" w:evenVBand="0" w:oddHBand="0" w:evenHBand="0" w:firstRowFirstColumn="0" w:firstRowLastColumn="0" w:lastRowFirstColumn="0" w:lastRowLastColumn="0"/>
             <w:tcW w:w="1020" w:type="dxa"/>
             <w:vMerge/>
-            <w:tcBorders/>
-            <w:tcMar/>
             <w:textDirection w:val="btLr"/>
           </w:tcPr>
           <w:p>
@@ -4818,11 +4310,8 @@
         </w:tc>
         <w:tc>
           <w:tcPr>
-            <w:cnfStyle w:val="000000000000" w:firstRow="0" w:lastRow="0" w:firstColumn="0" w:lastColumn="0" w:oddVBand="0" w:evenVBand="0" w:oddHBand="0" w:evenHBand="0" w:firstRowFirstColumn="0" w:firstRowLastColumn="0" w:lastRowFirstColumn="0" w:lastRowLastColumn="0"/>
             <w:tcW w:w="1662" w:type="dxa"/>
             <w:vMerge/>
-            <w:tcBorders/>
-            <w:tcMar/>
           </w:tcPr>
           <w:p>
             <w:pPr>
@@ -4837,13 +4326,11 @@
         </w:tc>
         <w:tc>
           <w:tcPr>
-            <w:cnfStyle w:val="000000000000" w:firstRow="0" w:lastRow="0" w:firstColumn="0" w:lastColumn="0" w:oddVBand="0" w:evenVBand="0" w:oddHBand="0" w:evenHBand="0" w:firstRowFirstColumn="0" w:firstRowLastColumn="0" w:lastRowFirstColumn="0" w:lastRowLastColumn="0"/>
             <w:tcW w:w="2700" w:type="dxa"/>
             <w:tcBorders>
-              <w:top w:val="single" w:color="2E74B5" w:themeColor="accent5" w:themeShade="BF" w:sz="4" w:space="0"/>
-              <w:bottom w:val="single" w:color="2E74B5" w:themeColor="accent5" w:themeShade="BF" w:sz="4" w:space="0"/>
-            </w:tcBorders>
-            <w:tcMar/>
+              <w:top w:val="single" w:sz="4" w:space="0" w:color="2E74B5" w:themeColor="accent5" w:themeShade="BF"/>
+              <w:bottom w:val="single" w:sz="4" w:space="0" w:color="2E74B5" w:themeColor="accent5" w:themeShade="BF"/>
+            </w:tcBorders>
           </w:tcPr>
           <w:p>
             <w:pPr>
@@ -4862,13 +4349,11 @@
         </w:tc>
         <w:tc>
           <w:tcPr>
-            <w:cnfStyle w:val="000000000000" w:firstRow="0" w:lastRow="0" w:firstColumn="0" w:lastColumn="0" w:oddVBand="0" w:evenVBand="0" w:oddHBand="0" w:evenHBand="0" w:firstRowFirstColumn="0" w:firstRowLastColumn="0" w:lastRowFirstColumn="0" w:lastRowLastColumn="0"/>
             <w:tcW w:w="1701" w:type="dxa"/>
             <w:tcBorders>
-              <w:top w:val="single" w:color="2E74B5" w:themeColor="accent5" w:themeShade="BF" w:sz="4" w:space="0"/>
-              <w:bottom w:val="single" w:color="2E74B5" w:themeColor="accent5" w:themeShade="BF" w:sz="4" w:space="0"/>
-            </w:tcBorders>
-            <w:tcMar/>
+              <w:top w:val="single" w:sz="4" w:space="0" w:color="2E74B5" w:themeColor="accent5" w:themeShade="BF"/>
+              <w:bottom w:val="single" w:sz="4" w:space="0" w:color="2E74B5" w:themeColor="accent5" w:themeShade="BF"/>
+            </w:tcBorders>
           </w:tcPr>
           <w:p>
             <w:pPr>
@@ -4887,13 +4372,11 @@
         </w:tc>
         <w:tc>
           <w:tcPr>
-            <w:cnfStyle w:val="000000000000" w:firstRow="0" w:lastRow="0" w:firstColumn="0" w:lastColumn="0" w:oddVBand="0" w:evenVBand="0" w:oddHBand="0" w:evenHBand="0" w:firstRowFirstColumn="0" w:firstRowLastColumn="0" w:lastRowFirstColumn="0" w:lastRowLastColumn="0"/>
             <w:tcW w:w="6520" w:type="dxa"/>
             <w:tcBorders>
-              <w:top w:val="single" w:color="2E74B5" w:themeColor="accent5" w:themeShade="BF" w:sz="4" w:space="0"/>
-              <w:bottom w:val="single" w:color="2E74B5" w:themeColor="accent5" w:themeShade="BF" w:sz="4" w:space="0"/>
-            </w:tcBorders>
-            <w:tcMar/>
+              <w:top w:val="single" w:sz="4" w:space="0" w:color="2E74B5" w:themeColor="accent5" w:themeShade="BF"/>
+              <w:bottom w:val="single" w:sz="4" w:space="0" w:color="2E74B5" w:themeColor="accent5" w:themeShade="BF"/>
+            </w:tcBorders>
           </w:tcPr>
           <w:p>
             <w:pPr>
@@ -4917,8 +4400,6 @@
             <w:cnfStyle w:val="001000000000" w:firstRow="0" w:lastRow="0" w:firstColumn="1" w:lastColumn="0" w:oddVBand="0" w:evenVBand="0" w:oddHBand="0" w:evenHBand="0" w:firstRowFirstColumn="0" w:firstRowLastColumn="0" w:lastRowFirstColumn="0" w:lastRowLastColumn="0"/>
             <w:tcW w:w="1020" w:type="dxa"/>
             <w:vMerge/>
-            <w:tcBorders/>
-            <w:tcMar/>
             <w:textDirection w:val="btLr"/>
           </w:tcPr>
           <w:p>
@@ -4932,13 +4413,11 @@
         </w:tc>
         <w:tc>
           <w:tcPr>
-            <w:cnfStyle w:val="000000000000" w:firstRow="0" w:lastRow="0" w:firstColumn="0" w:lastColumn="0" w:oddVBand="0" w:evenVBand="0" w:oddHBand="0" w:evenHBand="0" w:firstRowFirstColumn="0" w:firstRowLastColumn="0" w:lastRowFirstColumn="0" w:lastRowLastColumn="0"/>
             <w:tcW w:w="1662" w:type="dxa"/>
             <w:vMerge w:val="restart"/>
             <w:tcBorders>
-              <w:top w:val="single" w:color="2E74B5" w:themeColor="accent5" w:themeShade="BF" w:sz="2" w:space="0"/>
-            </w:tcBorders>
-            <w:tcMar/>
+              <w:top w:val="single" w:sz="2" w:space="0" w:color="2E74B5" w:themeColor="accent5" w:themeShade="BF"/>
+            </w:tcBorders>
           </w:tcPr>
           <w:p>
             <w:pPr>
@@ -4961,13 +4440,11 @@
         </w:tc>
         <w:tc>
           <w:tcPr>
-            <w:cnfStyle w:val="000000000000" w:firstRow="0" w:lastRow="0" w:firstColumn="0" w:lastColumn="0" w:oddVBand="0" w:evenVBand="0" w:oddHBand="0" w:evenHBand="0" w:firstRowFirstColumn="0" w:firstRowLastColumn="0" w:lastRowFirstColumn="0" w:lastRowLastColumn="0"/>
             <w:tcW w:w="2700" w:type="dxa"/>
             <w:tcBorders>
-              <w:top w:val="single" w:color="2E74B5" w:themeColor="accent5" w:themeShade="BF" w:sz="4" w:space="0"/>
-              <w:bottom w:val="single" w:color="2E74B5" w:themeColor="accent5" w:themeShade="BF" w:sz="4" w:space="0"/>
-            </w:tcBorders>
-            <w:tcMar/>
+              <w:top w:val="single" w:sz="4" w:space="0" w:color="2E74B5" w:themeColor="accent5" w:themeShade="BF"/>
+              <w:bottom w:val="single" w:sz="4" w:space="0" w:color="2E74B5" w:themeColor="accent5" w:themeShade="BF"/>
+            </w:tcBorders>
           </w:tcPr>
           <w:p>
             <w:pPr>
@@ -4986,13 +4463,11 @@
         </w:tc>
         <w:tc>
           <w:tcPr>
-            <w:cnfStyle w:val="000000000000" w:firstRow="0" w:lastRow="0" w:firstColumn="0" w:lastColumn="0" w:oddVBand="0" w:evenVBand="0" w:oddHBand="0" w:evenHBand="0" w:firstRowFirstColumn="0" w:firstRowLastColumn="0" w:lastRowFirstColumn="0" w:lastRowLastColumn="0"/>
             <w:tcW w:w="1701" w:type="dxa"/>
             <w:tcBorders>
-              <w:top w:val="single" w:color="2E74B5" w:themeColor="accent5" w:themeShade="BF" w:sz="4" w:space="0"/>
-              <w:bottom w:val="single" w:color="2E74B5" w:themeColor="accent5" w:themeShade="BF" w:sz="4" w:space="0"/>
-            </w:tcBorders>
-            <w:tcMar/>
+              <w:top w:val="single" w:sz="4" w:space="0" w:color="2E74B5" w:themeColor="accent5" w:themeShade="BF"/>
+              <w:bottom w:val="single" w:sz="4" w:space="0" w:color="2E74B5" w:themeColor="accent5" w:themeShade="BF"/>
+            </w:tcBorders>
           </w:tcPr>
           <w:p>
             <w:pPr>
@@ -5017,13 +4492,11 @@
         </w:tc>
         <w:tc>
           <w:tcPr>
-            <w:cnfStyle w:val="000000000000" w:firstRow="0" w:lastRow="0" w:firstColumn="0" w:lastColumn="0" w:oddVBand="0" w:evenVBand="0" w:oddHBand="0" w:evenHBand="0" w:firstRowFirstColumn="0" w:firstRowLastColumn="0" w:lastRowFirstColumn="0" w:lastRowLastColumn="0"/>
             <w:tcW w:w="6520" w:type="dxa"/>
             <w:tcBorders>
-              <w:top w:val="single" w:color="2E74B5" w:themeColor="accent5" w:themeShade="BF" w:sz="4" w:space="0"/>
-              <w:bottom w:val="single" w:color="2E74B5" w:themeColor="accent5" w:themeShade="BF" w:sz="4" w:space="0"/>
-            </w:tcBorders>
-            <w:tcMar/>
+              <w:top w:val="single" w:sz="4" w:space="0" w:color="2E74B5" w:themeColor="accent5" w:themeShade="BF"/>
+              <w:bottom w:val="single" w:sz="4" w:space="0" w:color="2E74B5" w:themeColor="accent5" w:themeShade="BF"/>
+            </w:tcBorders>
           </w:tcPr>
           <w:p>
             <w:pPr>
@@ -5050,8 +4523,6 @@
             <w:cnfStyle w:val="001000000000" w:firstRow="0" w:lastRow="0" w:firstColumn="1" w:lastColumn="0" w:oddVBand="0" w:evenVBand="0" w:oddHBand="0" w:evenHBand="0" w:firstRowFirstColumn="0" w:firstRowLastColumn="0" w:lastRowFirstColumn="0" w:lastRowLastColumn="0"/>
             <w:tcW w:w="1020" w:type="dxa"/>
             <w:vMerge/>
-            <w:tcBorders/>
-            <w:tcMar/>
             <w:textDirection w:val="btLr"/>
           </w:tcPr>
           <w:p>
@@ -5065,11 +4536,8 @@
         </w:tc>
         <w:tc>
           <w:tcPr>
-            <w:cnfStyle w:val="000000000000" w:firstRow="0" w:lastRow="0" w:firstColumn="0" w:lastColumn="0" w:oddVBand="0" w:evenVBand="0" w:oddHBand="0" w:evenHBand="0" w:firstRowFirstColumn="0" w:firstRowLastColumn="0" w:lastRowFirstColumn="0" w:lastRowLastColumn="0"/>
             <w:tcW w:w="1662" w:type="dxa"/>
             <w:vMerge/>
-            <w:tcBorders/>
-            <w:tcMar/>
           </w:tcPr>
           <w:p>
             <w:pPr>
@@ -5084,13 +4552,11 @@
         </w:tc>
         <w:tc>
           <w:tcPr>
-            <w:cnfStyle w:val="000000000000" w:firstRow="0" w:lastRow="0" w:firstColumn="0" w:lastColumn="0" w:oddVBand="0" w:evenVBand="0" w:oddHBand="0" w:evenHBand="0" w:firstRowFirstColumn="0" w:firstRowLastColumn="0" w:lastRowFirstColumn="0" w:lastRowLastColumn="0"/>
             <w:tcW w:w="2700" w:type="dxa"/>
             <w:tcBorders>
-              <w:top w:val="single" w:color="2E74B5" w:themeColor="accent5" w:themeShade="BF" w:sz="4" w:space="0"/>
-              <w:bottom w:val="single" w:color="2E74B5" w:themeColor="accent5" w:themeShade="BF" w:sz="4" w:space="0"/>
-            </w:tcBorders>
-            <w:tcMar/>
+              <w:top w:val="single" w:sz="4" w:space="0" w:color="2E74B5" w:themeColor="accent5" w:themeShade="BF"/>
+              <w:bottom w:val="single" w:sz="4" w:space="0" w:color="2E74B5" w:themeColor="accent5" w:themeShade="BF"/>
+            </w:tcBorders>
           </w:tcPr>
           <w:p>
             <w:pPr>
@@ -5109,13 +4575,11 @@
         </w:tc>
         <w:tc>
           <w:tcPr>
-            <w:cnfStyle w:val="000000000000" w:firstRow="0" w:lastRow="0" w:firstColumn="0" w:lastColumn="0" w:oddVBand="0" w:evenVBand="0" w:oddHBand="0" w:evenHBand="0" w:firstRowFirstColumn="0" w:firstRowLastColumn="0" w:lastRowFirstColumn="0" w:lastRowLastColumn="0"/>
             <w:tcW w:w="1701" w:type="dxa"/>
             <w:tcBorders>
-              <w:top w:val="single" w:color="2E74B5" w:themeColor="accent5" w:themeShade="BF" w:sz="4" w:space="0"/>
-              <w:bottom w:val="single" w:color="2E74B5" w:themeColor="accent5" w:themeShade="BF" w:sz="4" w:space="0"/>
-            </w:tcBorders>
-            <w:tcMar/>
+              <w:top w:val="single" w:sz="4" w:space="0" w:color="2E74B5" w:themeColor="accent5" w:themeShade="BF"/>
+              <w:bottom w:val="single" w:sz="4" w:space="0" w:color="2E74B5" w:themeColor="accent5" w:themeShade="BF"/>
+            </w:tcBorders>
           </w:tcPr>
           <w:p>
             <w:pPr>
@@ -5134,13 +4598,11 @@
         </w:tc>
         <w:tc>
           <w:tcPr>
-            <w:cnfStyle w:val="000000000000" w:firstRow="0" w:lastRow="0" w:firstColumn="0" w:lastColumn="0" w:oddVBand="0" w:evenVBand="0" w:oddHBand="0" w:evenHBand="0" w:firstRowFirstColumn="0" w:firstRowLastColumn="0" w:lastRowFirstColumn="0" w:lastRowLastColumn="0"/>
             <w:tcW w:w="6520" w:type="dxa"/>
             <w:tcBorders>
-              <w:top w:val="single" w:color="2E74B5" w:themeColor="accent5" w:themeShade="BF" w:sz="4" w:space="0"/>
-              <w:bottom w:val="single" w:color="2E74B5" w:themeColor="accent5" w:themeShade="BF" w:sz="4" w:space="0"/>
-            </w:tcBorders>
-            <w:tcMar/>
+              <w:top w:val="single" w:sz="4" w:space="0" w:color="2E74B5" w:themeColor="accent5" w:themeShade="BF"/>
+              <w:bottom w:val="single" w:sz="4" w:space="0" w:color="2E74B5" w:themeColor="accent5" w:themeShade="BF"/>
+            </w:tcBorders>
           </w:tcPr>
           <w:p>
             <w:pPr>
@@ -5164,8 +4626,6 @@
             <w:cnfStyle w:val="001000000000" w:firstRow="0" w:lastRow="0" w:firstColumn="1" w:lastColumn="0" w:oddVBand="0" w:evenVBand="0" w:oddHBand="0" w:evenHBand="0" w:firstRowFirstColumn="0" w:firstRowLastColumn="0" w:lastRowFirstColumn="0" w:lastRowLastColumn="0"/>
             <w:tcW w:w="1020" w:type="dxa"/>
             <w:vMerge/>
-            <w:tcBorders/>
-            <w:tcMar/>
             <w:textDirection w:val="btLr"/>
           </w:tcPr>
           <w:p>
@@ -5179,13 +4639,11 @@
         </w:tc>
         <w:tc>
           <w:tcPr>
-            <w:cnfStyle w:val="000000000000" w:firstRow="0" w:lastRow="0" w:firstColumn="0" w:lastColumn="0" w:oddVBand="0" w:evenVBand="0" w:oddHBand="0" w:evenHBand="0" w:firstRowFirstColumn="0" w:firstRowLastColumn="0" w:lastRowFirstColumn="0" w:lastRowLastColumn="0"/>
             <w:tcW w:w="1662" w:type="dxa"/>
             <w:vMerge w:val="restart"/>
             <w:tcBorders>
-              <w:top w:val="single" w:color="2E74B5" w:themeColor="accent5" w:themeShade="BF" w:sz="4" w:space="0"/>
-            </w:tcBorders>
-            <w:tcMar/>
+              <w:top w:val="single" w:sz="4" w:space="0" w:color="2E74B5" w:themeColor="accent5" w:themeShade="BF"/>
+            </w:tcBorders>
           </w:tcPr>
           <w:p>
             <w:pPr>
@@ -5208,13 +4666,11 @@
         </w:tc>
         <w:tc>
           <w:tcPr>
-            <w:cnfStyle w:val="000000000000" w:firstRow="0" w:lastRow="0" w:firstColumn="0" w:lastColumn="0" w:oddVBand="0" w:evenVBand="0" w:oddHBand="0" w:evenHBand="0" w:firstRowFirstColumn="0" w:firstRowLastColumn="0" w:lastRowFirstColumn="0" w:lastRowLastColumn="0"/>
             <w:tcW w:w="2700" w:type="dxa"/>
             <w:tcBorders>
-              <w:top w:val="single" w:color="2E74B5" w:themeColor="accent5" w:themeShade="BF" w:sz="4" w:space="0"/>
+              <w:top w:val="single" w:sz="4" w:space="0" w:color="2E74B5" w:themeColor="accent5" w:themeShade="BF"/>
               <w:bottom w:val="nil"/>
             </w:tcBorders>
-            <w:tcMar/>
           </w:tcPr>
           <w:p>
             <w:pPr>
@@ -5233,13 +4689,11 @@
         </w:tc>
         <w:tc>
           <w:tcPr>
-            <w:cnfStyle w:val="000000000000" w:firstRow="0" w:lastRow="0" w:firstColumn="0" w:lastColumn="0" w:oddVBand="0" w:evenVBand="0" w:oddHBand="0" w:evenHBand="0" w:firstRowFirstColumn="0" w:firstRowLastColumn="0" w:lastRowFirstColumn="0" w:lastRowLastColumn="0"/>
             <w:tcW w:w="1701" w:type="dxa"/>
             <w:tcBorders>
-              <w:top w:val="single" w:color="2E74B5" w:themeColor="accent5" w:themeShade="BF" w:sz="4" w:space="0"/>
-              <w:bottom w:val="single" w:color="2E74B5" w:themeColor="accent5" w:themeShade="BF" w:sz="4" w:space="0"/>
-            </w:tcBorders>
-            <w:tcMar/>
+              <w:top w:val="single" w:sz="4" w:space="0" w:color="2E74B5" w:themeColor="accent5" w:themeShade="BF"/>
+              <w:bottom w:val="single" w:sz="4" w:space="0" w:color="2E74B5" w:themeColor="accent5" w:themeShade="BF"/>
+            </w:tcBorders>
           </w:tcPr>
           <w:p>
             <w:pPr>
@@ -5270,13 +4724,11 @@
         </w:tc>
         <w:tc>
           <w:tcPr>
-            <w:cnfStyle w:val="000000000000" w:firstRow="0" w:lastRow="0" w:firstColumn="0" w:lastColumn="0" w:oddVBand="0" w:evenVBand="0" w:oddHBand="0" w:evenHBand="0" w:firstRowFirstColumn="0" w:firstRowLastColumn="0" w:lastRowFirstColumn="0" w:lastRowLastColumn="0"/>
             <w:tcW w:w="6520" w:type="dxa"/>
             <w:tcBorders>
-              <w:top w:val="single" w:color="2E74B5" w:themeColor="accent5" w:themeShade="BF" w:sz="4" w:space="0"/>
-              <w:bottom w:val="single" w:color="2E74B5" w:themeColor="accent5" w:themeShade="BF" w:sz="4" w:space="0"/>
-            </w:tcBorders>
-            <w:tcMar/>
+              <w:top w:val="single" w:sz="4" w:space="0" w:color="2E74B5" w:themeColor="accent5" w:themeShade="BF"/>
+              <w:bottom w:val="single" w:sz="4" w:space="0" w:color="2E74B5" w:themeColor="accent5" w:themeShade="BF"/>
+            </w:tcBorders>
           </w:tcPr>
           <w:p>
             <w:pPr>
@@ -5296,11 +4748,6 @@
                 <w:lang w:eastAsia="en-NZ"/>
               </w:rPr>
               <w:br/>
-            </w:r>
-            <w:r>
-              <w:rPr>
-                <w:lang w:eastAsia="en-NZ"/>
-              </w:rPr>
               <w:t>These settings are if installed on cloud infrastructure.</w:t>
             </w:r>
             <w:r>
@@ -5308,11 +4755,6 @@
                 <w:lang w:eastAsia="en-NZ"/>
               </w:rPr>
               <w:br/>
-            </w:r>
-            <w:r>
-              <w:rPr>
-                <w:lang w:eastAsia="en-NZ"/>
-              </w:rPr>
               <w:t>If not, equivalencies must be sighted.</w:t>
             </w:r>
           </w:p>
@@ -5327,8 +4769,6 @@
             <w:cnfStyle w:val="001000000000" w:firstRow="0" w:lastRow="0" w:firstColumn="1" w:lastColumn="0" w:oddVBand="0" w:evenVBand="0" w:oddHBand="0" w:evenHBand="0" w:firstRowFirstColumn="0" w:firstRowLastColumn="0" w:lastRowFirstColumn="0" w:lastRowLastColumn="0"/>
             <w:tcW w:w="1020" w:type="dxa"/>
             <w:vMerge/>
-            <w:tcBorders/>
-            <w:tcMar/>
             <w:textDirection w:val="btLr"/>
           </w:tcPr>
           <w:p>
@@ -5342,11 +4782,8 @@
         </w:tc>
         <w:tc>
           <w:tcPr>
-            <w:cnfStyle w:val="000000000000" w:firstRow="0" w:lastRow="0" w:firstColumn="0" w:lastColumn="0" w:oddVBand="0" w:evenVBand="0" w:oddHBand="0" w:evenHBand="0" w:firstRowFirstColumn="0" w:firstRowLastColumn="0" w:lastRowFirstColumn="0" w:lastRowLastColumn="0"/>
             <w:tcW w:w="1662" w:type="dxa"/>
             <w:vMerge/>
-            <w:tcBorders/>
-            <w:tcMar/>
           </w:tcPr>
           <w:p>
             <w:pPr>
@@ -5361,13 +4798,11 @@
         </w:tc>
         <w:tc>
           <w:tcPr>
-            <w:cnfStyle w:val="000000000000" w:firstRow="0" w:lastRow="0" w:firstColumn="0" w:lastColumn="0" w:oddVBand="0" w:evenVBand="0" w:oddHBand="0" w:evenHBand="0" w:firstRowFirstColumn="0" w:firstRowLastColumn="0" w:lastRowFirstColumn="0" w:lastRowLastColumn="0"/>
             <w:tcW w:w="2700" w:type="dxa"/>
             <w:tcBorders>
               <w:top w:val="nil"/>
-              <w:bottom w:val="single" w:color="2E74B5" w:themeColor="accent5" w:themeShade="BF" w:sz="4" w:space="0"/>
-            </w:tcBorders>
-            <w:tcMar/>
+              <w:bottom w:val="single" w:sz="4" w:space="0" w:color="2E74B5" w:themeColor="accent5" w:themeShade="BF"/>
+            </w:tcBorders>
           </w:tcPr>
           <w:p>
             <w:pPr>
@@ -5386,13 +4821,11 @@
         </w:tc>
         <w:tc>
           <w:tcPr>
-            <w:cnfStyle w:val="000000000000" w:firstRow="0" w:lastRow="0" w:firstColumn="0" w:lastColumn="0" w:oddVBand="0" w:evenVBand="0" w:oddHBand="0" w:evenHBand="0" w:firstRowFirstColumn="0" w:firstRowLastColumn="0" w:lastRowFirstColumn="0" w:lastRowLastColumn="0"/>
             <w:tcW w:w="1701" w:type="dxa"/>
             <w:tcBorders>
-              <w:top w:val="single" w:color="2E74B5" w:themeColor="accent5" w:themeShade="BF" w:sz="4" w:space="0"/>
-              <w:bottom w:val="single" w:color="2E74B5" w:themeColor="accent5" w:themeShade="BF" w:sz="4" w:space="0"/>
-            </w:tcBorders>
-            <w:tcMar/>
+              <w:top w:val="single" w:sz="4" w:space="0" w:color="2E74B5" w:themeColor="accent5" w:themeShade="BF"/>
+              <w:bottom w:val="single" w:sz="4" w:space="0" w:color="2E74B5" w:themeColor="accent5" w:themeShade="BF"/>
+            </w:tcBorders>
           </w:tcPr>
           <w:p>
             <w:pPr>
@@ -5423,13 +4856,11 @@
         </w:tc>
         <w:tc>
           <w:tcPr>
-            <w:cnfStyle w:val="000000000000" w:firstRow="0" w:lastRow="0" w:firstColumn="0" w:lastColumn="0" w:oddVBand="0" w:evenVBand="0" w:oddHBand="0" w:evenHBand="0" w:firstRowFirstColumn="0" w:firstRowLastColumn="0" w:lastRowFirstColumn="0" w:lastRowLastColumn="0"/>
             <w:tcW w:w="6520" w:type="dxa"/>
             <w:tcBorders>
-              <w:top w:val="single" w:color="2E74B5" w:themeColor="accent5" w:themeShade="BF" w:sz="4" w:space="0"/>
-              <w:bottom w:val="single" w:color="2E74B5" w:themeColor="accent5" w:themeShade="BF" w:sz="4" w:space="0"/>
-            </w:tcBorders>
-            <w:tcMar/>
+              <w:top w:val="single" w:sz="4" w:space="0" w:color="2E74B5" w:themeColor="accent5" w:themeShade="BF"/>
+              <w:bottom w:val="single" w:sz="4" w:space="0" w:color="2E74B5" w:themeColor="accent5" w:themeShade="BF"/>
+            </w:tcBorders>
           </w:tcPr>
           <w:p>
             <w:pPr>
@@ -5449,11 +4880,6 @@
                 <w:lang w:eastAsia="en-NZ"/>
               </w:rPr>
               <w:br/>
-            </w:r>
-            <w:r>
-              <w:rPr>
-                <w:lang w:eastAsia="en-NZ"/>
-              </w:rPr>
               <w:t>These settings are if installed on cloud infrastructure.</w:t>
             </w:r>
             <w:r>
@@ -5461,11 +4887,6 @@
                 <w:lang w:eastAsia="en-NZ"/>
               </w:rPr>
               <w:br/>
-            </w:r>
-            <w:r>
-              <w:rPr>
-                <w:lang w:eastAsia="en-NZ"/>
-              </w:rPr>
               <w:t>If not, equivalencies must be sighted.</w:t>
             </w:r>
           </w:p>
@@ -5477,8 +4898,6 @@
             <w:cnfStyle w:val="001000000000" w:firstRow="0" w:lastRow="0" w:firstColumn="1" w:lastColumn="0" w:oddVBand="0" w:evenVBand="0" w:oddHBand="0" w:evenHBand="0" w:firstRowFirstColumn="0" w:firstRowLastColumn="0" w:lastRowFirstColumn="0" w:lastRowLastColumn="0"/>
             <w:tcW w:w="1020" w:type="dxa"/>
             <w:vMerge/>
-            <w:tcBorders/>
-            <w:tcMar/>
             <w:textDirection w:val="btLr"/>
           </w:tcPr>
           <w:p>
@@ -5492,13 +4911,11 @@
         </w:tc>
         <w:tc>
           <w:tcPr>
-            <w:cnfStyle w:val="000000000000" w:firstRow="0" w:lastRow="0" w:firstColumn="0" w:lastColumn="0" w:oddVBand="0" w:evenVBand="0" w:oddHBand="0" w:evenHBand="0" w:firstRowFirstColumn="0" w:firstRowLastColumn="0" w:lastRowFirstColumn="0" w:lastRowLastColumn="0"/>
             <w:tcW w:w="1662" w:type="dxa"/>
             <w:vMerge w:val="restart"/>
             <w:tcBorders>
-              <w:top w:val="single" w:color="2E74B5" w:themeColor="accent5" w:themeShade="BF" w:sz="4" w:space="0"/>
-            </w:tcBorders>
-            <w:tcMar/>
+              <w:top w:val="single" w:sz="4" w:space="0" w:color="2E74B5" w:themeColor="accent5" w:themeShade="BF"/>
+            </w:tcBorders>
           </w:tcPr>
           <w:p>
             <w:pPr>
@@ -5521,13 +4938,11 @@
         </w:tc>
         <w:tc>
           <w:tcPr>
-            <w:cnfStyle w:val="000000000000" w:firstRow="0" w:lastRow="0" w:firstColumn="0" w:lastColumn="0" w:oddVBand="0" w:evenVBand="0" w:oddHBand="0" w:evenHBand="0" w:firstRowFirstColumn="0" w:firstRowLastColumn="0" w:lastRowFirstColumn="0" w:lastRowLastColumn="0"/>
             <w:tcW w:w="2700" w:type="dxa"/>
             <w:tcBorders>
-              <w:top w:val="single" w:color="2E74B5" w:themeColor="accent5" w:themeShade="BF" w:sz="4" w:space="0"/>
-              <w:bottom w:val="single" w:color="2E74B5" w:themeColor="accent5" w:themeShade="BF" w:sz="4" w:space="0"/>
-            </w:tcBorders>
-            <w:tcMar/>
+              <w:top w:val="single" w:sz="4" w:space="0" w:color="2E74B5" w:themeColor="accent5" w:themeShade="BF"/>
+              <w:bottom w:val="single" w:sz="4" w:space="0" w:color="2E74B5" w:themeColor="accent5" w:themeShade="BF"/>
+            </w:tcBorders>
           </w:tcPr>
           <w:p>
             <w:pPr>
@@ -5546,13 +4961,11 @@
         </w:tc>
         <w:tc>
           <w:tcPr>
-            <w:cnfStyle w:val="000000000000" w:firstRow="0" w:lastRow="0" w:firstColumn="0" w:lastColumn="0" w:oddVBand="0" w:evenVBand="0" w:oddHBand="0" w:evenHBand="0" w:firstRowFirstColumn="0" w:firstRowLastColumn="0" w:lastRowFirstColumn="0" w:lastRowLastColumn="0"/>
             <w:tcW w:w="1701" w:type="dxa"/>
             <w:tcBorders>
-              <w:top w:val="single" w:color="2E74B5" w:themeColor="accent5" w:themeShade="BF" w:sz="4" w:space="0"/>
-              <w:bottom w:val="single" w:color="2E74B5" w:themeColor="accent5" w:themeShade="BF" w:sz="4" w:space="0"/>
-            </w:tcBorders>
-            <w:tcMar/>
+              <w:top w:val="single" w:sz="4" w:space="0" w:color="2E74B5" w:themeColor="accent5" w:themeShade="BF"/>
+              <w:bottom w:val="single" w:sz="4" w:space="0" w:color="2E74B5" w:themeColor="accent5" w:themeShade="BF"/>
+            </w:tcBorders>
           </w:tcPr>
           <w:p>
             <w:pPr>
@@ -5571,13 +4984,11 @@
         </w:tc>
         <w:tc>
           <w:tcPr>
-            <w:cnfStyle w:val="000000000000" w:firstRow="0" w:lastRow="0" w:firstColumn="0" w:lastColumn="0" w:oddVBand="0" w:evenVBand="0" w:oddHBand="0" w:evenHBand="0" w:firstRowFirstColumn="0" w:firstRowLastColumn="0" w:lastRowFirstColumn="0" w:lastRowLastColumn="0"/>
             <w:tcW w:w="6520" w:type="dxa"/>
             <w:tcBorders>
-              <w:top w:val="single" w:color="2E74B5" w:themeColor="accent5" w:themeShade="BF" w:sz="4" w:space="0"/>
-              <w:bottom w:val="single" w:color="2E74B5" w:themeColor="accent5" w:themeShade="BF" w:sz="4" w:space="0"/>
-            </w:tcBorders>
-            <w:tcMar/>
+              <w:top w:val="single" w:sz="4" w:space="0" w:color="2E74B5" w:themeColor="accent5" w:themeShade="BF"/>
+              <w:bottom w:val="single" w:sz="4" w:space="0" w:color="2E74B5" w:themeColor="accent5" w:themeShade="BF"/>
+            </w:tcBorders>
           </w:tcPr>
           <w:p>
             <w:pPr>
@@ -5598,8 +5009,6 @@
             <w:cnfStyle w:val="001000000000" w:firstRow="0" w:lastRow="0" w:firstColumn="1" w:lastColumn="0" w:oddVBand="0" w:evenVBand="0" w:oddHBand="0" w:evenHBand="0" w:firstRowFirstColumn="0" w:firstRowLastColumn="0" w:lastRowFirstColumn="0" w:lastRowLastColumn="0"/>
             <w:tcW w:w="1020" w:type="dxa"/>
             <w:vMerge/>
-            <w:tcBorders/>
-            <w:tcMar/>
             <w:textDirection w:val="btLr"/>
           </w:tcPr>
           <w:p>
@@ -5613,10 +5022,8 @@
         </w:tc>
         <w:tc>
           <w:tcPr>
-            <w:cnfStyle w:val="000000000000" w:firstRow="0" w:lastRow="0" w:firstColumn="0" w:lastColumn="0" w:oddVBand="0" w:evenVBand="0" w:oddHBand="0" w:evenHBand="0" w:firstRowFirstColumn="0" w:firstRowLastColumn="0" w:lastRowFirstColumn="0" w:lastRowLastColumn="0"/>
             <w:tcW w:w="1662" w:type="dxa"/>
             <w:vMerge/>
-            <w:tcMar/>
           </w:tcPr>
           <w:p>
             <w:pPr>
@@ -5631,13 +5038,11 @@
         </w:tc>
         <w:tc>
           <w:tcPr>
-            <w:cnfStyle w:val="000000000000" w:firstRow="0" w:lastRow="0" w:firstColumn="0" w:lastColumn="0" w:oddVBand="0" w:evenVBand="0" w:oddHBand="0" w:evenHBand="0" w:firstRowFirstColumn="0" w:firstRowLastColumn="0" w:lastRowFirstColumn="0" w:lastRowLastColumn="0"/>
             <w:tcW w:w="2700" w:type="dxa"/>
             <w:tcBorders>
-              <w:top w:val="single" w:color="2E74B5" w:themeColor="accent5" w:themeShade="BF" w:sz="4" w:space="0"/>
-              <w:bottom w:val="single" w:color="2E74B5" w:themeColor="accent5" w:themeShade="BF" w:sz="4" w:space="0"/>
-            </w:tcBorders>
-            <w:tcMar/>
+              <w:top w:val="single" w:sz="4" w:space="0" w:color="2E74B5" w:themeColor="accent5" w:themeShade="BF"/>
+              <w:bottom w:val="single" w:sz="4" w:space="0" w:color="2E74B5" w:themeColor="accent5" w:themeShade="BF"/>
+            </w:tcBorders>
           </w:tcPr>
           <w:p>
             <w:pPr>
@@ -5656,13 +5061,11 @@
         </w:tc>
         <w:tc>
           <w:tcPr>
-            <w:cnfStyle w:val="000000000000" w:firstRow="0" w:lastRow="0" w:firstColumn="0" w:lastColumn="0" w:oddVBand="0" w:evenVBand="0" w:oddHBand="0" w:evenHBand="0" w:firstRowFirstColumn="0" w:firstRowLastColumn="0" w:lastRowFirstColumn="0" w:lastRowLastColumn="0"/>
             <w:tcW w:w="1701" w:type="dxa"/>
             <w:tcBorders>
-              <w:top w:val="single" w:color="2E74B5" w:themeColor="accent5" w:themeShade="BF" w:sz="4" w:space="0"/>
-              <w:bottom w:val="single" w:color="2E74B5" w:themeColor="accent5" w:themeShade="BF" w:sz="4" w:space="0"/>
-            </w:tcBorders>
-            <w:tcMar/>
+              <w:top w:val="single" w:sz="4" w:space="0" w:color="2E74B5" w:themeColor="accent5" w:themeShade="BF"/>
+              <w:bottom w:val="single" w:sz="4" w:space="0" w:color="2E74B5" w:themeColor="accent5" w:themeShade="BF"/>
+            </w:tcBorders>
           </w:tcPr>
           <w:p>
             <w:pPr>
@@ -5687,13 +5090,11 @@
         </w:tc>
         <w:tc>
           <w:tcPr>
-            <w:cnfStyle w:val="000000000000" w:firstRow="0" w:lastRow="0" w:firstColumn="0" w:lastColumn="0" w:oddVBand="0" w:evenVBand="0" w:oddHBand="0" w:evenHBand="0" w:firstRowFirstColumn="0" w:firstRowLastColumn="0" w:lastRowFirstColumn="0" w:lastRowLastColumn="0"/>
             <w:tcW w:w="6520" w:type="dxa"/>
             <w:tcBorders>
-              <w:top w:val="single" w:color="2E74B5" w:themeColor="accent5" w:themeShade="BF" w:sz="4" w:space="0"/>
-              <w:bottom w:val="single" w:color="2E74B5" w:themeColor="accent5" w:themeShade="BF" w:sz="4" w:space="0"/>
-            </w:tcBorders>
-            <w:tcMar/>
+              <w:top w:val="single" w:sz="4" w:space="0" w:color="2E74B5" w:themeColor="accent5" w:themeShade="BF"/>
+              <w:bottom w:val="single" w:sz="4" w:space="0" w:color="2E74B5" w:themeColor="accent5" w:themeShade="BF"/>
+            </w:tcBorders>
           </w:tcPr>
           <w:p>
             <w:pPr>
@@ -5711,8 +5112,6 @@
             <w:cnfStyle w:val="001000000000" w:firstRow="0" w:lastRow="0" w:firstColumn="1" w:lastColumn="0" w:oddVBand="0" w:evenVBand="0" w:oddHBand="0" w:evenHBand="0" w:firstRowFirstColumn="0" w:firstRowLastColumn="0" w:lastRowFirstColumn="0" w:lastRowLastColumn="0"/>
             <w:tcW w:w="1020" w:type="dxa"/>
             <w:vMerge/>
-            <w:tcBorders/>
-            <w:tcMar/>
             <w:textDirection w:val="btLr"/>
           </w:tcPr>
           <w:p>
@@ -5726,11 +5125,8 @@
         </w:tc>
         <w:tc>
           <w:tcPr>
-            <w:cnfStyle w:val="000000000000" w:firstRow="0" w:lastRow="0" w:firstColumn="0" w:lastColumn="0" w:oddVBand="0" w:evenVBand="0" w:oddHBand="0" w:evenHBand="0" w:firstRowFirstColumn="0" w:firstRowLastColumn="0" w:lastRowFirstColumn="0" w:lastRowLastColumn="0"/>
             <w:tcW w:w="1662" w:type="dxa"/>
             <w:vMerge/>
-            <w:tcBorders/>
-            <w:tcMar/>
           </w:tcPr>
           <w:p>
             <w:pPr>
@@ -5745,13 +5141,11 @@
         </w:tc>
         <w:tc>
           <w:tcPr>
-            <w:cnfStyle w:val="000000000000" w:firstRow="0" w:lastRow="0" w:firstColumn="0" w:lastColumn="0" w:oddVBand="0" w:evenVBand="0" w:oddHBand="0" w:evenHBand="0" w:firstRowFirstColumn="0" w:firstRowLastColumn="0" w:lastRowFirstColumn="0" w:lastRowLastColumn="0"/>
             <w:tcW w:w="2700" w:type="dxa"/>
             <w:tcBorders>
-              <w:top w:val="single" w:color="2E74B5" w:themeColor="accent5" w:themeShade="BF" w:sz="4" w:space="0"/>
-              <w:bottom w:val="single" w:color="2E74B5" w:themeColor="accent5" w:themeShade="BF" w:sz="4" w:space="0"/>
-            </w:tcBorders>
-            <w:tcMar/>
+              <w:top w:val="single" w:sz="4" w:space="0" w:color="2E74B5" w:themeColor="accent5" w:themeShade="BF"/>
+              <w:bottom w:val="single" w:sz="4" w:space="0" w:color="2E74B5" w:themeColor="accent5" w:themeShade="BF"/>
+            </w:tcBorders>
           </w:tcPr>
           <w:p>
             <w:pPr>
@@ -5770,13 +5164,11 @@
         </w:tc>
         <w:tc>
           <w:tcPr>
-            <w:cnfStyle w:val="000000000000" w:firstRow="0" w:lastRow="0" w:firstColumn="0" w:lastColumn="0" w:oddVBand="0" w:evenVBand="0" w:oddHBand="0" w:evenHBand="0" w:firstRowFirstColumn="0" w:firstRowLastColumn="0" w:lastRowFirstColumn="0" w:lastRowLastColumn="0"/>
             <w:tcW w:w="1701" w:type="dxa"/>
             <w:tcBorders>
-              <w:top w:val="single" w:color="2E74B5" w:themeColor="accent5" w:themeShade="BF" w:sz="4" w:space="0"/>
-              <w:bottom w:val="single" w:color="2E74B5" w:themeColor="accent5" w:themeShade="BF" w:sz="4" w:space="0"/>
-            </w:tcBorders>
-            <w:tcMar/>
+              <w:top w:val="single" w:sz="4" w:space="0" w:color="2E74B5" w:themeColor="accent5" w:themeShade="BF"/>
+              <w:bottom w:val="single" w:sz="4" w:space="0" w:color="2E74B5" w:themeColor="accent5" w:themeShade="BF"/>
+            </w:tcBorders>
           </w:tcPr>
           <w:p>
             <w:pPr>
@@ -5795,13 +5187,11 @@
         </w:tc>
         <w:tc>
           <w:tcPr>
-            <w:cnfStyle w:val="000000000000" w:firstRow="0" w:lastRow="0" w:firstColumn="0" w:lastColumn="0" w:oddVBand="0" w:evenVBand="0" w:oddHBand="0" w:evenHBand="0" w:firstRowFirstColumn="0" w:firstRowLastColumn="0" w:lastRowFirstColumn="0" w:lastRowLastColumn="0"/>
             <w:tcW w:w="6520" w:type="dxa"/>
             <w:tcBorders>
-              <w:top w:val="single" w:color="2E74B5" w:themeColor="accent5" w:themeShade="BF" w:sz="4" w:space="0"/>
-              <w:bottom w:val="single" w:color="2E74B5" w:themeColor="accent5" w:themeShade="BF" w:sz="4" w:space="0"/>
-            </w:tcBorders>
-            <w:tcMar/>
+              <w:top w:val="single" w:sz="4" w:space="0" w:color="2E74B5" w:themeColor="accent5" w:themeShade="BF"/>
+              <w:bottom w:val="single" w:sz="4" w:space="0" w:color="2E74B5" w:themeColor="accent5" w:themeShade="BF"/>
+            </w:tcBorders>
           </w:tcPr>
           <w:p>
             <w:pPr>
@@ -5829,8 +5219,6 @@
             <w:cnfStyle w:val="001000000000" w:firstRow="0" w:lastRow="0" w:firstColumn="1" w:lastColumn="0" w:oddVBand="0" w:evenVBand="0" w:oddHBand="0" w:evenHBand="0" w:firstRowFirstColumn="0" w:firstRowLastColumn="0" w:lastRowFirstColumn="0" w:lastRowLastColumn="0"/>
             <w:tcW w:w="1020" w:type="dxa"/>
             <w:vMerge/>
-            <w:tcBorders/>
-            <w:tcMar/>
             <w:textDirection w:val="btLr"/>
           </w:tcPr>
           <w:p>
@@ -5844,14 +5232,12 @@
         </w:tc>
         <w:tc>
           <w:tcPr>
-            <w:cnfStyle w:val="000000000000" w:firstRow="0" w:lastRow="0" w:firstColumn="0" w:lastColumn="0" w:oddVBand="0" w:evenVBand="0" w:oddHBand="0" w:evenHBand="0" w:firstRowFirstColumn="0" w:firstRowLastColumn="0" w:lastRowFirstColumn="0" w:lastRowLastColumn="0"/>
             <w:tcW w:w="1662" w:type="dxa"/>
             <w:vMerge w:val="restart"/>
             <w:tcBorders>
-              <w:top w:val="single" w:color="2E74B5" w:themeColor="accent5" w:themeShade="BF" w:sz="4" w:space="0"/>
-              <w:bottom w:val="single" w:color="4472C4" w:themeColor="accent1" w:sz="36" w:space="0"/>
-            </w:tcBorders>
-            <w:tcMar/>
+              <w:top w:val="single" w:sz="4" w:space="0" w:color="2E74B5" w:themeColor="accent5" w:themeShade="BF"/>
+              <w:bottom w:val="single" w:sz="36" w:space="0" w:color="4472C4" w:themeColor="accent1"/>
+            </w:tcBorders>
           </w:tcPr>
           <w:p>
             <w:pPr>
@@ -5874,13 +5260,11 @@
         </w:tc>
         <w:tc>
           <w:tcPr>
-            <w:cnfStyle w:val="000000000000" w:firstRow="0" w:lastRow="0" w:firstColumn="0" w:lastColumn="0" w:oddVBand="0" w:evenVBand="0" w:oddHBand="0" w:evenHBand="0" w:firstRowFirstColumn="0" w:firstRowLastColumn="0" w:lastRowFirstColumn="0" w:lastRowLastColumn="0"/>
             <w:tcW w:w="2700" w:type="dxa"/>
             <w:tcBorders>
-              <w:top w:val="single" w:color="2E74B5" w:themeColor="accent5" w:themeShade="BF" w:sz="4" w:space="0"/>
-              <w:bottom w:val="single" w:color="2E74B5" w:themeColor="accent5" w:themeShade="BF" w:sz="4" w:space="0"/>
-            </w:tcBorders>
-            <w:tcMar/>
+              <w:top w:val="single" w:sz="4" w:space="0" w:color="2E74B5" w:themeColor="accent5" w:themeShade="BF"/>
+              <w:bottom w:val="single" w:sz="4" w:space="0" w:color="2E74B5" w:themeColor="accent5" w:themeShade="BF"/>
+            </w:tcBorders>
           </w:tcPr>
           <w:p>
             <w:pPr>
@@ -5899,13 +5283,11 @@
         </w:tc>
         <w:tc>
           <w:tcPr>
-            <w:cnfStyle w:val="000000000000" w:firstRow="0" w:lastRow="0" w:firstColumn="0" w:lastColumn="0" w:oddVBand="0" w:evenVBand="0" w:oddHBand="0" w:evenHBand="0" w:firstRowFirstColumn="0" w:firstRowLastColumn="0" w:lastRowFirstColumn="0" w:lastRowLastColumn="0"/>
             <w:tcW w:w="1701" w:type="dxa"/>
             <w:tcBorders>
-              <w:top w:val="single" w:color="2E74B5" w:themeColor="accent5" w:themeShade="BF" w:sz="4" w:space="0"/>
-              <w:bottom w:val="single" w:color="2E74B5" w:themeColor="accent5" w:themeShade="BF" w:sz="4" w:space="0"/>
-            </w:tcBorders>
-            <w:tcMar/>
+              <w:top w:val="single" w:sz="4" w:space="0" w:color="2E74B5" w:themeColor="accent5" w:themeShade="BF"/>
+              <w:bottom w:val="single" w:sz="4" w:space="0" w:color="2E74B5" w:themeColor="accent5" w:themeShade="BF"/>
+            </w:tcBorders>
           </w:tcPr>
           <w:p>
             <w:pPr>
@@ -5924,13 +5306,11 @@
         </w:tc>
         <w:tc>
           <w:tcPr>
-            <w:cnfStyle w:val="000000000000" w:firstRow="0" w:lastRow="0" w:firstColumn="0" w:lastColumn="0" w:oddVBand="0" w:evenVBand="0" w:oddHBand="0" w:evenHBand="0" w:firstRowFirstColumn="0" w:firstRowLastColumn="0" w:lastRowFirstColumn="0" w:lastRowLastColumn="0"/>
             <w:tcW w:w="6520" w:type="dxa"/>
             <w:tcBorders>
-              <w:top w:val="single" w:color="2E74B5" w:themeColor="accent5" w:themeShade="BF" w:sz="4" w:space="0"/>
-              <w:bottom w:val="single" w:color="2E74B5" w:themeColor="accent5" w:themeShade="BF" w:sz="4" w:space="0"/>
-            </w:tcBorders>
-            <w:tcMar/>
+              <w:top w:val="single" w:sz="4" w:space="0" w:color="2E74B5" w:themeColor="accent5" w:themeShade="BF"/>
+              <w:bottom w:val="single" w:sz="4" w:space="0" w:color="2E74B5" w:themeColor="accent5" w:themeShade="BF"/>
+            </w:tcBorders>
           </w:tcPr>
           <w:p>
             <w:pPr>
@@ -5954,8 +5334,6 @@
             <w:cnfStyle w:val="001000000000" w:firstRow="0" w:lastRow="0" w:firstColumn="1" w:lastColumn="0" w:oddVBand="0" w:evenVBand="0" w:oddHBand="0" w:evenHBand="0" w:firstRowFirstColumn="0" w:firstRowLastColumn="0" w:lastRowFirstColumn="0" w:lastRowLastColumn="0"/>
             <w:tcW w:w="1020" w:type="dxa"/>
             <w:vMerge/>
-            <w:tcBorders/>
-            <w:tcMar/>
             <w:textDirection w:val="btLr"/>
           </w:tcPr>
           <w:p>
@@ -5969,11 +5347,8 @@
         </w:tc>
         <w:tc>
           <w:tcPr>
-            <w:cnfStyle w:val="000000000000" w:firstRow="0" w:lastRow="0" w:firstColumn="0" w:lastColumn="0" w:oddVBand="0" w:evenVBand="0" w:oddHBand="0" w:evenHBand="0" w:firstRowFirstColumn="0" w:firstRowLastColumn="0" w:lastRowFirstColumn="0" w:lastRowLastColumn="0"/>
             <w:tcW w:w="1662" w:type="dxa"/>
             <w:vMerge/>
-            <w:tcBorders/>
-            <w:tcMar/>
           </w:tcPr>
           <w:p>
             <w:pPr>
@@ -5986,13 +5361,11 @@
         </w:tc>
         <w:tc>
           <w:tcPr>
-            <w:cnfStyle w:val="000000000000" w:firstRow="0" w:lastRow="0" w:firstColumn="0" w:lastColumn="0" w:oddVBand="0" w:evenVBand="0" w:oddHBand="0" w:evenHBand="0" w:firstRowFirstColumn="0" w:firstRowLastColumn="0" w:lastRowFirstColumn="0" w:lastRowLastColumn="0"/>
             <w:tcW w:w="2700" w:type="dxa"/>
             <w:tcBorders>
-              <w:top w:val="single" w:color="2E74B5" w:themeColor="accent5" w:themeShade="BF" w:sz="4" w:space="0"/>
-              <w:bottom w:val="single" w:color="2E74B5" w:themeColor="accent5" w:themeShade="BF" w:sz="4" w:space="0"/>
-            </w:tcBorders>
-            <w:tcMar/>
+              <w:top w:val="single" w:sz="4" w:space="0" w:color="2E74B5" w:themeColor="accent5" w:themeShade="BF"/>
+              <w:bottom w:val="single" w:sz="4" w:space="0" w:color="2E74B5" w:themeColor="accent5" w:themeShade="BF"/>
+            </w:tcBorders>
           </w:tcPr>
           <w:p>
             <w:pPr>
@@ -6011,13 +5384,11 @@
         </w:tc>
         <w:tc>
           <w:tcPr>
-            <w:cnfStyle w:val="000000000000" w:firstRow="0" w:lastRow="0" w:firstColumn="0" w:lastColumn="0" w:oddVBand="0" w:evenVBand="0" w:oddHBand="0" w:evenHBand="0" w:firstRowFirstColumn="0" w:firstRowLastColumn="0" w:lastRowFirstColumn="0" w:lastRowLastColumn="0"/>
             <w:tcW w:w="1701" w:type="dxa"/>
             <w:tcBorders>
-              <w:top w:val="single" w:color="2E74B5" w:themeColor="accent5" w:themeShade="BF" w:sz="4" w:space="0"/>
-              <w:bottom w:val="single" w:color="2E74B5" w:themeColor="accent5" w:themeShade="BF" w:sz="4" w:space="0"/>
-            </w:tcBorders>
-            <w:tcMar/>
+              <w:top w:val="single" w:sz="4" w:space="0" w:color="2E74B5" w:themeColor="accent5" w:themeShade="BF"/>
+              <w:bottom w:val="single" w:sz="4" w:space="0" w:color="2E74B5" w:themeColor="accent5" w:themeShade="BF"/>
+            </w:tcBorders>
           </w:tcPr>
           <w:p>
             <w:pPr>
@@ -6036,13 +5407,11 @@
         </w:tc>
         <w:tc>
           <w:tcPr>
-            <w:cnfStyle w:val="000000000000" w:firstRow="0" w:lastRow="0" w:firstColumn="0" w:lastColumn="0" w:oddVBand="0" w:evenVBand="0" w:oddHBand="0" w:evenHBand="0" w:firstRowFirstColumn="0" w:firstRowLastColumn="0" w:lastRowFirstColumn="0" w:lastRowLastColumn="0"/>
             <w:tcW w:w="6520" w:type="dxa"/>
             <w:tcBorders>
-              <w:top w:val="single" w:color="2E74B5" w:themeColor="accent5" w:themeShade="BF" w:sz="4" w:space="0"/>
-              <w:bottom w:val="single" w:color="2E74B5" w:themeColor="accent5" w:themeShade="BF" w:sz="4" w:space="0"/>
-            </w:tcBorders>
-            <w:tcMar/>
+              <w:top w:val="single" w:sz="4" w:space="0" w:color="2E74B5" w:themeColor="accent5" w:themeShade="BF"/>
+              <w:bottom w:val="single" w:sz="4" w:space="0" w:color="2E74B5" w:themeColor="accent5" w:themeShade="BF"/>
+            </w:tcBorders>
           </w:tcPr>
           <w:p>
             <w:pPr>
@@ -6070,8 +5439,6 @@
             <w:cnfStyle w:val="001000000000" w:firstRow="0" w:lastRow="0" w:firstColumn="1" w:lastColumn="0" w:oddVBand="0" w:evenVBand="0" w:oddHBand="0" w:evenHBand="0" w:firstRowFirstColumn="0" w:firstRowLastColumn="0" w:lastRowFirstColumn="0" w:lastRowLastColumn="0"/>
             <w:tcW w:w="1020" w:type="dxa"/>
             <w:vMerge/>
-            <w:tcBorders/>
-            <w:tcMar/>
             <w:textDirection w:val="btLr"/>
           </w:tcPr>
           <w:p>
@@ -6085,11 +5452,8 @@
         </w:tc>
         <w:tc>
           <w:tcPr>
-            <w:cnfStyle w:val="000000000000" w:firstRow="0" w:lastRow="0" w:firstColumn="0" w:lastColumn="0" w:oddVBand="0" w:evenVBand="0" w:oddHBand="0" w:evenHBand="0" w:firstRowFirstColumn="0" w:firstRowLastColumn="0" w:lastRowFirstColumn="0" w:lastRowLastColumn="0"/>
             <w:tcW w:w="1662" w:type="dxa"/>
             <w:vMerge/>
-            <w:tcBorders/>
-            <w:tcMar/>
           </w:tcPr>
           <w:p>
             <w:pPr>
@@ -6102,13 +5466,11 @@
         </w:tc>
         <w:tc>
           <w:tcPr>
-            <w:cnfStyle w:val="000000000000" w:firstRow="0" w:lastRow="0" w:firstColumn="0" w:lastColumn="0" w:oddVBand="0" w:evenVBand="0" w:oddHBand="0" w:evenHBand="0" w:firstRowFirstColumn="0" w:firstRowLastColumn="0" w:lastRowFirstColumn="0" w:lastRowLastColumn="0"/>
             <w:tcW w:w="2700" w:type="dxa"/>
             <w:tcBorders>
-              <w:top w:val="single" w:color="2E74B5" w:themeColor="accent5" w:themeShade="BF" w:sz="4" w:space="0"/>
-              <w:bottom w:val="single" w:color="4472C4" w:themeColor="accent1" w:sz="36" w:space="0"/>
-            </w:tcBorders>
-            <w:tcMar/>
+              <w:top w:val="single" w:sz="4" w:space="0" w:color="2E74B5" w:themeColor="accent5" w:themeShade="BF"/>
+              <w:bottom w:val="single" w:sz="36" w:space="0" w:color="4472C4" w:themeColor="accent1"/>
+            </w:tcBorders>
           </w:tcPr>
           <w:p>
             <w:pPr>
@@ -6127,13 +5489,11 @@
         </w:tc>
         <w:tc>
           <w:tcPr>
-            <w:cnfStyle w:val="000000000000" w:firstRow="0" w:lastRow="0" w:firstColumn="0" w:lastColumn="0" w:oddVBand="0" w:evenVBand="0" w:oddHBand="0" w:evenHBand="0" w:firstRowFirstColumn="0" w:firstRowLastColumn="0" w:lastRowFirstColumn="0" w:lastRowLastColumn="0"/>
             <w:tcW w:w="1701" w:type="dxa"/>
             <w:tcBorders>
-              <w:top w:val="single" w:color="2E74B5" w:themeColor="accent5" w:themeShade="BF" w:sz="4" w:space="0"/>
-              <w:bottom w:val="single" w:color="4472C4" w:themeColor="accent1" w:sz="36" w:space="0"/>
-            </w:tcBorders>
-            <w:tcMar/>
+              <w:top w:val="single" w:sz="4" w:space="0" w:color="2E74B5" w:themeColor="accent5" w:themeShade="BF"/>
+              <w:bottom w:val="single" w:sz="36" w:space="0" w:color="4472C4" w:themeColor="accent1"/>
+            </w:tcBorders>
           </w:tcPr>
           <w:p>
             <w:pPr>
@@ -6152,13 +5512,11 @@
         </w:tc>
         <w:tc>
           <w:tcPr>
-            <w:cnfStyle w:val="000000000000" w:firstRow="0" w:lastRow="0" w:firstColumn="0" w:lastColumn="0" w:oddVBand="0" w:evenVBand="0" w:oddHBand="0" w:evenHBand="0" w:firstRowFirstColumn="0" w:firstRowLastColumn="0" w:lastRowFirstColumn="0" w:lastRowLastColumn="0"/>
             <w:tcW w:w="6520" w:type="dxa"/>
             <w:tcBorders>
-              <w:top w:val="single" w:color="2E74B5" w:themeColor="accent5" w:themeShade="BF" w:sz="4" w:space="0"/>
-              <w:bottom w:val="single" w:color="4472C4" w:themeColor="accent1" w:sz="36" w:space="0"/>
-            </w:tcBorders>
-            <w:tcMar/>
+              <w:top w:val="single" w:sz="4" w:space="0" w:color="2E74B5" w:themeColor="accent5" w:themeShade="BF"/>
+              <w:bottom w:val="single" w:sz="36" w:space="0" w:color="4472C4" w:themeColor="accent1"/>
+            </w:tcBorders>
           </w:tcPr>
           <w:p>
             <w:pPr>
@@ -6191,11 +5549,10 @@
             <w:tcW w:w="1020" w:type="dxa"/>
             <w:vMerge w:val="restart"/>
             <w:tcBorders>
-              <w:top w:val="single" w:color="4472C4" w:themeColor="accent1" w:sz="36" w:space="0"/>
-              <w:bottom w:val="single" w:color="4472C4" w:themeColor="accent1" w:sz="36" w:space="0"/>
+              <w:top w:val="single" w:sz="36" w:space="0" w:color="4472C4" w:themeColor="accent1"/>
+              <w:bottom w:val="single" w:sz="36" w:space="0" w:color="4472C4" w:themeColor="accent1"/>
             </w:tcBorders>
             <w:shd w:val="clear" w:color="auto" w:fill="BFBFBF" w:themeFill="background1" w:themeFillShade="BF"/>
-            <w:tcMar/>
             <w:textDirection w:val="btLr"/>
           </w:tcPr>
           <w:p>
@@ -6210,7 +5567,6 @@
               <w:rPr>
                 <w:lang w:eastAsia="en-NZ"/>
               </w:rPr>
-              <w:lastRenderedPageBreak/>
               <w:t>Reliability/</w:t>
             </w:r>
           </w:p>
@@ -6247,12 +5603,10 @@
         </w:tc>
         <w:tc>
           <w:tcPr>
-            <w:cnfStyle w:val="000000000000" w:firstRow="0" w:lastRow="0" w:firstColumn="0" w:lastColumn="0" w:oddVBand="0" w:evenVBand="0" w:oddHBand="0" w:evenHBand="0" w:firstRowFirstColumn="0" w:firstRowLastColumn="0" w:lastRowFirstColumn="0" w:lastRowLastColumn="0"/>
             <w:tcW w:w="1662" w:type="dxa"/>
             <w:tcBorders>
-              <w:top w:val="single" w:color="4472C4" w:themeColor="accent1" w:sz="36" w:space="0"/>
-            </w:tcBorders>
-            <w:tcMar/>
+              <w:top w:val="single" w:sz="36" w:space="0" w:color="4472C4" w:themeColor="accent1"/>
+            </w:tcBorders>
             <w:hideMark/>
           </w:tcPr>
           <w:p>
@@ -6272,12 +5626,10 @@
         </w:tc>
         <w:tc>
           <w:tcPr>
-            <w:cnfStyle w:val="000000000000" w:firstRow="0" w:lastRow="0" w:firstColumn="0" w:lastColumn="0" w:oddVBand="0" w:evenVBand="0" w:oddHBand="0" w:evenHBand="0" w:firstRowFirstColumn="0" w:firstRowLastColumn="0" w:lastRowFirstColumn="0" w:lastRowLastColumn="0"/>
             <w:tcW w:w="2700" w:type="dxa"/>
             <w:tcBorders>
-              <w:top w:val="single" w:color="4472C4" w:themeColor="accent1" w:sz="36" w:space="0"/>
-            </w:tcBorders>
-            <w:tcMar/>
+              <w:top w:val="single" w:sz="36" w:space="0" w:color="4472C4" w:themeColor="accent1"/>
+            </w:tcBorders>
             <w:hideMark/>
           </w:tcPr>
           <w:p>
@@ -6298,12 +5650,10 @@
         </w:tc>
         <w:tc>
           <w:tcPr>
-            <w:cnfStyle w:val="000000000000" w:firstRow="0" w:lastRow="0" w:firstColumn="0" w:lastColumn="0" w:oddVBand="0" w:evenVBand="0" w:oddHBand="0" w:evenHBand="0" w:firstRowFirstColumn="0" w:firstRowLastColumn="0" w:lastRowFirstColumn="0" w:lastRowLastColumn="0"/>
             <w:tcW w:w="1701" w:type="dxa"/>
             <w:tcBorders>
-              <w:top w:val="single" w:color="4472C4" w:themeColor="accent1" w:sz="36" w:space="0"/>
-            </w:tcBorders>
-            <w:tcMar/>
+              <w:top w:val="single" w:sz="36" w:space="0" w:color="4472C4" w:themeColor="accent1"/>
+            </w:tcBorders>
             <w:hideMark/>
           </w:tcPr>
           <w:p>
@@ -6331,18 +5681,17 @@
               <w:rPr>
                 <w:lang w:eastAsia="en-NZ"/>
               </w:rPr>
+              <w:lastRenderedPageBreak/>
               <w:t>2,000,000 Clients providing feedback</w:t>
             </w:r>
           </w:p>
         </w:tc>
         <w:tc>
           <w:tcPr>
-            <w:cnfStyle w:val="000000000000" w:firstRow="0" w:lastRow="0" w:firstColumn="0" w:lastColumn="0" w:oddVBand="0" w:evenVBand="0" w:oddHBand="0" w:evenHBand="0" w:firstRowFirstColumn="0" w:firstRowLastColumn="0" w:lastRowFirstColumn="0" w:lastRowLastColumn="0"/>
             <w:tcW w:w="6520" w:type="dxa"/>
             <w:tcBorders>
-              <w:top w:val="single" w:color="4472C4" w:themeColor="accent1" w:sz="36" w:space="0"/>
-            </w:tcBorders>
-            <w:tcMar/>
+              <w:top w:val="single" w:sz="36" w:space="0" w:color="4472C4" w:themeColor="accent1"/>
+            </w:tcBorders>
           </w:tcPr>
           <w:p>
             <w:pPr>
@@ -6355,6 +5704,7 @@
               <w:rPr>
                 <w:lang w:eastAsia="en-NZ"/>
               </w:rPr>
+              <w:lastRenderedPageBreak/>
               <w:t>Assuming:</w:t>
             </w:r>
           </w:p>
@@ -6435,6 +5785,7 @@
               <w:rPr>
                 <w:lang w:eastAsia="en-NZ"/>
               </w:rPr>
+              <w:lastRenderedPageBreak/>
               <w:t>30,000 Early Learning teachers</w:t>
             </w:r>
           </w:p>
@@ -6492,11 +5843,6 @@
                 <w:lang w:eastAsia="en-NZ"/>
               </w:rPr>
               <w:br/>
-            </w:r>
-            <w:r>
-              <w:rPr>
-                <w:lang w:eastAsia="en-NZ"/>
-              </w:rPr>
               <w:t xml:space="preserve">Although national public services do not often require being ready for use by all stakeholders from day 1, the service must be able to dynamically grow to meet the needs of the full spectrum of users. </w:t>
             </w:r>
             <w:r>
@@ -6504,11 +5850,6 @@
                 <w:lang w:eastAsia="en-NZ"/>
               </w:rPr>
               <w:br/>
-            </w:r>
-            <w:r>
-              <w:rPr>
-                <w:lang w:eastAsia="en-NZ"/>
-              </w:rPr>
               <w:t>Note also that although the initial planned user base may be smaller, the scope of functionality may increase over time to a larger ratio of the full potential user base.</w:t>
             </w:r>
             <w:r>
@@ -6516,11 +5857,6 @@
                 <w:lang w:eastAsia="en-NZ"/>
               </w:rPr>
               <w:br/>
-            </w:r>
-            <w:r>
-              <w:rPr>
-                <w:lang w:eastAsia="en-NZ"/>
-              </w:rPr>
               <w:t>Note that compiled languages and caching may permit using less servers than other solutions (eg: all other aspects equal, 1 .NET.Core server running a .NET.Core application may provide the equivalent throughput to 40 Python based servers).</w:t>
             </w:r>
           </w:p>
@@ -6535,8 +5871,6 @@
             <w:cnfStyle w:val="001000000000" w:firstRow="0" w:lastRow="0" w:firstColumn="1" w:lastColumn="0" w:oddVBand="0" w:evenVBand="0" w:oddHBand="0" w:evenHBand="0" w:firstRowFirstColumn="0" w:firstRowLastColumn="0" w:lastRowFirstColumn="0" w:lastRowLastColumn="0"/>
             <w:tcW w:w="1020" w:type="dxa"/>
             <w:vMerge/>
-            <w:tcBorders/>
-            <w:tcMar/>
             <w:textDirection w:val="btLr"/>
           </w:tcPr>
           <w:p>
@@ -6550,9 +5884,7 @@
         </w:tc>
         <w:tc>
           <w:tcPr>
-            <w:cnfStyle w:val="000000000000" w:firstRow="0" w:lastRow="0" w:firstColumn="0" w:lastColumn="0" w:oddVBand="0" w:evenVBand="0" w:oddHBand="0" w:evenHBand="0" w:firstRowFirstColumn="0" w:firstRowLastColumn="0" w:lastRowFirstColumn="0" w:lastRowLastColumn="0"/>
             <w:tcW w:w="1662" w:type="dxa"/>
-            <w:tcMar/>
             <w:hideMark/>
           </w:tcPr>
           <w:p>
@@ -6572,9 +5904,7 @@
         </w:tc>
         <w:tc>
           <w:tcPr>
-            <w:cnfStyle w:val="000000000000" w:firstRow="0" w:lastRow="0" w:firstColumn="0" w:lastColumn="0" w:oddVBand="0" w:evenVBand="0" w:oddHBand="0" w:evenHBand="0" w:firstRowFirstColumn="0" w:firstRowLastColumn="0" w:lastRowFirstColumn="0" w:lastRowLastColumn="0"/>
             <w:tcW w:w="2700" w:type="dxa"/>
-            <w:tcMar/>
             <w:hideMark/>
           </w:tcPr>
           <w:p>
@@ -6606,9 +5936,7 @@
         </w:tc>
         <w:tc>
           <w:tcPr>
-            <w:cnfStyle w:val="000000000000" w:firstRow="0" w:lastRow="0" w:firstColumn="0" w:lastColumn="0" w:oddVBand="0" w:evenVBand="0" w:oddHBand="0" w:evenHBand="0" w:firstRowFirstColumn="0" w:firstRowLastColumn="0" w:lastRowFirstColumn="0" w:lastRowLastColumn="0"/>
             <w:tcW w:w="1701" w:type="dxa"/>
-            <w:tcMar/>
             <w:hideMark/>
           </w:tcPr>
           <w:p>
@@ -6628,9 +5956,7 @@
         </w:tc>
         <w:tc>
           <w:tcPr>
-            <w:cnfStyle w:val="000000000000" w:firstRow="0" w:lastRow="0" w:firstColumn="0" w:lastColumn="0" w:oddVBand="0" w:evenVBand="0" w:oddHBand="0" w:evenHBand="0" w:firstRowFirstColumn="0" w:firstRowLastColumn="0" w:lastRowFirstColumn="0" w:lastRowLastColumn="0"/>
             <w:tcW w:w="6520" w:type="dxa"/>
-            <w:tcMar/>
           </w:tcPr>
           <w:p>
             <w:pPr>
@@ -6650,11 +5976,6 @@
                 <w:lang w:eastAsia="en-NZ"/>
               </w:rPr>
               <w:br/>
-            </w:r>
-            <w:r>
-              <w:rPr>
-                <w:lang w:eastAsia="en-NZ"/>
-              </w:rPr>
               <w:t>Leaving users do not release storage, but may be impacted by Offboarding obligations as per Privacy Laws and regulation.</w:t>
             </w:r>
           </w:p>
@@ -6669,8 +5990,6 @@
             <w:cnfStyle w:val="001000000000" w:firstRow="0" w:lastRow="0" w:firstColumn="1" w:lastColumn="0" w:oddVBand="0" w:evenVBand="0" w:oddHBand="0" w:evenHBand="0" w:firstRowFirstColumn="0" w:firstRowLastColumn="0" w:lastRowFirstColumn="0" w:lastRowLastColumn="0"/>
             <w:tcW w:w="1020" w:type="dxa"/>
             <w:vMerge/>
-            <w:tcBorders/>
-            <w:tcMar/>
             <w:textDirection w:val="btLr"/>
           </w:tcPr>
           <w:p>
@@ -6684,12 +6003,10 @@
         </w:tc>
         <w:tc>
           <w:tcPr>
-            <w:cnfStyle w:val="000000000000" w:firstRow="0" w:lastRow="0" w:firstColumn="0" w:lastColumn="0" w:oddVBand="0" w:evenVBand="0" w:oddHBand="0" w:evenHBand="0" w:firstRowFirstColumn="0" w:firstRowLastColumn="0" w:lastRowFirstColumn="0" w:lastRowLastColumn="0"/>
             <w:tcW w:w="1662" w:type="dxa"/>
             <w:tcBorders>
-              <w:bottom w:val="single" w:color="4472C4" w:themeColor="accent1" w:sz="36" w:space="0"/>
-            </w:tcBorders>
-            <w:tcMar/>
+              <w:bottom w:val="single" w:sz="36" w:space="0" w:color="4472C4" w:themeColor="accent1"/>
+            </w:tcBorders>
             <w:hideMark/>
           </w:tcPr>
           <w:p>
@@ -6709,12 +6026,10 @@
         </w:tc>
         <w:tc>
           <w:tcPr>
-            <w:cnfStyle w:val="000000000000" w:firstRow="0" w:lastRow="0" w:firstColumn="0" w:lastColumn="0" w:oddVBand="0" w:evenVBand="0" w:oddHBand="0" w:evenHBand="0" w:firstRowFirstColumn="0" w:firstRowLastColumn="0" w:lastRowFirstColumn="0" w:lastRowLastColumn="0"/>
             <w:tcW w:w="2700" w:type="dxa"/>
             <w:tcBorders>
-              <w:bottom w:val="single" w:color="4472C4" w:themeColor="accent1" w:sz="36" w:space="0"/>
-            </w:tcBorders>
-            <w:tcMar/>
+              <w:bottom w:val="single" w:sz="36" w:space="0" w:color="4472C4" w:themeColor="accent1"/>
+            </w:tcBorders>
             <w:hideMark/>
           </w:tcPr>
           <w:p>
@@ -6734,12 +6049,10 @@
         </w:tc>
         <w:tc>
           <w:tcPr>
-            <w:cnfStyle w:val="000000000000" w:firstRow="0" w:lastRow="0" w:firstColumn="0" w:lastColumn="0" w:oddVBand="0" w:evenVBand="0" w:oddHBand="0" w:evenHBand="0" w:firstRowFirstColumn="0" w:firstRowLastColumn="0" w:lastRowFirstColumn="0" w:lastRowLastColumn="0"/>
             <w:tcW w:w="1701" w:type="dxa"/>
             <w:tcBorders>
-              <w:bottom w:val="single" w:color="4472C4" w:themeColor="accent1" w:sz="36" w:space="0"/>
-            </w:tcBorders>
-            <w:tcMar/>
+              <w:bottom w:val="single" w:sz="36" w:space="0" w:color="4472C4" w:themeColor="accent1"/>
+            </w:tcBorders>
             <w:hideMark/>
           </w:tcPr>
           <w:p>
@@ -6759,12 +6072,10 @@
         </w:tc>
         <w:tc>
           <w:tcPr>
-            <w:cnfStyle w:val="000000000000" w:firstRow="0" w:lastRow="0" w:firstColumn="0" w:lastColumn="0" w:oddVBand="0" w:evenVBand="0" w:oddHBand="0" w:evenHBand="0" w:firstRowFirstColumn="0" w:firstRowLastColumn="0" w:lastRowFirstColumn="0" w:lastRowLastColumn="0"/>
             <w:tcW w:w="6520" w:type="dxa"/>
             <w:tcBorders>
-              <w:bottom w:val="single" w:color="4472C4" w:themeColor="accent1" w:sz="36" w:space="0"/>
-            </w:tcBorders>
-            <w:tcMar/>
+              <w:bottom w:val="single" w:sz="36" w:space="0" w:color="4472C4" w:themeColor="accent1"/>
+            </w:tcBorders>
           </w:tcPr>
           <w:p>
             <w:pPr>
@@ -6784,11 +6095,6 @@
                 <w:lang w:eastAsia="en-NZ"/>
               </w:rPr>
               <w:br/>
-            </w:r>
-            <w:r>
-              <w:rPr>
-                <w:lang w:eastAsia="en-NZ"/>
-              </w:rPr>
               <w:t>The number of changing conditions requires the service permit account self-management, so as to not add unnecessary workload to teachers and admin.</w:t>
             </w:r>
           </w:p>
@@ -6804,8 +6110,6 @@
             <w:cnfStyle w:val="001000000000" w:firstRow="0" w:lastRow="0" w:firstColumn="1" w:lastColumn="0" w:oddVBand="0" w:evenVBand="0" w:oddHBand="0" w:evenHBand="0" w:firstRowFirstColumn="0" w:firstRowLastColumn="0" w:lastRowFirstColumn="0" w:lastRowLastColumn="0"/>
             <w:tcW w:w="1020" w:type="dxa"/>
             <w:vMerge/>
-            <w:tcBorders/>
-            <w:tcMar/>
             <w:textDirection w:val="btLr"/>
           </w:tcPr>
           <w:p>
@@ -6819,13 +6123,11 @@
         </w:tc>
         <w:tc>
           <w:tcPr>
-            <w:cnfStyle w:val="000000000000" w:firstRow="0" w:lastRow="0" w:firstColumn="0" w:lastColumn="0" w:oddVBand="0" w:evenVBand="0" w:oddHBand="0" w:evenHBand="0" w:firstRowFirstColumn="0" w:firstRowLastColumn="0" w:lastRowFirstColumn="0" w:lastRowLastColumn="0"/>
             <w:tcW w:w="1662" w:type="dxa"/>
             <w:tcBorders>
-              <w:top w:val="single" w:color="4472C4" w:themeColor="accent1" w:sz="36" w:space="0"/>
-              <w:bottom w:val="single" w:color="4472C4" w:themeColor="accent1" w:sz="6" w:space="0"/>
-            </w:tcBorders>
-            <w:tcMar/>
+              <w:top w:val="single" w:sz="36" w:space="0" w:color="4472C4" w:themeColor="accent1"/>
+              <w:bottom w:val="single" w:sz="6" w:space="0" w:color="4472C4" w:themeColor="accent1"/>
+            </w:tcBorders>
             <w:hideMark/>
           </w:tcPr>
           <w:p>
@@ -6845,13 +6147,11 @@
         </w:tc>
         <w:tc>
           <w:tcPr>
-            <w:cnfStyle w:val="000000000000" w:firstRow="0" w:lastRow="0" w:firstColumn="0" w:lastColumn="0" w:oddVBand="0" w:evenVBand="0" w:oddHBand="0" w:evenHBand="0" w:firstRowFirstColumn="0" w:firstRowLastColumn="0" w:lastRowFirstColumn="0" w:lastRowLastColumn="0"/>
             <w:tcW w:w="2700" w:type="dxa"/>
             <w:tcBorders>
-              <w:top w:val="single" w:color="4472C4" w:themeColor="accent1" w:sz="36" w:space="0"/>
-              <w:bottom w:val="single" w:color="4472C4" w:themeColor="accent1" w:sz="6" w:space="0"/>
-            </w:tcBorders>
-            <w:tcMar/>
+              <w:top w:val="single" w:sz="36" w:space="0" w:color="4472C4" w:themeColor="accent1"/>
+              <w:bottom w:val="single" w:sz="6" w:space="0" w:color="4472C4" w:themeColor="accent1"/>
+            </w:tcBorders>
           </w:tcPr>
           <w:p>
             <w:pPr>
@@ -6864,13 +6164,11 @@
         </w:tc>
         <w:tc>
           <w:tcPr>
-            <w:cnfStyle w:val="000000000000" w:firstRow="0" w:lastRow="0" w:firstColumn="0" w:lastColumn="0" w:oddVBand="0" w:evenVBand="0" w:oddHBand="0" w:evenHBand="0" w:firstRowFirstColumn="0" w:firstRowLastColumn="0" w:lastRowFirstColumn="0" w:lastRowLastColumn="0"/>
             <w:tcW w:w="1701" w:type="dxa"/>
             <w:tcBorders>
-              <w:top w:val="single" w:color="4472C4" w:themeColor="accent1" w:sz="36" w:space="0"/>
-              <w:bottom w:val="single" w:color="4472C4" w:themeColor="accent1" w:sz="6" w:space="0"/>
-            </w:tcBorders>
-            <w:tcMar/>
+              <w:top w:val="single" w:sz="36" w:space="0" w:color="4472C4" w:themeColor="accent1"/>
+              <w:bottom w:val="single" w:sz="6" w:space="0" w:color="4472C4" w:themeColor="accent1"/>
+            </w:tcBorders>
             <w:hideMark/>
           </w:tcPr>
           <w:p>
@@ -6914,13 +6212,11 @@
         </w:tc>
         <w:tc>
           <w:tcPr>
-            <w:cnfStyle w:val="000000000000" w:firstRow="0" w:lastRow="0" w:firstColumn="0" w:lastColumn="0" w:oddVBand="0" w:evenVBand="0" w:oddHBand="0" w:evenHBand="0" w:firstRowFirstColumn="0" w:firstRowLastColumn="0" w:lastRowFirstColumn="0" w:lastRowLastColumn="0"/>
             <w:tcW w:w="6520" w:type="dxa"/>
             <w:tcBorders>
-              <w:top w:val="single" w:color="4472C4" w:themeColor="accent1" w:sz="36" w:space="0"/>
-              <w:bottom w:val="single" w:color="4472C4" w:themeColor="accent1" w:sz="6" w:space="0"/>
-            </w:tcBorders>
-            <w:tcMar/>
+              <w:top w:val="single" w:sz="36" w:space="0" w:color="4472C4" w:themeColor="accent1"/>
+              <w:bottom w:val="single" w:sz="6" w:space="0" w:color="4472C4" w:themeColor="accent1"/>
+            </w:tcBorders>
           </w:tcPr>
           <w:p>
             <w:pPr>
@@ -7025,6 +6321,7 @@
               <w:rPr>
                 <w:lang w:eastAsia="en-NZ"/>
               </w:rPr>
+              <w:lastRenderedPageBreak/>
               <w:t>600 Tertiary organisations</w:t>
             </w:r>
             <w:r>
@@ -7174,8 +6471,6 @@
             <w:cnfStyle w:val="001000000000" w:firstRow="0" w:lastRow="0" w:firstColumn="1" w:lastColumn="0" w:oddVBand="0" w:evenVBand="0" w:oddHBand="0" w:evenHBand="0" w:firstRowFirstColumn="0" w:firstRowLastColumn="0" w:lastRowFirstColumn="0" w:lastRowLastColumn="0"/>
             <w:tcW w:w="1020" w:type="dxa"/>
             <w:vMerge/>
-            <w:tcBorders/>
-            <w:tcMar/>
             <w:textDirection w:val="btLr"/>
           </w:tcPr>
           <w:p>
@@ -7189,13 +6484,11 @@
         </w:tc>
         <w:tc>
           <w:tcPr>
-            <w:cnfStyle w:val="000000000000" w:firstRow="0" w:lastRow="0" w:firstColumn="0" w:lastColumn="0" w:oddVBand="0" w:evenVBand="0" w:oddHBand="0" w:evenHBand="0" w:firstRowFirstColumn="0" w:firstRowLastColumn="0" w:lastRowFirstColumn="0" w:lastRowLastColumn="0"/>
             <w:tcW w:w="1662" w:type="dxa"/>
             <w:tcBorders>
-              <w:top w:val="single" w:color="4472C4" w:themeColor="accent1" w:sz="6" w:space="0"/>
-              <w:bottom w:val="single" w:color="4472C4" w:themeColor="accent1" w:sz="4" w:space="0"/>
-            </w:tcBorders>
-            <w:tcMar/>
+              <w:top w:val="single" w:sz="6" w:space="0" w:color="4472C4" w:themeColor="accent1"/>
+              <w:bottom w:val="single" w:sz="4" w:space="0" w:color="4472C4" w:themeColor="accent1"/>
+            </w:tcBorders>
             <w:hideMark/>
           </w:tcPr>
           <w:p>
@@ -7215,13 +6508,11 @@
         </w:tc>
         <w:tc>
           <w:tcPr>
-            <w:cnfStyle w:val="000000000000" w:firstRow="0" w:lastRow="0" w:firstColumn="0" w:lastColumn="0" w:oddVBand="0" w:evenVBand="0" w:oddHBand="0" w:evenHBand="0" w:firstRowFirstColumn="0" w:firstRowLastColumn="0" w:lastRowFirstColumn="0" w:lastRowLastColumn="0"/>
             <w:tcW w:w="2700" w:type="dxa"/>
             <w:tcBorders>
-              <w:top w:val="single" w:color="4472C4" w:themeColor="accent1" w:sz="6" w:space="0"/>
-              <w:bottom w:val="single" w:color="4472C4" w:themeColor="accent1" w:sz="4" w:space="0"/>
-            </w:tcBorders>
-            <w:tcMar/>
+              <w:top w:val="single" w:sz="6" w:space="0" w:color="4472C4" w:themeColor="accent1"/>
+              <w:bottom w:val="single" w:sz="4" w:space="0" w:color="4472C4" w:themeColor="accent1"/>
+            </w:tcBorders>
           </w:tcPr>
           <w:p>
             <w:pPr>
@@ -7234,13 +6525,11 @@
         </w:tc>
         <w:tc>
           <w:tcPr>
-            <w:cnfStyle w:val="000000000000" w:firstRow="0" w:lastRow="0" w:firstColumn="0" w:lastColumn="0" w:oddVBand="0" w:evenVBand="0" w:oddHBand="0" w:evenHBand="0" w:firstRowFirstColumn="0" w:firstRowLastColumn="0" w:lastRowFirstColumn="0" w:lastRowLastColumn="0"/>
             <w:tcW w:w="1701" w:type="dxa"/>
             <w:tcBorders>
-              <w:top w:val="single" w:color="4472C4" w:themeColor="accent1" w:sz="6" w:space="0"/>
-              <w:bottom w:val="single" w:color="4472C4" w:themeColor="accent1" w:sz="4" w:space="0"/>
-            </w:tcBorders>
-            <w:tcMar/>
+              <w:top w:val="single" w:sz="6" w:space="0" w:color="4472C4" w:themeColor="accent1"/>
+              <w:bottom w:val="single" w:sz="4" w:space="0" w:color="4472C4" w:themeColor="accent1"/>
+            </w:tcBorders>
             <w:hideMark/>
           </w:tcPr>
           <w:p>
@@ -7260,13 +6549,11 @@
         </w:tc>
         <w:tc>
           <w:tcPr>
-            <w:cnfStyle w:val="000000000000" w:firstRow="0" w:lastRow="0" w:firstColumn="0" w:lastColumn="0" w:oddVBand="0" w:evenVBand="0" w:oddHBand="0" w:evenHBand="0" w:firstRowFirstColumn="0" w:firstRowLastColumn="0" w:lastRowFirstColumn="0" w:lastRowLastColumn="0"/>
             <w:tcW w:w="6520" w:type="dxa"/>
             <w:tcBorders>
-              <w:top w:val="single" w:color="4472C4" w:themeColor="accent1" w:sz="6" w:space="0"/>
-              <w:bottom w:val="single" w:color="4472C4" w:themeColor="accent1" w:sz="4" w:space="0"/>
-            </w:tcBorders>
-            <w:tcMar/>
+              <w:top w:val="single" w:sz="6" w:space="0" w:color="4472C4" w:themeColor="accent1"/>
+              <w:bottom w:val="single" w:sz="4" w:space="0" w:color="4472C4" w:themeColor="accent1"/>
+            </w:tcBorders>
           </w:tcPr>
           <w:p>
             <w:pPr>
@@ -7362,8 +6649,6 @@
             <w:cnfStyle w:val="001000000000" w:firstRow="0" w:lastRow="0" w:firstColumn="1" w:lastColumn="0" w:oddVBand="0" w:evenVBand="0" w:oddHBand="0" w:evenHBand="0" w:firstRowFirstColumn="0" w:firstRowLastColumn="0" w:lastRowFirstColumn="0" w:lastRowLastColumn="0"/>
             <w:tcW w:w="1020" w:type="dxa"/>
             <w:vMerge/>
-            <w:tcBorders/>
-            <w:tcMar/>
             <w:textDirection w:val="btLr"/>
           </w:tcPr>
           <w:p>
@@ -7377,12 +6662,10 @@
         </w:tc>
         <w:tc>
           <w:tcPr>
-            <w:cnfStyle w:val="000000000000" w:firstRow="0" w:lastRow="0" w:firstColumn="0" w:lastColumn="0" w:oddVBand="0" w:evenVBand="0" w:oddHBand="0" w:evenHBand="0" w:firstRowFirstColumn="0" w:firstRowLastColumn="0" w:lastRowFirstColumn="0" w:lastRowLastColumn="0"/>
             <w:tcW w:w="1662" w:type="dxa"/>
             <w:tcBorders>
-              <w:bottom w:val="single" w:color="4472C4" w:themeColor="accent1" w:sz="36" w:space="0"/>
-            </w:tcBorders>
-            <w:tcMar/>
+              <w:bottom w:val="single" w:sz="36" w:space="0" w:color="4472C4" w:themeColor="accent1"/>
+            </w:tcBorders>
             <w:hideMark/>
           </w:tcPr>
           <w:p>
@@ -7408,12 +6691,10 @@
         </w:tc>
         <w:tc>
           <w:tcPr>
-            <w:cnfStyle w:val="000000000000" w:firstRow="0" w:lastRow="0" w:firstColumn="0" w:lastColumn="0" w:oddVBand="0" w:evenVBand="0" w:oddHBand="0" w:evenHBand="0" w:firstRowFirstColumn="0" w:firstRowLastColumn="0" w:lastRowFirstColumn="0" w:lastRowLastColumn="0"/>
             <w:tcW w:w="2700" w:type="dxa"/>
             <w:tcBorders>
-              <w:bottom w:val="single" w:color="4472C4" w:themeColor="accent1" w:sz="36" w:space="0"/>
-            </w:tcBorders>
-            <w:tcMar/>
+              <w:bottom w:val="single" w:sz="36" w:space="0" w:color="4472C4" w:themeColor="accent1"/>
+            </w:tcBorders>
             <w:hideMark/>
           </w:tcPr>
           <w:p>
@@ -7427,12 +6708,10 @@
         </w:tc>
         <w:tc>
           <w:tcPr>
-            <w:cnfStyle w:val="000000000000" w:firstRow="0" w:lastRow="0" w:firstColumn="0" w:lastColumn="0" w:oddVBand="0" w:evenVBand="0" w:oddHBand="0" w:evenHBand="0" w:firstRowFirstColumn="0" w:firstRowLastColumn="0" w:lastRowFirstColumn="0" w:lastRowLastColumn="0"/>
             <w:tcW w:w="1701" w:type="dxa"/>
             <w:tcBorders>
-              <w:bottom w:val="single" w:color="4472C4" w:themeColor="accent1" w:sz="36" w:space="0"/>
-            </w:tcBorders>
-            <w:tcMar/>
+              <w:bottom w:val="single" w:sz="36" w:space="0" w:color="4472C4" w:themeColor="accent1"/>
+            </w:tcBorders>
             <w:hideMark/>
           </w:tcPr>
           <w:p>
@@ -7470,12 +6749,10 @@
         </w:tc>
         <w:tc>
           <w:tcPr>
-            <w:cnfStyle w:val="000000000000" w:firstRow="0" w:lastRow="0" w:firstColumn="0" w:lastColumn="0" w:oddVBand="0" w:evenVBand="0" w:oddHBand="0" w:evenHBand="0" w:firstRowFirstColumn="0" w:firstRowLastColumn="0" w:lastRowFirstColumn="0" w:lastRowLastColumn="0"/>
             <w:tcW w:w="6520" w:type="dxa"/>
             <w:tcBorders>
-              <w:bottom w:val="single" w:color="4472C4" w:themeColor="accent1" w:sz="36" w:space="0"/>
-            </w:tcBorders>
-            <w:tcMar/>
+              <w:bottom w:val="single" w:sz="36" w:space="0" w:color="4472C4" w:themeColor="accent1"/>
+            </w:tcBorders>
           </w:tcPr>
           <w:p>
             <w:pPr>
@@ -7563,11 +6840,6 @@
                 <w:lang w:eastAsia="en-NZ"/>
               </w:rPr>
               <w:br/>
-            </w:r>
-            <w:r>
-              <w:rPr>
-                <w:lang w:eastAsia="en-NZ"/>
-              </w:rPr>
               <w:t>The cost of Storage is cheap and should not be a deciding factor.</w:t>
             </w:r>
             <w:r>
@@ -7575,11 +6847,6 @@
                 <w:lang w:eastAsia="en-NZ"/>
               </w:rPr>
               <w:br/>
-            </w:r>
-            <w:r>
-              <w:rPr>
-                <w:lang w:eastAsia="en-NZ"/>
-              </w:rPr>
               <w:t>The only deciding aspect is to ensure there is enough.</w:t>
             </w:r>
           </w:p>
@@ -7594,8 +6861,6 @@
             <w:cnfStyle w:val="001000000000" w:firstRow="0" w:lastRow="0" w:firstColumn="1" w:lastColumn="0" w:oddVBand="0" w:evenVBand="0" w:oddHBand="0" w:evenHBand="0" w:firstRowFirstColumn="0" w:firstRowLastColumn="0" w:lastRowFirstColumn="0" w:lastRowLastColumn="0"/>
             <w:tcW w:w="1020" w:type="dxa"/>
             <w:vMerge/>
-            <w:tcBorders/>
-            <w:tcMar/>
             <w:textDirection w:val="btLr"/>
           </w:tcPr>
           <w:p>
@@ -7609,13 +6874,11 @@
         </w:tc>
         <w:tc>
           <w:tcPr>
-            <w:cnfStyle w:val="000000000000" w:firstRow="0" w:lastRow="0" w:firstColumn="0" w:lastColumn="0" w:oddVBand="0" w:evenVBand="0" w:oddHBand="0" w:evenHBand="0" w:firstRowFirstColumn="0" w:firstRowLastColumn="0" w:lastRowFirstColumn="0" w:lastRowLastColumn="0"/>
             <w:tcW w:w="1662" w:type="dxa"/>
             <w:tcBorders>
-              <w:top w:val="single" w:color="4472C4" w:themeColor="accent1" w:sz="36" w:space="0"/>
-              <w:bottom w:val="single" w:color="4472C4" w:themeColor="accent1" w:sz="36" w:space="0"/>
-            </w:tcBorders>
-            <w:tcMar/>
+              <w:top w:val="single" w:sz="36" w:space="0" w:color="4472C4" w:themeColor="accent1"/>
+              <w:bottom w:val="single" w:sz="36" w:space="0" w:color="4472C4" w:themeColor="accent1"/>
+            </w:tcBorders>
             <w:hideMark/>
           </w:tcPr>
           <w:p>
@@ -7629,13 +6892,11 @@
         </w:tc>
         <w:tc>
           <w:tcPr>
-            <w:cnfStyle w:val="000000000000" w:firstRow="0" w:lastRow="0" w:firstColumn="0" w:lastColumn="0" w:oddVBand="0" w:evenVBand="0" w:oddHBand="0" w:evenHBand="0" w:firstRowFirstColumn="0" w:firstRowLastColumn="0" w:lastRowFirstColumn="0" w:lastRowLastColumn="0"/>
             <w:tcW w:w="2700" w:type="dxa"/>
             <w:tcBorders>
-              <w:top w:val="single" w:color="4472C4" w:themeColor="accent1" w:sz="36" w:space="0"/>
-              <w:bottom w:val="single" w:color="4472C4" w:themeColor="accent1" w:sz="36" w:space="0"/>
-            </w:tcBorders>
-            <w:tcMar/>
+              <w:top w:val="single" w:sz="36" w:space="0" w:color="4472C4" w:themeColor="accent1"/>
+              <w:bottom w:val="single" w:sz="36" w:space="0" w:color="4472C4" w:themeColor="accent1"/>
+            </w:tcBorders>
             <w:hideMark/>
           </w:tcPr>
           <w:p>
@@ -7649,13 +6910,11 @@
         </w:tc>
         <w:tc>
           <w:tcPr>
-            <w:cnfStyle w:val="000000000000" w:firstRow="0" w:lastRow="0" w:firstColumn="0" w:lastColumn="0" w:oddVBand="0" w:evenVBand="0" w:oddHBand="0" w:evenHBand="0" w:firstRowFirstColumn="0" w:firstRowLastColumn="0" w:lastRowFirstColumn="0" w:lastRowLastColumn="0"/>
             <w:tcW w:w="1701" w:type="dxa"/>
             <w:tcBorders>
-              <w:top w:val="single" w:color="4472C4" w:themeColor="accent1" w:sz="36" w:space="0"/>
-              <w:bottom w:val="single" w:color="4472C4" w:themeColor="accent1" w:sz="36" w:space="0"/>
-            </w:tcBorders>
-            <w:tcMar/>
+              <w:top w:val="single" w:sz="36" w:space="0" w:color="4472C4" w:themeColor="accent1"/>
+              <w:bottom w:val="single" w:sz="36" w:space="0" w:color="4472C4" w:themeColor="accent1"/>
+            </w:tcBorders>
             <w:hideMark/>
           </w:tcPr>
           <w:p>
@@ -7675,13 +6934,11 @@
         </w:tc>
         <w:tc>
           <w:tcPr>
-            <w:cnfStyle w:val="000000000000" w:firstRow="0" w:lastRow="0" w:firstColumn="0" w:lastColumn="0" w:oddVBand="0" w:evenVBand="0" w:oddHBand="0" w:evenHBand="0" w:firstRowFirstColumn="0" w:firstRowLastColumn="0" w:lastRowFirstColumn="0" w:lastRowLastColumn="0"/>
             <w:tcW w:w="6520" w:type="dxa"/>
             <w:tcBorders>
-              <w:top w:val="single" w:color="4472C4" w:themeColor="accent1" w:sz="36" w:space="0"/>
-              <w:bottom w:val="single" w:color="4472C4" w:themeColor="accent1" w:sz="36" w:space="0"/>
-            </w:tcBorders>
-            <w:tcMar/>
+              <w:top w:val="single" w:sz="36" w:space="0" w:color="4472C4" w:themeColor="accent1"/>
+              <w:bottom w:val="single" w:sz="36" w:space="0" w:color="4472C4" w:themeColor="accent1"/>
+            </w:tcBorders>
           </w:tcPr>
           <w:p>
             <w:pPr>
@@ -7805,11 +7062,6 @@
                 <w:lang w:eastAsia="en-NZ"/>
               </w:rPr>
               <w:br/>
-            </w:r>
-            <w:r>
-              <w:rPr>
-                <w:lang w:eastAsia="en-NZ"/>
-              </w:rPr>
               <w:t>The user base is large, and classes take place at different times of the day. There are not envisioned moments when the service is expected to be used by all users at the same time.</w:t>
             </w:r>
           </w:p>
@@ -7825,11 +7077,10 @@
             <w:tcW w:w="1020" w:type="dxa"/>
             <w:vMerge w:val="restart"/>
             <w:tcBorders>
-              <w:top w:val="single" w:color="4472C4" w:themeColor="accent1" w:sz="36" w:space="0"/>
-              <w:bottom w:val="single" w:color="4472C4" w:themeColor="accent1" w:sz="36" w:space="0"/>
+              <w:top w:val="single" w:sz="36" w:space="0" w:color="4472C4" w:themeColor="accent1"/>
+              <w:bottom w:val="single" w:sz="36" w:space="0" w:color="4472C4" w:themeColor="accent1"/>
             </w:tcBorders>
             <w:shd w:val="clear" w:color="auto" w:fill="BFBFBF" w:themeFill="background1" w:themeFillShade="BF"/>
-            <w:tcMar/>
             <w:textDirection w:val="btLr"/>
           </w:tcPr>
           <w:p>
@@ -7867,13 +7118,11 @@
         </w:tc>
         <w:tc>
           <w:tcPr>
-            <w:cnfStyle w:val="000000000000" w:firstRow="0" w:lastRow="0" w:firstColumn="0" w:lastColumn="0" w:oddVBand="0" w:evenVBand="0" w:oddHBand="0" w:evenHBand="0" w:firstRowFirstColumn="0" w:firstRowLastColumn="0" w:lastRowFirstColumn="0" w:lastRowLastColumn="0"/>
             <w:tcW w:w="1662" w:type="dxa"/>
             <w:tcBorders>
-              <w:top w:val="single" w:color="4472C4" w:themeColor="accent1" w:sz="36" w:space="0"/>
+              <w:top w:val="single" w:sz="36" w:space="0" w:color="4472C4" w:themeColor="accent1"/>
               <w:bottom w:val="nil"/>
             </w:tcBorders>
-            <w:tcMar/>
           </w:tcPr>
           <w:p>
             <w:pPr>
@@ -7892,13 +7141,11 @@
         </w:tc>
         <w:tc>
           <w:tcPr>
-            <w:cnfStyle w:val="000000000000" w:firstRow="0" w:lastRow="0" w:firstColumn="0" w:lastColumn="0" w:oddVBand="0" w:evenVBand="0" w:oddHBand="0" w:evenHBand="0" w:firstRowFirstColumn="0" w:firstRowLastColumn="0" w:lastRowFirstColumn="0" w:lastRowLastColumn="0"/>
             <w:tcW w:w="2700" w:type="dxa"/>
             <w:tcBorders>
-              <w:top w:val="single" w:color="4472C4" w:themeColor="accent1" w:sz="36" w:space="0"/>
-              <w:bottom w:val="single" w:color="2E74B5" w:themeColor="accent5" w:themeShade="BF" w:sz="2" w:space="0"/>
-            </w:tcBorders>
-            <w:tcMar/>
+              <w:top w:val="single" w:sz="36" w:space="0" w:color="4472C4" w:themeColor="accent1"/>
+              <w:bottom w:val="single" w:sz="2" w:space="0" w:color="2E74B5" w:themeColor="accent5" w:themeShade="BF"/>
+            </w:tcBorders>
           </w:tcPr>
           <w:p>
             <w:pPr>
@@ -7929,13 +7176,11 @@
         </w:tc>
         <w:tc>
           <w:tcPr>
-            <w:cnfStyle w:val="000000000000" w:firstRow="0" w:lastRow="0" w:firstColumn="0" w:lastColumn="0" w:oddVBand="0" w:evenVBand="0" w:oddHBand="0" w:evenHBand="0" w:firstRowFirstColumn="0" w:firstRowLastColumn="0" w:lastRowFirstColumn="0" w:lastRowLastColumn="0"/>
             <w:tcW w:w="1701" w:type="dxa"/>
             <w:tcBorders>
-              <w:top w:val="single" w:color="4472C4" w:themeColor="accent1" w:sz="36" w:space="0"/>
-              <w:bottom w:val="single" w:color="2E74B5" w:themeColor="accent5" w:themeShade="BF" w:sz="2" w:space="0"/>
-            </w:tcBorders>
-            <w:tcMar/>
+              <w:top w:val="single" w:sz="36" w:space="0" w:color="4472C4" w:themeColor="accent1"/>
+              <w:bottom w:val="single" w:sz="2" w:space="0" w:color="2E74B5" w:themeColor="accent5" w:themeShade="BF"/>
+            </w:tcBorders>
           </w:tcPr>
           <w:p>
             <w:pPr>
@@ -7954,13 +7199,11 @@
         </w:tc>
         <w:tc>
           <w:tcPr>
-            <w:cnfStyle w:val="000000000000" w:firstRow="0" w:lastRow="0" w:firstColumn="0" w:lastColumn="0" w:oddVBand="0" w:evenVBand="0" w:oddHBand="0" w:evenHBand="0" w:firstRowFirstColumn="0" w:firstRowLastColumn="0" w:lastRowFirstColumn="0" w:lastRowLastColumn="0"/>
             <w:tcW w:w="6520" w:type="dxa"/>
             <w:tcBorders>
-              <w:top w:val="single" w:color="4472C4" w:themeColor="accent1" w:sz="36" w:space="0"/>
-              <w:bottom w:val="single" w:color="2E74B5" w:themeColor="accent5" w:themeShade="BF" w:sz="2" w:space="0"/>
-            </w:tcBorders>
-            <w:tcMar/>
+              <w:top w:val="single" w:sz="36" w:space="0" w:color="4472C4" w:themeColor="accent1"/>
+              <w:bottom w:val="single" w:sz="2" w:space="0" w:color="2E74B5" w:themeColor="accent5" w:themeShade="BF"/>
+            </w:tcBorders>
           </w:tcPr>
           <w:p>
             <w:pPr>
@@ -7980,11 +7223,6 @@
                 <w:lang w:eastAsia="en-NZ"/>
               </w:rPr>
               <w:br/>
-            </w:r>
-            <w:r>
-              <w:rPr>
-                <w:lang w:eastAsia="en-NZ"/>
-              </w:rPr>
               <w:t>That said, in a large population, the throughput of eager users is considerable and unnecessary delays are not desired.</w:t>
             </w:r>
           </w:p>
@@ -7996,8 +7234,6 @@
             <w:cnfStyle w:val="001000000000" w:firstRow="0" w:lastRow="0" w:firstColumn="1" w:lastColumn="0" w:oddVBand="0" w:evenVBand="0" w:oddHBand="0" w:evenHBand="0" w:firstRowFirstColumn="0" w:firstRowLastColumn="0" w:lastRowFirstColumn="0" w:lastRowLastColumn="0"/>
             <w:tcW w:w="1020" w:type="dxa"/>
             <w:vMerge/>
-            <w:tcBorders/>
-            <w:tcMar/>
             <w:textDirection w:val="btLr"/>
           </w:tcPr>
           <w:p>
@@ -8011,13 +7247,11 @@
         </w:tc>
         <w:tc>
           <w:tcPr>
-            <w:cnfStyle w:val="000000000000" w:firstRow="0" w:lastRow="0" w:firstColumn="0" w:lastColumn="0" w:oddVBand="0" w:evenVBand="0" w:oddHBand="0" w:evenHBand="0" w:firstRowFirstColumn="0" w:firstRowLastColumn="0" w:lastRowFirstColumn="0" w:lastRowLastColumn="0"/>
             <w:tcW w:w="1662" w:type="dxa"/>
             <w:tcBorders>
               <w:top w:val="nil"/>
-              <w:bottom w:val="single" w:color="4472C4" w:themeColor="accent1" w:sz="6" w:space="0"/>
-            </w:tcBorders>
-            <w:tcMar/>
+              <w:bottom w:val="single" w:sz="6" w:space="0" w:color="4472C4" w:themeColor="accent1"/>
+            </w:tcBorders>
           </w:tcPr>
           <w:p>
             <w:pPr>
@@ -8051,13 +7285,11 @@
         </w:tc>
         <w:tc>
           <w:tcPr>
-            <w:cnfStyle w:val="000000000000" w:firstRow="0" w:lastRow="0" w:firstColumn="0" w:lastColumn="0" w:oddVBand="0" w:evenVBand="0" w:oddHBand="0" w:evenHBand="0" w:firstRowFirstColumn="0" w:firstRowLastColumn="0" w:lastRowFirstColumn="0" w:lastRowLastColumn="0"/>
             <w:tcW w:w="2700" w:type="dxa"/>
             <w:tcBorders>
-              <w:top w:val="single" w:color="2E74B5" w:themeColor="accent5" w:themeShade="BF" w:sz="2" w:space="0"/>
-              <w:bottom w:val="single" w:color="4472C4" w:themeColor="accent1" w:sz="6" w:space="0"/>
-            </w:tcBorders>
-            <w:tcMar/>
+              <w:top w:val="single" w:sz="2" w:space="0" w:color="2E74B5" w:themeColor="accent5" w:themeShade="BF"/>
+              <w:bottom w:val="single" w:sz="6" w:space="0" w:color="4472C4" w:themeColor="accent1"/>
+            </w:tcBorders>
           </w:tcPr>
           <w:p>
             <w:pPr>
@@ -8070,13 +7302,11 @@
         </w:tc>
         <w:tc>
           <w:tcPr>
-            <w:cnfStyle w:val="000000000000" w:firstRow="0" w:lastRow="0" w:firstColumn="0" w:lastColumn="0" w:oddVBand="0" w:evenVBand="0" w:oddHBand="0" w:evenHBand="0" w:firstRowFirstColumn="0" w:firstRowLastColumn="0" w:lastRowFirstColumn="0" w:lastRowLastColumn="0"/>
             <w:tcW w:w="1701" w:type="dxa"/>
             <w:tcBorders>
-              <w:top w:val="single" w:color="2E74B5" w:themeColor="accent5" w:themeShade="BF" w:sz="2" w:space="0"/>
-              <w:bottom w:val="single" w:color="4472C4" w:themeColor="accent1" w:sz="6" w:space="0"/>
-            </w:tcBorders>
-            <w:tcMar/>
+              <w:top w:val="single" w:sz="2" w:space="0" w:color="2E74B5" w:themeColor="accent5" w:themeShade="BF"/>
+              <w:bottom w:val="single" w:sz="6" w:space="0" w:color="4472C4" w:themeColor="accent1"/>
+            </w:tcBorders>
           </w:tcPr>
           <w:p>
             <w:pPr>
@@ -8103,13 +7333,11 @@
         </w:tc>
         <w:tc>
           <w:tcPr>
-            <w:cnfStyle w:val="000000000000" w:firstRow="0" w:lastRow="0" w:firstColumn="0" w:lastColumn="0" w:oddVBand="0" w:evenVBand="0" w:oddHBand="0" w:evenHBand="0" w:firstRowFirstColumn="0" w:firstRowLastColumn="0" w:lastRowFirstColumn="0" w:lastRowLastColumn="0"/>
             <w:tcW w:w="6520" w:type="dxa"/>
             <w:tcBorders>
-              <w:top w:val="single" w:color="2E74B5" w:themeColor="accent5" w:themeShade="BF" w:sz="2" w:space="0"/>
-              <w:bottom w:val="single" w:color="4472C4" w:themeColor="accent1" w:sz="6" w:space="0"/>
-            </w:tcBorders>
-            <w:tcMar/>
+              <w:top w:val="single" w:sz="2" w:space="0" w:color="2E74B5" w:themeColor="accent5" w:themeShade="BF"/>
+              <w:bottom w:val="single" w:sz="6" w:space="0" w:color="4472C4" w:themeColor="accent1"/>
+            </w:tcBorders>
           </w:tcPr>
           <w:p>
             <w:pPr>
@@ -8174,31 +7402,7 @@
                 <w:iCs/>
                 <w:lang w:eastAsia="en-NZ"/>
               </w:rPr>
-              <w:t>, caching</w:t>
-            </w:r>
-            <w:r>
-              <w:rPr>
-                <w:i/>
-                <w:iCs/>
-                <w:lang w:eastAsia="en-NZ"/>
-              </w:rPr>
-              <w:t xml:space="preserve">, </w:t>
-            </w:r>
-            <w:r>
-              <w:rPr>
-                <w:i/>
-                <w:iCs/>
-                <w:lang w:eastAsia="en-NZ"/>
-              </w:rPr>
-              <w:t>CDN</w:t>
-            </w:r>
-            <w:r>
-              <w:rPr>
-                <w:i/>
-                <w:iCs/>
-                <w:lang w:eastAsia="en-NZ"/>
-              </w:rPr>
-              <w:t>, asynchronous requests – especially database calls.</w:t>
+              <w:t>, caching, CDN, asynchronous requests – especially database calls.</w:t>
             </w:r>
           </w:p>
         </w:tc>
@@ -8213,8 +7417,6 @@
             <w:cnfStyle w:val="001000000000" w:firstRow="0" w:lastRow="0" w:firstColumn="1" w:lastColumn="0" w:oddVBand="0" w:evenVBand="0" w:oddHBand="0" w:evenHBand="0" w:firstRowFirstColumn="0" w:firstRowLastColumn="0" w:lastRowFirstColumn="0" w:lastRowLastColumn="0"/>
             <w:tcW w:w="1020" w:type="dxa"/>
             <w:vMerge/>
-            <w:tcBorders/>
-            <w:tcMar/>
             <w:textDirection w:val="btLr"/>
           </w:tcPr>
           <w:p>
@@ -8228,13 +7430,11 @@
         </w:tc>
         <w:tc>
           <w:tcPr>
-            <w:cnfStyle w:val="000000000000" w:firstRow="0" w:lastRow="0" w:firstColumn="0" w:lastColumn="0" w:oddVBand="0" w:evenVBand="0" w:oddHBand="0" w:evenHBand="0" w:firstRowFirstColumn="0" w:firstRowLastColumn="0" w:lastRowFirstColumn="0" w:lastRowLastColumn="0"/>
             <w:tcW w:w="1662" w:type="dxa"/>
             <w:tcBorders>
-              <w:top w:val="single" w:color="4472C4" w:themeColor="accent1" w:sz="6" w:space="0"/>
-              <w:bottom w:val="single" w:color="4472C4" w:themeColor="accent1" w:sz="36" w:space="0"/>
-            </w:tcBorders>
-            <w:tcMar/>
+              <w:top w:val="single" w:sz="6" w:space="0" w:color="4472C4" w:themeColor="accent1"/>
+              <w:bottom w:val="single" w:sz="36" w:space="0" w:color="4472C4" w:themeColor="accent1"/>
+            </w:tcBorders>
           </w:tcPr>
           <w:p>
             <w:pPr>
@@ -8280,13 +7480,11 @@
         </w:tc>
         <w:tc>
           <w:tcPr>
-            <w:cnfStyle w:val="000000000000" w:firstRow="0" w:lastRow="0" w:firstColumn="0" w:lastColumn="0" w:oddVBand="0" w:evenVBand="0" w:oddHBand="0" w:evenHBand="0" w:firstRowFirstColumn="0" w:firstRowLastColumn="0" w:lastRowFirstColumn="0" w:lastRowLastColumn="0"/>
             <w:tcW w:w="2700" w:type="dxa"/>
             <w:tcBorders>
-              <w:top w:val="single" w:color="4472C4" w:themeColor="accent1" w:sz="6" w:space="0"/>
-              <w:bottom w:val="single" w:color="4472C4" w:themeColor="accent1" w:sz="36" w:space="0"/>
-            </w:tcBorders>
-            <w:tcMar/>
+              <w:top w:val="single" w:sz="6" w:space="0" w:color="4472C4" w:themeColor="accent1"/>
+              <w:bottom w:val="single" w:sz="36" w:space="0" w:color="4472C4" w:themeColor="accent1"/>
+            </w:tcBorders>
           </w:tcPr>
           <w:p>
             <w:pPr>
@@ -8299,13 +7497,11 @@
         </w:tc>
         <w:tc>
           <w:tcPr>
-            <w:cnfStyle w:val="000000000000" w:firstRow="0" w:lastRow="0" w:firstColumn="0" w:lastColumn="0" w:oddVBand="0" w:evenVBand="0" w:oddHBand="0" w:evenHBand="0" w:firstRowFirstColumn="0" w:firstRowLastColumn="0" w:lastRowFirstColumn="0" w:lastRowLastColumn="0"/>
             <w:tcW w:w="1701" w:type="dxa"/>
             <w:tcBorders>
-              <w:top w:val="single" w:color="4472C4" w:themeColor="accent1" w:sz="6" w:space="0"/>
-              <w:bottom w:val="single" w:color="4472C4" w:themeColor="accent1" w:sz="36" w:space="0"/>
-            </w:tcBorders>
-            <w:tcMar/>
+              <w:top w:val="single" w:sz="6" w:space="0" w:color="4472C4" w:themeColor="accent1"/>
+              <w:bottom w:val="single" w:sz="36" w:space="0" w:color="4472C4" w:themeColor="accent1"/>
+            </w:tcBorders>
           </w:tcPr>
           <w:p>
             <w:pPr>
@@ -8326,13 +7522,11 @@
         </w:tc>
         <w:tc>
           <w:tcPr>
-            <w:cnfStyle w:val="000000000000" w:firstRow="0" w:lastRow="0" w:firstColumn="0" w:lastColumn="0" w:oddVBand="0" w:evenVBand="0" w:oddHBand="0" w:evenHBand="0" w:firstRowFirstColumn="0" w:firstRowLastColumn="0" w:lastRowFirstColumn="0" w:lastRowLastColumn="0"/>
             <w:tcW w:w="6520" w:type="dxa"/>
             <w:tcBorders>
-              <w:top w:val="single" w:color="4472C4" w:themeColor="accent1" w:sz="6" w:space="0"/>
-              <w:bottom w:val="single" w:color="4472C4" w:themeColor="accent1" w:sz="36" w:space="0"/>
-            </w:tcBorders>
-            <w:tcMar/>
+              <w:top w:val="single" w:sz="6" w:space="0" w:color="4472C4" w:themeColor="accent1"/>
+              <w:bottom w:val="single" w:sz="36" w:space="0" w:color="4472C4" w:themeColor="accent1"/>
+            </w:tcBorders>
           </w:tcPr>
           <w:p>
             <w:pPr>
@@ -8354,11 +7548,6 @@
                 <w:lang w:eastAsia="en-NZ"/>
               </w:rPr>
               <w:br/>
-            </w:r>
-            <w:r>
-              <w:rPr>
-                <w:lang w:eastAsia="en-NZ"/>
-              </w:rPr>
               <w:t>It is accepted that although the majority of pages must complete within 0.5ms, not all will. But it is unacceptable to delay users productivity by more than 2 seconds for those that can’t the 0.5ms expected delay.</w:t>
             </w:r>
           </w:p>
@@ -8374,11 +7563,10 @@
             <w:tcW w:w="1020" w:type="dxa"/>
             <w:vMerge w:val="restart"/>
             <w:tcBorders>
-              <w:top w:val="single" w:color="4472C4" w:themeColor="accent1" w:sz="36" w:space="0"/>
-              <w:bottom w:val="single" w:color="4472C4" w:themeColor="accent1" w:sz="36" w:space="0"/>
+              <w:top w:val="single" w:sz="36" w:space="0" w:color="4472C4" w:themeColor="accent1"/>
+              <w:bottom w:val="single" w:sz="36" w:space="0" w:color="4472C4" w:themeColor="accent1"/>
             </w:tcBorders>
             <w:shd w:val="clear" w:color="auto" w:fill="BFBFBF" w:themeFill="background1" w:themeFillShade="BF"/>
-            <w:tcMar/>
             <w:textDirection w:val="btLr"/>
           </w:tcPr>
           <w:p>
@@ -8400,13 +7588,11 @@
         </w:tc>
         <w:tc>
           <w:tcPr>
-            <w:cnfStyle w:val="000000000000" w:firstRow="0" w:lastRow="0" w:firstColumn="0" w:lastColumn="0" w:oddVBand="0" w:evenVBand="0" w:oddHBand="0" w:evenHBand="0" w:firstRowFirstColumn="0" w:firstRowLastColumn="0" w:lastRowFirstColumn="0" w:lastRowLastColumn="0"/>
             <w:tcW w:w="1662" w:type="dxa"/>
             <w:tcBorders>
-              <w:top w:val="single" w:color="4472C4" w:themeColor="accent1" w:sz="36" w:space="0"/>
-              <w:bottom w:val="single" w:color="auto" w:sz="4" w:space="0"/>
-            </w:tcBorders>
-            <w:tcMar/>
+              <w:top w:val="single" w:sz="36" w:space="0" w:color="4472C4" w:themeColor="accent1"/>
+              <w:bottom w:val="single" w:sz="4" w:space="0" w:color="auto"/>
+            </w:tcBorders>
           </w:tcPr>
           <w:p>
             <w:pPr>
@@ -8425,13 +7611,11 @@
         </w:tc>
         <w:tc>
           <w:tcPr>
-            <w:cnfStyle w:val="000000000000" w:firstRow="0" w:lastRow="0" w:firstColumn="0" w:lastColumn="0" w:oddVBand="0" w:evenVBand="0" w:oddHBand="0" w:evenHBand="0" w:firstRowFirstColumn="0" w:firstRowLastColumn="0" w:lastRowFirstColumn="0" w:lastRowLastColumn="0"/>
             <w:tcW w:w="2700" w:type="dxa"/>
             <w:tcBorders>
-              <w:top w:val="single" w:color="4472C4" w:themeColor="accent1" w:sz="36" w:space="0"/>
-              <w:bottom w:val="single" w:color="auto" w:sz="4" w:space="0"/>
-            </w:tcBorders>
-            <w:tcMar/>
+              <w:top w:val="single" w:sz="36" w:space="0" w:color="4472C4" w:themeColor="accent1"/>
+              <w:bottom w:val="single" w:sz="4" w:space="0" w:color="auto"/>
+            </w:tcBorders>
           </w:tcPr>
           <w:p>
             <w:pPr>
@@ -8450,13 +7634,11 @@
         </w:tc>
         <w:tc>
           <w:tcPr>
-            <w:cnfStyle w:val="000000000000" w:firstRow="0" w:lastRow="0" w:firstColumn="0" w:lastColumn="0" w:oddVBand="0" w:evenVBand="0" w:oddHBand="0" w:evenHBand="0" w:firstRowFirstColumn="0" w:firstRowLastColumn="0" w:lastRowFirstColumn="0" w:lastRowLastColumn="0"/>
             <w:tcW w:w="1701" w:type="dxa"/>
             <w:tcBorders>
-              <w:top w:val="single" w:color="4472C4" w:themeColor="accent1" w:sz="36" w:space="0"/>
-              <w:bottom w:val="single" w:color="auto" w:sz="4" w:space="0"/>
-            </w:tcBorders>
-            <w:tcMar/>
+              <w:top w:val="single" w:sz="36" w:space="0" w:color="4472C4" w:themeColor="accent1"/>
+              <w:bottom w:val="single" w:sz="4" w:space="0" w:color="auto"/>
+            </w:tcBorders>
           </w:tcPr>
           <w:p>
             <w:pPr>
@@ -8475,13 +7657,11 @@
         </w:tc>
         <w:tc>
           <w:tcPr>
-            <w:cnfStyle w:val="000000000000" w:firstRow="0" w:lastRow="0" w:firstColumn="0" w:lastColumn="0" w:oddVBand="0" w:evenVBand="0" w:oddHBand="0" w:evenHBand="0" w:firstRowFirstColumn="0" w:firstRowLastColumn="0" w:lastRowFirstColumn="0" w:lastRowLastColumn="0"/>
             <w:tcW w:w="6520" w:type="dxa"/>
             <w:tcBorders>
-              <w:top w:val="single" w:color="4472C4" w:themeColor="accent1" w:sz="36" w:space="0"/>
-              <w:bottom w:val="single" w:color="auto" w:sz="4" w:space="0"/>
-            </w:tcBorders>
-            <w:tcMar/>
+              <w:top w:val="single" w:sz="36" w:space="0" w:color="4472C4" w:themeColor="accent1"/>
+              <w:bottom w:val="single" w:sz="4" w:space="0" w:color="auto"/>
+            </w:tcBorders>
           </w:tcPr>
           <w:p>
             <w:pPr>
@@ -8501,11 +7681,6 @@
                 <w:lang w:eastAsia="en-NZ"/>
               </w:rPr>
               <w:br/>
-            </w:r>
-            <w:r>
-              <w:rPr>
-                <w:lang w:eastAsia="en-NZ"/>
-              </w:rPr>
               <w:t xml:space="preserve">Client side development must cause onerous use of client system resources – or potentially lead to difficult to diagnose and correct error reports. </w:t>
             </w:r>
           </w:p>
@@ -8521,8 +7696,6 @@
             <w:cnfStyle w:val="001000000000" w:firstRow="0" w:lastRow="0" w:firstColumn="1" w:lastColumn="0" w:oddVBand="0" w:evenVBand="0" w:oddHBand="0" w:evenHBand="0" w:firstRowFirstColumn="0" w:firstRowLastColumn="0" w:lastRowFirstColumn="0" w:lastRowLastColumn="0"/>
             <w:tcW w:w="1020" w:type="dxa"/>
             <w:vMerge/>
-            <w:tcBorders/>
-            <w:tcMar/>
             <w:textDirection w:val="btLr"/>
           </w:tcPr>
           <w:p>
@@ -8536,13 +7709,11 @@
         </w:tc>
         <w:tc>
           <w:tcPr>
-            <w:cnfStyle w:val="000000000000" w:firstRow="0" w:lastRow="0" w:firstColumn="0" w:lastColumn="0" w:oddVBand="0" w:evenVBand="0" w:oddHBand="0" w:evenHBand="0" w:firstRowFirstColumn="0" w:firstRowLastColumn="0" w:lastRowFirstColumn="0" w:lastRowLastColumn="0"/>
             <w:tcW w:w="1662" w:type="dxa"/>
             <w:tcBorders>
-              <w:top w:val="single" w:color="2E74B5" w:themeColor="accent5" w:themeShade="BF" w:sz="2" w:space="0"/>
-              <w:bottom w:val="single" w:color="auto" w:sz="4" w:space="0"/>
-            </w:tcBorders>
-            <w:tcMar/>
+              <w:top w:val="single" w:sz="2" w:space="0" w:color="2E74B5" w:themeColor="accent5" w:themeShade="BF"/>
+              <w:bottom w:val="single" w:sz="4" w:space="0" w:color="auto"/>
+            </w:tcBorders>
           </w:tcPr>
           <w:p>
             <w:pPr>
@@ -8561,13 +7732,11 @@
         </w:tc>
         <w:tc>
           <w:tcPr>
-            <w:cnfStyle w:val="000000000000" w:firstRow="0" w:lastRow="0" w:firstColumn="0" w:lastColumn="0" w:oddVBand="0" w:evenVBand="0" w:oddHBand="0" w:evenHBand="0" w:firstRowFirstColumn="0" w:firstRowLastColumn="0" w:lastRowFirstColumn="0" w:lastRowLastColumn="0"/>
             <w:tcW w:w="2700" w:type="dxa"/>
             <w:tcBorders>
-              <w:top w:val="single" w:color="2E74B5" w:themeColor="accent5" w:themeShade="BF" w:sz="2" w:space="0"/>
-              <w:bottom w:val="single" w:color="auto" w:sz="4" w:space="0"/>
-            </w:tcBorders>
-            <w:tcMar/>
+              <w:top w:val="single" w:sz="2" w:space="0" w:color="2E74B5" w:themeColor="accent5" w:themeShade="BF"/>
+              <w:bottom w:val="single" w:sz="4" w:space="0" w:color="auto"/>
+            </w:tcBorders>
           </w:tcPr>
           <w:p>
             <w:pPr>
@@ -8586,13 +7755,11 @@
         </w:tc>
         <w:tc>
           <w:tcPr>
-            <w:cnfStyle w:val="000000000000" w:firstRow="0" w:lastRow="0" w:firstColumn="0" w:lastColumn="0" w:oddVBand="0" w:evenVBand="0" w:oddHBand="0" w:evenHBand="0" w:firstRowFirstColumn="0" w:firstRowLastColumn="0" w:lastRowFirstColumn="0" w:lastRowLastColumn="0"/>
             <w:tcW w:w="1701" w:type="dxa"/>
             <w:tcBorders>
-              <w:top w:val="single" w:color="2E74B5" w:themeColor="accent5" w:themeShade="BF" w:sz="2" w:space="0"/>
-              <w:bottom w:val="single" w:color="auto" w:sz="4" w:space="0"/>
-            </w:tcBorders>
-            <w:tcMar/>
+              <w:top w:val="single" w:sz="2" w:space="0" w:color="2E74B5" w:themeColor="accent5" w:themeShade="BF"/>
+              <w:bottom w:val="single" w:sz="4" w:space="0" w:color="auto"/>
+            </w:tcBorders>
           </w:tcPr>
           <w:p>
             <w:pPr>
@@ -8611,13 +7778,11 @@
         </w:tc>
         <w:tc>
           <w:tcPr>
-            <w:cnfStyle w:val="000000000000" w:firstRow="0" w:lastRow="0" w:firstColumn="0" w:lastColumn="0" w:oddVBand="0" w:evenVBand="0" w:oddHBand="0" w:evenHBand="0" w:firstRowFirstColumn="0" w:firstRowLastColumn="0" w:lastRowFirstColumn="0" w:lastRowLastColumn="0"/>
             <w:tcW w:w="6520" w:type="dxa"/>
             <w:tcBorders>
-              <w:top w:val="single" w:color="2E74B5" w:themeColor="accent5" w:themeShade="BF" w:sz="2" w:space="0"/>
-              <w:bottom w:val="single" w:color="auto" w:sz="4" w:space="0"/>
-            </w:tcBorders>
-            <w:tcMar/>
+              <w:top w:val="single" w:sz="2" w:space="0" w:color="2E74B5" w:themeColor="accent5" w:themeShade="BF"/>
+              <w:bottom w:val="single" w:sz="4" w:space="0" w:color="auto"/>
+            </w:tcBorders>
           </w:tcPr>
           <w:p>
             <w:pPr>
@@ -8637,11 +7802,6 @@
                 <w:lang w:eastAsia="en-NZ"/>
               </w:rPr>
               <w:br/>
-            </w:r>
-            <w:r>
-              <w:rPr>
-                <w:lang w:eastAsia="en-NZ"/>
-              </w:rPr>
               <w:t>Same.</w:t>
             </w:r>
           </w:p>
@@ -8656,8 +7816,6 @@
             <w:cnfStyle w:val="001000000000" w:firstRow="0" w:lastRow="0" w:firstColumn="1" w:lastColumn="0" w:oddVBand="0" w:evenVBand="0" w:oddHBand="0" w:evenHBand="0" w:firstRowFirstColumn="0" w:firstRowLastColumn="0" w:lastRowFirstColumn="0" w:lastRowLastColumn="0"/>
             <w:tcW w:w="1020" w:type="dxa"/>
             <w:vMerge/>
-            <w:tcBorders/>
-            <w:tcMar/>
             <w:textDirection w:val="btLr"/>
           </w:tcPr>
           <w:p>
@@ -8671,13 +7829,11 @@
         </w:tc>
         <w:tc>
           <w:tcPr>
-            <w:cnfStyle w:val="000000000000" w:firstRow="0" w:lastRow="0" w:firstColumn="0" w:lastColumn="0" w:oddVBand="0" w:evenVBand="0" w:oddHBand="0" w:evenHBand="0" w:firstRowFirstColumn="0" w:firstRowLastColumn="0" w:lastRowFirstColumn="0" w:lastRowLastColumn="0"/>
             <w:tcW w:w="1662" w:type="dxa"/>
             <w:tcBorders>
-              <w:top w:val="single" w:color="2E74B5" w:themeColor="accent5" w:themeShade="BF" w:sz="2" w:space="0"/>
-              <w:bottom w:val="single" w:color="auto" w:sz="4" w:space="0"/>
-            </w:tcBorders>
-            <w:tcMar/>
+              <w:top w:val="single" w:sz="2" w:space="0" w:color="2E74B5" w:themeColor="accent5" w:themeShade="BF"/>
+              <w:bottom w:val="single" w:sz="4" w:space="0" w:color="auto"/>
+            </w:tcBorders>
           </w:tcPr>
           <w:p>
             <w:pPr>
@@ -8696,13 +7852,11 @@
         </w:tc>
         <w:tc>
           <w:tcPr>
-            <w:cnfStyle w:val="000000000000" w:firstRow="0" w:lastRow="0" w:firstColumn="0" w:lastColumn="0" w:oddVBand="0" w:evenVBand="0" w:oddHBand="0" w:evenHBand="0" w:firstRowFirstColumn="0" w:firstRowLastColumn="0" w:lastRowFirstColumn="0" w:lastRowLastColumn="0"/>
             <w:tcW w:w="2700" w:type="dxa"/>
             <w:tcBorders>
-              <w:top w:val="single" w:color="2E74B5" w:themeColor="accent5" w:themeShade="BF" w:sz="2" w:space="0"/>
-              <w:bottom w:val="single" w:color="auto" w:sz="4" w:space="0"/>
-            </w:tcBorders>
-            <w:tcMar/>
+              <w:top w:val="single" w:sz="2" w:space="0" w:color="2E74B5" w:themeColor="accent5" w:themeShade="BF"/>
+              <w:bottom w:val="single" w:sz="4" w:space="0" w:color="auto"/>
+            </w:tcBorders>
           </w:tcPr>
           <w:p>
             <w:pPr>
@@ -8721,13 +7875,11 @@
         </w:tc>
         <w:tc>
           <w:tcPr>
-            <w:cnfStyle w:val="000000000000" w:firstRow="0" w:lastRow="0" w:firstColumn="0" w:lastColumn="0" w:oddVBand="0" w:evenVBand="0" w:oddHBand="0" w:evenHBand="0" w:firstRowFirstColumn="0" w:firstRowLastColumn="0" w:lastRowFirstColumn="0" w:lastRowLastColumn="0"/>
             <w:tcW w:w="1701" w:type="dxa"/>
             <w:tcBorders>
-              <w:top w:val="single" w:color="2E74B5" w:themeColor="accent5" w:themeShade="BF" w:sz="2" w:space="0"/>
-              <w:bottom w:val="single" w:color="auto" w:sz="4" w:space="0"/>
-            </w:tcBorders>
-            <w:tcMar/>
+              <w:top w:val="single" w:sz="2" w:space="0" w:color="2E74B5" w:themeColor="accent5" w:themeShade="BF"/>
+              <w:bottom w:val="single" w:sz="4" w:space="0" w:color="auto"/>
+            </w:tcBorders>
           </w:tcPr>
           <w:p>
             <w:pPr>
@@ -8740,13 +7892,11 @@
         </w:tc>
         <w:tc>
           <w:tcPr>
-            <w:cnfStyle w:val="000000000000" w:firstRow="0" w:lastRow="0" w:firstColumn="0" w:lastColumn="0" w:oddVBand="0" w:evenVBand="0" w:oddHBand="0" w:evenHBand="0" w:firstRowFirstColumn="0" w:firstRowLastColumn="0" w:lastRowFirstColumn="0" w:lastRowLastColumn="0"/>
             <w:tcW w:w="6520" w:type="dxa"/>
             <w:tcBorders>
-              <w:top w:val="single" w:color="2E74B5" w:themeColor="accent5" w:themeShade="BF" w:sz="2" w:space="0"/>
-              <w:bottom w:val="single" w:color="auto" w:sz="4" w:space="0"/>
-            </w:tcBorders>
-            <w:tcMar/>
+              <w:top w:val="single" w:sz="2" w:space="0" w:color="2E74B5" w:themeColor="accent5" w:themeShade="BF"/>
+              <w:bottom w:val="single" w:sz="4" w:space="0" w:color="auto"/>
+            </w:tcBorders>
           </w:tcPr>
           <w:p>
             <w:pPr>
@@ -8766,11 +7916,6 @@
                 <w:lang w:eastAsia="en-NZ"/>
               </w:rPr>
               <w:br/>
-            </w:r>
-            <w:r>
-              <w:rPr>
-                <w:lang w:eastAsia="en-NZ"/>
-              </w:rPr>
               <w:t>Beyond system code base itself, and caching, correctly developed stateless services should not require atypical memory.</w:t>
             </w:r>
           </w:p>
@@ -8786,8 +7931,6 @@
             <w:cnfStyle w:val="001000000000" w:firstRow="0" w:lastRow="0" w:firstColumn="1" w:lastColumn="0" w:oddVBand="0" w:evenVBand="0" w:oddHBand="0" w:evenHBand="0" w:firstRowFirstColumn="0" w:firstRowLastColumn="0" w:lastRowFirstColumn="0" w:lastRowLastColumn="0"/>
             <w:tcW w:w="1020" w:type="dxa"/>
             <w:vMerge/>
-            <w:tcBorders/>
-            <w:tcMar/>
             <w:textDirection w:val="btLr"/>
           </w:tcPr>
           <w:p>
@@ -8801,13 +7944,11 @@
         </w:tc>
         <w:tc>
           <w:tcPr>
-            <w:cnfStyle w:val="000000000000" w:firstRow="0" w:lastRow="0" w:firstColumn="0" w:lastColumn="0" w:oddVBand="0" w:evenVBand="0" w:oddHBand="0" w:evenHBand="0" w:firstRowFirstColumn="0" w:firstRowLastColumn="0" w:lastRowFirstColumn="0" w:lastRowLastColumn="0"/>
             <w:tcW w:w="1662" w:type="dxa"/>
             <w:tcBorders>
-              <w:top w:val="single" w:color="2E74B5" w:themeColor="accent5" w:themeShade="BF" w:sz="2" w:space="0"/>
-              <w:bottom w:val="single" w:color="auto" w:sz="4" w:space="0"/>
-            </w:tcBorders>
-            <w:tcMar/>
+              <w:top w:val="single" w:sz="2" w:space="0" w:color="2E74B5" w:themeColor="accent5" w:themeShade="BF"/>
+              <w:bottom w:val="single" w:sz="4" w:space="0" w:color="auto"/>
+            </w:tcBorders>
           </w:tcPr>
           <w:p>
             <w:pPr>
@@ -8826,13 +7967,11 @@
         </w:tc>
         <w:tc>
           <w:tcPr>
-            <w:cnfStyle w:val="000000000000" w:firstRow="0" w:lastRow="0" w:firstColumn="0" w:lastColumn="0" w:oddVBand="0" w:evenVBand="0" w:oddHBand="0" w:evenHBand="0" w:firstRowFirstColumn="0" w:firstRowLastColumn="0" w:lastRowFirstColumn="0" w:lastRowLastColumn="0"/>
             <w:tcW w:w="2700" w:type="dxa"/>
             <w:tcBorders>
-              <w:top w:val="single" w:color="2E74B5" w:themeColor="accent5" w:themeShade="BF" w:sz="2" w:space="0"/>
-              <w:bottom w:val="single" w:color="auto" w:sz="4" w:space="0"/>
-            </w:tcBorders>
-            <w:tcMar/>
+              <w:top w:val="single" w:sz="2" w:space="0" w:color="2E74B5" w:themeColor="accent5" w:themeShade="BF"/>
+              <w:bottom w:val="single" w:sz="4" w:space="0" w:color="auto"/>
+            </w:tcBorders>
           </w:tcPr>
           <w:p>
             <w:pPr>
@@ -8851,13 +7990,11 @@
         </w:tc>
         <w:tc>
           <w:tcPr>
-            <w:cnfStyle w:val="000000000000" w:firstRow="0" w:lastRow="0" w:firstColumn="0" w:lastColumn="0" w:oddVBand="0" w:evenVBand="0" w:oddHBand="0" w:evenHBand="0" w:firstRowFirstColumn="0" w:firstRowLastColumn="0" w:lastRowFirstColumn="0" w:lastRowLastColumn="0"/>
             <w:tcW w:w="1701" w:type="dxa"/>
             <w:tcBorders>
-              <w:top w:val="single" w:color="2E74B5" w:themeColor="accent5" w:themeShade="BF" w:sz="2" w:space="0"/>
-              <w:bottom w:val="single" w:color="auto" w:sz="4" w:space="0"/>
-            </w:tcBorders>
-            <w:tcMar/>
+              <w:top w:val="single" w:sz="2" w:space="0" w:color="2E74B5" w:themeColor="accent5" w:themeShade="BF"/>
+              <w:bottom w:val="single" w:sz="4" w:space="0" w:color="auto"/>
+            </w:tcBorders>
           </w:tcPr>
           <w:p>
             <w:pPr>
@@ -8876,13 +8013,11 @@
         </w:tc>
         <w:tc>
           <w:tcPr>
-            <w:cnfStyle w:val="000000000000" w:firstRow="0" w:lastRow="0" w:firstColumn="0" w:lastColumn="0" w:oddVBand="0" w:evenVBand="0" w:oddHBand="0" w:evenHBand="0" w:firstRowFirstColumn="0" w:firstRowLastColumn="0" w:lastRowFirstColumn="0" w:lastRowLastColumn="0"/>
             <w:tcW w:w="6520" w:type="dxa"/>
             <w:tcBorders>
-              <w:top w:val="single" w:color="2E74B5" w:themeColor="accent5" w:themeShade="BF" w:sz="2" w:space="0"/>
-              <w:bottom w:val="single" w:color="auto" w:sz="4" w:space="0"/>
-            </w:tcBorders>
-            <w:tcMar/>
+              <w:top w:val="single" w:sz="2" w:space="0" w:color="2E74B5" w:themeColor="accent5" w:themeShade="BF"/>
+              <w:bottom w:val="single" w:sz="4" w:space="0" w:color="auto"/>
+            </w:tcBorders>
           </w:tcPr>
           <w:p>
             <w:pPr>
@@ -8902,11 +8037,6 @@
                 <w:lang w:eastAsia="en-NZ"/>
               </w:rPr>
               <w:br/>
-            </w:r>
-            <w:r>
-              <w:rPr>
-                <w:lang w:eastAsia="en-NZ"/>
-              </w:rPr>
               <w:t>Same</w:t>
             </w:r>
           </w:p>
@@ -8921,8 +8051,6 @@
             <w:cnfStyle w:val="001000000000" w:firstRow="0" w:lastRow="0" w:firstColumn="1" w:lastColumn="0" w:oddVBand="0" w:evenVBand="0" w:oddHBand="0" w:evenHBand="0" w:firstRowFirstColumn="0" w:firstRowLastColumn="0" w:lastRowFirstColumn="0" w:lastRowLastColumn="0"/>
             <w:tcW w:w="1020" w:type="dxa"/>
             <w:vMerge/>
-            <w:tcBorders/>
-            <w:tcMar/>
             <w:textDirection w:val="btLr"/>
           </w:tcPr>
           <w:p>
@@ -8936,13 +8064,11 @@
         </w:tc>
         <w:tc>
           <w:tcPr>
-            <w:cnfStyle w:val="000000000000" w:firstRow="0" w:lastRow="0" w:firstColumn="0" w:lastColumn="0" w:oddVBand="0" w:evenVBand="0" w:oddHBand="0" w:evenHBand="0" w:firstRowFirstColumn="0" w:firstRowLastColumn="0" w:lastRowFirstColumn="0" w:lastRowLastColumn="0"/>
             <w:tcW w:w="1662" w:type="dxa"/>
             <w:tcBorders>
-              <w:top w:val="single" w:color="auto" w:sz="4" w:space="0"/>
-              <w:bottom w:val="single" w:color="4472C4" w:themeColor="accent1" w:sz="36" w:space="0"/>
-            </w:tcBorders>
-            <w:tcMar/>
+              <w:top w:val="single" w:sz="4" w:space="0" w:color="auto"/>
+              <w:bottom w:val="single" w:sz="36" w:space="0" w:color="4472C4" w:themeColor="accent1"/>
+            </w:tcBorders>
           </w:tcPr>
           <w:p>
             <w:pPr>
@@ -8961,13 +8087,11 @@
         </w:tc>
         <w:tc>
           <w:tcPr>
-            <w:cnfStyle w:val="000000000000" w:firstRow="0" w:lastRow="0" w:firstColumn="0" w:lastColumn="0" w:oddVBand="0" w:evenVBand="0" w:oddHBand="0" w:evenHBand="0" w:firstRowFirstColumn="0" w:firstRowLastColumn="0" w:lastRowFirstColumn="0" w:lastRowLastColumn="0"/>
             <w:tcW w:w="2700" w:type="dxa"/>
             <w:tcBorders>
-              <w:top w:val="single" w:color="auto" w:sz="4" w:space="0"/>
-              <w:bottom w:val="single" w:color="4472C4" w:themeColor="accent1" w:sz="36" w:space="0"/>
-            </w:tcBorders>
-            <w:tcMar/>
+              <w:top w:val="single" w:sz="4" w:space="0" w:color="auto"/>
+              <w:bottom w:val="single" w:sz="36" w:space="0" w:color="4472C4" w:themeColor="accent1"/>
+            </w:tcBorders>
           </w:tcPr>
           <w:p>
             <w:pPr>
@@ -9000,13 +8124,11 @@
         </w:tc>
         <w:tc>
           <w:tcPr>
-            <w:cnfStyle w:val="000000000000" w:firstRow="0" w:lastRow="0" w:firstColumn="0" w:lastColumn="0" w:oddVBand="0" w:evenVBand="0" w:oddHBand="0" w:evenHBand="0" w:firstRowFirstColumn="0" w:firstRowLastColumn="0" w:lastRowFirstColumn="0" w:lastRowLastColumn="0"/>
             <w:tcW w:w="1701" w:type="dxa"/>
             <w:tcBorders>
-              <w:top w:val="single" w:color="auto" w:sz="4" w:space="0"/>
-              <w:bottom w:val="single" w:color="4472C4" w:themeColor="accent1" w:sz="36" w:space="0"/>
-            </w:tcBorders>
-            <w:tcMar/>
+              <w:top w:val="single" w:sz="4" w:space="0" w:color="auto"/>
+              <w:bottom w:val="single" w:sz="36" w:space="0" w:color="4472C4" w:themeColor="accent1"/>
+            </w:tcBorders>
           </w:tcPr>
           <w:p>
             <w:pPr>
@@ -9031,13 +8153,11 @@
         </w:tc>
         <w:tc>
           <w:tcPr>
-            <w:cnfStyle w:val="000000000000" w:firstRow="0" w:lastRow="0" w:firstColumn="0" w:lastColumn="0" w:oddVBand="0" w:evenVBand="0" w:oddHBand="0" w:evenHBand="0" w:firstRowFirstColumn="0" w:firstRowLastColumn="0" w:lastRowFirstColumn="0" w:lastRowLastColumn="0"/>
             <w:tcW w:w="6520" w:type="dxa"/>
             <w:tcBorders>
-              <w:top w:val="single" w:color="auto" w:sz="4" w:space="0"/>
-              <w:bottom w:val="single" w:color="4472C4" w:themeColor="accent1" w:sz="36" w:space="0"/>
-            </w:tcBorders>
-            <w:tcMar/>
+              <w:top w:val="single" w:sz="4" w:space="0" w:color="auto"/>
+              <w:bottom w:val="single" w:sz="36" w:space="0" w:color="4472C4" w:themeColor="accent1"/>
+            </w:tcBorders>
           </w:tcPr>
           <w:p>
             <w:pPr>
@@ -9057,11 +8177,6 @@
                 <w:lang w:eastAsia="en-NZ"/>
               </w:rPr>
               <w:br/>
-            </w:r>
-            <w:r>
-              <w:rPr>
-                <w:lang w:eastAsia="en-NZ"/>
-              </w:rPr>
               <w:t>The Number of CPU can severely impacts DB Server licensing costs.</w:t>
             </w:r>
           </w:p>
@@ -9077,11 +8192,10 @@
             <w:tcW w:w="1020" w:type="dxa"/>
             <w:vMerge w:val="restart"/>
             <w:tcBorders>
-              <w:top w:val="single" w:color="4472C4" w:themeColor="accent1" w:sz="36" w:space="0"/>
-              <w:bottom w:val="single" w:color="4472C4" w:themeColor="accent1" w:sz="36" w:space="0"/>
+              <w:top w:val="single" w:sz="36" w:space="0" w:color="4472C4" w:themeColor="accent1"/>
+              <w:bottom w:val="single" w:sz="36" w:space="0" w:color="4472C4" w:themeColor="accent1"/>
             </w:tcBorders>
             <w:shd w:val="clear" w:color="auto" w:fill="BFBFBF" w:themeFill="background1" w:themeFillShade="BF"/>
-            <w:tcMar/>
             <w:textDirection w:val="btLr"/>
           </w:tcPr>
           <w:p>
@@ -9113,14 +8227,12 @@
         </w:tc>
         <w:tc>
           <w:tcPr>
-            <w:cnfStyle w:val="000000000000" w:firstRow="0" w:lastRow="0" w:firstColumn="0" w:lastColumn="0" w:oddVBand="0" w:evenVBand="0" w:oddHBand="0" w:evenHBand="0" w:firstRowFirstColumn="0" w:firstRowLastColumn="0" w:lastRowFirstColumn="0" w:lastRowLastColumn="0"/>
             <w:tcW w:w="1662" w:type="dxa"/>
             <w:vMerge w:val="restart"/>
             <w:tcBorders>
-              <w:top w:val="single" w:color="4472C4" w:themeColor="accent1" w:sz="36" w:space="0"/>
-              <w:bottom w:val="single" w:color="4472C4" w:themeColor="accent1" w:sz="36" w:space="0"/>
-            </w:tcBorders>
-            <w:tcMar/>
+              <w:top w:val="single" w:sz="36" w:space="0" w:color="4472C4" w:themeColor="accent1"/>
+              <w:bottom w:val="single" w:sz="36" w:space="0" w:color="4472C4" w:themeColor="accent1"/>
+            </w:tcBorders>
             <w:hideMark/>
           </w:tcPr>
           <w:p>
@@ -9182,12 +8294,10 @@
         </w:tc>
         <w:tc>
           <w:tcPr>
-            <w:cnfStyle w:val="000000000000" w:firstRow="0" w:lastRow="0" w:firstColumn="0" w:lastColumn="0" w:oddVBand="0" w:evenVBand="0" w:oddHBand="0" w:evenHBand="0" w:firstRowFirstColumn="0" w:firstRowLastColumn="0" w:lastRowFirstColumn="0" w:lastRowLastColumn="0"/>
             <w:tcW w:w="2700" w:type="dxa"/>
             <w:tcBorders>
-              <w:top w:val="single" w:color="4472C4" w:themeColor="accent1" w:sz="36" w:space="0"/>
-            </w:tcBorders>
-            <w:tcMar/>
+              <w:top w:val="single" w:sz="36" w:space="0" w:color="4472C4" w:themeColor="accent1"/>
+            </w:tcBorders>
             <w:hideMark/>
           </w:tcPr>
           <w:p>
@@ -9207,12 +8317,10 @@
         </w:tc>
         <w:tc>
           <w:tcPr>
-            <w:cnfStyle w:val="000000000000" w:firstRow="0" w:lastRow="0" w:firstColumn="0" w:lastColumn="0" w:oddVBand="0" w:evenVBand="0" w:oddHBand="0" w:evenHBand="0" w:firstRowFirstColumn="0" w:firstRowLastColumn="0" w:lastRowFirstColumn="0" w:lastRowLastColumn="0"/>
             <w:tcW w:w="1701" w:type="dxa"/>
             <w:tcBorders>
-              <w:top w:val="single" w:color="4472C4" w:themeColor="accent1" w:sz="36" w:space="0"/>
-            </w:tcBorders>
-            <w:tcMar/>
+              <w:top w:val="single" w:sz="36" w:space="0" w:color="4472C4" w:themeColor="accent1"/>
+            </w:tcBorders>
             <w:hideMark/>
           </w:tcPr>
           <w:p>
@@ -9250,12 +8358,10 @@
         </w:tc>
         <w:tc>
           <w:tcPr>
-            <w:cnfStyle w:val="000000000000" w:firstRow="0" w:lastRow="0" w:firstColumn="0" w:lastColumn="0" w:oddVBand="0" w:evenVBand="0" w:oddHBand="0" w:evenHBand="0" w:firstRowFirstColumn="0" w:firstRowLastColumn="0" w:lastRowFirstColumn="0" w:lastRowLastColumn="0"/>
             <w:tcW w:w="6520" w:type="dxa"/>
             <w:tcBorders>
-              <w:top w:val="single" w:color="4472C4" w:themeColor="accent1" w:sz="36" w:space="0"/>
-            </w:tcBorders>
-            <w:tcMar/>
+              <w:top w:val="single" w:sz="36" w:space="0" w:color="4472C4" w:themeColor="accent1"/>
+            </w:tcBorders>
           </w:tcPr>
           <w:p>
             <w:pPr>
@@ -9318,23 +8424,7 @@
                 <w:iCs/>
                 <w:lang w:eastAsia="en-NZ"/>
               </w:rPr>
-              <w:t>s</w:t>
-            </w:r>
-            <w:r>
-              <w:rPr>
-                <w:i/>
-                <w:iCs/>
-                <w:lang w:eastAsia="en-NZ"/>
-              </w:rPr>
-              <w:t xml:space="preserve"> with Azure</w:t>
-            </w:r>
-            <w:r>
-              <w:rPr>
-                <w:i/>
-                <w:iCs/>
-                <w:lang w:eastAsia="en-NZ"/>
-              </w:rPr>
-              <w:t xml:space="preserve"> as well as Amazon</w:t>
+              <w:t>s with Azure as well as Amazon</w:t>
             </w:r>
             <w:r>
               <w:rPr>
@@ -9369,24 +8459,19 @@
             <w:cnfStyle w:val="001000000000" w:firstRow="0" w:lastRow="0" w:firstColumn="1" w:lastColumn="0" w:oddVBand="0" w:evenVBand="0" w:oddHBand="0" w:evenHBand="0" w:firstRowFirstColumn="0" w:firstRowLastColumn="0" w:lastRowFirstColumn="0" w:lastRowLastColumn="0"/>
             <w:tcW w:w="1020" w:type="dxa"/>
             <w:vMerge/>
-            <w:tcBorders/>
-            <w:tcMar/>
-          </w:tcPr>
-          <w:p>
-            <w:pPr>
-              <w:rPr>
-                <w:lang w:eastAsia="en-NZ"/>
-              </w:rPr>
-            </w:pPr>
-          </w:p>
-        </w:tc>
-        <w:tc>
-          <w:tcPr>
-            <w:cnfStyle w:val="000000000000" w:firstRow="0" w:lastRow="0" w:firstColumn="0" w:lastColumn="0" w:oddVBand="0" w:evenVBand="0" w:oddHBand="0" w:evenHBand="0" w:firstRowFirstColumn="0" w:firstRowLastColumn="0" w:lastRowFirstColumn="0" w:lastRowLastColumn="0"/>
+          </w:tcPr>
+          <w:p>
+            <w:pPr>
+              <w:rPr>
+                <w:lang w:eastAsia="en-NZ"/>
+              </w:rPr>
+            </w:pPr>
+          </w:p>
+        </w:tc>
+        <w:tc>
+          <w:tcPr>
             <w:tcW w:w="1662" w:type="dxa"/>
             <w:vMerge/>
-            <w:tcBorders/>
-            <w:tcMar/>
             <w:hideMark/>
           </w:tcPr>
           <w:p>
@@ -9400,12 +8485,10 @@
         </w:tc>
         <w:tc>
           <w:tcPr>
-            <w:cnfStyle w:val="000000000000" w:firstRow="0" w:lastRow="0" w:firstColumn="0" w:lastColumn="0" w:oddVBand="0" w:evenVBand="0" w:oddHBand="0" w:evenHBand="0" w:firstRowFirstColumn="0" w:firstRowLastColumn="0" w:lastRowFirstColumn="0" w:lastRowLastColumn="0"/>
             <w:tcW w:w="2700" w:type="dxa"/>
             <w:tcBorders>
-              <w:top w:val="single" w:color="4472C4" w:themeColor="accent1" w:sz="4" w:space="0"/>
-            </w:tcBorders>
-            <w:tcMar/>
+              <w:top w:val="single" w:sz="4" w:space="0" w:color="4472C4" w:themeColor="accent1"/>
+            </w:tcBorders>
             <w:hideMark/>
           </w:tcPr>
           <w:p>
@@ -9425,12 +8508,10 @@
         </w:tc>
         <w:tc>
           <w:tcPr>
-            <w:cnfStyle w:val="000000000000" w:firstRow="0" w:lastRow="0" w:firstColumn="0" w:lastColumn="0" w:oddVBand="0" w:evenVBand="0" w:oddHBand="0" w:evenHBand="0" w:firstRowFirstColumn="0" w:firstRowLastColumn="0" w:lastRowFirstColumn="0" w:lastRowLastColumn="0"/>
             <w:tcW w:w="1701" w:type="dxa"/>
             <w:tcBorders>
-              <w:top w:val="single" w:color="4472C4" w:themeColor="accent1" w:sz="4" w:space="0"/>
-            </w:tcBorders>
-            <w:tcMar/>
+              <w:top w:val="single" w:sz="4" w:space="0" w:color="4472C4" w:themeColor="accent1"/>
+            </w:tcBorders>
             <w:hideMark/>
           </w:tcPr>
           <w:p>
@@ -9460,12 +8541,10 @@
         </w:tc>
         <w:tc>
           <w:tcPr>
-            <w:cnfStyle w:val="000000000000" w:firstRow="0" w:lastRow="0" w:firstColumn="0" w:lastColumn="0" w:oddVBand="0" w:evenVBand="0" w:oddHBand="0" w:evenHBand="0" w:firstRowFirstColumn="0" w:firstRowLastColumn="0" w:lastRowFirstColumn="0" w:lastRowLastColumn="0"/>
             <w:tcW w:w="6520" w:type="dxa"/>
             <w:tcBorders>
-              <w:top w:val="single" w:color="4472C4" w:themeColor="accent1" w:sz="4" w:space="0"/>
-            </w:tcBorders>
-            <w:tcMar/>
+              <w:top w:val="single" w:sz="4" w:space="0" w:color="4472C4" w:themeColor="accent1"/>
+            </w:tcBorders>
           </w:tcPr>
           <w:p>
             <w:pPr>
@@ -9521,13 +8600,6 @@
                 <w:lang w:eastAsia="en-NZ"/>
               </w:rPr>
               <w:br/>
-            </w:r>
-            <w:r>
-              <w:rPr>
-                <w:i/>
-                <w:iCs/>
-                <w:lang w:eastAsia="en-NZ"/>
-              </w:rPr>
               <w:t>Others are acceptable if the above are not required.</w:t>
             </w:r>
           </w:p>
@@ -9542,24 +8614,19 @@
             <w:cnfStyle w:val="001000000000" w:firstRow="0" w:lastRow="0" w:firstColumn="1" w:lastColumn="0" w:oddVBand="0" w:evenVBand="0" w:oddHBand="0" w:evenHBand="0" w:firstRowFirstColumn="0" w:firstRowLastColumn="0" w:lastRowFirstColumn="0" w:lastRowLastColumn="0"/>
             <w:tcW w:w="1020" w:type="dxa"/>
             <w:vMerge/>
-            <w:tcBorders/>
-            <w:tcMar/>
-          </w:tcPr>
-          <w:p>
-            <w:pPr>
-              <w:rPr>
-                <w:lang w:eastAsia="en-NZ"/>
-              </w:rPr>
-            </w:pPr>
-          </w:p>
-        </w:tc>
-        <w:tc>
-          <w:tcPr>
-            <w:cnfStyle w:val="000000000000" w:firstRow="0" w:lastRow="0" w:firstColumn="0" w:lastColumn="0" w:oddVBand="0" w:evenVBand="0" w:oddHBand="0" w:evenHBand="0" w:firstRowFirstColumn="0" w:firstRowLastColumn="0" w:lastRowFirstColumn="0" w:lastRowLastColumn="0"/>
+          </w:tcPr>
+          <w:p>
+            <w:pPr>
+              <w:rPr>
+                <w:lang w:eastAsia="en-NZ"/>
+              </w:rPr>
+            </w:pPr>
+          </w:p>
+        </w:tc>
+        <w:tc>
+          <w:tcPr>
             <w:tcW w:w="1662" w:type="dxa"/>
             <w:vMerge/>
-            <w:tcBorders/>
-            <w:tcMar/>
             <w:hideMark/>
           </w:tcPr>
           <w:p>
@@ -9573,9 +8640,7 @@
         </w:tc>
         <w:tc>
           <w:tcPr>
-            <w:cnfStyle w:val="000000000000" w:firstRow="0" w:lastRow="0" w:firstColumn="0" w:lastColumn="0" w:oddVBand="0" w:evenVBand="0" w:oddHBand="0" w:evenHBand="0" w:firstRowFirstColumn="0" w:firstRowLastColumn="0" w:lastRowFirstColumn="0" w:lastRowLastColumn="0"/>
             <w:tcW w:w="2700" w:type="dxa"/>
-            <w:tcMar/>
             <w:hideMark/>
           </w:tcPr>
           <w:p>
@@ -9595,9 +8660,7 @@
         </w:tc>
         <w:tc>
           <w:tcPr>
-            <w:cnfStyle w:val="000000000000" w:firstRow="0" w:lastRow="0" w:firstColumn="0" w:lastColumn="0" w:oddVBand="0" w:evenVBand="0" w:oddHBand="0" w:evenHBand="0" w:firstRowFirstColumn="0" w:firstRowLastColumn="0" w:lastRowFirstColumn="0" w:lastRowLastColumn="0"/>
             <w:tcW w:w="1701" w:type="dxa"/>
-            <w:tcMar/>
             <w:hideMark/>
           </w:tcPr>
           <w:p>
@@ -9618,20 +8681,13 @@
                 <w:lang w:eastAsia="en-NZ"/>
               </w:rPr>
               <w:br/>
-            </w:r>
-            <w:r>
-              <w:rPr>
-                <w:lang w:eastAsia="en-NZ"/>
-              </w:rPr>
               <w:t>(Windows, Red Hat, etc.)</w:t>
             </w:r>
           </w:p>
         </w:tc>
         <w:tc>
           <w:tcPr>
-            <w:cnfStyle w:val="000000000000" w:firstRow="0" w:lastRow="0" w:firstColumn="0" w:lastColumn="0" w:oddVBand="0" w:evenVBand="0" w:oddHBand="0" w:evenHBand="0" w:firstRowFirstColumn="0" w:firstRowLastColumn="0" w:lastRowFirstColumn="0" w:lastRowLastColumn="0"/>
             <w:tcW w:w="6520" w:type="dxa"/>
-            <w:tcMar/>
           </w:tcPr>
           <w:p>
             <w:pPr>
@@ -9651,24 +8707,7 @@
                 <w:lang w:eastAsia="en-NZ"/>
               </w:rPr>
               <w:br/>
-            </w:r>
-            <w:r>
-              <w:rPr>
-                <w:lang w:eastAsia="en-NZ"/>
-              </w:rPr>
-              <w:t xml:space="preserve">The preference for Windows is only relevant due to the current available </w:t>
-            </w:r>
-            <w:r>
-              <w:rPr>
-                <w:lang w:eastAsia="en-NZ"/>
-              </w:rPr>
-              <w:t>in-house</w:t>
-            </w:r>
-            <w:r>
-              <w:rPr>
-                <w:lang w:eastAsia="en-NZ"/>
-              </w:rPr>
-              <w:t xml:space="preserve"> capabilities.</w:t>
+              <w:t>The preference for Windows is only relevant due to the current available in-house capabilities.</w:t>
             </w:r>
           </w:p>
         </w:tc>
@@ -9679,24 +8718,19 @@
             <w:cnfStyle w:val="001000000000" w:firstRow="0" w:lastRow="0" w:firstColumn="1" w:lastColumn="0" w:oddVBand="0" w:evenVBand="0" w:oddHBand="0" w:evenHBand="0" w:firstRowFirstColumn="0" w:firstRowLastColumn="0" w:lastRowFirstColumn="0" w:lastRowLastColumn="0"/>
             <w:tcW w:w="1020" w:type="dxa"/>
             <w:vMerge/>
-            <w:tcBorders/>
-            <w:tcMar/>
-          </w:tcPr>
-          <w:p>
-            <w:pPr>
-              <w:rPr>
-                <w:lang w:eastAsia="en-NZ"/>
-              </w:rPr>
-            </w:pPr>
-          </w:p>
-        </w:tc>
-        <w:tc>
-          <w:tcPr>
-            <w:cnfStyle w:val="000000000000" w:firstRow="0" w:lastRow="0" w:firstColumn="0" w:lastColumn="0" w:oddVBand="0" w:evenVBand="0" w:oddHBand="0" w:evenHBand="0" w:firstRowFirstColumn="0" w:firstRowLastColumn="0" w:lastRowFirstColumn="0" w:lastRowLastColumn="0"/>
+          </w:tcPr>
+          <w:p>
+            <w:pPr>
+              <w:rPr>
+                <w:lang w:eastAsia="en-NZ"/>
+              </w:rPr>
+            </w:pPr>
+          </w:p>
+        </w:tc>
+        <w:tc>
+          <w:tcPr>
             <w:tcW w:w="1662" w:type="dxa"/>
             <w:vMerge/>
-            <w:tcBorders/>
-            <w:tcMar/>
             <w:hideMark/>
           </w:tcPr>
           <w:p>
@@ -9710,9 +8744,7 @@
         </w:tc>
         <w:tc>
           <w:tcPr>
-            <w:cnfStyle w:val="000000000000" w:firstRow="0" w:lastRow="0" w:firstColumn="0" w:lastColumn="0" w:oddVBand="0" w:evenVBand="0" w:oddHBand="0" w:evenHBand="0" w:firstRowFirstColumn="0" w:firstRowLastColumn="0" w:lastRowFirstColumn="0" w:lastRowLastColumn="0"/>
             <w:tcW w:w="2700" w:type="dxa"/>
-            <w:tcMar/>
             <w:hideMark/>
           </w:tcPr>
           <w:p>
@@ -9732,9 +8764,7 @@
         </w:tc>
         <w:tc>
           <w:tcPr>
-            <w:cnfStyle w:val="000000000000" w:firstRow="0" w:lastRow="0" w:firstColumn="0" w:lastColumn="0" w:oddVBand="0" w:evenVBand="0" w:oddHBand="0" w:evenHBand="0" w:firstRowFirstColumn="0" w:firstRowLastColumn="0" w:lastRowFirstColumn="0" w:lastRowLastColumn="0"/>
             <w:tcW w:w="1701" w:type="dxa"/>
-            <w:tcMar/>
             <w:hideMark/>
           </w:tcPr>
           <w:p>
@@ -9755,20 +8785,13 @@
                 <w:lang w:eastAsia="en-NZ"/>
               </w:rPr>
               <w:br/>
-            </w:r>
-            <w:r>
-              <w:rPr>
-                <w:lang w:eastAsia="en-NZ"/>
-              </w:rPr>
               <w:t>Preferably</w:t>
             </w:r>
           </w:p>
         </w:tc>
         <w:tc>
           <w:tcPr>
-            <w:cnfStyle w:val="000000000000" w:firstRow="0" w:lastRow="0" w:firstColumn="0" w:lastColumn="0" w:oddVBand="0" w:evenVBand="0" w:oddHBand="0" w:evenHBand="0" w:firstRowFirstColumn="0" w:firstRowLastColumn="0" w:lastRowFirstColumn="0" w:lastRowLastColumn="0"/>
             <w:tcW w:w="6520" w:type="dxa"/>
-            <w:tcMar/>
           </w:tcPr>
           <w:p>
             <w:pPr>
@@ -9788,11 +8811,6 @@
                 <w:lang w:eastAsia="en-NZ"/>
               </w:rPr>
               <w:br/>
-            </w:r>
-            <w:r>
-              <w:rPr>
-                <w:lang w:eastAsia="en-NZ"/>
-              </w:rPr>
               <w:t>Applicable only if custom services are being developed:</w:t>
             </w:r>
             <w:r>
@@ -9800,11 +8818,6 @@
                 <w:lang w:eastAsia="en-NZ"/>
               </w:rPr>
               <w:br/>
-            </w:r>
-            <w:r>
-              <w:rPr>
-                <w:lang w:eastAsia="en-NZ"/>
-              </w:rPr>
               <w:t>Supported Frameworks provide more security over the supply chain.</w:t>
             </w:r>
           </w:p>
@@ -9820,24 +8833,19 @@
             <w:cnfStyle w:val="001000000000" w:firstRow="0" w:lastRow="0" w:firstColumn="1" w:lastColumn="0" w:oddVBand="0" w:evenVBand="0" w:oddHBand="0" w:evenHBand="0" w:firstRowFirstColumn="0" w:firstRowLastColumn="0" w:lastRowFirstColumn="0" w:lastRowLastColumn="0"/>
             <w:tcW w:w="1020" w:type="dxa"/>
             <w:vMerge/>
-            <w:tcBorders/>
-            <w:tcMar/>
-          </w:tcPr>
-          <w:p>
-            <w:pPr>
-              <w:rPr>
-                <w:lang w:eastAsia="en-NZ"/>
-              </w:rPr>
-            </w:pPr>
-          </w:p>
-        </w:tc>
-        <w:tc>
-          <w:tcPr>
-            <w:cnfStyle w:val="000000000000" w:firstRow="0" w:lastRow="0" w:firstColumn="0" w:lastColumn="0" w:oddVBand="0" w:evenVBand="0" w:oddHBand="0" w:evenHBand="0" w:firstRowFirstColumn="0" w:firstRowLastColumn="0" w:lastRowFirstColumn="0" w:lastRowLastColumn="0"/>
+          </w:tcPr>
+          <w:p>
+            <w:pPr>
+              <w:rPr>
+                <w:lang w:eastAsia="en-NZ"/>
+              </w:rPr>
+            </w:pPr>
+          </w:p>
+        </w:tc>
+        <w:tc>
+          <w:tcPr>
             <w:tcW w:w="1662" w:type="dxa"/>
             <w:vMerge/>
-            <w:tcBorders/>
-            <w:tcMar/>
             <w:hideMark/>
           </w:tcPr>
           <w:p>
@@ -9851,9 +8859,7 @@
         </w:tc>
         <w:tc>
           <w:tcPr>
-            <w:cnfStyle w:val="000000000000" w:firstRow="0" w:lastRow="0" w:firstColumn="0" w:lastColumn="0" w:oddVBand="0" w:evenVBand="0" w:oddHBand="0" w:evenHBand="0" w:firstRowFirstColumn="0" w:firstRowLastColumn="0" w:lastRowFirstColumn="0" w:lastRowLastColumn="0"/>
             <w:tcW w:w="2700" w:type="dxa"/>
-            <w:tcMar/>
             <w:hideMark/>
           </w:tcPr>
           <w:p>
@@ -9873,9 +8879,7 @@
         </w:tc>
         <w:tc>
           <w:tcPr>
-            <w:cnfStyle w:val="000000000000" w:firstRow="0" w:lastRow="0" w:firstColumn="0" w:lastColumn="0" w:oddVBand="0" w:evenVBand="0" w:oddHBand="0" w:evenHBand="0" w:firstRowFirstColumn="0" w:firstRowLastColumn="0" w:lastRowFirstColumn="0" w:lastRowLastColumn="0"/>
             <w:tcW w:w="1701" w:type="dxa"/>
-            <w:tcMar/>
             <w:hideMark/>
           </w:tcPr>
           <w:p>
@@ -9901,9 +8905,7 @@
         </w:tc>
         <w:tc>
           <w:tcPr>
-            <w:cnfStyle w:val="000000000000" w:firstRow="0" w:lastRow="0" w:firstColumn="0" w:lastColumn="0" w:oddVBand="0" w:evenVBand="0" w:oddHBand="0" w:evenHBand="0" w:firstRowFirstColumn="0" w:firstRowLastColumn="0" w:lastRowFirstColumn="0" w:lastRowLastColumn="0"/>
             <w:tcW w:w="6520" w:type="dxa"/>
-            <w:tcMar/>
           </w:tcPr>
           <w:p>
             <w:pPr>
@@ -9923,35 +8925,13 @@
                 <w:lang w:eastAsia="en-NZ"/>
               </w:rPr>
               <w:br/>
-            </w:r>
-            <w:r>
-              <w:rPr>
-                <w:lang w:eastAsia="en-NZ"/>
-              </w:rPr>
-              <w:t xml:space="preserve">Applicable only if custom </w:t>
-            </w:r>
-            <w:r>
-              <w:rPr>
-                <w:lang w:eastAsia="en-NZ"/>
-              </w:rPr>
-              <w:t>services</w:t>
-            </w:r>
-            <w:r>
-              <w:rPr>
-                <w:lang w:eastAsia="en-NZ"/>
-              </w:rPr>
-              <w:t xml:space="preserve"> are being developed:</w:t>
+              <w:t>Applicable only if custom services are being developed:</w:t>
             </w:r>
             <w:r>
               <w:rPr>
                 <w:lang w:eastAsia="en-NZ"/>
               </w:rPr>
               <w:br/>
-            </w:r>
-            <w:r>
-              <w:rPr>
-                <w:lang w:eastAsia="en-NZ"/>
-              </w:rPr>
               <w:t>Compiled servers in PROD consume less resources, therefore cost less over the service lifecycle.</w:t>
             </w:r>
             <w:r>
@@ -9969,24 +8949,19 @@
             <w:cnfStyle w:val="001000000000" w:firstRow="0" w:lastRow="0" w:firstColumn="1" w:lastColumn="0" w:oddVBand="0" w:evenVBand="0" w:oddHBand="0" w:evenHBand="0" w:firstRowFirstColumn="0" w:firstRowLastColumn="0" w:lastRowFirstColumn="0" w:lastRowLastColumn="0"/>
             <w:tcW w:w="1020" w:type="dxa"/>
             <w:vMerge/>
-            <w:tcBorders/>
-            <w:tcMar/>
-          </w:tcPr>
-          <w:p>
-            <w:pPr>
-              <w:rPr>
-                <w:lang w:eastAsia="en-NZ"/>
-              </w:rPr>
-            </w:pPr>
-          </w:p>
-        </w:tc>
-        <w:tc>
-          <w:tcPr>
-            <w:cnfStyle w:val="000000000000" w:firstRow="0" w:lastRow="0" w:firstColumn="0" w:lastColumn="0" w:oddVBand="0" w:evenVBand="0" w:oddHBand="0" w:evenHBand="0" w:firstRowFirstColumn="0" w:firstRowLastColumn="0" w:lastRowFirstColumn="0" w:lastRowLastColumn="0"/>
+          </w:tcPr>
+          <w:p>
+            <w:pPr>
+              <w:rPr>
+                <w:lang w:eastAsia="en-NZ"/>
+              </w:rPr>
+            </w:pPr>
+          </w:p>
+        </w:tc>
+        <w:tc>
+          <w:tcPr>
             <w:tcW w:w="1662" w:type="dxa"/>
             <w:vMerge/>
-            <w:tcBorders/>
-            <w:tcMar/>
             <w:hideMark/>
           </w:tcPr>
           <w:p>
@@ -10000,12 +8975,10 @@
         </w:tc>
         <w:tc>
           <w:tcPr>
-            <w:cnfStyle w:val="000000000000" w:firstRow="0" w:lastRow="0" w:firstColumn="0" w:lastColumn="0" w:oddVBand="0" w:evenVBand="0" w:oddHBand="0" w:evenHBand="0" w:firstRowFirstColumn="0" w:firstRowLastColumn="0" w:lastRowFirstColumn="0" w:lastRowLastColumn="0"/>
             <w:tcW w:w="2700" w:type="dxa"/>
             <w:tcBorders>
-              <w:bottom w:val="single" w:color="4472C4" w:themeColor="accent1" w:sz="4" w:space="0"/>
-            </w:tcBorders>
-            <w:tcMar/>
+              <w:bottom w:val="single" w:sz="4" w:space="0" w:color="4472C4" w:themeColor="accent1"/>
+            </w:tcBorders>
             <w:hideMark/>
           </w:tcPr>
           <w:p>
@@ -10025,12 +8998,10 @@
         </w:tc>
         <w:tc>
           <w:tcPr>
-            <w:cnfStyle w:val="000000000000" w:firstRow="0" w:lastRow="0" w:firstColumn="0" w:lastColumn="0" w:oddVBand="0" w:evenVBand="0" w:oddHBand="0" w:evenHBand="0" w:firstRowFirstColumn="0" w:firstRowLastColumn="0" w:lastRowFirstColumn="0" w:lastRowLastColumn="0"/>
             <w:tcW w:w="1701" w:type="dxa"/>
             <w:tcBorders>
-              <w:bottom w:val="single" w:color="4472C4" w:themeColor="accent1" w:sz="4" w:space="0"/>
-            </w:tcBorders>
-            <w:tcMar/>
+              <w:bottom w:val="single" w:sz="4" w:space="0" w:color="4472C4" w:themeColor="accent1"/>
+            </w:tcBorders>
             <w:hideMark/>
           </w:tcPr>
           <w:p>
@@ -10076,12 +9047,10 @@
         </w:tc>
         <w:tc>
           <w:tcPr>
-            <w:cnfStyle w:val="000000000000" w:firstRow="0" w:lastRow="0" w:firstColumn="0" w:lastColumn="0" w:oddVBand="0" w:evenVBand="0" w:oddHBand="0" w:evenHBand="0" w:firstRowFirstColumn="0" w:firstRowLastColumn="0" w:lastRowFirstColumn="0" w:lastRowLastColumn="0"/>
             <w:tcW w:w="6520" w:type="dxa"/>
             <w:tcBorders>
-              <w:bottom w:val="single" w:color="4472C4" w:themeColor="accent1" w:sz="4" w:space="0"/>
-            </w:tcBorders>
-            <w:tcMar/>
+              <w:bottom w:val="single" w:sz="4" w:space="0" w:color="4472C4" w:themeColor="accent1"/>
+            </w:tcBorders>
           </w:tcPr>
           <w:p>
             <w:pPr>
@@ -10094,24 +9063,13 @@
               <w:rPr>
                 <w:lang w:eastAsia="en-NZ"/>
               </w:rPr>
-              <w:t>Note:</w:t>
-            </w:r>
-            <w:r>
-              <w:rPr>
-                <w:lang w:eastAsia="en-NZ"/>
-              </w:rPr>
-              <w:t>Applicable only if custom interfaces are being developed:</w:t>
+              <w:t>Note:Applicable only if custom interfaces are being developed:</w:t>
             </w:r>
             <w:r>
               <w:rPr>
                 <w:lang w:eastAsia="en-NZ"/>
               </w:rPr>
               <w:br/>
-            </w:r>
-            <w:r>
-              <w:rPr>
-                <w:lang w:eastAsia="en-NZ"/>
-              </w:rPr>
               <w:t>SPA based architectures require less server resources than MPA architectures, while providing the benefits of having to develop according to API-First principles.</w:t>
             </w:r>
           </w:p>
@@ -10126,24 +9084,19 @@
             <w:cnfStyle w:val="001000000000" w:firstRow="0" w:lastRow="0" w:firstColumn="1" w:lastColumn="0" w:oddVBand="0" w:evenVBand="0" w:oddHBand="0" w:evenHBand="0" w:firstRowFirstColumn="0" w:firstRowLastColumn="0" w:lastRowFirstColumn="0" w:lastRowLastColumn="0"/>
             <w:tcW w:w="1020" w:type="dxa"/>
             <w:vMerge/>
-            <w:tcBorders/>
-            <w:tcMar/>
-          </w:tcPr>
-          <w:p>
-            <w:pPr>
-              <w:rPr>
-                <w:lang w:eastAsia="en-NZ"/>
-              </w:rPr>
-            </w:pPr>
-          </w:p>
-        </w:tc>
-        <w:tc>
-          <w:tcPr>
-            <w:cnfStyle w:val="000000000000" w:firstRow="0" w:lastRow="0" w:firstColumn="0" w:lastColumn="0" w:oddVBand="0" w:evenVBand="0" w:oddHBand="0" w:evenHBand="0" w:firstRowFirstColumn="0" w:firstRowLastColumn="0" w:lastRowFirstColumn="0" w:lastRowLastColumn="0"/>
+          </w:tcPr>
+          <w:p>
+            <w:pPr>
+              <w:rPr>
+                <w:lang w:eastAsia="en-NZ"/>
+              </w:rPr>
+            </w:pPr>
+          </w:p>
+        </w:tc>
+        <w:tc>
+          <w:tcPr>
             <w:tcW w:w="1662" w:type="dxa"/>
             <w:vMerge/>
-            <w:tcBorders/>
-            <w:tcMar/>
             <w:hideMark/>
           </w:tcPr>
           <w:p>
@@ -10157,12 +9110,10 @@
         </w:tc>
         <w:tc>
           <w:tcPr>
-            <w:cnfStyle w:val="000000000000" w:firstRow="0" w:lastRow="0" w:firstColumn="0" w:lastColumn="0" w:oddVBand="0" w:evenVBand="0" w:oddHBand="0" w:evenHBand="0" w:firstRowFirstColumn="0" w:firstRowLastColumn="0" w:lastRowFirstColumn="0" w:lastRowLastColumn="0"/>
             <w:tcW w:w="2700" w:type="dxa"/>
             <w:tcBorders>
-              <w:bottom w:val="single" w:color="4472C4" w:themeColor="accent1" w:sz="36" w:space="0"/>
-            </w:tcBorders>
-            <w:tcMar/>
+              <w:bottom w:val="single" w:sz="36" w:space="0" w:color="4472C4" w:themeColor="accent1"/>
+            </w:tcBorders>
             <w:hideMark/>
           </w:tcPr>
           <w:p>
@@ -10182,12 +9133,10 @@
         </w:tc>
         <w:tc>
           <w:tcPr>
-            <w:cnfStyle w:val="000000000000" w:firstRow="0" w:lastRow="0" w:firstColumn="0" w:lastColumn="0" w:oddVBand="0" w:evenVBand="0" w:oddHBand="0" w:evenHBand="0" w:firstRowFirstColumn="0" w:firstRowLastColumn="0" w:lastRowFirstColumn="0" w:lastRowLastColumn="0"/>
             <w:tcW w:w="1701" w:type="dxa"/>
             <w:tcBorders>
-              <w:bottom w:val="single" w:color="4472C4" w:themeColor="accent1" w:sz="36" w:space="0"/>
-            </w:tcBorders>
-            <w:tcMar/>
+              <w:bottom w:val="single" w:sz="36" w:space="0" w:color="4472C4" w:themeColor="accent1"/>
+            </w:tcBorders>
             <w:hideMark/>
           </w:tcPr>
           <w:p>
@@ -10207,12 +9156,10 @@
         </w:tc>
         <w:tc>
           <w:tcPr>
-            <w:cnfStyle w:val="000000000000" w:firstRow="0" w:lastRow="0" w:firstColumn="0" w:lastColumn="0" w:oddVBand="0" w:evenVBand="0" w:oddHBand="0" w:evenHBand="0" w:firstRowFirstColumn="0" w:firstRowLastColumn="0" w:lastRowFirstColumn="0" w:lastRowLastColumn="0"/>
             <w:tcW w:w="6520" w:type="dxa"/>
             <w:tcBorders>
-              <w:bottom w:val="single" w:color="4472C4" w:themeColor="accent1" w:sz="36" w:space="0"/>
-            </w:tcBorders>
-            <w:tcMar/>
+              <w:bottom w:val="single" w:sz="36" w:space="0" w:color="4472C4" w:themeColor="accent1"/>
+            </w:tcBorders>
           </w:tcPr>
           <w:p>
             <w:pPr>
@@ -10232,11 +9179,6 @@
                 <w:lang w:eastAsia="en-NZ"/>
               </w:rPr>
               <w:br/>
-            </w:r>
-            <w:r>
-              <w:rPr>
-                <w:lang w:eastAsia="en-NZ"/>
-              </w:rPr>
               <w:t>Applicable only if custom interfaces are being developed:</w:t>
             </w:r>
             <w:r>
@@ -10244,11 +9186,6 @@
                 <w:lang w:eastAsia="en-NZ"/>
               </w:rPr>
               <w:br/>
-            </w:r>
-            <w:r>
-              <w:rPr>
-                <w:lang w:eastAsia="en-NZ"/>
-              </w:rPr>
               <w:t>Transpilable languages demonstrably reduce error count, while increasing maintainability.</w:t>
             </w:r>
           </w:p>
@@ -10268,8 +9205,12 @@
       </w:pPr>
     </w:p>
     <w:sectPr>
-      <w:headerReference w:type="default" r:id="rId22"/>
-      <w:footerReference w:type="default" r:id="rId23"/>
+      <w:headerReference w:type="even" r:id="rId22"/>
+      <w:headerReference w:type="default" r:id="rId23"/>
+      <w:footerReference w:type="even" r:id="rId24"/>
+      <w:footerReference w:type="default" r:id="rId25"/>
+      <w:headerReference w:type="first" r:id="rId26"/>
+      <w:footerReference w:type="first" r:id="rId27"/>
       <w:pgSz w:w="16838" w:h="11906" w:orient="landscape"/>
       <w:pgMar w:top="1440" w:right="1440" w:bottom="1440" w:left="1440" w:header="708" w:footer="708" w:gutter="0"/>
       <w:cols w:space="708"/>
@@ -10280,7 +9221,7 @@
 </file>
 
 <file path=word/endnotes.xml><?xml version="1.0" encoding="utf-8"?>
-<w:endnotes xmlns:wpc="http://schemas.microsoft.com/office/word/2010/wordprocessingCanvas" xmlns:cx="http://schemas.microsoft.com/office/drawing/2014/chartex" xmlns:cx1="http://schemas.microsoft.com/office/drawing/2015/9/8/chartex" xmlns:cx2="http://schemas.microsoft.com/office/drawing/2015/10/21/chartex" xmlns:cx3="http://schemas.microsoft.com/office/drawing/2016/5/9/chartex" xmlns:cx4="http://schemas.microsoft.com/office/drawing/2016/5/10/chartex" xmlns:cx5="http://schemas.microsoft.com/office/drawing/2016/5/11/chartex" xmlns:cx6="http://schemas.microsoft.com/office/drawing/2016/5/12/chartex" xmlns:cx7="http://schemas.microsoft.com/office/drawing/2016/5/13/chartex" xmlns:cx8="http://schemas.microsoft.com/office/drawing/2016/5/14/chartex" xmlns:mc="http://schemas.openxmlformats.org/markup-compatibility/2006" xmlns:aink="http://schemas.microsoft.com/office/drawing/2016/ink" xmlns:am3d="http://schemas.microsoft.com/office/drawing/2017/model3d" xmlns:o="urn:schemas-microsoft-com:office:office" xmlns:r="http://schemas.openxmlformats.org/officeDocument/2006/relationships" xmlns:m="http://schemas.openxmlformats.org/officeDocument/2006/math" xmlns:v="urn:schemas-microsoft-com:vml" xmlns:wp14="http://schemas.microsoft.com/office/word/2010/wordprocessingDrawing" xmlns:wp="http://schemas.openxmlformats.org/drawingml/2006/wordprocessingDrawing" xmlns:w10="urn:schemas-microsoft-com:office:word" xmlns:w="http://schemas.openxmlformats.org/wordprocessingml/2006/main" xmlns:w14="http://schemas.microsoft.com/office/word/2010/wordml" xmlns:w15="http://schemas.microsoft.com/office/word/2012/wordml" xmlns:w16cex="http://schemas.microsoft.com/office/word/2018/wordml/cex" xmlns:w16cid="http://schemas.microsoft.com/office/word/2016/wordml/cid" xmlns:w16="http://schemas.microsoft.com/office/word/2018/wordml" xmlns:w16se="http://schemas.microsoft.com/office/word/2015/wordml/symex" xmlns:wpg="http://schemas.microsoft.com/office/word/2010/wordprocessingGroup" xmlns:wpi="http://schemas.microsoft.com/office/word/2010/wordprocessingInk" xmlns:wne="http://schemas.microsoft.com/office/word/2006/wordml" xmlns:wps="http://schemas.microsoft.com/office/word/2010/wordprocessingShape" mc:Ignorable="w14 w15 w16se w16cid w16 w16cex wp14">
+<w:endnotes xmlns:wpc="http://schemas.microsoft.com/office/word/2010/wordprocessingCanvas" xmlns:cx="http://schemas.microsoft.com/office/drawing/2014/chartex" xmlns:cx1="http://schemas.microsoft.com/office/drawing/2015/9/8/chartex" xmlns:cx2="http://schemas.microsoft.com/office/drawing/2015/10/21/chartex" xmlns:cx3="http://schemas.microsoft.com/office/drawing/2016/5/9/chartex" xmlns:cx4="http://schemas.microsoft.com/office/drawing/2016/5/10/chartex" xmlns:cx5="http://schemas.microsoft.com/office/drawing/2016/5/11/chartex" xmlns:cx6="http://schemas.microsoft.com/office/drawing/2016/5/12/chartex" xmlns:cx7="http://schemas.microsoft.com/office/drawing/2016/5/13/chartex" xmlns:cx8="http://schemas.microsoft.com/office/drawing/2016/5/14/chartex" xmlns:mc="http://schemas.openxmlformats.org/markup-compatibility/2006" xmlns:aink="http://schemas.microsoft.com/office/drawing/2016/ink" xmlns:am3d="http://schemas.microsoft.com/office/drawing/2017/model3d" xmlns:o="urn:schemas-microsoft-com:office:office" xmlns:oel="http://schemas.microsoft.com/office/2019/extlst" xmlns:r="http://schemas.openxmlformats.org/officeDocument/2006/relationships" xmlns:m="http://schemas.openxmlformats.org/officeDocument/2006/math" xmlns:v="urn:schemas-microsoft-com:vml" xmlns:wp14="http://schemas.microsoft.com/office/word/2010/wordprocessingDrawing" xmlns:wp="http://schemas.openxmlformats.org/drawingml/2006/wordprocessingDrawing" xmlns:w10="urn:schemas-microsoft-com:office:word" xmlns:w="http://schemas.openxmlformats.org/wordprocessingml/2006/main" xmlns:w14="http://schemas.microsoft.com/office/word/2010/wordml" xmlns:w15="http://schemas.microsoft.com/office/word/2012/wordml" xmlns:w16cex="http://schemas.microsoft.com/office/word/2018/wordml/cex" xmlns:w16cid="http://schemas.microsoft.com/office/word/2016/wordml/cid" xmlns:w16="http://schemas.microsoft.com/office/word/2018/wordml" xmlns:w16du="http://schemas.microsoft.com/office/word/2023/wordml/word16du" xmlns:w16sdtdh="http://schemas.microsoft.com/office/word/2020/wordml/sdtdatahash" xmlns:w16sdtfl="http://schemas.microsoft.com/office/word/2024/wordml/sdtformatlock" xmlns:w16se="http://schemas.microsoft.com/office/word/2015/wordml/symex" xmlns:wpg="http://schemas.microsoft.com/office/word/2010/wordprocessingGroup" xmlns:wpi="http://schemas.microsoft.com/office/word/2010/wordprocessingInk" xmlns:wne="http://schemas.microsoft.com/office/word/2006/wordml" xmlns:wps="http://schemas.microsoft.com/office/word/2010/wordprocessingShape" mc:Ignorable="w14 w15 w16se w16cid w16 w16cex w16sdtdh w16sdtfl w16du wp14">
   <w:endnote w:type="separator" w:id="-1">
     <w:p>
       <w:pPr>
@@ -10312,7 +9253,134 @@
 </file>
 
 <file path=word/footer1.xml><?xml version="1.0" encoding="utf-8"?>
-<w:ftr xmlns:wpc="http://schemas.microsoft.com/office/word/2010/wordprocessingCanvas" xmlns:cx="http://schemas.microsoft.com/office/drawing/2014/chartex" xmlns:cx1="http://schemas.microsoft.com/office/drawing/2015/9/8/chartex" xmlns:cx2="http://schemas.microsoft.com/office/drawing/2015/10/21/chartex" xmlns:cx3="http://schemas.microsoft.com/office/drawing/2016/5/9/chartex" xmlns:cx4="http://schemas.microsoft.com/office/drawing/2016/5/10/chartex" xmlns:cx5="http://schemas.microsoft.com/office/drawing/2016/5/11/chartex" xmlns:cx6="http://schemas.microsoft.com/office/drawing/2016/5/12/chartex" xmlns:cx7="http://schemas.microsoft.com/office/drawing/2016/5/13/chartex" xmlns:cx8="http://schemas.microsoft.com/office/drawing/2016/5/14/chartex" xmlns:mc="http://schemas.openxmlformats.org/markup-compatibility/2006" xmlns:aink="http://schemas.microsoft.com/office/drawing/2016/ink" xmlns:am3d="http://schemas.microsoft.com/office/drawing/2017/model3d" xmlns:o="urn:schemas-microsoft-com:office:office" xmlns:r="http://schemas.openxmlformats.org/officeDocument/2006/relationships" xmlns:m="http://schemas.openxmlformats.org/officeDocument/2006/math" xmlns:v="urn:schemas-microsoft-com:vml" xmlns:wp14="http://schemas.microsoft.com/office/word/2010/wordprocessingDrawing" xmlns:wp="http://schemas.openxmlformats.org/drawingml/2006/wordprocessingDrawing" xmlns:w10="urn:schemas-microsoft-com:office:word" xmlns:w="http://schemas.openxmlformats.org/wordprocessingml/2006/main" xmlns:w14="http://schemas.microsoft.com/office/word/2010/wordml" xmlns:w15="http://schemas.microsoft.com/office/word/2012/wordml" xmlns:w16cex="http://schemas.microsoft.com/office/word/2018/wordml/cex" xmlns:w16cid="http://schemas.microsoft.com/office/word/2016/wordml/cid" xmlns:w16="http://schemas.microsoft.com/office/word/2018/wordml" xmlns:w16se="http://schemas.microsoft.com/office/word/2015/wordml/symex" xmlns:wpg="http://schemas.microsoft.com/office/word/2010/wordprocessingGroup" xmlns:wpi="http://schemas.microsoft.com/office/word/2010/wordprocessingInk" xmlns:wne="http://schemas.microsoft.com/office/word/2006/wordml" xmlns:wps="http://schemas.microsoft.com/office/word/2010/wordprocessingShape" mc:Ignorable="w14 w15 w16se w16cid w16 w16cex wp14">
+<w:ftr xmlns:wpc="http://schemas.microsoft.com/office/word/2010/wordprocessingCanvas" xmlns:cx="http://schemas.microsoft.com/office/drawing/2014/chartex" xmlns:cx1="http://schemas.microsoft.com/office/drawing/2015/9/8/chartex" xmlns:cx2="http://schemas.microsoft.com/office/drawing/2015/10/21/chartex" xmlns:cx3="http://schemas.microsoft.com/office/drawing/2016/5/9/chartex" xmlns:cx4="http://schemas.microsoft.com/office/drawing/2016/5/10/chartex" xmlns:cx5="http://schemas.microsoft.com/office/drawing/2016/5/11/chartex" xmlns:cx6="http://schemas.microsoft.com/office/drawing/2016/5/12/chartex" xmlns:cx7="http://schemas.microsoft.com/office/drawing/2016/5/13/chartex" xmlns:cx8="http://schemas.microsoft.com/office/drawing/2016/5/14/chartex" xmlns:mc="http://schemas.openxmlformats.org/markup-compatibility/2006" xmlns:aink="http://schemas.microsoft.com/office/drawing/2016/ink" xmlns:am3d="http://schemas.microsoft.com/office/drawing/2017/model3d" xmlns:o="urn:schemas-microsoft-com:office:office" xmlns:oel="http://schemas.microsoft.com/office/2019/extlst" xmlns:r="http://schemas.openxmlformats.org/officeDocument/2006/relationships" xmlns:m="http://schemas.openxmlformats.org/officeDocument/2006/math" xmlns:v="urn:schemas-microsoft-com:vml" xmlns:wp14="http://schemas.microsoft.com/office/word/2010/wordprocessingDrawing" xmlns:wp="http://schemas.openxmlformats.org/drawingml/2006/wordprocessingDrawing" xmlns:w10="urn:schemas-microsoft-com:office:word" xmlns:w="http://schemas.openxmlformats.org/wordprocessingml/2006/main" xmlns:w14="http://schemas.microsoft.com/office/word/2010/wordml" xmlns:w15="http://schemas.microsoft.com/office/word/2012/wordml" xmlns:w16cex="http://schemas.microsoft.com/office/word/2018/wordml/cex" xmlns:w16cid="http://schemas.microsoft.com/office/word/2016/wordml/cid" xmlns:w16="http://schemas.microsoft.com/office/word/2018/wordml" xmlns:w16du="http://schemas.microsoft.com/office/word/2023/wordml/word16du" xmlns:w16sdtdh="http://schemas.microsoft.com/office/word/2020/wordml/sdtdatahash" xmlns:w16sdtfl="http://schemas.microsoft.com/office/word/2024/wordml/sdtformatlock" xmlns:w16se="http://schemas.microsoft.com/office/word/2015/wordml/symex" xmlns:wpg="http://schemas.microsoft.com/office/word/2010/wordprocessingGroup" xmlns:wpi="http://schemas.microsoft.com/office/word/2010/wordprocessingInk" xmlns:wne="http://schemas.microsoft.com/office/word/2006/wordml" xmlns:wps="http://schemas.microsoft.com/office/word/2010/wordprocessingShape" mc:Ignorable="w14 w15 w16se w16cid w16 w16cex w16sdtdh w16sdtfl w16du wp14">
+  <w:p>
+    <w:pPr>
+      <w:pStyle w:val="Footer"/>
+    </w:pPr>
+    <w:r>
+      <w:rPr>
+        <w:noProof/>
+      </w:rPr>
+      <mc:AlternateContent>
+        <mc:Choice Requires="wps">
+          <w:drawing>
+            <wp:anchor distT="0" distB="0" distL="0" distR="0" simplePos="0" relativeHeight="251662336" behindDoc="0" locked="0" layoutInCell="1" allowOverlap="1" wp14:anchorId="378176EC" wp14:editId="576AA0BF">
+              <wp:simplePos x="635" y="635"/>
+              <wp:positionH relativeFrom="page">
+                <wp:align>center</wp:align>
+              </wp:positionH>
+              <wp:positionV relativeFrom="page">
+                <wp:align>bottom</wp:align>
+              </wp:positionV>
+              <wp:extent cx="911860" cy="357505"/>
+              <wp:effectExtent l="0" t="0" r="2540" b="0"/>
+              <wp:wrapNone/>
+              <wp:docPr id="1677466366" name="Text Box 5" descr="[UNCLASSIFIED]">
+                <a:extLst xmlns:a="http://schemas.openxmlformats.org/drawingml/2006/main">
+                  <a:ext uri="{5AE41FA2-C0FF-4470-9BD4-5FADCA87CBE2}">
+                    <aclsh:classification xmlns:aclsh="http://schemas.microsoft.com/office/drawing/2020/classificationShape" classificationOutcomeType="ftr"/>
+                  </a:ext>
+                </a:extLst>
+              </wp:docPr>
+              <wp:cNvGraphicFramePr/>
+              <a:graphic xmlns:a="http://schemas.openxmlformats.org/drawingml/2006/main">
+                <a:graphicData uri="http://schemas.microsoft.com/office/word/2010/wordprocessingShape">
+                  <wps:wsp>
+                    <wps:cNvSpPr txBox="1"/>
+                    <wps:spPr>
+                      <a:xfrm>
+                        <a:off x="0" y="0"/>
+                        <a:ext cx="911860" cy="357505"/>
+                      </a:xfrm>
+                      <a:prstGeom prst="rect">
+                        <a:avLst/>
+                      </a:prstGeom>
+                      <a:noFill/>
+                      <a:ln>
+                        <a:noFill/>
+                      </a:ln>
+                    </wps:spPr>
+                    <wps:txbx>
+                      <w:txbxContent>
+                        <w:p>
+                          <w:pPr>
+                            <w:spacing w:after="0"/>
+                            <w:rPr>
+                              <w:rFonts w:ascii="Aptos" w:eastAsia="Aptos" w:hAnsi="Aptos" w:cs="Aptos"/>
+                              <w:noProof/>
+                              <w:color w:val="000000"/>
+                              <w:szCs w:val="20"/>
+                            </w:rPr>
+                          </w:pPr>
+                          <w:r>
+                            <w:rPr>
+                              <w:rFonts w:ascii="Aptos" w:eastAsia="Aptos" w:hAnsi="Aptos" w:cs="Aptos"/>
+                              <w:noProof/>
+                              <w:color w:val="000000"/>
+                              <w:szCs w:val="20"/>
+                            </w:rPr>
+                            <w:t>[UNCLASSIFIED]</w:t>
+                          </w:r>
+                        </w:p>
+                      </w:txbxContent>
+                    </wps:txbx>
+                    <wps:bodyPr rot="0" spcFirstLastPara="0" vertOverflow="overflow" horzOverflow="overflow" vert="horz" wrap="none" lIns="0" tIns="0" rIns="0" bIns="190500" numCol="1" spcCol="0" rtlCol="0" fromWordArt="0" anchor="b" anchorCtr="0" forceAA="0" compatLnSpc="1">
+                      <a:prstTxWarp prst="textNoShape">
+                        <a:avLst/>
+                      </a:prstTxWarp>
+                      <a:spAutoFit/>
+                    </wps:bodyPr>
+                  </wps:wsp>
+                </a:graphicData>
+              </a:graphic>
+            </wp:anchor>
+          </w:drawing>
+        </mc:Choice>
+        <mc:Fallback>
+          <w:pict>
+            <v:shapetype w14:anchorId="378176EC" id="_x0000_t202" coordsize="21600,21600" o:spt="202" path="m,l,21600r21600,l21600,xe">
+              <v:stroke joinstyle="miter"/>
+              <v:path gradientshapeok="t" o:connecttype="rect"/>
+            </v:shapetype>
+            <v:shape id="Text Box 5" o:spid="_x0000_s1028" type="#_x0000_t202" alt="[UNCLASSIFIED]" style="position:absolute;margin-left:0;margin-top:0;width:71.8pt;height:28.15pt;z-index:251662336;visibility:visible;mso-wrap-style:none;mso-wrap-distance-left:0;mso-wrap-distance-top:0;mso-wrap-distance-right:0;mso-wrap-distance-bottom:0;mso-position-horizontal:center;mso-position-horizontal-relative:page;mso-position-vertical:bottom;mso-position-vertical-relative:page;v-text-anchor:bottom" o:gfxdata="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" filled="f" stroked="f">
+              <v:fill o:detectmouseclick="t"/>
+              <v:textbox style="mso-fit-shape-to-text:t" inset="0,0,0,15pt">
+                <w:txbxContent>
+                  <w:p>
+                    <w:pPr>
+                      <w:spacing w:after="0"/>
+                      <w:rPr>
+                        <w:rFonts w:ascii="Aptos" w:eastAsia="Aptos" w:hAnsi="Aptos" w:cs="Aptos"/>
+                        <w:noProof/>
+                        <w:color w:val="000000"/>
+                        <w:szCs w:val="20"/>
+                      </w:rPr>
+                    </w:pPr>
+                    <w:r>
+                      <w:rPr>
+                        <w:rFonts w:ascii="Aptos" w:eastAsia="Aptos" w:hAnsi="Aptos" w:cs="Aptos"/>
+                        <w:noProof/>
+                        <w:color w:val="000000"/>
+                        <w:szCs w:val="20"/>
+                      </w:rPr>
+                      <w:t>[UNCLASSIFIED]</w:t>
+                    </w:r>
+                  </w:p>
+                </w:txbxContent>
+              </v:textbox>
+              <w10:wrap anchorx="page" anchory="page"/>
+            </v:shape>
+          </w:pict>
+        </mc:Fallback>
+      </mc:AlternateContent>
+    </w:r>
+  </w:p>
+</w:ftr>
+</file>
+
+<file path=word/footer2.xml><?xml version="1.0" encoding="utf-8"?>
+<w:ftr xmlns:wpc="http://schemas.microsoft.com/office/word/2010/wordprocessingCanvas" xmlns:cx="http://schemas.microsoft.com/office/drawing/2014/chartex" xmlns:cx1="http://schemas.microsoft.com/office/drawing/2015/9/8/chartex" xmlns:cx2="http://schemas.microsoft.com/office/drawing/2015/10/21/chartex" xmlns:cx3="http://schemas.microsoft.com/office/drawing/2016/5/9/chartex" xmlns:cx4="http://schemas.microsoft.com/office/drawing/2016/5/10/chartex" xmlns:cx5="http://schemas.microsoft.com/office/drawing/2016/5/11/chartex" xmlns:cx6="http://schemas.microsoft.com/office/drawing/2016/5/12/chartex" xmlns:cx7="http://schemas.microsoft.com/office/drawing/2016/5/13/chartex" xmlns:cx8="http://schemas.microsoft.com/office/drawing/2016/5/14/chartex" xmlns:mc="http://schemas.openxmlformats.org/markup-compatibility/2006" xmlns:aink="http://schemas.microsoft.com/office/drawing/2016/ink" xmlns:am3d="http://schemas.microsoft.com/office/drawing/2017/model3d" xmlns:o="urn:schemas-microsoft-com:office:office" xmlns:oel="http://schemas.microsoft.com/office/2019/extlst" xmlns:r="http://schemas.openxmlformats.org/officeDocument/2006/relationships" xmlns:m="http://schemas.openxmlformats.org/officeDocument/2006/math" xmlns:v="urn:schemas-microsoft-com:vml" xmlns:wp14="http://schemas.microsoft.com/office/word/2010/wordprocessingDrawing" xmlns:wp="http://schemas.openxmlformats.org/drawingml/2006/wordprocessingDrawing" xmlns:w10="urn:schemas-microsoft-com:office:word" xmlns:w="http://schemas.openxmlformats.org/wordprocessingml/2006/main" xmlns:w14="http://schemas.microsoft.com/office/word/2010/wordml" xmlns:w15="http://schemas.microsoft.com/office/word/2012/wordml" xmlns:w16cex="http://schemas.microsoft.com/office/word/2018/wordml/cex" xmlns:w16cid="http://schemas.microsoft.com/office/word/2016/wordml/cid" xmlns:w16="http://schemas.microsoft.com/office/word/2018/wordml" xmlns:w16du="http://schemas.microsoft.com/office/word/2023/wordml/word16du" xmlns:w16sdtdh="http://schemas.microsoft.com/office/word/2020/wordml/sdtdatahash" xmlns:w16sdtfl="http://schemas.microsoft.com/office/word/2024/wordml/sdtformatlock" xmlns:w16se="http://schemas.microsoft.com/office/word/2015/wordml/symex" xmlns:wpg="http://schemas.microsoft.com/office/word/2010/wordprocessingGroup" xmlns:wpi="http://schemas.microsoft.com/office/word/2010/wordprocessingInk" xmlns:wne="http://schemas.microsoft.com/office/word/2006/wordml" xmlns:wps="http://schemas.microsoft.com/office/word/2010/wordprocessingShape" mc:Ignorable="w14 w15 w16se w16cid w16 w16cex w16sdtdh w16sdtfl w16du wp14">
   <w:tbl>
     <w:tblPr>
       <w:tblW w:w="0" w:type="auto"/>
@@ -10334,6 +9402,123 @@
             <w:pStyle w:val="Header"/>
             <w:ind w:left="-115"/>
           </w:pPr>
+          <w:r>
+            <w:rPr>
+              <w:noProof/>
+            </w:rPr>
+            <mc:AlternateContent>
+              <mc:Choice Requires="wps">
+                <w:drawing>
+                  <wp:anchor distT="0" distB="0" distL="0" distR="0" simplePos="0" relativeHeight="251663360" behindDoc="0" locked="0" layoutInCell="1" allowOverlap="1" wp14:anchorId="43F4599B" wp14:editId="670D8F11">
+                    <wp:simplePos x="988828" y="6804837"/>
+                    <wp:positionH relativeFrom="page">
+                      <wp:align>center</wp:align>
+                    </wp:positionH>
+                    <wp:positionV relativeFrom="page">
+                      <wp:align>bottom</wp:align>
+                    </wp:positionV>
+                    <wp:extent cx="911860" cy="357505"/>
+                    <wp:effectExtent l="0" t="0" r="2540" b="0"/>
+                    <wp:wrapNone/>
+                    <wp:docPr id="576681965" name="Text Box 6" descr="[UNCLASSIFIED]">
+                      <a:extLst xmlns:a="http://schemas.openxmlformats.org/drawingml/2006/main">
+                        <a:ext uri="{5AE41FA2-C0FF-4470-9BD4-5FADCA87CBE2}">
+                          <aclsh:classification xmlns:aclsh="http://schemas.microsoft.com/office/drawing/2020/classificationShape" classificationOutcomeType="ftr"/>
+                        </a:ext>
+                      </a:extLst>
+                    </wp:docPr>
+                    <wp:cNvGraphicFramePr/>
+                    <a:graphic xmlns:a="http://schemas.openxmlformats.org/drawingml/2006/main">
+                      <a:graphicData uri="http://schemas.microsoft.com/office/word/2010/wordprocessingShape">
+                        <wps:wsp>
+                          <wps:cNvSpPr txBox="1"/>
+                          <wps:spPr>
+                            <a:xfrm>
+                              <a:off x="0" y="0"/>
+                              <a:ext cx="911860" cy="357505"/>
+                            </a:xfrm>
+                            <a:prstGeom prst="rect">
+                              <a:avLst/>
+                            </a:prstGeom>
+                            <a:noFill/>
+                            <a:ln>
+                              <a:noFill/>
+                            </a:ln>
+                          </wps:spPr>
+                          <wps:txbx>
+                            <w:txbxContent>
+                              <w:p>
+                                <w:pPr>
+                                  <w:spacing w:after="0"/>
+                                  <w:rPr>
+                                    <w:rFonts w:ascii="Aptos" w:eastAsia="Aptos" w:hAnsi="Aptos" w:cs="Aptos"/>
+                                    <w:noProof/>
+                                    <w:color w:val="000000"/>
+                                    <w:szCs w:val="20"/>
+                                  </w:rPr>
+                                </w:pPr>
+                                <w:r>
+                                  <w:rPr>
+                                    <w:rFonts w:ascii="Aptos" w:eastAsia="Aptos" w:hAnsi="Aptos" w:cs="Aptos"/>
+                                    <w:noProof/>
+                                    <w:color w:val="000000"/>
+                                    <w:szCs w:val="20"/>
+                                  </w:rPr>
+                                  <w:t>[UNCLASSIFIED]</w:t>
+                                </w:r>
+                              </w:p>
+                            </w:txbxContent>
+                          </wps:txbx>
+                          <wps:bodyPr rot="0" spcFirstLastPara="0" vertOverflow="overflow" horzOverflow="overflow" vert="horz" wrap="none" lIns="0" tIns="0" rIns="0" bIns="190500" numCol="1" spcCol="0" rtlCol="0" fromWordArt="0" anchor="b" anchorCtr="0" forceAA="0" compatLnSpc="1">
+                            <a:prstTxWarp prst="textNoShape">
+                              <a:avLst/>
+                            </a:prstTxWarp>
+                            <a:spAutoFit/>
+                          </wps:bodyPr>
+                        </wps:wsp>
+                      </a:graphicData>
+                    </a:graphic>
+                  </wp:anchor>
+                </w:drawing>
+              </mc:Choice>
+              <mc:Fallback>
+                <w:pict>
+                  <v:shapetype w14:anchorId="43F4599B" id="_x0000_t202" coordsize="21600,21600" o:spt="202" path="m,l,21600r21600,l21600,xe">
+                    <v:stroke joinstyle="miter"/>
+                    <v:path gradientshapeok="t" o:connecttype="rect"/>
+                  </v:shapetype>
+                  <v:shape id="Text Box 6" o:spid="_x0000_s1029" type="#_x0000_t202" alt="[UNCLASSIFIED]" style="position:absolute;left:0;text-align:left;margin-left:0;margin-top:0;width:71.8pt;height:28.15pt;z-index:251663360;visibility:visible;mso-wrap-style:none;mso-wrap-distance-left:0;mso-wrap-distance-top:0;mso-wrap-distance-right:0;mso-wrap-distance-bottom:0;mso-position-horizontal:center;mso-position-horizontal-relative:page;mso-position-vertical:bottom;mso-position-vertical-relative:page;v-text-anchor:bottom" o:gfxdata="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" filled="f" stroked="f">
+                    <v:fill o:detectmouseclick="t"/>
+                    <v:textbox style="mso-fit-shape-to-text:t" inset="0,0,0,15pt">
+                      <w:txbxContent>
+                        <w:p>
+                          <w:pPr>
+                            <w:spacing w:after="0"/>
+                            <w:rPr>
+                              <w:rFonts w:ascii="Aptos" w:eastAsia="Aptos" w:hAnsi="Aptos" w:cs="Aptos"/>
+                              <w:noProof/>
+                              <w:color w:val="000000"/>
+                              <w:szCs w:val="20"/>
+                            </w:rPr>
+                          </w:pPr>
+                          <w:r>
+                            <w:rPr>
+                              <w:rFonts w:ascii="Aptos" w:eastAsia="Aptos" w:hAnsi="Aptos" w:cs="Aptos"/>
+                              <w:noProof/>
+                              <w:color w:val="000000"/>
+                              <w:szCs w:val="20"/>
+                            </w:rPr>
+                            <w:t>[UNCLASSIFIED]</w:t>
+                          </w:r>
+                        </w:p>
+                      </w:txbxContent>
+                    </v:textbox>
+                    <w10:wrap anchorx="page" anchory="page"/>
+                  </v:shape>
+                </w:pict>
+              </mc:Fallback>
+            </mc:AlternateContent>
+          </w:r>
         </w:p>
       </w:tc>
       <w:tc>
@@ -10369,8 +9554,135 @@
 </w:ftr>
 </file>
 
+<file path=word/footer3.xml><?xml version="1.0" encoding="utf-8"?>
+<w:ftr xmlns:wpc="http://schemas.microsoft.com/office/word/2010/wordprocessingCanvas" xmlns:cx="http://schemas.microsoft.com/office/drawing/2014/chartex" xmlns:cx1="http://schemas.microsoft.com/office/drawing/2015/9/8/chartex" xmlns:cx2="http://schemas.microsoft.com/office/drawing/2015/10/21/chartex" xmlns:cx3="http://schemas.microsoft.com/office/drawing/2016/5/9/chartex" xmlns:cx4="http://schemas.microsoft.com/office/drawing/2016/5/10/chartex" xmlns:cx5="http://schemas.microsoft.com/office/drawing/2016/5/11/chartex" xmlns:cx6="http://schemas.microsoft.com/office/drawing/2016/5/12/chartex" xmlns:cx7="http://schemas.microsoft.com/office/drawing/2016/5/13/chartex" xmlns:cx8="http://schemas.microsoft.com/office/drawing/2016/5/14/chartex" xmlns:mc="http://schemas.openxmlformats.org/markup-compatibility/2006" xmlns:aink="http://schemas.microsoft.com/office/drawing/2016/ink" xmlns:am3d="http://schemas.microsoft.com/office/drawing/2017/model3d" xmlns:o="urn:schemas-microsoft-com:office:office" xmlns:oel="http://schemas.microsoft.com/office/2019/extlst" xmlns:r="http://schemas.openxmlformats.org/officeDocument/2006/relationships" xmlns:m="http://schemas.openxmlformats.org/officeDocument/2006/math" xmlns:v="urn:schemas-microsoft-com:vml" xmlns:wp14="http://schemas.microsoft.com/office/word/2010/wordprocessingDrawing" xmlns:wp="http://schemas.openxmlformats.org/drawingml/2006/wordprocessingDrawing" xmlns:w10="urn:schemas-microsoft-com:office:word" xmlns:w="http://schemas.openxmlformats.org/wordprocessingml/2006/main" xmlns:w14="http://schemas.microsoft.com/office/word/2010/wordml" xmlns:w15="http://schemas.microsoft.com/office/word/2012/wordml" xmlns:w16cex="http://schemas.microsoft.com/office/word/2018/wordml/cex" xmlns:w16cid="http://schemas.microsoft.com/office/word/2016/wordml/cid" xmlns:w16="http://schemas.microsoft.com/office/word/2018/wordml" xmlns:w16du="http://schemas.microsoft.com/office/word/2023/wordml/word16du" xmlns:w16sdtdh="http://schemas.microsoft.com/office/word/2020/wordml/sdtdatahash" xmlns:w16sdtfl="http://schemas.microsoft.com/office/word/2024/wordml/sdtformatlock" xmlns:w16se="http://schemas.microsoft.com/office/word/2015/wordml/symex" xmlns:wpg="http://schemas.microsoft.com/office/word/2010/wordprocessingGroup" xmlns:wpi="http://schemas.microsoft.com/office/word/2010/wordprocessingInk" xmlns:wne="http://schemas.microsoft.com/office/word/2006/wordml" xmlns:wps="http://schemas.microsoft.com/office/word/2010/wordprocessingShape" mc:Ignorable="w14 w15 w16se w16cid w16 w16cex w16sdtdh w16sdtfl w16du wp14">
+  <w:p>
+    <w:pPr>
+      <w:pStyle w:val="Footer"/>
+    </w:pPr>
+    <w:r>
+      <w:rPr>
+        <w:noProof/>
+      </w:rPr>
+      <mc:AlternateContent>
+        <mc:Choice Requires="wps">
+          <w:drawing>
+            <wp:anchor distT="0" distB="0" distL="0" distR="0" simplePos="0" relativeHeight="251661312" behindDoc="0" locked="0" layoutInCell="1" allowOverlap="1" wp14:anchorId="06469BB0" wp14:editId="322976F1">
+              <wp:simplePos x="635" y="635"/>
+              <wp:positionH relativeFrom="page">
+                <wp:align>center</wp:align>
+              </wp:positionH>
+              <wp:positionV relativeFrom="page">
+                <wp:align>bottom</wp:align>
+              </wp:positionV>
+              <wp:extent cx="911860" cy="357505"/>
+              <wp:effectExtent l="0" t="0" r="2540" b="0"/>
+              <wp:wrapNone/>
+              <wp:docPr id="912882456" name="Text Box 4" descr="[UNCLASSIFIED]">
+                <a:extLst xmlns:a="http://schemas.openxmlformats.org/drawingml/2006/main">
+                  <a:ext uri="{5AE41FA2-C0FF-4470-9BD4-5FADCA87CBE2}">
+                    <aclsh:classification xmlns:aclsh="http://schemas.microsoft.com/office/drawing/2020/classificationShape" classificationOutcomeType="ftr"/>
+                  </a:ext>
+                </a:extLst>
+              </wp:docPr>
+              <wp:cNvGraphicFramePr/>
+              <a:graphic xmlns:a="http://schemas.openxmlformats.org/drawingml/2006/main">
+                <a:graphicData uri="http://schemas.microsoft.com/office/word/2010/wordprocessingShape">
+                  <wps:wsp>
+                    <wps:cNvSpPr txBox="1"/>
+                    <wps:spPr>
+                      <a:xfrm>
+                        <a:off x="0" y="0"/>
+                        <a:ext cx="911860" cy="357505"/>
+                      </a:xfrm>
+                      <a:prstGeom prst="rect">
+                        <a:avLst/>
+                      </a:prstGeom>
+                      <a:noFill/>
+                      <a:ln>
+                        <a:noFill/>
+                      </a:ln>
+                    </wps:spPr>
+                    <wps:txbx>
+                      <w:txbxContent>
+                        <w:p>
+                          <w:pPr>
+                            <w:spacing w:after="0"/>
+                            <w:rPr>
+                              <w:rFonts w:ascii="Aptos" w:eastAsia="Aptos" w:hAnsi="Aptos" w:cs="Aptos"/>
+                              <w:noProof/>
+                              <w:color w:val="000000"/>
+                              <w:szCs w:val="20"/>
+                            </w:rPr>
+                          </w:pPr>
+                          <w:r>
+                            <w:rPr>
+                              <w:rFonts w:ascii="Aptos" w:eastAsia="Aptos" w:hAnsi="Aptos" w:cs="Aptos"/>
+                              <w:noProof/>
+                              <w:color w:val="000000"/>
+                              <w:szCs w:val="20"/>
+                            </w:rPr>
+                            <w:t>[UNCLASSIFIED]</w:t>
+                          </w:r>
+                        </w:p>
+                      </w:txbxContent>
+                    </wps:txbx>
+                    <wps:bodyPr rot="0" spcFirstLastPara="0" vertOverflow="overflow" horzOverflow="overflow" vert="horz" wrap="none" lIns="0" tIns="0" rIns="0" bIns="190500" numCol="1" spcCol="0" rtlCol="0" fromWordArt="0" anchor="b" anchorCtr="0" forceAA="0" compatLnSpc="1">
+                      <a:prstTxWarp prst="textNoShape">
+                        <a:avLst/>
+                      </a:prstTxWarp>
+                      <a:spAutoFit/>
+                    </wps:bodyPr>
+                  </wps:wsp>
+                </a:graphicData>
+              </a:graphic>
+            </wp:anchor>
+          </w:drawing>
+        </mc:Choice>
+        <mc:Fallback>
+          <w:pict>
+            <v:shapetype w14:anchorId="06469BB0" id="_x0000_t202" coordsize="21600,21600" o:spt="202" path="m,l,21600r21600,l21600,xe">
+              <v:stroke joinstyle="miter"/>
+              <v:path gradientshapeok="t" o:connecttype="rect"/>
+            </v:shapetype>
+            <v:shape id="Text Box 4" o:spid="_x0000_s1031" type="#_x0000_t202" alt="[UNCLASSIFIED]" style="position:absolute;margin-left:0;margin-top:0;width:71.8pt;height:28.15pt;z-index:251661312;visibility:visible;mso-wrap-style:none;mso-wrap-distance-left:0;mso-wrap-distance-top:0;mso-wrap-distance-right:0;mso-wrap-distance-bottom:0;mso-position-horizontal:center;mso-position-horizontal-relative:page;mso-position-vertical:bottom;mso-position-vertical-relative:page;v-text-anchor:bottom" o:gfxdata="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" filled="f" stroked="f">
+              <v:fill o:detectmouseclick="t"/>
+              <v:textbox style="mso-fit-shape-to-text:t" inset="0,0,0,15pt">
+                <w:txbxContent>
+                  <w:p>
+                    <w:pPr>
+                      <w:spacing w:after="0"/>
+                      <w:rPr>
+                        <w:rFonts w:ascii="Aptos" w:eastAsia="Aptos" w:hAnsi="Aptos" w:cs="Aptos"/>
+                        <w:noProof/>
+                        <w:color w:val="000000"/>
+                        <w:szCs w:val="20"/>
+                      </w:rPr>
+                    </w:pPr>
+                    <w:r>
+                      <w:rPr>
+                        <w:rFonts w:ascii="Aptos" w:eastAsia="Aptos" w:hAnsi="Aptos" w:cs="Aptos"/>
+                        <w:noProof/>
+                        <w:color w:val="000000"/>
+                        <w:szCs w:val="20"/>
+                      </w:rPr>
+                      <w:t>[UNCLASSIFIED]</w:t>
+                    </w:r>
+                  </w:p>
+                </w:txbxContent>
+              </v:textbox>
+              <w10:wrap anchorx="page" anchory="page"/>
+            </v:shape>
+          </w:pict>
+        </mc:Fallback>
+      </mc:AlternateContent>
+    </w:r>
+  </w:p>
+</w:ftr>
+</file>
+
 <file path=word/footnotes.xml><?xml version="1.0" encoding="utf-8"?>
-<w:footnotes xmlns:wpc="http://schemas.microsoft.com/office/word/2010/wordprocessingCanvas" xmlns:cx="http://schemas.microsoft.com/office/drawing/2014/chartex" xmlns:cx1="http://schemas.microsoft.com/office/drawing/2015/9/8/chartex" xmlns:cx2="http://schemas.microsoft.com/office/drawing/2015/10/21/chartex" xmlns:cx3="http://schemas.microsoft.com/office/drawing/2016/5/9/chartex" xmlns:cx4="http://schemas.microsoft.com/office/drawing/2016/5/10/chartex" xmlns:cx5="http://schemas.microsoft.com/office/drawing/2016/5/11/chartex" xmlns:cx6="http://schemas.microsoft.com/office/drawing/2016/5/12/chartex" xmlns:cx7="http://schemas.microsoft.com/office/drawing/2016/5/13/chartex" xmlns:cx8="http://schemas.microsoft.com/office/drawing/2016/5/14/chartex" xmlns:mc="http://schemas.openxmlformats.org/markup-compatibility/2006" xmlns:aink="http://schemas.microsoft.com/office/drawing/2016/ink" xmlns:am3d="http://schemas.microsoft.com/office/drawing/2017/model3d" xmlns:o="urn:schemas-microsoft-com:office:office" xmlns:r="http://schemas.openxmlformats.org/officeDocument/2006/relationships" xmlns:m="http://schemas.openxmlformats.org/officeDocument/2006/math" xmlns:v="urn:schemas-microsoft-com:vml" xmlns:wp14="http://schemas.microsoft.com/office/word/2010/wordprocessingDrawing" xmlns:wp="http://schemas.openxmlformats.org/drawingml/2006/wordprocessingDrawing" xmlns:w10="urn:schemas-microsoft-com:office:word" xmlns:w="http://schemas.openxmlformats.org/wordprocessingml/2006/main" xmlns:w14="http://schemas.microsoft.com/office/word/2010/wordml" xmlns:w15="http://schemas.microsoft.com/office/word/2012/wordml" xmlns:w16cex="http://schemas.microsoft.com/office/word/2018/wordml/cex" xmlns:w16cid="http://schemas.microsoft.com/office/word/2016/wordml/cid" xmlns:w16="http://schemas.microsoft.com/office/word/2018/wordml" xmlns:w16se="http://schemas.microsoft.com/office/word/2015/wordml/symex" xmlns:wpg="http://schemas.microsoft.com/office/word/2010/wordprocessingGroup" xmlns:wpi="http://schemas.microsoft.com/office/word/2010/wordprocessingInk" xmlns:wne="http://schemas.microsoft.com/office/word/2006/wordml" xmlns:wps="http://schemas.microsoft.com/office/word/2010/wordprocessingShape" mc:Ignorable="w14 w15 w16se w16cid w16 w16cex wp14">
+<w:footnotes xmlns:wpc="http://schemas.microsoft.com/office/word/2010/wordprocessingCanvas" xmlns:cx="http://schemas.microsoft.com/office/drawing/2014/chartex" xmlns:cx1="http://schemas.microsoft.com/office/drawing/2015/9/8/chartex" xmlns:cx2="http://schemas.microsoft.com/office/drawing/2015/10/21/chartex" xmlns:cx3="http://schemas.microsoft.com/office/drawing/2016/5/9/chartex" xmlns:cx4="http://schemas.microsoft.com/office/drawing/2016/5/10/chartex" xmlns:cx5="http://schemas.microsoft.com/office/drawing/2016/5/11/chartex" xmlns:cx6="http://schemas.microsoft.com/office/drawing/2016/5/12/chartex" xmlns:cx7="http://schemas.microsoft.com/office/drawing/2016/5/13/chartex" xmlns:cx8="http://schemas.microsoft.com/office/drawing/2016/5/14/chartex" xmlns:mc="http://schemas.openxmlformats.org/markup-compatibility/2006" xmlns:aink="http://schemas.microsoft.com/office/drawing/2016/ink" xmlns:am3d="http://schemas.microsoft.com/office/drawing/2017/model3d" xmlns:o="urn:schemas-microsoft-com:office:office" xmlns:oel="http://schemas.microsoft.com/office/2019/extlst" xmlns:r="http://schemas.openxmlformats.org/officeDocument/2006/relationships" xmlns:m="http://schemas.openxmlformats.org/officeDocument/2006/math" xmlns:v="urn:schemas-microsoft-com:vml" xmlns:wp14="http://schemas.microsoft.com/office/word/2010/wordprocessingDrawing" xmlns:wp="http://schemas.openxmlformats.org/drawingml/2006/wordprocessingDrawing" xmlns:w10="urn:schemas-microsoft-com:office:word" xmlns:w="http://schemas.openxmlformats.org/wordprocessingml/2006/main" xmlns:w14="http://schemas.microsoft.com/office/word/2010/wordml" xmlns:w15="http://schemas.microsoft.com/office/word/2012/wordml" xmlns:w16cex="http://schemas.microsoft.com/office/word/2018/wordml/cex" xmlns:w16cid="http://schemas.microsoft.com/office/word/2016/wordml/cid" xmlns:w16="http://schemas.microsoft.com/office/word/2018/wordml" xmlns:w16du="http://schemas.microsoft.com/office/word/2023/wordml/word16du" xmlns:w16sdtdh="http://schemas.microsoft.com/office/word/2020/wordml/sdtdatahash" xmlns:w16sdtfl="http://schemas.microsoft.com/office/word/2024/wordml/sdtformatlock" xmlns:w16se="http://schemas.microsoft.com/office/word/2015/wordml/symex" xmlns:wpg="http://schemas.microsoft.com/office/word/2010/wordprocessingGroup" xmlns:wpi="http://schemas.microsoft.com/office/word/2010/wordprocessingInk" xmlns:wne="http://schemas.microsoft.com/office/word/2006/wordml" xmlns:wps="http://schemas.microsoft.com/office/word/2010/wordprocessingShape" mc:Ignorable="w14 w15 w16se w16cid w16 w16cex w16sdtdh w16sdtfl w16du wp14">
   <w:footnote w:type="separator" w:id="-1">
     <w:p>
       <w:pPr>
@@ -10402,7 +9714,134 @@
 </file>
 
 <file path=word/header1.xml><?xml version="1.0" encoding="utf-8"?>
-<w:hdr xmlns:wpc="http://schemas.microsoft.com/office/word/2010/wordprocessingCanvas" xmlns:cx="http://schemas.microsoft.com/office/drawing/2014/chartex" xmlns:cx1="http://schemas.microsoft.com/office/drawing/2015/9/8/chartex" xmlns:cx2="http://schemas.microsoft.com/office/drawing/2015/10/21/chartex" xmlns:cx3="http://schemas.microsoft.com/office/drawing/2016/5/9/chartex" xmlns:cx4="http://schemas.microsoft.com/office/drawing/2016/5/10/chartex" xmlns:cx5="http://schemas.microsoft.com/office/drawing/2016/5/11/chartex" xmlns:cx6="http://schemas.microsoft.com/office/drawing/2016/5/12/chartex" xmlns:cx7="http://schemas.microsoft.com/office/drawing/2016/5/13/chartex" xmlns:cx8="http://schemas.microsoft.com/office/drawing/2016/5/14/chartex" xmlns:mc="http://schemas.openxmlformats.org/markup-compatibility/2006" xmlns:aink="http://schemas.microsoft.com/office/drawing/2016/ink" xmlns:am3d="http://schemas.microsoft.com/office/drawing/2017/model3d" xmlns:o="urn:schemas-microsoft-com:office:office" xmlns:r="http://schemas.openxmlformats.org/officeDocument/2006/relationships" xmlns:m="http://schemas.openxmlformats.org/officeDocument/2006/math" xmlns:v="urn:schemas-microsoft-com:vml" xmlns:wp14="http://schemas.microsoft.com/office/word/2010/wordprocessingDrawing" xmlns:wp="http://schemas.openxmlformats.org/drawingml/2006/wordprocessingDrawing" xmlns:w10="urn:schemas-microsoft-com:office:word" xmlns:w="http://schemas.openxmlformats.org/wordprocessingml/2006/main" xmlns:w14="http://schemas.microsoft.com/office/word/2010/wordml" xmlns:w15="http://schemas.microsoft.com/office/word/2012/wordml" xmlns:w16cex="http://schemas.microsoft.com/office/word/2018/wordml/cex" xmlns:w16cid="http://schemas.microsoft.com/office/word/2016/wordml/cid" xmlns:w16="http://schemas.microsoft.com/office/word/2018/wordml" xmlns:w16se="http://schemas.microsoft.com/office/word/2015/wordml/symex" xmlns:wpg="http://schemas.microsoft.com/office/word/2010/wordprocessingGroup" xmlns:wpi="http://schemas.microsoft.com/office/word/2010/wordprocessingInk" xmlns:wne="http://schemas.microsoft.com/office/word/2006/wordml" xmlns:wps="http://schemas.microsoft.com/office/word/2010/wordprocessingShape" mc:Ignorable="w14 w15 w16se w16cid w16 w16cex wp14">
+<w:hdr xmlns:wpc="http://schemas.microsoft.com/office/word/2010/wordprocessingCanvas" xmlns:cx="http://schemas.microsoft.com/office/drawing/2014/chartex" xmlns:cx1="http://schemas.microsoft.com/office/drawing/2015/9/8/chartex" xmlns:cx2="http://schemas.microsoft.com/office/drawing/2015/10/21/chartex" xmlns:cx3="http://schemas.microsoft.com/office/drawing/2016/5/9/chartex" xmlns:cx4="http://schemas.microsoft.com/office/drawing/2016/5/10/chartex" xmlns:cx5="http://schemas.microsoft.com/office/drawing/2016/5/11/chartex" xmlns:cx6="http://schemas.microsoft.com/office/drawing/2016/5/12/chartex" xmlns:cx7="http://schemas.microsoft.com/office/drawing/2016/5/13/chartex" xmlns:cx8="http://schemas.microsoft.com/office/drawing/2016/5/14/chartex" xmlns:mc="http://schemas.openxmlformats.org/markup-compatibility/2006" xmlns:aink="http://schemas.microsoft.com/office/drawing/2016/ink" xmlns:am3d="http://schemas.microsoft.com/office/drawing/2017/model3d" xmlns:o="urn:schemas-microsoft-com:office:office" xmlns:oel="http://schemas.microsoft.com/office/2019/extlst" xmlns:r="http://schemas.openxmlformats.org/officeDocument/2006/relationships" xmlns:m="http://schemas.openxmlformats.org/officeDocument/2006/math" xmlns:v="urn:schemas-microsoft-com:vml" xmlns:wp14="http://schemas.microsoft.com/office/word/2010/wordprocessingDrawing" xmlns:wp="http://schemas.openxmlformats.org/drawingml/2006/wordprocessingDrawing" xmlns:w10="urn:schemas-microsoft-com:office:word" xmlns:w="http://schemas.openxmlformats.org/wordprocessingml/2006/main" xmlns:w14="http://schemas.microsoft.com/office/word/2010/wordml" xmlns:w15="http://schemas.microsoft.com/office/word/2012/wordml" xmlns:w16cex="http://schemas.microsoft.com/office/word/2018/wordml/cex" xmlns:w16cid="http://schemas.microsoft.com/office/word/2016/wordml/cid" xmlns:w16="http://schemas.microsoft.com/office/word/2018/wordml" xmlns:w16du="http://schemas.microsoft.com/office/word/2023/wordml/word16du" xmlns:w16sdtdh="http://schemas.microsoft.com/office/word/2020/wordml/sdtdatahash" xmlns:w16sdtfl="http://schemas.microsoft.com/office/word/2024/wordml/sdtformatlock" xmlns:w16se="http://schemas.microsoft.com/office/word/2015/wordml/symex" xmlns:wpg="http://schemas.microsoft.com/office/word/2010/wordprocessingGroup" xmlns:wpi="http://schemas.microsoft.com/office/word/2010/wordprocessingInk" xmlns:wne="http://schemas.microsoft.com/office/word/2006/wordml" xmlns:wps="http://schemas.microsoft.com/office/word/2010/wordprocessingShape" mc:Ignorable="w14 w15 w16se w16cid w16 w16cex w16sdtdh w16sdtfl w16du wp14">
+  <w:p>
+    <w:pPr>
+      <w:pStyle w:val="Header"/>
+    </w:pPr>
+    <w:r>
+      <w:rPr>
+        <w:noProof/>
+      </w:rPr>
+      <mc:AlternateContent>
+        <mc:Choice Requires="wps">
+          <w:drawing>
+            <wp:anchor distT="0" distB="0" distL="0" distR="0" simplePos="0" relativeHeight="251659264" behindDoc="0" locked="0" layoutInCell="1" allowOverlap="1" wp14:anchorId="00F3580C" wp14:editId="41804E67">
+              <wp:simplePos x="635" y="635"/>
+              <wp:positionH relativeFrom="page">
+                <wp:align>center</wp:align>
+              </wp:positionH>
+              <wp:positionV relativeFrom="page">
+                <wp:align>top</wp:align>
+              </wp:positionV>
+              <wp:extent cx="911860" cy="357505"/>
+              <wp:effectExtent l="0" t="0" r="2540" b="4445"/>
+              <wp:wrapNone/>
+              <wp:docPr id="415829413" name="Text Box 2" descr="[UNCLASSIFIED]">
+                <a:extLst xmlns:a="http://schemas.openxmlformats.org/drawingml/2006/main">
+                  <a:ext uri="{5AE41FA2-C0FF-4470-9BD4-5FADCA87CBE2}">
+                    <aclsh:classification xmlns:aclsh="http://schemas.microsoft.com/office/drawing/2020/classificationShape" classificationOutcomeType="hdr"/>
+                  </a:ext>
+                </a:extLst>
+              </wp:docPr>
+              <wp:cNvGraphicFramePr/>
+              <a:graphic xmlns:a="http://schemas.openxmlformats.org/drawingml/2006/main">
+                <a:graphicData uri="http://schemas.microsoft.com/office/word/2010/wordprocessingShape">
+                  <wps:wsp>
+                    <wps:cNvSpPr txBox="1"/>
+                    <wps:spPr>
+                      <a:xfrm>
+                        <a:off x="0" y="0"/>
+                        <a:ext cx="911860" cy="357505"/>
+                      </a:xfrm>
+                      <a:prstGeom prst="rect">
+                        <a:avLst/>
+                      </a:prstGeom>
+                      <a:noFill/>
+                      <a:ln>
+                        <a:noFill/>
+                      </a:ln>
+                    </wps:spPr>
+                    <wps:txbx>
+                      <w:txbxContent>
+                        <w:p>
+                          <w:pPr>
+                            <w:spacing w:after="0"/>
+                            <w:rPr>
+                              <w:rFonts w:ascii="Aptos" w:eastAsia="Aptos" w:hAnsi="Aptos" w:cs="Aptos"/>
+                              <w:noProof/>
+                              <w:color w:val="000000"/>
+                              <w:szCs w:val="20"/>
+                            </w:rPr>
+                          </w:pPr>
+                          <w:r>
+                            <w:rPr>
+                              <w:rFonts w:ascii="Aptos" w:eastAsia="Aptos" w:hAnsi="Aptos" w:cs="Aptos"/>
+                              <w:noProof/>
+                              <w:color w:val="000000"/>
+                              <w:szCs w:val="20"/>
+                            </w:rPr>
+                            <w:t>[UNCLASSIFIED]</w:t>
+                          </w:r>
+                        </w:p>
+                      </w:txbxContent>
+                    </wps:txbx>
+                    <wps:bodyPr rot="0" spcFirstLastPara="0" vertOverflow="overflow" horzOverflow="overflow" vert="horz" wrap="none" lIns="0" tIns="190500" rIns="0" bIns="0" numCol="1" spcCol="0" rtlCol="0" fromWordArt="0" anchor="t" anchorCtr="0" forceAA="0" compatLnSpc="1">
+                      <a:prstTxWarp prst="textNoShape">
+                        <a:avLst/>
+                      </a:prstTxWarp>
+                      <a:spAutoFit/>
+                    </wps:bodyPr>
+                  </wps:wsp>
+                </a:graphicData>
+              </a:graphic>
+            </wp:anchor>
+          </w:drawing>
+        </mc:Choice>
+        <mc:Fallback>
+          <w:pict>
+            <v:shapetype w14:anchorId="00F3580C" id="_x0000_t202" coordsize="21600,21600" o:spt="202" path="m,l,21600r21600,l21600,xe">
+              <v:stroke joinstyle="miter"/>
+              <v:path gradientshapeok="t" o:connecttype="rect"/>
+            </v:shapetype>
+            <v:shape id="Text Box 2" o:spid="_x0000_s1026" type="#_x0000_t202" alt="[UNCLASSIFIED]" style="position:absolute;margin-left:0;margin-top:0;width:71.8pt;height:28.15pt;z-index:251659264;visibility:visible;mso-wrap-style:none;mso-wrap-distance-left:0;mso-wrap-distance-top:0;mso-wrap-distance-right:0;mso-wrap-distance-bottom:0;mso-position-horizontal:center;mso-position-horizontal-relative:page;mso-position-vertical:top;mso-position-vertical-relative:page;v-text-anchor:top" o:gfxdata="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" filled="f" stroked="f">
+              <v:fill o:detectmouseclick="t"/>
+              <v:textbox style="mso-fit-shape-to-text:t" inset="0,15pt,0,0">
+                <w:txbxContent>
+                  <w:p>
+                    <w:pPr>
+                      <w:spacing w:after="0"/>
+                      <w:rPr>
+                        <w:rFonts w:ascii="Aptos" w:eastAsia="Aptos" w:hAnsi="Aptos" w:cs="Aptos"/>
+                        <w:noProof/>
+                        <w:color w:val="000000"/>
+                        <w:szCs w:val="20"/>
+                      </w:rPr>
+                    </w:pPr>
+                    <w:r>
+                      <w:rPr>
+                        <w:rFonts w:ascii="Aptos" w:eastAsia="Aptos" w:hAnsi="Aptos" w:cs="Aptos"/>
+                        <w:noProof/>
+                        <w:color w:val="000000"/>
+                        <w:szCs w:val="20"/>
+                      </w:rPr>
+                      <w:t>[UNCLASSIFIED]</w:t>
+                    </w:r>
+                  </w:p>
+                </w:txbxContent>
+              </v:textbox>
+              <w10:wrap anchorx="page" anchory="page"/>
+            </v:shape>
+          </w:pict>
+        </mc:Fallback>
+      </mc:AlternateContent>
+    </w:r>
+  </w:p>
+</w:hdr>
+</file>
+
+<file path=word/header2.xml><?xml version="1.0" encoding="utf-8"?>
+<w:hdr xmlns:wpc="http://schemas.microsoft.com/office/word/2010/wordprocessingCanvas" xmlns:cx="http://schemas.microsoft.com/office/drawing/2014/chartex" xmlns:cx1="http://schemas.microsoft.com/office/drawing/2015/9/8/chartex" xmlns:cx2="http://schemas.microsoft.com/office/drawing/2015/10/21/chartex" xmlns:cx3="http://schemas.microsoft.com/office/drawing/2016/5/9/chartex" xmlns:cx4="http://schemas.microsoft.com/office/drawing/2016/5/10/chartex" xmlns:cx5="http://schemas.microsoft.com/office/drawing/2016/5/11/chartex" xmlns:cx6="http://schemas.microsoft.com/office/drawing/2016/5/12/chartex" xmlns:cx7="http://schemas.microsoft.com/office/drawing/2016/5/13/chartex" xmlns:cx8="http://schemas.microsoft.com/office/drawing/2016/5/14/chartex" xmlns:mc="http://schemas.openxmlformats.org/markup-compatibility/2006" xmlns:aink="http://schemas.microsoft.com/office/drawing/2016/ink" xmlns:am3d="http://schemas.microsoft.com/office/drawing/2017/model3d" xmlns:o="urn:schemas-microsoft-com:office:office" xmlns:oel="http://schemas.microsoft.com/office/2019/extlst" xmlns:r="http://schemas.openxmlformats.org/officeDocument/2006/relationships" xmlns:m="http://schemas.openxmlformats.org/officeDocument/2006/math" xmlns:v="urn:schemas-microsoft-com:vml" xmlns:wp14="http://schemas.microsoft.com/office/word/2010/wordprocessingDrawing" xmlns:wp="http://schemas.openxmlformats.org/drawingml/2006/wordprocessingDrawing" xmlns:w10="urn:schemas-microsoft-com:office:word" xmlns:w="http://schemas.openxmlformats.org/wordprocessingml/2006/main" xmlns:w14="http://schemas.microsoft.com/office/word/2010/wordml" xmlns:w15="http://schemas.microsoft.com/office/word/2012/wordml" xmlns:w16cex="http://schemas.microsoft.com/office/word/2018/wordml/cex" xmlns:w16cid="http://schemas.microsoft.com/office/word/2016/wordml/cid" xmlns:w16="http://schemas.microsoft.com/office/word/2018/wordml" xmlns:w16du="http://schemas.microsoft.com/office/word/2023/wordml/word16du" xmlns:w16sdtdh="http://schemas.microsoft.com/office/word/2020/wordml/sdtdatahash" xmlns:w16sdtfl="http://schemas.microsoft.com/office/word/2024/wordml/sdtformatlock" xmlns:w16se="http://schemas.microsoft.com/office/word/2015/wordml/symex" xmlns:wpg="http://schemas.microsoft.com/office/word/2010/wordprocessingGroup" xmlns:wpi="http://schemas.microsoft.com/office/word/2010/wordprocessingInk" xmlns:wne="http://schemas.microsoft.com/office/word/2006/wordml" xmlns:wps="http://schemas.microsoft.com/office/word/2010/wordprocessingShape" mc:Ignorable="w14 w15 w16se w16cid w16 w16cex w16sdtdh w16sdtfl w16du wp14">
   <w:tbl>
     <w:tblPr>
       <w:tblW w:w="0" w:type="auto"/>
@@ -10424,6 +9863,123 @@
             <w:pStyle w:val="Header"/>
             <w:ind w:left="-115"/>
           </w:pPr>
+          <w:r>
+            <w:rPr>
+              <w:noProof/>
+            </w:rPr>
+            <mc:AlternateContent>
+              <mc:Choice Requires="wps">
+                <w:drawing>
+                  <wp:anchor distT="0" distB="0" distL="0" distR="0" simplePos="0" relativeHeight="251660288" behindDoc="0" locked="0" layoutInCell="1" allowOverlap="1" wp14:anchorId="2C6710B7" wp14:editId="5D404A0F">
+                    <wp:simplePos x="988828" y="446567"/>
+                    <wp:positionH relativeFrom="page">
+                      <wp:align>center</wp:align>
+                    </wp:positionH>
+                    <wp:positionV relativeFrom="page">
+                      <wp:align>top</wp:align>
+                    </wp:positionV>
+                    <wp:extent cx="911860" cy="357505"/>
+                    <wp:effectExtent l="0" t="0" r="2540" b="4445"/>
+                    <wp:wrapNone/>
+                    <wp:docPr id="1378467927" name="Text Box 3" descr="[UNCLASSIFIED]">
+                      <a:extLst xmlns:a="http://schemas.openxmlformats.org/drawingml/2006/main">
+                        <a:ext uri="{5AE41FA2-C0FF-4470-9BD4-5FADCA87CBE2}">
+                          <aclsh:classification xmlns:aclsh="http://schemas.microsoft.com/office/drawing/2020/classificationShape" classificationOutcomeType="hdr"/>
+                        </a:ext>
+                      </a:extLst>
+                    </wp:docPr>
+                    <wp:cNvGraphicFramePr/>
+                    <a:graphic xmlns:a="http://schemas.openxmlformats.org/drawingml/2006/main">
+                      <a:graphicData uri="http://schemas.microsoft.com/office/word/2010/wordprocessingShape">
+                        <wps:wsp>
+                          <wps:cNvSpPr txBox="1"/>
+                          <wps:spPr>
+                            <a:xfrm>
+                              <a:off x="0" y="0"/>
+                              <a:ext cx="911860" cy="357505"/>
+                            </a:xfrm>
+                            <a:prstGeom prst="rect">
+                              <a:avLst/>
+                            </a:prstGeom>
+                            <a:noFill/>
+                            <a:ln>
+                              <a:noFill/>
+                            </a:ln>
+                          </wps:spPr>
+                          <wps:txbx>
+                            <w:txbxContent>
+                              <w:p>
+                                <w:pPr>
+                                  <w:spacing w:after="0"/>
+                                  <w:rPr>
+                                    <w:rFonts w:ascii="Aptos" w:eastAsia="Aptos" w:hAnsi="Aptos" w:cs="Aptos"/>
+                                    <w:noProof/>
+                                    <w:color w:val="000000"/>
+                                    <w:szCs w:val="20"/>
+                                  </w:rPr>
+                                </w:pPr>
+                                <w:r>
+                                  <w:rPr>
+                                    <w:rFonts w:ascii="Aptos" w:eastAsia="Aptos" w:hAnsi="Aptos" w:cs="Aptos"/>
+                                    <w:noProof/>
+                                    <w:color w:val="000000"/>
+                                    <w:szCs w:val="20"/>
+                                  </w:rPr>
+                                  <w:t>[UNCLASSIFIED]</w:t>
+                                </w:r>
+                              </w:p>
+                            </w:txbxContent>
+                          </wps:txbx>
+                          <wps:bodyPr rot="0" spcFirstLastPara="0" vertOverflow="overflow" horzOverflow="overflow" vert="horz" wrap="none" lIns="0" tIns="190500" rIns="0" bIns="0" numCol="1" spcCol="0" rtlCol="0" fromWordArt="0" anchor="t" anchorCtr="0" forceAA="0" compatLnSpc="1">
+                            <a:prstTxWarp prst="textNoShape">
+                              <a:avLst/>
+                            </a:prstTxWarp>
+                            <a:spAutoFit/>
+                          </wps:bodyPr>
+                        </wps:wsp>
+                      </a:graphicData>
+                    </a:graphic>
+                  </wp:anchor>
+                </w:drawing>
+              </mc:Choice>
+              <mc:Fallback>
+                <w:pict>
+                  <v:shapetype w14:anchorId="2C6710B7" id="_x0000_t202" coordsize="21600,21600" o:spt="202" path="m,l,21600r21600,l21600,xe">
+                    <v:stroke joinstyle="miter"/>
+                    <v:path gradientshapeok="t" o:connecttype="rect"/>
+                  </v:shapetype>
+                  <v:shape id="Text Box 3" o:spid="_x0000_s1027" type="#_x0000_t202" alt="[UNCLASSIFIED]" style="position:absolute;left:0;text-align:left;margin-left:0;margin-top:0;width:71.8pt;height:28.15pt;z-index:251660288;visibility:visible;mso-wrap-style:none;mso-wrap-distance-left:0;mso-wrap-distance-top:0;mso-wrap-distance-right:0;mso-wrap-distance-bottom:0;mso-position-horizontal:center;mso-position-horizontal-relative:page;mso-position-vertical:top;mso-position-vertical-relative:page;v-text-anchor:top" o:gfxdata="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" filled="f" stroked="f">
+                    <v:fill o:detectmouseclick="t"/>
+                    <v:textbox style="mso-fit-shape-to-text:t" inset="0,15pt,0,0">
+                      <w:txbxContent>
+                        <w:p>
+                          <w:pPr>
+                            <w:spacing w:after="0"/>
+                            <w:rPr>
+                              <w:rFonts w:ascii="Aptos" w:eastAsia="Aptos" w:hAnsi="Aptos" w:cs="Aptos"/>
+                              <w:noProof/>
+                              <w:color w:val="000000"/>
+                              <w:szCs w:val="20"/>
+                            </w:rPr>
+                          </w:pPr>
+                          <w:r>
+                            <w:rPr>
+                              <w:rFonts w:ascii="Aptos" w:eastAsia="Aptos" w:hAnsi="Aptos" w:cs="Aptos"/>
+                              <w:noProof/>
+                              <w:color w:val="000000"/>
+                              <w:szCs w:val="20"/>
+                            </w:rPr>
+                            <w:t>[UNCLASSIFIED]</w:t>
+                          </w:r>
+                        </w:p>
+                      </w:txbxContent>
+                    </v:textbox>
+                    <w10:wrap anchorx="page" anchory="page"/>
+                  </v:shape>
+                </w:pict>
+              </mc:Fallback>
+            </mc:AlternateContent>
+          </w:r>
         </w:p>
       </w:tc>
       <w:tc>
@@ -10459,8 +10015,135 @@
 </w:hdr>
 </file>
 
+<file path=word/header3.xml><?xml version="1.0" encoding="utf-8"?>
+<w:hdr xmlns:wpc="http://schemas.microsoft.com/office/word/2010/wordprocessingCanvas" xmlns:cx="http://schemas.microsoft.com/office/drawing/2014/chartex" xmlns:cx1="http://schemas.microsoft.com/office/drawing/2015/9/8/chartex" xmlns:cx2="http://schemas.microsoft.com/office/drawing/2015/10/21/chartex" xmlns:cx3="http://schemas.microsoft.com/office/drawing/2016/5/9/chartex" xmlns:cx4="http://schemas.microsoft.com/office/drawing/2016/5/10/chartex" xmlns:cx5="http://schemas.microsoft.com/office/drawing/2016/5/11/chartex" xmlns:cx6="http://schemas.microsoft.com/office/drawing/2016/5/12/chartex" xmlns:cx7="http://schemas.microsoft.com/office/drawing/2016/5/13/chartex" xmlns:cx8="http://schemas.microsoft.com/office/drawing/2016/5/14/chartex" xmlns:mc="http://schemas.openxmlformats.org/markup-compatibility/2006" xmlns:aink="http://schemas.microsoft.com/office/drawing/2016/ink" xmlns:am3d="http://schemas.microsoft.com/office/drawing/2017/model3d" xmlns:o="urn:schemas-microsoft-com:office:office" xmlns:oel="http://schemas.microsoft.com/office/2019/extlst" xmlns:r="http://schemas.openxmlformats.org/officeDocument/2006/relationships" xmlns:m="http://schemas.openxmlformats.org/officeDocument/2006/math" xmlns:v="urn:schemas-microsoft-com:vml" xmlns:wp14="http://schemas.microsoft.com/office/word/2010/wordprocessingDrawing" xmlns:wp="http://schemas.openxmlformats.org/drawingml/2006/wordprocessingDrawing" xmlns:w10="urn:schemas-microsoft-com:office:word" xmlns:w="http://schemas.openxmlformats.org/wordprocessingml/2006/main" xmlns:w14="http://schemas.microsoft.com/office/word/2010/wordml" xmlns:w15="http://schemas.microsoft.com/office/word/2012/wordml" xmlns:w16cex="http://schemas.microsoft.com/office/word/2018/wordml/cex" xmlns:w16cid="http://schemas.microsoft.com/office/word/2016/wordml/cid" xmlns:w16="http://schemas.microsoft.com/office/word/2018/wordml" xmlns:w16du="http://schemas.microsoft.com/office/word/2023/wordml/word16du" xmlns:w16sdtdh="http://schemas.microsoft.com/office/word/2020/wordml/sdtdatahash" xmlns:w16sdtfl="http://schemas.microsoft.com/office/word/2024/wordml/sdtformatlock" xmlns:w16se="http://schemas.microsoft.com/office/word/2015/wordml/symex" xmlns:wpg="http://schemas.microsoft.com/office/word/2010/wordprocessingGroup" xmlns:wpi="http://schemas.microsoft.com/office/word/2010/wordprocessingInk" xmlns:wne="http://schemas.microsoft.com/office/word/2006/wordml" xmlns:wps="http://schemas.microsoft.com/office/word/2010/wordprocessingShape" mc:Ignorable="w14 w15 w16se w16cid w16 w16cex w16sdtdh w16sdtfl w16du wp14">
+  <w:p>
+    <w:pPr>
+      <w:pStyle w:val="Header"/>
+    </w:pPr>
+    <w:r>
+      <w:rPr>
+        <w:noProof/>
+      </w:rPr>
+      <mc:AlternateContent>
+        <mc:Choice Requires="wps">
+          <w:drawing>
+            <wp:anchor distT="0" distB="0" distL="0" distR="0" simplePos="0" relativeHeight="251658240" behindDoc="0" locked="0" layoutInCell="1" allowOverlap="1" wp14:anchorId="1D380385" wp14:editId="6B3D5430">
+              <wp:simplePos x="635" y="635"/>
+              <wp:positionH relativeFrom="page">
+                <wp:align>center</wp:align>
+              </wp:positionH>
+              <wp:positionV relativeFrom="page">
+                <wp:align>top</wp:align>
+              </wp:positionV>
+              <wp:extent cx="911860" cy="357505"/>
+              <wp:effectExtent l="0" t="0" r="2540" b="4445"/>
+              <wp:wrapNone/>
+              <wp:docPr id="798352779" name="Text Box 1" descr="[UNCLASSIFIED]">
+                <a:extLst xmlns:a="http://schemas.openxmlformats.org/drawingml/2006/main">
+                  <a:ext uri="{5AE41FA2-C0FF-4470-9BD4-5FADCA87CBE2}">
+                    <aclsh:classification xmlns:aclsh="http://schemas.microsoft.com/office/drawing/2020/classificationShape" classificationOutcomeType="hdr"/>
+                  </a:ext>
+                </a:extLst>
+              </wp:docPr>
+              <wp:cNvGraphicFramePr/>
+              <a:graphic xmlns:a="http://schemas.openxmlformats.org/drawingml/2006/main">
+                <a:graphicData uri="http://schemas.microsoft.com/office/word/2010/wordprocessingShape">
+                  <wps:wsp>
+                    <wps:cNvSpPr txBox="1"/>
+                    <wps:spPr>
+                      <a:xfrm>
+                        <a:off x="0" y="0"/>
+                        <a:ext cx="911860" cy="357505"/>
+                      </a:xfrm>
+                      <a:prstGeom prst="rect">
+                        <a:avLst/>
+                      </a:prstGeom>
+                      <a:noFill/>
+                      <a:ln>
+                        <a:noFill/>
+                      </a:ln>
+                    </wps:spPr>
+                    <wps:txbx>
+                      <w:txbxContent>
+                        <w:p>
+                          <w:pPr>
+                            <w:spacing w:after="0"/>
+                            <w:rPr>
+                              <w:rFonts w:ascii="Aptos" w:eastAsia="Aptos" w:hAnsi="Aptos" w:cs="Aptos"/>
+                              <w:noProof/>
+                              <w:color w:val="000000"/>
+                              <w:szCs w:val="20"/>
+                            </w:rPr>
+                          </w:pPr>
+                          <w:r>
+                            <w:rPr>
+                              <w:rFonts w:ascii="Aptos" w:eastAsia="Aptos" w:hAnsi="Aptos" w:cs="Aptos"/>
+                              <w:noProof/>
+                              <w:color w:val="000000"/>
+                              <w:szCs w:val="20"/>
+                            </w:rPr>
+                            <w:t>[UNCLASSIFIED]</w:t>
+                          </w:r>
+                        </w:p>
+                      </w:txbxContent>
+                    </wps:txbx>
+                    <wps:bodyPr rot="0" spcFirstLastPara="0" vertOverflow="overflow" horzOverflow="overflow" vert="horz" wrap="none" lIns="0" tIns="190500" rIns="0" bIns="0" numCol="1" spcCol="0" rtlCol="0" fromWordArt="0" anchor="t" anchorCtr="0" forceAA="0" compatLnSpc="1">
+                      <a:prstTxWarp prst="textNoShape">
+                        <a:avLst/>
+                      </a:prstTxWarp>
+                      <a:spAutoFit/>
+                    </wps:bodyPr>
+                  </wps:wsp>
+                </a:graphicData>
+              </a:graphic>
+            </wp:anchor>
+          </w:drawing>
+        </mc:Choice>
+        <mc:Fallback>
+          <w:pict>
+            <v:shapetype w14:anchorId="1D380385" id="_x0000_t202" coordsize="21600,21600" o:spt="202" path="m,l,21600r21600,l21600,xe">
+              <v:stroke joinstyle="miter"/>
+              <v:path gradientshapeok="t" o:connecttype="rect"/>
+            </v:shapetype>
+            <v:shape id="Text Box 1" o:spid="_x0000_s1030" type="#_x0000_t202" alt="[UNCLASSIFIED]" style="position:absolute;margin-left:0;margin-top:0;width:71.8pt;height:28.15pt;z-index:251658240;visibility:visible;mso-wrap-style:none;mso-wrap-distance-left:0;mso-wrap-distance-top:0;mso-wrap-distance-right:0;mso-wrap-distance-bottom:0;mso-position-horizontal:center;mso-position-horizontal-relative:page;mso-position-vertical:top;mso-position-vertical-relative:page;v-text-anchor:top" o:gfxdata="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" filled="f" stroked="f">
+              <v:fill o:detectmouseclick="t"/>
+              <v:textbox style="mso-fit-shape-to-text:t" inset="0,15pt,0,0">
+                <w:txbxContent>
+                  <w:p>
+                    <w:pPr>
+                      <w:spacing w:after="0"/>
+                      <w:rPr>
+                        <w:rFonts w:ascii="Aptos" w:eastAsia="Aptos" w:hAnsi="Aptos" w:cs="Aptos"/>
+                        <w:noProof/>
+                        <w:color w:val="000000"/>
+                        <w:szCs w:val="20"/>
+                      </w:rPr>
+                    </w:pPr>
+                    <w:r>
+                      <w:rPr>
+                        <w:rFonts w:ascii="Aptos" w:eastAsia="Aptos" w:hAnsi="Aptos" w:cs="Aptos"/>
+                        <w:noProof/>
+                        <w:color w:val="000000"/>
+                        <w:szCs w:val="20"/>
+                      </w:rPr>
+                      <w:t>[UNCLASSIFIED]</w:t>
+                    </w:r>
+                  </w:p>
+                </w:txbxContent>
+              </v:textbox>
+              <w10:wrap anchorx="page" anchory="page"/>
+            </v:shape>
+          </w:pict>
+        </mc:Fallback>
+      </mc:AlternateContent>
+    </w:r>
+  </w:p>
+</w:hdr>
+</file>
+
 <file path=word/numbering.xml><?xml version="1.0" encoding="utf-8"?>
-<w:numbering xmlns:wpc="http://schemas.microsoft.com/office/word/2010/wordprocessingCanvas" xmlns:cx="http://schemas.microsoft.com/office/drawing/2014/chartex" xmlns:cx1="http://schemas.microsoft.com/office/drawing/2015/9/8/chartex" xmlns:cx2="http://schemas.microsoft.com/office/drawing/2015/10/21/chartex" xmlns:cx3="http://schemas.microsoft.com/office/drawing/2016/5/9/chartex" xmlns:cx4="http://schemas.microsoft.com/office/drawing/2016/5/10/chartex" xmlns:cx5="http://schemas.microsoft.com/office/drawing/2016/5/11/chartex" xmlns:cx6="http://schemas.microsoft.com/office/drawing/2016/5/12/chartex" xmlns:cx7="http://schemas.microsoft.com/office/drawing/2016/5/13/chartex" xmlns:cx8="http://schemas.microsoft.com/office/drawing/2016/5/14/chartex" xmlns:mc="http://schemas.openxmlformats.org/markup-compatibility/2006" xmlns:aink="http://schemas.microsoft.com/office/drawing/2016/ink" xmlns:am3d="http://schemas.microsoft.com/office/drawing/2017/model3d" xmlns:o="urn:schemas-microsoft-com:office:office" xmlns:r="http://schemas.openxmlformats.org/officeDocument/2006/relationships" xmlns:m="http://schemas.openxmlformats.org/officeDocument/2006/math" xmlns:v="urn:schemas-microsoft-com:vml" xmlns:wp14="http://schemas.microsoft.com/office/word/2010/wordprocessingDrawing" xmlns:wp="http://schemas.openxmlformats.org/drawingml/2006/wordprocessingDrawing" xmlns:w10="urn:schemas-microsoft-com:office:word" xmlns:w="http://schemas.openxmlformats.org/wordprocessingml/2006/main" xmlns:w14="http://schemas.microsoft.com/office/word/2010/wordml" xmlns:w15="http://schemas.microsoft.com/office/word/2012/wordml" xmlns:w16cex="http://schemas.microsoft.com/office/word/2018/wordml/cex" xmlns:w16cid="http://schemas.microsoft.com/office/word/2016/wordml/cid" xmlns:w16="http://schemas.microsoft.com/office/word/2018/wordml" xmlns:w16se="http://schemas.microsoft.com/office/word/2015/wordml/symex" xmlns:wpg="http://schemas.microsoft.com/office/word/2010/wordprocessingGroup" xmlns:wpi="http://schemas.microsoft.com/office/word/2010/wordprocessingInk" xmlns:wne="http://schemas.microsoft.com/office/word/2006/wordml" xmlns:wps="http://schemas.microsoft.com/office/word/2010/wordprocessingShape" mc:Ignorable="w14 w15 w16se w16cid w16 w16cex wp14">
+<w:numbering xmlns:wpc="http://schemas.microsoft.com/office/word/2010/wordprocessingCanvas" xmlns:cx="http://schemas.microsoft.com/office/drawing/2014/chartex" xmlns:cx1="http://schemas.microsoft.com/office/drawing/2015/9/8/chartex" xmlns:cx2="http://schemas.microsoft.com/office/drawing/2015/10/21/chartex" xmlns:cx3="http://schemas.microsoft.com/office/drawing/2016/5/9/chartex" xmlns:cx4="http://schemas.microsoft.com/office/drawing/2016/5/10/chartex" xmlns:cx5="http://schemas.microsoft.com/office/drawing/2016/5/11/chartex" xmlns:cx6="http://schemas.microsoft.com/office/drawing/2016/5/12/chartex" xmlns:cx7="http://schemas.microsoft.com/office/drawing/2016/5/13/chartex" xmlns:cx8="http://schemas.microsoft.com/office/drawing/2016/5/14/chartex" xmlns:mc="http://schemas.openxmlformats.org/markup-compatibility/2006" xmlns:aink="http://schemas.microsoft.com/office/drawing/2016/ink" xmlns:am3d="http://schemas.microsoft.com/office/drawing/2017/model3d" xmlns:o="urn:schemas-microsoft-com:office:office" xmlns:oel="http://schemas.microsoft.com/office/2019/extlst" xmlns:r="http://schemas.openxmlformats.org/officeDocument/2006/relationships" xmlns:m="http://schemas.openxmlformats.org/officeDocument/2006/math" xmlns:v="urn:schemas-microsoft-com:vml" xmlns:wp14="http://schemas.microsoft.com/office/word/2010/wordprocessingDrawing" xmlns:wp="http://schemas.openxmlformats.org/drawingml/2006/wordprocessingDrawing" xmlns:w10="urn:schemas-microsoft-com:office:word" xmlns:w="http://schemas.openxmlformats.org/wordprocessingml/2006/main" xmlns:w14="http://schemas.microsoft.com/office/word/2010/wordml" xmlns:w15="http://schemas.microsoft.com/office/word/2012/wordml" xmlns:w16cex="http://schemas.microsoft.com/office/word/2018/wordml/cex" xmlns:w16cid="http://schemas.microsoft.com/office/word/2016/wordml/cid" xmlns:w16="http://schemas.microsoft.com/office/word/2018/wordml" xmlns:w16du="http://schemas.microsoft.com/office/word/2023/wordml/word16du" xmlns:w16sdtdh="http://schemas.microsoft.com/office/word/2020/wordml/sdtdatahash" xmlns:w16sdtfl="http://schemas.microsoft.com/office/word/2024/wordml/sdtformatlock" xmlns:w16se="http://schemas.microsoft.com/office/word/2015/wordml/symex" xmlns:wpg="http://schemas.microsoft.com/office/word/2010/wordprocessingGroup" xmlns:wpi="http://schemas.microsoft.com/office/word/2010/wordprocessingInk" xmlns:wne="http://schemas.microsoft.com/office/word/2006/wordml" xmlns:wps="http://schemas.microsoft.com/office/word/2010/wordprocessingShape" mc:Ignorable="w14 w15 w16se w16cid w16 w16cex w16sdtdh w16sdtfl w16du wp14">
   <w:abstractNum w:abstractNumId="0" w15:restartNumberingAfterBreak="0">
     <w:nsid w:val="00E879F4"/>
     <w:multiLevelType w:val="hybridMultilevel"/>
@@ -10474,7 +10157,7 @@
         <w:ind w:left="360" w:hanging="360"/>
       </w:pPr>
       <w:rPr>
-        <w:rFonts w:hint="default" w:ascii="Symbol" w:hAnsi="Symbol"/>
+        <w:rFonts w:ascii="Symbol" w:hAnsi="Symbol" w:hint="default"/>
       </w:rPr>
     </w:lvl>
     <w:lvl w:ilvl="1" w:tplc="14090003">
@@ -10486,7 +10169,7 @@
         <w:ind w:left="1080" w:hanging="360"/>
       </w:pPr>
       <w:rPr>
-        <w:rFonts w:hint="default" w:ascii="Courier New" w:hAnsi="Courier New" w:cs="Courier New"/>
+        <w:rFonts w:ascii="Courier New" w:hAnsi="Courier New" w:cs="Courier New" w:hint="default"/>
       </w:rPr>
     </w:lvl>
     <w:lvl w:ilvl="2" w:tplc="14090005" w:tentative="1">
@@ -10498,7 +10181,7 @@
         <w:ind w:left="1800" w:hanging="360"/>
       </w:pPr>
       <w:rPr>
-        <w:rFonts w:hint="default" w:ascii="Wingdings" w:hAnsi="Wingdings"/>
+        <w:rFonts w:ascii="Wingdings" w:hAnsi="Wingdings" w:hint="default"/>
       </w:rPr>
     </w:lvl>
     <w:lvl w:ilvl="3" w:tplc="14090001" w:tentative="1">
@@ -10510,7 +10193,7 @@
         <w:ind w:left="2520" w:hanging="360"/>
       </w:pPr>
       <w:rPr>
-        <w:rFonts w:hint="default" w:ascii="Symbol" w:hAnsi="Symbol"/>
+        <w:rFonts w:ascii="Symbol" w:hAnsi="Symbol" w:hint="default"/>
       </w:rPr>
     </w:lvl>
     <w:lvl w:ilvl="4" w:tplc="14090003" w:tentative="1">
@@ -10522,7 +10205,7 @@
         <w:ind w:left="3240" w:hanging="360"/>
       </w:pPr>
       <w:rPr>
-        <w:rFonts w:hint="default" w:ascii="Courier New" w:hAnsi="Courier New" w:cs="Courier New"/>
+        <w:rFonts w:ascii="Courier New" w:hAnsi="Courier New" w:cs="Courier New" w:hint="default"/>
       </w:rPr>
     </w:lvl>
     <w:lvl w:ilvl="5" w:tplc="14090005" w:tentative="1">
@@ -10534,7 +10217,7 @@
         <w:ind w:left="3960" w:hanging="360"/>
       </w:pPr>
       <w:rPr>
-        <w:rFonts w:hint="default" w:ascii="Wingdings" w:hAnsi="Wingdings"/>
+        <w:rFonts w:ascii="Wingdings" w:hAnsi="Wingdings" w:hint="default"/>
       </w:rPr>
     </w:lvl>
     <w:lvl w:ilvl="6" w:tplc="14090001" w:tentative="1">
@@ -10546,7 +10229,7 @@
         <w:ind w:left="4680" w:hanging="360"/>
       </w:pPr>
       <w:rPr>
-        <w:rFonts w:hint="default" w:ascii="Symbol" w:hAnsi="Symbol"/>
+        <w:rFonts w:ascii="Symbol" w:hAnsi="Symbol" w:hint="default"/>
       </w:rPr>
     </w:lvl>
     <w:lvl w:ilvl="7" w:tplc="14090003" w:tentative="1">
@@ -10558,7 +10241,7 @@
         <w:ind w:left="5400" w:hanging="360"/>
       </w:pPr>
       <w:rPr>
-        <w:rFonts w:hint="default" w:ascii="Courier New" w:hAnsi="Courier New" w:cs="Courier New"/>
+        <w:rFonts w:ascii="Courier New" w:hAnsi="Courier New" w:cs="Courier New" w:hint="default"/>
       </w:rPr>
     </w:lvl>
     <w:lvl w:ilvl="8" w:tplc="14090005" w:tentative="1">
@@ -10570,7 +10253,7 @@
         <w:ind w:left="6120" w:hanging="360"/>
       </w:pPr>
       <w:rPr>
-        <w:rFonts w:hint="default" w:ascii="Wingdings" w:hAnsi="Wingdings"/>
+        <w:rFonts w:ascii="Wingdings" w:hAnsi="Wingdings" w:hint="default"/>
       </w:rPr>
     </w:lvl>
   </w:abstractNum>
@@ -10587,7 +10270,7 @@
         <w:ind w:left="360" w:hanging="360"/>
       </w:pPr>
       <w:rPr>
-        <w:rFonts w:hint="default" w:ascii="Symbol" w:hAnsi="Symbol"/>
+        <w:rFonts w:ascii="Symbol" w:hAnsi="Symbol" w:hint="default"/>
       </w:rPr>
     </w:lvl>
     <w:lvl w:ilvl="1" w:tplc="14090003">
@@ -10599,7 +10282,7 @@
         <w:ind w:left="1080" w:hanging="360"/>
       </w:pPr>
       <w:rPr>
-        <w:rFonts w:hint="default" w:ascii="Courier New" w:hAnsi="Courier New" w:cs="Courier New"/>
+        <w:rFonts w:ascii="Courier New" w:hAnsi="Courier New" w:cs="Courier New" w:hint="default"/>
       </w:rPr>
     </w:lvl>
     <w:lvl w:ilvl="2" w:tplc="14090005" w:tentative="1">
@@ -10611,7 +10294,7 @@
         <w:ind w:left="1800" w:hanging="360"/>
       </w:pPr>
       <w:rPr>
-        <w:rFonts w:hint="default" w:ascii="Wingdings" w:hAnsi="Wingdings"/>
+        <w:rFonts w:ascii="Wingdings" w:hAnsi="Wingdings" w:hint="default"/>
       </w:rPr>
     </w:lvl>
     <w:lvl w:ilvl="3" w:tplc="14090001" w:tentative="1">
@@ -10623,7 +10306,7 @@
         <w:ind w:left="2520" w:hanging="360"/>
       </w:pPr>
       <w:rPr>
-        <w:rFonts w:hint="default" w:ascii="Symbol" w:hAnsi="Symbol"/>
+        <w:rFonts w:ascii="Symbol" w:hAnsi="Symbol" w:hint="default"/>
       </w:rPr>
     </w:lvl>
     <w:lvl w:ilvl="4" w:tplc="14090003" w:tentative="1">
@@ -10635,7 +10318,7 @@
         <w:ind w:left="3240" w:hanging="360"/>
       </w:pPr>
       <w:rPr>
-        <w:rFonts w:hint="default" w:ascii="Courier New" w:hAnsi="Courier New" w:cs="Courier New"/>
+        <w:rFonts w:ascii="Courier New" w:hAnsi="Courier New" w:cs="Courier New" w:hint="default"/>
       </w:rPr>
     </w:lvl>
     <w:lvl w:ilvl="5" w:tplc="14090005" w:tentative="1">
@@ -10647,7 +10330,7 @@
         <w:ind w:left="3960" w:hanging="360"/>
       </w:pPr>
       <w:rPr>
-        <w:rFonts w:hint="default" w:ascii="Wingdings" w:hAnsi="Wingdings"/>
+        <w:rFonts w:ascii="Wingdings" w:hAnsi="Wingdings" w:hint="default"/>
       </w:rPr>
     </w:lvl>
     <w:lvl w:ilvl="6" w:tplc="14090001" w:tentative="1">
@@ -10659,7 +10342,7 @@
         <w:ind w:left="4680" w:hanging="360"/>
       </w:pPr>
       <w:rPr>
-        <w:rFonts w:hint="default" w:ascii="Symbol" w:hAnsi="Symbol"/>
+        <w:rFonts w:ascii="Symbol" w:hAnsi="Symbol" w:hint="default"/>
       </w:rPr>
     </w:lvl>
     <w:lvl w:ilvl="7" w:tplc="14090003" w:tentative="1">
@@ -10671,7 +10354,7 @@
         <w:ind w:left="5400" w:hanging="360"/>
       </w:pPr>
       <w:rPr>
-        <w:rFonts w:hint="default" w:ascii="Courier New" w:hAnsi="Courier New" w:cs="Courier New"/>
+        <w:rFonts w:ascii="Courier New" w:hAnsi="Courier New" w:cs="Courier New" w:hint="default"/>
       </w:rPr>
     </w:lvl>
     <w:lvl w:ilvl="8" w:tplc="14090005" w:tentative="1">
@@ -10683,7 +10366,7 @@
         <w:ind w:left="6120" w:hanging="360"/>
       </w:pPr>
       <w:rPr>
-        <w:rFonts w:hint="default" w:ascii="Wingdings" w:hAnsi="Wingdings"/>
+        <w:rFonts w:ascii="Wingdings" w:hAnsi="Wingdings" w:hint="default"/>
       </w:rPr>
     </w:lvl>
   </w:abstractNum>
@@ -10700,7 +10383,7 @@
         <w:ind w:left="360" w:hanging="360"/>
       </w:pPr>
       <w:rPr>
-        <w:rFonts w:hint="default" w:ascii="Symbol" w:hAnsi="Symbol"/>
+        <w:rFonts w:ascii="Symbol" w:hAnsi="Symbol" w:hint="default"/>
       </w:rPr>
     </w:lvl>
     <w:lvl w:ilvl="1" w:tplc="14090003" w:tentative="1">
@@ -10712,7 +10395,7 @@
         <w:ind w:left="1080" w:hanging="360"/>
       </w:pPr>
       <w:rPr>
-        <w:rFonts w:hint="default" w:ascii="Courier New" w:hAnsi="Courier New" w:cs="Courier New"/>
+        <w:rFonts w:ascii="Courier New" w:hAnsi="Courier New" w:cs="Courier New" w:hint="default"/>
       </w:rPr>
     </w:lvl>
     <w:lvl w:ilvl="2" w:tplc="14090005" w:tentative="1">
@@ -10724,7 +10407,7 @@
         <w:ind w:left="1800" w:hanging="360"/>
       </w:pPr>
       <w:rPr>
-        <w:rFonts w:hint="default" w:ascii="Wingdings" w:hAnsi="Wingdings"/>
+        <w:rFonts w:ascii="Wingdings" w:hAnsi="Wingdings" w:hint="default"/>
       </w:rPr>
     </w:lvl>
     <w:lvl w:ilvl="3" w:tplc="14090001" w:tentative="1">
@@ -10736,7 +10419,7 @@
         <w:ind w:left="2520" w:hanging="360"/>
       </w:pPr>
       <w:rPr>
-        <w:rFonts w:hint="default" w:ascii="Symbol" w:hAnsi="Symbol"/>
+        <w:rFonts w:ascii="Symbol" w:hAnsi="Symbol" w:hint="default"/>
       </w:rPr>
     </w:lvl>
     <w:lvl w:ilvl="4" w:tplc="14090003" w:tentative="1">
@@ -10748,7 +10431,7 @@
         <w:ind w:left="3240" w:hanging="360"/>
       </w:pPr>
       <w:rPr>
-        <w:rFonts w:hint="default" w:ascii="Courier New" w:hAnsi="Courier New" w:cs="Courier New"/>
+        <w:rFonts w:ascii="Courier New" w:hAnsi="Courier New" w:cs="Courier New" w:hint="default"/>
       </w:rPr>
     </w:lvl>
     <w:lvl w:ilvl="5" w:tplc="14090005" w:tentative="1">
@@ -10760,7 +10443,7 @@
         <w:ind w:left="3960" w:hanging="360"/>
       </w:pPr>
       <w:rPr>
-        <w:rFonts w:hint="default" w:ascii="Wingdings" w:hAnsi="Wingdings"/>
+        <w:rFonts w:ascii="Wingdings" w:hAnsi="Wingdings" w:hint="default"/>
       </w:rPr>
     </w:lvl>
     <w:lvl w:ilvl="6" w:tplc="14090001" w:tentative="1">
@@ -10772,7 +10455,7 @@
         <w:ind w:left="4680" w:hanging="360"/>
       </w:pPr>
       <w:rPr>
-        <w:rFonts w:hint="default" w:ascii="Symbol" w:hAnsi="Symbol"/>
+        <w:rFonts w:ascii="Symbol" w:hAnsi="Symbol" w:hint="default"/>
       </w:rPr>
     </w:lvl>
     <w:lvl w:ilvl="7" w:tplc="14090003" w:tentative="1">
@@ -10784,7 +10467,7 @@
         <w:ind w:left="5400" w:hanging="360"/>
       </w:pPr>
       <w:rPr>
-        <w:rFonts w:hint="default" w:ascii="Courier New" w:hAnsi="Courier New" w:cs="Courier New"/>
+        <w:rFonts w:ascii="Courier New" w:hAnsi="Courier New" w:cs="Courier New" w:hint="default"/>
       </w:rPr>
     </w:lvl>
     <w:lvl w:ilvl="8" w:tplc="14090005" w:tentative="1">
@@ -10796,7 +10479,7 @@
         <w:ind w:left="6120" w:hanging="360"/>
       </w:pPr>
       <w:rPr>
-        <w:rFonts w:hint="default" w:ascii="Wingdings" w:hAnsi="Wingdings"/>
+        <w:rFonts w:ascii="Wingdings" w:hAnsi="Wingdings" w:hint="default"/>
       </w:rPr>
     </w:lvl>
   </w:abstractNum>
@@ -10813,7 +10496,7 @@
         <w:ind w:left="360" w:hanging="360"/>
       </w:pPr>
       <w:rPr>
-        <w:rFonts w:hint="default" w:ascii="Symbol" w:hAnsi="Symbol"/>
+        <w:rFonts w:ascii="Symbol" w:hAnsi="Symbol" w:hint="default"/>
       </w:rPr>
     </w:lvl>
     <w:lvl w:ilvl="1" w:tplc="14090003">
@@ -10825,7 +10508,7 @@
         <w:ind w:left="1080" w:hanging="360"/>
       </w:pPr>
       <w:rPr>
-        <w:rFonts w:hint="default" w:ascii="Courier New" w:hAnsi="Courier New" w:cs="Courier New"/>
+        <w:rFonts w:ascii="Courier New" w:hAnsi="Courier New" w:cs="Courier New" w:hint="default"/>
       </w:rPr>
     </w:lvl>
     <w:lvl w:ilvl="2" w:tplc="14090005" w:tentative="1">
@@ -10837,7 +10520,7 @@
         <w:ind w:left="1800" w:hanging="360"/>
       </w:pPr>
       <w:rPr>
-        <w:rFonts w:hint="default" w:ascii="Wingdings" w:hAnsi="Wingdings"/>
+        <w:rFonts w:ascii="Wingdings" w:hAnsi="Wingdings" w:hint="default"/>
       </w:rPr>
     </w:lvl>
     <w:lvl w:ilvl="3" w:tplc="14090001" w:tentative="1">
@@ -10849,7 +10532,7 @@
         <w:ind w:left="2520" w:hanging="360"/>
       </w:pPr>
       <w:rPr>
-        <w:rFonts w:hint="default" w:ascii="Symbol" w:hAnsi="Symbol"/>
+        <w:rFonts w:ascii="Symbol" w:hAnsi="Symbol" w:hint="default"/>
       </w:rPr>
     </w:lvl>
     <w:lvl w:ilvl="4" w:tplc="14090003" w:tentative="1">
@@ -10861,7 +10544,7 @@
         <w:ind w:left="3240" w:hanging="360"/>
       </w:pPr>
       <w:rPr>
-        <w:rFonts w:hint="default" w:ascii="Courier New" w:hAnsi="Courier New" w:cs="Courier New"/>
+        <w:rFonts w:ascii="Courier New" w:hAnsi="Courier New" w:cs="Courier New" w:hint="default"/>
       </w:rPr>
     </w:lvl>
     <w:lvl w:ilvl="5" w:tplc="14090005" w:tentative="1">
@@ -10873,7 +10556,7 @@
         <w:ind w:left="3960" w:hanging="360"/>
       </w:pPr>
       <w:rPr>
-        <w:rFonts w:hint="default" w:ascii="Wingdings" w:hAnsi="Wingdings"/>
+        <w:rFonts w:ascii="Wingdings" w:hAnsi="Wingdings" w:hint="default"/>
       </w:rPr>
     </w:lvl>
     <w:lvl w:ilvl="6" w:tplc="14090001" w:tentative="1">
@@ -10885,7 +10568,7 @@
         <w:ind w:left="4680" w:hanging="360"/>
       </w:pPr>
       <w:rPr>
-        <w:rFonts w:hint="default" w:ascii="Symbol" w:hAnsi="Symbol"/>
+        <w:rFonts w:ascii="Symbol" w:hAnsi="Symbol" w:hint="default"/>
       </w:rPr>
     </w:lvl>
     <w:lvl w:ilvl="7" w:tplc="14090003" w:tentative="1">
@@ -10897,7 +10580,7 @@
         <w:ind w:left="5400" w:hanging="360"/>
       </w:pPr>
       <w:rPr>
-        <w:rFonts w:hint="default" w:ascii="Courier New" w:hAnsi="Courier New" w:cs="Courier New"/>
+        <w:rFonts w:ascii="Courier New" w:hAnsi="Courier New" w:cs="Courier New" w:hint="default"/>
       </w:rPr>
     </w:lvl>
     <w:lvl w:ilvl="8" w:tplc="14090005" w:tentative="1">
@@ -10909,7 +10592,7 @@
         <w:ind w:left="6120" w:hanging="360"/>
       </w:pPr>
       <w:rPr>
-        <w:rFonts w:hint="default" w:ascii="Wingdings" w:hAnsi="Wingdings"/>
+        <w:rFonts w:ascii="Wingdings" w:hAnsi="Wingdings" w:hint="default"/>
       </w:rPr>
     </w:lvl>
   </w:abstractNum>
@@ -10926,7 +10609,7 @@
         <w:ind w:left="720" w:hanging="360"/>
       </w:pPr>
       <w:rPr>
-        <w:rFonts w:hint="default" w:ascii="Symbol" w:hAnsi="Symbol"/>
+        <w:rFonts w:ascii="Symbol" w:hAnsi="Symbol" w:hint="default"/>
       </w:rPr>
     </w:lvl>
     <w:lvl w:ilvl="1" w:tplc="14090003" w:tentative="1">
@@ -10938,7 +10621,7 @@
         <w:ind w:left="1440" w:hanging="360"/>
       </w:pPr>
       <w:rPr>
-        <w:rFonts w:hint="default" w:ascii="Courier New" w:hAnsi="Courier New" w:cs="Courier New"/>
+        <w:rFonts w:ascii="Courier New" w:hAnsi="Courier New" w:cs="Courier New" w:hint="default"/>
       </w:rPr>
     </w:lvl>
     <w:lvl w:ilvl="2" w:tplc="14090005" w:tentative="1">
@@ -10950,7 +10633,7 @@
         <w:ind w:left="2160" w:hanging="360"/>
       </w:pPr>
       <w:rPr>
-        <w:rFonts w:hint="default" w:ascii="Wingdings" w:hAnsi="Wingdings"/>
+        <w:rFonts w:ascii="Wingdings" w:hAnsi="Wingdings" w:hint="default"/>
       </w:rPr>
     </w:lvl>
     <w:lvl w:ilvl="3" w:tplc="14090001" w:tentative="1">
@@ -10962,7 +10645,7 @@
         <w:ind w:left="2880" w:hanging="360"/>
       </w:pPr>
       <w:rPr>
-        <w:rFonts w:hint="default" w:ascii="Symbol" w:hAnsi="Symbol"/>
+        <w:rFonts w:ascii="Symbol" w:hAnsi="Symbol" w:hint="default"/>
       </w:rPr>
     </w:lvl>
     <w:lvl w:ilvl="4" w:tplc="14090003" w:tentative="1">
@@ -10974,7 +10657,7 @@
         <w:ind w:left="3600" w:hanging="360"/>
       </w:pPr>
       <w:rPr>
-        <w:rFonts w:hint="default" w:ascii="Courier New" w:hAnsi="Courier New" w:cs="Courier New"/>
+        <w:rFonts w:ascii="Courier New" w:hAnsi="Courier New" w:cs="Courier New" w:hint="default"/>
       </w:rPr>
     </w:lvl>
     <w:lvl w:ilvl="5" w:tplc="14090005" w:tentative="1">
@@ -10986,7 +10669,7 @@
         <w:ind w:left="4320" w:hanging="360"/>
       </w:pPr>
       <w:rPr>
-        <w:rFonts w:hint="default" w:ascii="Wingdings" w:hAnsi="Wingdings"/>
+        <w:rFonts w:ascii="Wingdings" w:hAnsi="Wingdings" w:hint="default"/>
       </w:rPr>
     </w:lvl>
     <w:lvl w:ilvl="6" w:tplc="14090001" w:tentative="1">
@@ -10998,7 +10681,7 @@
         <w:ind w:left="5040" w:hanging="360"/>
       </w:pPr>
       <w:rPr>
-        <w:rFonts w:hint="default" w:ascii="Symbol" w:hAnsi="Symbol"/>
+        <w:rFonts w:ascii="Symbol" w:hAnsi="Symbol" w:hint="default"/>
       </w:rPr>
     </w:lvl>
     <w:lvl w:ilvl="7" w:tplc="14090003" w:tentative="1">
@@ -11010,7 +10693,7 @@
         <w:ind w:left="5760" w:hanging="360"/>
       </w:pPr>
       <w:rPr>
-        <w:rFonts w:hint="default" w:ascii="Courier New" w:hAnsi="Courier New" w:cs="Courier New"/>
+        <w:rFonts w:ascii="Courier New" w:hAnsi="Courier New" w:cs="Courier New" w:hint="default"/>
       </w:rPr>
     </w:lvl>
     <w:lvl w:ilvl="8" w:tplc="14090005" w:tentative="1">
@@ -11022,7 +10705,7 @@
         <w:ind w:left="6480" w:hanging="360"/>
       </w:pPr>
       <w:rPr>
-        <w:rFonts w:hint="default" w:ascii="Wingdings" w:hAnsi="Wingdings"/>
+        <w:rFonts w:ascii="Wingdings" w:hAnsi="Wingdings" w:hint="default"/>
       </w:rPr>
     </w:lvl>
   </w:abstractNum>
@@ -11125,7 +10808,7 @@
         <w:ind w:left="720" w:hanging="360"/>
       </w:pPr>
       <w:rPr>
-        <w:rFonts w:hint="default" w:ascii="Symbol" w:hAnsi="Symbol"/>
+        <w:rFonts w:ascii="Symbol" w:hAnsi="Symbol" w:hint="default"/>
       </w:rPr>
     </w:lvl>
     <w:lvl w:ilvl="1" w:tplc="14090003" w:tentative="1">
@@ -11137,7 +10820,7 @@
         <w:ind w:left="1440" w:hanging="360"/>
       </w:pPr>
       <w:rPr>
-        <w:rFonts w:hint="default" w:ascii="Courier New" w:hAnsi="Courier New" w:cs="Courier New"/>
+        <w:rFonts w:ascii="Courier New" w:hAnsi="Courier New" w:cs="Courier New" w:hint="default"/>
       </w:rPr>
     </w:lvl>
     <w:lvl w:ilvl="2" w:tplc="14090005" w:tentative="1">
@@ -11149,7 +10832,7 @@
         <w:ind w:left="2160" w:hanging="360"/>
       </w:pPr>
       <w:rPr>
-        <w:rFonts w:hint="default" w:ascii="Wingdings" w:hAnsi="Wingdings"/>
+        <w:rFonts w:ascii="Wingdings" w:hAnsi="Wingdings" w:hint="default"/>
       </w:rPr>
     </w:lvl>
     <w:lvl w:ilvl="3" w:tplc="14090001" w:tentative="1">
@@ -11161,7 +10844,7 @@
         <w:ind w:left="2880" w:hanging="360"/>
       </w:pPr>
       <w:rPr>
-        <w:rFonts w:hint="default" w:ascii="Symbol" w:hAnsi="Symbol"/>
+        <w:rFonts w:ascii="Symbol" w:hAnsi="Symbol" w:hint="default"/>
       </w:rPr>
     </w:lvl>
     <w:lvl w:ilvl="4" w:tplc="14090003" w:tentative="1">
@@ -11173,7 +10856,7 @@
         <w:ind w:left="3600" w:hanging="360"/>
       </w:pPr>
       <w:rPr>
-        <w:rFonts w:hint="default" w:ascii="Courier New" w:hAnsi="Courier New" w:cs="Courier New"/>
+        <w:rFonts w:ascii="Courier New" w:hAnsi="Courier New" w:cs="Courier New" w:hint="default"/>
       </w:rPr>
     </w:lvl>
     <w:lvl w:ilvl="5" w:tplc="14090005" w:tentative="1">
@@ -11185,7 +10868,7 @@
         <w:ind w:left="4320" w:hanging="360"/>
       </w:pPr>
       <w:rPr>
-        <w:rFonts w:hint="default" w:ascii="Wingdings" w:hAnsi="Wingdings"/>
+        <w:rFonts w:ascii="Wingdings" w:hAnsi="Wingdings" w:hint="default"/>
       </w:rPr>
     </w:lvl>
     <w:lvl w:ilvl="6" w:tplc="14090001" w:tentative="1">
@@ -11197,7 +10880,7 @@
         <w:ind w:left="5040" w:hanging="360"/>
       </w:pPr>
       <w:rPr>
-        <w:rFonts w:hint="default" w:ascii="Symbol" w:hAnsi="Symbol"/>
+        <w:rFonts w:ascii="Symbol" w:hAnsi="Symbol" w:hint="default"/>
       </w:rPr>
     </w:lvl>
     <w:lvl w:ilvl="7" w:tplc="14090003" w:tentative="1">
@@ -11209,7 +10892,7 @@
         <w:ind w:left="5760" w:hanging="360"/>
       </w:pPr>
       <w:rPr>
-        <w:rFonts w:hint="default" w:ascii="Courier New" w:hAnsi="Courier New" w:cs="Courier New"/>
+        <w:rFonts w:ascii="Courier New" w:hAnsi="Courier New" w:cs="Courier New" w:hint="default"/>
       </w:rPr>
     </w:lvl>
     <w:lvl w:ilvl="8" w:tplc="14090005" w:tentative="1">
@@ -11221,7 +10904,7 @@
         <w:ind w:left="6480" w:hanging="360"/>
       </w:pPr>
       <w:rPr>
-        <w:rFonts w:hint="default" w:ascii="Wingdings" w:hAnsi="Wingdings"/>
+        <w:rFonts w:ascii="Wingdings" w:hAnsi="Wingdings" w:hint="default"/>
       </w:rPr>
     </w:lvl>
   </w:abstractNum>
@@ -11238,7 +10921,7 @@
         <w:ind w:left="720" w:hanging="360"/>
       </w:pPr>
       <w:rPr>
-        <w:rFonts w:hint="default" w:ascii="Symbol" w:hAnsi="Symbol"/>
+        <w:rFonts w:ascii="Symbol" w:hAnsi="Symbol" w:hint="default"/>
       </w:rPr>
     </w:lvl>
     <w:lvl w:ilvl="1" w:tplc="14090003" w:tentative="1">
@@ -11250,7 +10933,7 @@
         <w:ind w:left="1440" w:hanging="360"/>
       </w:pPr>
       <w:rPr>
-        <w:rFonts w:hint="default" w:ascii="Courier New" w:hAnsi="Courier New" w:cs="Courier New"/>
+        <w:rFonts w:ascii="Courier New" w:hAnsi="Courier New" w:cs="Courier New" w:hint="default"/>
       </w:rPr>
     </w:lvl>
     <w:lvl w:ilvl="2" w:tplc="14090005" w:tentative="1">
@@ -11262,7 +10945,7 @@
         <w:ind w:left="2160" w:hanging="360"/>
       </w:pPr>
       <w:rPr>
-        <w:rFonts w:hint="default" w:ascii="Wingdings" w:hAnsi="Wingdings"/>
+        <w:rFonts w:ascii="Wingdings" w:hAnsi="Wingdings" w:hint="default"/>
       </w:rPr>
     </w:lvl>
     <w:lvl w:ilvl="3" w:tplc="14090001" w:tentative="1">
@@ -11274,7 +10957,7 @@
         <w:ind w:left="2880" w:hanging="360"/>
       </w:pPr>
       <w:rPr>
-        <w:rFonts w:hint="default" w:ascii="Symbol" w:hAnsi="Symbol"/>
+        <w:rFonts w:ascii="Symbol" w:hAnsi="Symbol" w:hint="default"/>
       </w:rPr>
     </w:lvl>
     <w:lvl w:ilvl="4" w:tplc="14090003" w:tentative="1">
@@ -11286,7 +10969,7 @@
         <w:ind w:left="3600" w:hanging="360"/>
       </w:pPr>
       <w:rPr>
-        <w:rFonts w:hint="default" w:ascii="Courier New" w:hAnsi="Courier New" w:cs="Courier New"/>
+        <w:rFonts w:ascii="Courier New" w:hAnsi="Courier New" w:cs="Courier New" w:hint="default"/>
       </w:rPr>
     </w:lvl>
     <w:lvl w:ilvl="5" w:tplc="14090005" w:tentative="1">
@@ -11298,7 +10981,7 @@
         <w:ind w:left="4320" w:hanging="360"/>
       </w:pPr>
       <w:rPr>
-        <w:rFonts w:hint="default" w:ascii="Wingdings" w:hAnsi="Wingdings"/>
+        <w:rFonts w:ascii="Wingdings" w:hAnsi="Wingdings" w:hint="default"/>
       </w:rPr>
     </w:lvl>
     <w:lvl w:ilvl="6" w:tplc="14090001" w:tentative="1">
@@ -11310,7 +10993,7 @@
         <w:ind w:left="5040" w:hanging="360"/>
       </w:pPr>
       <w:rPr>
-        <w:rFonts w:hint="default" w:ascii="Symbol" w:hAnsi="Symbol"/>
+        <w:rFonts w:ascii="Symbol" w:hAnsi="Symbol" w:hint="default"/>
       </w:rPr>
     </w:lvl>
     <w:lvl w:ilvl="7" w:tplc="14090003" w:tentative="1">
@@ -11322,7 +11005,7 @@
         <w:ind w:left="5760" w:hanging="360"/>
       </w:pPr>
       <w:rPr>
-        <w:rFonts w:hint="default" w:ascii="Courier New" w:hAnsi="Courier New" w:cs="Courier New"/>
+        <w:rFonts w:ascii="Courier New" w:hAnsi="Courier New" w:cs="Courier New" w:hint="default"/>
       </w:rPr>
     </w:lvl>
     <w:lvl w:ilvl="8" w:tplc="14090005" w:tentative="1">
@@ -11334,7 +11017,7 @@
         <w:ind w:left="6480" w:hanging="360"/>
       </w:pPr>
       <w:rPr>
-        <w:rFonts w:hint="default" w:ascii="Wingdings" w:hAnsi="Wingdings"/>
+        <w:rFonts w:ascii="Wingdings" w:hAnsi="Wingdings" w:hint="default"/>
       </w:rPr>
     </w:lvl>
   </w:abstractNum>
@@ -11351,7 +11034,7 @@
         <w:ind w:left="720" w:hanging="360"/>
       </w:pPr>
       <w:rPr>
-        <w:rFonts w:hint="default" w:ascii="Symbol" w:hAnsi="Symbol"/>
+        <w:rFonts w:ascii="Symbol" w:hAnsi="Symbol" w:hint="default"/>
       </w:rPr>
     </w:lvl>
     <w:lvl w:ilvl="1" w:tplc="14090003" w:tentative="1">
@@ -11363,7 +11046,7 @@
         <w:ind w:left="1440" w:hanging="360"/>
       </w:pPr>
       <w:rPr>
-        <w:rFonts w:hint="default" w:ascii="Courier New" w:hAnsi="Courier New" w:cs="Courier New"/>
+        <w:rFonts w:ascii="Courier New" w:hAnsi="Courier New" w:cs="Courier New" w:hint="default"/>
       </w:rPr>
     </w:lvl>
     <w:lvl w:ilvl="2" w:tplc="14090005" w:tentative="1">
@@ -11375,7 +11058,7 @@
         <w:ind w:left="2160" w:hanging="360"/>
       </w:pPr>
       <w:rPr>
-        <w:rFonts w:hint="default" w:ascii="Wingdings" w:hAnsi="Wingdings"/>
+        <w:rFonts w:ascii="Wingdings" w:hAnsi="Wingdings" w:hint="default"/>
       </w:rPr>
     </w:lvl>
     <w:lvl w:ilvl="3" w:tplc="14090001" w:tentative="1">
@@ -11387,7 +11070,7 @@
         <w:ind w:left="2880" w:hanging="360"/>
       </w:pPr>
       <w:rPr>
-        <w:rFonts w:hint="default" w:ascii="Symbol" w:hAnsi="Symbol"/>
+        <w:rFonts w:ascii="Symbol" w:hAnsi="Symbol" w:hint="default"/>
       </w:rPr>
     </w:lvl>
     <w:lvl w:ilvl="4" w:tplc="14090003" w:tentative="1">
@@ -11399,7 +11082,7 @@
         <w:ind w:left="3600" w:hanging="360"/>
       </w:pPr>
       <w:rPr>
-        <w:rFonts w:hint="default" w:ascii="Courier New" w:hAnsi="Courier New" w:cs="Courier New"/>
+        <w:rFonts w:ascii="Courier New" w:hAnsi="Courier New" w:cs="Courier New" w:hint="default"/>
       </w:rPr>
     </w:lvl>
     <w:lvl w:ilvl="5" w:tplc="14090005" w:tentative="1">
@@ -11411,7 +11094,7 @@
         <w:ind w:left="4320" w:hanging="360"/>
       </w:pPr>
       <w:rPr>
-        <w:rFonts w:hint="default" w:ascii="Wingdings" w:hAnsi="Wingdings"/>
+        <w:rFonts w:ascii="Wingdings" w:hAnsi="Wingdings" w:hint="default"/>
       </w:rPr>
     </w:lvl>
     <w:lvl w:ilvl="6" w:tplc="14090001" w:tentative="1">
@@ -11423,7 +11106,7 @@
         <w:ind w:left="5040" w:hanging="360"/>
       </w:pPr>
       <w:rPr>
-        <w:rFonts w:hint="default" w:ascii="Symbol" w:hAnsi="Symbol"/>
+        <w:rFonts w:ascii="Symbol" w:hAnsi="Symbol" w:hint="default"/>
       </w:rPr>
     </w:lvl>
     <w:lvl w:ilvl="7" w:tplc="14090003" w:tentative="1">
@@ -11435,7 +11118,7 @@
         <w:ind w:left="5760" w:hanging="360"/>
       </w:pPr>
       <w:rPr>
-        <w:rFonts w:hint="default" w:ascii="Courier New" w:hAnsi="Courier New" w:cs="Courier New"/>
+        <w:rFonts w:ascii="Courier New" w:hAnsi="Courier New" w:cs="Courier New" w:hint="default"/>
       </w:rPr>
     </w:lvl>
     <w:lvl w:ilvl="8" w:tplc="14090005" w:tentative="1">
@@ -11447,7 +11130,7 @@
         <w:ind w:left="6480" w:hanging="360"/>
       </w:pPr>
       <w:rPr>
-        <w:rFonts w:hint="default" w:ascii="Wingdings" w:hAnsi="Wingdings"/>
+        <w:rFonts w:ascii="Wingdings" w:hAnsi="Wingdings" w:hint="default"/>
       </w:rPr>
     </w:lvl>
   </w:abstractNum>
@@ -11464,7 +11147,7 @@
         <w:ind w:left="720" w:hanging="360"/>
       </w:pPr>
       <w:rPr>
-        <w:rFonts w:hint="default" w:ascii="Symbol" w:hAnsi="Symbol"/>
+        <w:rFonts w:ascii="Symbol" w:hAnsi="Symbol" w:hint="default"/>
       </w:rPr>
     </w:lvl>
     <w:lvl w:ilvl="1" w:tplc="14090003" w:tentative="1">
@@ -11476,7 +11159,7 @@
         <w:ind w:left="1440" w:hanging="360"/>
       </w:pPr>
       <w:rPr>
-        <w:rFonts w:hint="default" w:ascii="Courier New" w:hAnsi="Courier New" w:cs="Courier New"/>
+        <w:rFonts w:ascii="Courier New" w:hAnsi="Courier New" w:cs="Courier New" w:hint="default"/>
       </w:rPr>
     </w:lvl>
     <w:lvl w:ilvl="2" w:tplc="14090005" w:tentative="1">
@@ -11488,7 +11171,7 @@
         <w:ind w:left="2160" w:hanging="360"/>
       </w:pPr>
       <w:rPr>
-        <w:rFonts w:hint="default" w:ascii="Wingdings" w:hAnsi="Wingdings"/>
+        <w:rFonts w:ascii="Wingdings" w:hAnsi="Wingdings" w:hint="default"/>
       </w:rPr>
     </w:lvl>
     <w:lvl w:ilvl="3" w:tplc="14090001" w:tentative="1">
@@ -11500,7 +11183,7 @@
         <w:ind w:left="2880" w:hanging="360"/>
       </w:pPr>
       <w:rPr>
-        <w:rFonts w:hint="default" w:ascii="Symbol" w:hAnsi="Symbol"/>
+        <w:rFonts w:ascii="Symbol" w:hAnsi="Symbol" w:hint="default"/>
       </w:rPr>
     </w:lvl>
     <w:lvl w:ilvl="4" w:tplc="14090003" w:tentative="1">
@@ -11512,7 +11195,7 @@
         <w:ind w:left="3600" w:hanging="360"/>
       </w:pPr>
       <w:rPr>
-        <w:rFonts w:hint="default" w:ascii="Courier New" w:hAnsi="Courier New" w:cs="Courier New"/>
+        <w:rFonts w:ascii="Courier New" w:hAnsi="Courier New" w:cs="Courier New" w:hint="default"/>
       </w:rPr>
     </w:lvl>
     <w:lvl w:ilvl="5" w:tplc="14090005" w:tentative="1">
@@ -11524,7 +11207,7 @@
         <w:ind w:left="4320" w:hanging="360"/>
       </w:pPr>
       <w:rPr>
-        <w:rFonts w:hint="default" w:ascii="Wingdings" w:hAnsi="Wingdings"/>
+        <w:rFonts w:ascii="Wingdings" w:hAnsi="Wingdings" w:hint="default"/>
       </w:rPr>
     </w:lvl>
     <w:lvl w:ilvl="6" w:tplc="14090001" w:tentative="1">
@@ -11536,7 +11219,7 @@
         <w:ind w:left="5040" w:hanging="360"/>
       </w:pPr>
       <w:rPr>
-        <w:rFonts w:hint="default" w:ascii="Symbol" w:hAnsi="Symbol"/>
+        <w:rFonts w:ascii="Symbol" w:hAnsi="Symbol" w:hint="default"/>
       </w:rPr>
     </w:lvl>
     <w:lvl w:ilvl="7" w:tplc="14090003" w:tentative="1">
@@ -11548,7 +11231,7 @@
         <w:ind w:left="5760" w:hanging="360"/>
       </w:pPr>
       <w:rPr>
-        <w:rFonts w:hint="default" w:ascii="Courier New" w:hAnsi="Courier New" w:cs="Courier New"/>
+        <w:rFonts w:ascii="Courier New" w:hAnsi="Courier New" w:cs="Courier New" w:hint="default"/>
       </w:rPr>
     </w:lvl>
     <w:lvl w:ilvl="8" w:tplc="14090005" w:tentative="1">
@@ -11560,7 +11243,7 @@
         <w:ind w:left="6480" w:hanging="360"/>
       </w:pPr>
       <w:rPr>
-        <w:rFonts w:hint="default" w:ascii="Wingdings" w:hAnsi="Wingdings"/>
+        <w:rFonts w:ascii="Wingdings" w:hAnsi="Wingdings" w:hint="default"/>
       </w:rPr>
     </w:lvl>
   </w:abstractNum>
@@ -11577,7 +11260,7 @@
         <w:ind w:left="720" w:hanging="360"/>
       </w:pPr>
       <w:rPr>
-        <w:rFonts w:hint="default" w:ascii="Symbol" w:hAnsi="Symbol"/>
+        <w:rFonts w:ascii="Symbol" w:hAnsi="Symbol" w:hint="default"/>
       </w:rPr>
     </w:lvl>
     <w:lvl w:ilvl="1" w:tplc="14090003">
@@ -11589,7 +11272,7 @@
         <w:ind w:left="1440" w:hanging="360"/>
       </w:pPr>
       <w:rPr>
-        <w:rFonts w:hint="default" w:ascii="Courier New" w:hAnsi="Courier New" w:cs="Courier New"/>
+        <w:rFonts w:ascii="Courier New" w:hAnsi="Courier New" w:cs="Courier New" w:hint="default"/>
       </w:rPr>
     </w:lvl>
     <w:lvl w:ilvl="2" w:tplc="14090005" w:tentative="1">
@@ -11601,7 +11284,7 @@
         <w:ind w:left="2160" w:hanging="360"/>
       </w:pPr>
       <w:rPr>
-        <w:rFonts w:hint="default" w:ascii="Wingdings" w:hAnsi="Wingdings"/>
+        <w:rFonts w:ascii="Wingdings" w:hAnsi="Wingdings" w:hint="default"/>
       </w:rPr>
     </w:lvl>
     <w:lvl w:ilvl="3" w:tplc="14090001" w:tentative="1">
@@ -11613,7 +11296,7 @@
         <w:ind w:left="2880" w:hanging="360"/>
       </w:pPr>
       <w:rPr>
-        <w:rFonts w:hint="default" w:ascii="Symbol" w:hAnsi="Symbol"/>
+        <w:rFonts w:ascii="Symbol" w:hAnsi="Symbol" w:hint="default"/>
       </w:rPr>
     </w:lvl>
     <w:lvl w:ilvl="4" w:tplc="14090003" w:tentative="1">
@@ -11625,7 +11308,7 @@
         <w:ind w:left="3600" w:hanging="360"/>
       </w:pPr>
       <w:rPr>
-        <w:rFonts w:hint="default" w:ascii="Courier New" w:hAnsi="Courier New" w:cs="Courier New"/>
+        <w:rFonts w:ascii="Courier New" w:hAnsi="Courier New" w:cs="Courier New" w:hint="default"/>
       </w:rPr>
     </w:lvl>
     <w:lvl w:ilvl="5" w:tplc="14090005" w:tentative="1">
@@ -11637,7 +11320,7 @@
         <w:ind w:left="4320" w:hanging="360"/>
       </w:pPr>
       <w:rPr>
-        <w:rFonts w:hint="default" w:ascii="Wingdings" w:hAnsi="Wingdings"/>
+        <w:rFonts w:ascii="Wingdings" w:hAnsi="Wingdings" w:hint="default"/>
       </w:rPr>
     </w:lvl>
     <w:lvl w:ilvl="6" w:tplc="14090001" w:tentative="1">
@@ -11649,7 +11332,7 @@
         <w:ind w:left="5040" w:hanging="360"/>
       </w:pPr>
       <w:rPr>
-        <w:rFonts w:hint="default" w:ascii="Symbol" w:hAnsi="Symbol"/>
+        <w:rFonts w:ascii="Symbol" w:hAnsi="Symbol" w:hint="default"/>
       </w:rPr>
     </w:lvl>
     <w:lvl w:ilvl="7" w:tplc="14090003" w:tentative="1">
@@ -11661,7 +11344,7 @@
         <w:ind w:left="5760" w:hanging="360"/>
       </w:pPr>
       <w:rPr>
-        <w:rFonts w:hint="default" w:ascii="Courier New" w:hAnsi="Courier New" w:cs="Courier New"/>
+        <w:rFonts w:ascii="Courier New" w:hAnsi="Courier New" w:cs="Courier New" w:hint="default"/>
       </w:rPr>
     </w:lvl>
     <w:lvl w:ilvl="8" w:tplc="14090005" w:tentative="1">
@@ -11673,7 +11356,7 @@
         <w:ind w:left="6480" w:hanging="360"/>
       </w:pPr>
       <w:rPr>
-        <w:rFonts w:hint="default" w:ascii="Wingdings" w:hAnsi="Wingdings"/>
+        <w:rFonts w:ascii="Wingdings" w:hAnsi="Wingdings" w:hint="default"/>
       </w:rPr>
     </w:lvl>
   </w:abstractNum>
@@ -11690,7 +11373,7 @@
         <w:ind w:left="720" w:hanging="360"/>
       </w:pPr>
       <w:rPr>
-        <w:rFonts w:hint="default" w:ascii="Symbol" w:hAnsi="Symbol"/>
+        <w:rFonts w:ascii="Symbol" w:hAnsi="Symbol" w:hint="default"/>
       </w:rPr>
     </w:lvl>
     <w:lvl w:ilvl="1" w:tplc="14090003" w:tentative="1">
@@ -11702,7 +11385,7 @@
         <w:ind w:left="1440" w:hanging="360"/>
       </w:pPr>
       <w:rPr>
-        <w:rFonts w:hint="default" w:ascii="Courier New" w:hAnsi="Courier New" w:cs="Courier New"/>
+        <w:rFonts w:ascii="Courier New" w:hAnsi="Courier New" w:cs="Courier New" w:hint="default"/>
       </w:rPr>
     </w:lvl>
     <w:lvl w:ilvl="2" w:tplc="14090005" w:tentative="1">
@@ -11714,7 +11397,7 @@
         <w:ind w:left="2160" w:hanging="360"/>
       </w:pPr>
       <w:rPr>
-        <w:rFonts w:hint="default" w:ascii="Wingdings" w:hAnsi="Wingdings"/>
+        <w:rFonts w:ascii="Wingdings" w:hAnsi="Wingdings" w:hint="default"/>
       </w:rPr>
     </w:lvl>
     <w:lvl w:ilvl="3" w:tplc="14090001" w:tentative="1">
@@ -11726,7 +11409,7 @@
         <w:ind w:left="2880" w:hanging="360"/>
       </w:pPr>
       <w:rPr>
-        <w:rFonts w:hint="default" w:ascii="Symbol" w:hAnsi="Symbol"/>
+        <w:rFonts w:ascii="Symbol" w:hAnsi="Symbol" w:hint="default"/>
       </w:rPr>
     </w:lvl>
     <w:lvl w:ilvl="4" w:tplc="14090003" w:tentative="1">
@@ -11738,7 +11421,7 @@
         <w:ind w:left="3600" w:hanging="360"/>
       </w:pPr>
       <w:rPr>
-        <w:rFonts w:hint="default" w:ascii="Courier New" w:hAnsi="Courier New" w:cs="Courier New"/>
+        <w:rFonts w:ascii="Courier New" w:hAnsi="Courier New" w:cs="Courier New" w:hint="default"/>
       </w:rPr>
     </w:lvl>
     <w:lvl w:ilvl="5" w:tplc="14090005" w:tentative="1">
@@ -11750,7 +11433,7 @@
         <w:ind w:left="4320" w:hanging="360"/>
       </w:pPr>
       <w:rPr>
-        <w:rFonts w:hint="default" w:ascii="Wingdings" w:hAnsi="Wingdings"/>
+        <w:rFonts w:ascii="Wingdings" w:hAnsi="Wingdings" w:hint="default"/>
       </w:rPr>
     </w:lvl>
     <w:lvl w:ilvl="6" w:tplc="14090001" w:tentative="1">
@@ -11762,7 +11445,7 @@
         <w:ind w:left="5040" w:hanging="360"/>
       </w:pPr>
       <w:rPr>
-        <w:rFonts w:hint="default" w:ascii="Symbol" w:hAnsi="Symbol"/>
+        <w:rFonts w:ascii="Symbol" w:hAnsi="Symbol" w:hint="default"/>
       </w:rPr>
     </w:lvl>
     <w:lvl w:ilvl="7" w:tplc="14090003" w:tentative="1">
@@ -11774,7 +11457,7 @@
         <w:ind w:left="5760" w:hanging="360"/>
       </w:pPr>
       <w:rPr>
-        <w:rFonts w:hint="default" w:ascii="Courier New" w:hAnsi="Courier New" w:cs="Courier New"/>
+        <w:rFonts w:ascii="Courier New" w:hAnsi="Courier New" w:cs="Courier New" w:hint="default"/>
       </w:rPr>
     </w:lvl>
     <w:lvl w:ilvl="8" w:tplc="14090005" w:tentative="1">
@@ -11786,7 +11469,7 @@
         <w:ind w:left="6480" w:hanging="360"/>
       </w:pPr>
       <w:rPr>
-        <w:rFonts w:hint="default" w:ascii="Wingdings" w:hAnsi="Wingdings"/>
+        <w:rFonts w:ascii="Wingdings" w:hAnsi="Wingdings" w:hint="default"/>
       </w:rPr>
     </w:lvl>
   </w:abstractNum>
@@ -11889,7 +11572,7 @@
         <w:ind w:left="720" w:hanging="360"/>
       </w:pPr>
       <w:rPr>
-        <w:rFonts w:hint="default" w:ascii="Calibri" w:hAnsi="Calibri" w:cs="Calibri" w:eastAsiaTheme="minorHAnsi"/>
+        <w:rFonts w:ascii="Calibri" w:eastAsiaTheme="minorHAnsi" w:hAnsi="Calibri" w:cs="Calibri" w:hint="default"/>
       </w:rPr>
     </w:lvl>
     <w:lvl w:ilvl="1" w:tplc="14090003" w:tentative="1">
@@ -11901,7 +11584,7 @@
         <w:ind w:left="1440" w:hanging="360"/>
       </w:pPr>
       <w:rPr>
-        <w:rFonts w:hint="default" w:ascii="Courier New" w:hAnsi="Courier New" w:cs="Courier New"/>
+        <w:rFonts w:ascii="Courier New" w:hAnsi="Courier New" w:cs="Courier New" w:hint="default"/>
       </w:rPr>
     </w:lvl>
     <w:lvl w:ilvl="2" w:tplc="14090005" w:tentative="1">
@@ -11913,7 +11596,7 @@
         <w:ind w:left="2160" w:hanging="360"/>
       </w:pPr>
       <w:rPr>
-        <w:rFonts w:hint="default" w:ascii="Wingdings" w:hAnsi="Wingdings"/>
+        <w:rFonts w:ascii="Wingdings" w:hAnsi="Wingdings" w:hint="default"/>
       </w:rPr>
     </w:lvl>
     <w:lvl w:ilvl="3" w:tplc="14090001" w:tentative="1">
@@ -11925,7 +11608,7 @@
         <w:ind w:left="2880" w:hanging="360"/>
       </w:pPr>
       <w:rPr>
-        <w:rFonts w:hint="default" w:ascii="Symbol" w:hAnsi="Symbol"/>
+        <w:rFonts w:ascii="Symbol" w:hAnsi="Symbol" w:hint="default"/>
       </w:rPr>
     </w:lvl>
     <w:lvl w:ilvl="4" w:tplc="14090003" w:tentative="1">
@@ -11937,7 +11620,7 @@
         <w:ind w:left="3600" w:hanging="360"/>
       </w:pPr>
       <w:rPr>
-        <w:rFonts w:hint="default" w:ascii="Courier New" w:hAnsi="Courier New" w:cs="Courier New"/>
+        <w:rFonts w:ascii="Courier New" w:hAnsi="Courier New" w:cs="Courier New" w:hint="default"/>
       </w:rPr>
     </w:lvl>
     <w:lvl w:ilvl="5" w:tplc="14090005" w:tentative="1">
@@ -11949,7 +11632,7 @@
         <w:ind w:left="4320" w:hanging="360"/>
       </w:pPr>
       <w:rPr>
-        <w:rFonts w:hint="default" w:ascii="Wingdings" w:hAnsi="Wingdings"/>
+        <w:rFonts w:ascii="Wingdings" w:hAnsi="Wingdings" w:hint="default"/>
       </w:rPr>
     </w:lvl>
     <w:lvl w:ilvl="6" w:tplc="14090001" w:tentative="1">
@@ -11961,7 +11644,7 @@
         <w:ind w:left="5040" w:hanging="360"/>
       </w:pPr>
       <w:rPr>
-        <w:rFonts w:hint="default" w:ascii="Symbol" w:hAnsi="Symbol"/>
+        <w:rFonts w:ascii="Symbol" w:hAnsi="Symbol" w:hint="default"/>
       </w:rPr>
     </w:lvl>
     <w:lvl w:ilvl="7" w:tplc="14090003" w:tentative="1">
@@ -11973,7 +11656,7 @@
         <w:ind w:left="5760" w:hanging="360"/>
       </w:pPr>
       <w:rPr>
-        <w:rFonts w:hint="default" w:ascii="Courier New" w:hAnsi="Courier New" w:cs="Courier New"/>
+        <w:rFonts w:ascii="Courier New" w:hAnsi="Courier New" w:cs="Courier New" w:hint="default"/>
       </w:rPr>
     </w:lvl>
     <w:lvl w:ilvl="8" w:tplc="14090005" w:tentative="1">
@@ -11985,7 +11668,7 @@
         <w:ind w:left="6480" w:hanging="360"/>
       </w:pPr>
       <w:rPr>
-        <w:rFonts w:hint="default" w:ascii="Wingdings" w:hAnsi="Wingdings"/>
+        <w:rFonts w:ascii="Wingdings" w:hAnsi="Wingdings" w:hint="default"/>
       </w:rPr>
     </w:lvl>
   </w:abstractNum>
@@ -12002,7 +11685,7 @@
         <w:ind w:left="360" w:hanging="360"/>
       </w:pPr>
       <w:rPr>
-        <w:rFonts w:hint="default" w:ascii="Symbol" w:hAnsi="Symbol"/>
+        <w:rFonts w:ascii="Symbol" w:hAnsi="Symbol" w:hint="default"/>
       </w:rPr>
     </w:lvl>
     <w:lvl w:ilvl="1" w:tplc="14090003">
@@ -12014,7 +11697,7 @@
         <w:ind w:left="1080" w:hanging="360"/>
       </w:pPr>
       <w:rPr>
-        <w:rFonts w:hint="default" w:ascii="Courier New" w:hAnsi="Courier New" w:cs="Courier New"/>
+        <w:rFonts w:ascii="Courier New" w:hAnsi="Courier New" w:cs="Courier New" w:hint="default"/>
       </w:rPr>
     </w:lvl>
     <w:lvl w:ilvl="2" w:tplc="14090005">
@@ -12026,7 +11709,7 @@
         <w:ind w:left="1800" w:hanging="360"/>
       </w:pPr>
       <w:rPr>
-        <w:rFonts w:hint="default" w:ascii="Wingdings" w:hAnsi="Wingdings"/>
+        <w:rFonts w:ascii="Wingdings" w:hAnsi="Wingdings" w:hint="default"/>
       </w:rPr>
     </w:lvl>
     <w:lvl w:ilvl="3" w:tplc="14090001" w:tentative="1">
@@ -12038,7 +11721,7 @@
         <w:ind w:left="2520" w:hanging="360"/>
       </w:pPr>
       <w:rPr>
-        <w:rFonts w:hint="default" w:ascii="Symbol" w:hAnsi="Symbol"/>
+        <w:rFonts w:ascii="Symbol" w:hAnsi="Symbol" w:hint="default"/>
       </w:rPr>
     </w:lvl>
     <w:lvl w:ilvl="4" w:tplc="14090003" w:tentative="1">
@@ -12050,7 +11733,7 @@
         <w:ind w:left="3240" w:hanging="360"/>
       </w:pPr>
       <w:rPr>
-        <w:rFonts w:hint="default" w:ascii="Courier New" w:hAnsi="Courier New" w:cs="Courier New"/>
+        <w:rFonts w:ascii="Courier New" w:hAnsi="Courier New" w:cs="Courier New" w:hint="default"/>
       </w:rPr>
     </w:lvl>
     <w:lvl w:ilvl="5" w:tplc="14090005" w:tentative="1">
@@ -12062,7 +11745,7 @@
         <w:ind w:left="3960" w:hanging="360"/>
       </w:pPr>
       <w:rPr>
-        <w:rFonts w:hint="default" w:ascii="Wingdings" w:hAnsi="Wingdings"/>
+        <w:rFonts w:ascii="Wingdings" w:hAnsi="Wingdings" w:hint="default"/>
       </w:rPr>
     </w:lvl>
     <w:lvl w:ilvl="6" w:tplc="14090001" w:tentative="1">
@@ -12074,7 +11757,7 @@
         <w:ind w:left="4680" w:hanging="360"/>
       </w:pPr>
       <w:rPr>
-        <w:rFonts w:hint="default" w:ascii="Symbol" w:hAnsi="Symbol"/>
+        <w:rFonts w:ascii="Symbol" w:hAnsi="Symbol" w:hint="default"/>
       </w:rPr>
     </w:lvl>
     <w:lvl w:ilvl="7" w:tplc="14090003" w:tentative="1">
@@ -12086,7 +11769,7 @@
         <w:ind w:left="5400" w:hanging="360"/>
       </w:pPr>
       <w:rPr>
-        <w:rFonts w:hint="default" w:ascii="Courier New" w:hAnsi="Courier New" w:cs="Courier New"/>
+        <w:rFonts w:ascii="Courier New" w:hAnsi="Courier New" w:cs="Courier New" w:hint="default"/>
       </w:rPr>
     </w:lvl>
     <w:lvl w:ilvl="8" w:tplc="14090005" w:tentative="1">
@@ -12098,7 +11781,7 @@
         <w:ind w:left="6120" w:hanging="360"/>
       </w:pPr>
       <w:rPr>
-        <w:rFonts w:hint="default" w:ascii="Wingdings" w:hAnsi="Wingdings"/>
+        <w:rFonts w:ascii="Wingdings" w:hAnsi="Wingdings" w:hint="default"/>
       </w:rPr>
     </w:lvl>
   </w:abstractNum>
@@ -12201,7 +11884,7 @@
         <w:ind w:left="720" w:hanging="360"/>
       </w:pPr>
       <w:rPr>
-        <w:rFonts w:hint="default" w:ascii="Symbol" w:hAnsi="Symbol"/>
+        <w:rFonts w:ascii="Symbol" w:hAnsi="Symbol" w:hint="default"/>
       </w:rPr>
     </w:lvl>
     <w:lvl w:ilvl="1" w:tplc="14090003" w:tentative="1">
@@ -12213,7 +11896,7 @@
         <w:ind w:left="1440" w:hanging="360"/>
       </w:pPr>
       <w:rPr>
-        <w:rFonts w:hint="default" w:ascii="Courier New" w:hAnsi="Courier New" w:cs="Courier New"/>
+        <w:rFonts w:ascii="Courier New" w:hAnsi="Courier New" w:cs="Courier New" w:hint="default"/>
       </w:rPr>
     </w:lvl>
     <w:lvl w:ilvl="2" w:tplc="14090005" w:tentative="1">
@@ -12225,7 +11908,7 @@
         <w:ind w:left="2160" w:hanging="360"/>
       </w:pPr>
       <w:rPr>
-        <w:rFonts w:hint="default" w:ascii="Wingdings" w:hAnsi="Wingdings"/>
+        <w:rFonts w:ascii="Wingdings" w:hAnsi="Wingdings" w:hint="default"/>
       </w:rPr>
     </w:lvl>
     <w:lvl w:ilvl="3" w:tplc="14090001" w:tentative="1">
@@ -12237,7 +11920,7 @@
         <w:ind w:left="2880" w:hanging="360"/>
       </w:pPr>
       <w:rPr>
-        <w:rFonts w:hint="default" w:ascii="Symbol" w:hAnsi="Symbol"/>
+        <w:rFonts w:ascii="Symbol" w:hAnsi="Symbol" w:hint="default"/>
       </w:rPr>
     </w:lvl>
     <w:lvl w:ilvl="4" w:tplc="14090003" w:tentative="1">
@@ -12249,7 +11932,7 @@
         <w:ind w:left="3600" w:hanging="360"/>
       </w:pPr>
       <w:rPr>
-        <w:rFonts w:hint="default" w:ascii="Courier New" w:hAnsi="Courier New" w:cs="Courier New"/>
+        <w:rFonts w:ascii="Courier New" w:hAnsi="Courier New" w:cs="Courier New" w:hint="default"/>
       </w:rPr>
     </w:lvl>
     <w:lvl w:ilvl="5" w:tplc="14090005" w:tentative="1">
@@ -12261,7 +11944,7 @@
         <w:ind w:left="4320" w:hanging="360"/>
       </w:pPr>
       <w:rPr>
-        <w:rFonts w:hint="default" w:ascii="Wingdings" w:hAnsi="Wingdings"/>
+        <w:rFonts w:ascii="Wingdings" w:hAnsi="Wingdings" w:hint="default"/>
       </w:rPr>
     </w:lvl>
     <w:lvl w:ilvl="6" w:tplc="14090001" w:tentative="1">
@@ -12273,7 +11956,7 @@
         <w:ind w:left="5040" w:hanging="360"/>
       </w:pPr>
       <w:rPr>
-        <w:rFonts w:hint="default" w:ascii="Symbol" w:hAnsi="Symbol"/>
+        <w:rFonts w:ascii="Symbol" w:hAnsi="Symbol" w:hint="default"/>
       </w:rPr>
     </w:lvl>
     <w:lvl w:ilvl="7" w:tplc="14090003" w:tentative="1">
@@ -12285,7 +11968,7 @@
         <w:ind w:left="5760" w:hanging="360"/>
       </w:pPr>
       <w:rPr>
-        <w:rFonts w:hint="default" w:ascii="Courier New" w:hAnsi="Courier New" w:cs="Courier New"/>
+        <w:rFonts w:ascii="Courier New" w:hAnsi="Courier New" w:cs="Courier New" w:hint="default"/>
       </w:rPr>
     </w:lvl>
     <w:lvl w:ilvl="8" w:tplc="14090005" w:tentative="1">
@@ -12297,7 +11980,7 @@
         <w:ind w:left="6480" w:hanging="360"/>
       </w:pPr>
       <w:rPr>
-        <w:rFonts w:hint="default" w:ascii="Wingdings" w:hAnsi="Wingdings"/>
+        <w:rFonts w:ascii="Wingdings" w:hAnsi="Wingdings" w:hint="default"/>
       </w:rPr>
     </w:lvl>
   </w:abstractNum>
@@ -12314,7 +11997,7 @@
         <w:ind w:left="720" w:hanging="360"/>
       </w:pPr>
       <w:rPr>
-        <w:rFonts w:hint="default" w:ascii="Symbol" w:hAnsi="Symbol"/>
+        <w:rFonts w:ascii="Symbol" w:hAnsi="Symbol" w:hint="default"/>
       </w:rPr>
     </w:lvl>
     <w:lvl w:ilvl="1" w:tplc="14090003" w:tentative="1">
@@ -12326,7 +12009,7 @@
         <w:ind w:left="1440" w:hanging="360"/>
       </w:pPr>
       <w:rPr>
-        <w:rFonts w:hint="default" w:ascii="Courier New" w:hAnsi="Courier New" w:cs="Courier New"/>
+        <w:rFonts w:ascii="Courier New" w:hAnsi="Courier New" w:cs="Courier New" w:hint="default"/>
       </w:rPr>
     </w:lvl>
     <w:lvl w:ilvl="2" w:tplc="14090005" w:tentative="1">
@@ -12338,7 +12021,7 @@
         <w:ind w:left="2160" w:hanging="360"/>
       </w:pPr>
       <w:rPr>
-        <w:rFonts w:hint="default" w:ascii="Wingdings" w:hAnsi="Wingdings"/>
+        <w:rFonts w:ascii="Wingdings" w:hAnsi="Wingdings" w:hint="default"/>
       </w:rPr>
     </w:lvl>
     <w:lvl w:ilvl="3" w:tplc="14090001" w:tentative="1">
@@ -12350,7 +12033,7 @@
         <w:ind w:left="2880" w:hanging="360"/>
       </w:pPr>
       <w:rPr>
-        <w:rFonts w:hint="default" w:ascii="Symbol" w:hAnsi="Symbol"/>
+        <w:rFonts w:ascii="Symbol" w:hAnsi="Symbol" w:hint="default"/>
       </w:rPr>
     </w:lvl>
     <w:lvl w:ilvl="4" w:tplc="14090003" w:tentative="1">
@@ -12362,7 +12045,7 @@
         <w:ind w:left="3600" w:hanging="360"/>
       </w:pPr>
       <w:rPr>
-        <w:rFonts w:hint="default" w:ascii="Courier New" w:hAnsi="Courier New" w:cs="Courier New"/>
+        <w:rFonts w:ascii="Courier New" w:hAnsi="Courier New" w:cs="Courier New" w:hint="default"/>
       </w:rPr>
     </w:lvl>
     <w:lvl w:ilvl="5" w:tplc="14090005" w:tentative="1">
@@ -12374,7 +12057,7 @@
         <w:ind w:left="4320" w:hanging="360"/>
       </w:pPr>
       <w:rPr>
-        <w:rFonts w:hint="default" w:ascii="Wingdings" w:hAnsi="Wingdings"/>
+        <w:rFonts w:ascii="Wingdings" w:hAnsi="Wingdings" w:hint="default"/>
       </w:rPr>
     </w:lvl>
     <w:lvl w:ilvl="6" w:tplc="14090001" w:tentative="1">
@@ -12386,7 +12069,7 @@
         <w:ind w:left="5040" w:hanging="360"/>
       </w:pPr>
       <w:rPr>
-        <w:rFonts w:hint="default" w:ascii="Symbol" w:hAnsi="Symbol"/>
+        <w:rFonts w:ascii="Symbol" w:hAnsi="Symbol" w:hint="default"/>
       </w:rPr>
     </w:lvl>
     <w:lvl w:ilvl="7" w:tplc="14090003" w:tentative="1">
@@ -12398,7 +12081,7 @@
         <w:ind w:left="5760" w:hanging="360"/>
       </w:pPr>
       <w:rPr>
-        <w:rFonts w:hint="default" w:ascii="Courier New" w:hAnsi="Courier New" w:cs="Courier New"/>
+        <w:rFonts w:ascii="Courier New" w:hAnsi="Courier New" w:cs="Courier New" w:hint="default"/>
       </w:rPr>
     </w:lvl>
     <w:lvl w:ilvl="8" w:tplc="14090005" w:tentative="1">
@@ -12410,7 +12093,7 @@
         <w:ind w:left="6480" w:hanging="360"/>
       </w:pPr>
       <w:rPr>
-        <w:rFonts w:hint="default" w:ascii="Wingdings" w:hAnsi="Wingdings"/>
+        <w:rFonts w:ascii="Wingdings" w:hAnsi="Wingdings" w:hint="default"/>
       </w:rPr>
     </w:lvl>
   </w:abstractNum>
@@ -12427,7 +12110,7 @@
         <w:ind w:left="720" w:hanging="360"/>
       </w:pPr>
       <w:rPr>
-        <w:rFonts w:hint="default" w:ascii="Calibri" w:hAnsi="Calibri" w:cs="Calibri" w:eastAsiaTheme="minorHAnsi"/>
+        <w:rFonts w:ascii="Calibri" w:eastAsiaTheme="minorHAnsi" w:hAnsi="Calibri" w:cs="Calibri" w:hint="default"/>
       </w:rPr>
     </w:lvl>
     <w:lvl w:ilvl="1" w:tplc="14090003" w:tentative="1">
@@ -12439,7 +12122,7 @@
         <w:ind w:left="1440" w:hanging="360"/>
       </w:pPr>
       <w:rPr>
-        <w:rFonts w:hint="default" w:ascii="Courier New" w:hAnsi="Courier New" w:cs="Courier New"/>
+        <w:rFonts w:ascii="Courier New" w:hAnsi="Courier New" w:cs="Courier New" w:hint="default"/>
       </w:rPr>
     </w:lvl>
     <w:lvl w:ilvl="2" w:tplc="14090005" w:tentative="1">
@@ -12451,7 +12134,7 @@
         <w:ind w:left="2160" w:hanging="360"/>
       </w:pPr>
       <w:rPr>
-        <w:rFonts w:hint="default" w:ascii="Wingdings" w:hAnsi="Wingdings"/>
+        <w:rFonts w:ascii="Wingdings" w:hAnsi="Wingdings" w:hint="default"/>
       </w:rPr>
     </w:lvl>
     <w:lvl w:ilvl="3" w:tplc="14090001" w:tentative="1">
@@ -12463,7 +12146,7 @@
         <w:ind w:left="2880" w:hanging="360"/>
       </w:pPr>
       <w:rPr>
-        <w:rFonts w:hint="default" w:ascii="Symbol" w:hAnsi="Symbol"/>
+        <w:rFonts w:ascii="Symbol" w:hAnsi="Symbol" w:hint="default"/>
       </w:rPr>
     </w:lvl>
     <w:lvl w:ilvl="4" w:tplc="14090003" w:tentative="1">
@@ -12475,7 +12158,7 @@
         <w:ind w:left="3600" w:hanging="360"/>
       </w:pPr>
       <w:rPr>
-        <w:rFonts w:hint="default" w:ascii="Courier New" w:hAnsi="Courier New" w:cs="Courier New"/>
+        <w:rFonts w:ascii="Courier New" w:hAnsi="Courier New" w:cs="Courier New" w:hint="default"/>
       </w:rPr>
     </w:lvl>
     <w:lvl w:ilvl="5" w:tplc="14090005" w:tentative="1">
@@ -12487,7 +12170,7 @@
         <w:ind w:left="4320" w:hanging="360"/>
       </w:pPr>
       <w:rPr>
-        <w:rFonts w:hint="default" w:ascii="Wingdings" w:hAnsi="Wingdings"/>
+        <w:rFonts w:ascii="Wingdings" w:hAnsi="Wingdings" w:hint="default"/>
       </w:rPr>
     </w:lvl>
     <w:lvl w:ilvl="6" w:tplc="14090001" w:tentative="1">
@@ -12499,7 +12182,7 @@
         <w:ind w:left="5040" w:hanging="360"/>
       </w:pPr>
       <w:rPr>
-        <w:rFonts w:hint="default" w:ascii="Symbol" w:hAnsi="Symbol"/>
+        <w:rFonts w:ascii="Symbol" w:hAnsi="Symbol" w:hint="default"/>
       </w:rPr>
     </w:lvl>
     <w:lvl w:ilvl="7" w:tplc="14090003" w:tentative="1">
@@ -12511,7 +12194,7 @@
         <w:ind w:left="5760" w:hanging="360"/>
       </w:pPr>
       <w:rPr>
-        <w:rFonts w:hint="default" w:ascii="Courier New" w:hAnsi="Courier New" w:cs="Courier New"/>
+        <w:rFonts w:ascii="Courier New" w:hAnsi="Courier New" w:cs="Courier New" w:hint="default"/>
       </w:rPr>
     </w:lvl>
     <w:lvl w:ilvl="8" w:tplc="14090005" w:tentative="1">
@@ -12523,7 +12206,7 @@
         <w:ind w:left="6480" w:hanging="360"/>
       </w:pPr>
       <w:rPr>
-        <w:rFonts w:hint="default" w:ascii="Wingdings" w:hAnsi="Wingdings"/>
+        <w:rFonts w:ascii="Wingdings" w:hAnsi="Wingdings" w:hint="default"/>
       </w:rPr>
     </w:lvl>
   </w:abstractNum>
@@ -12540,7 +12223,7 @@
         <w:ind w:left="720" w:hanging="360"/>
       </w:pPr>
       <w:rPr>
-        <w:rFonts w:hint="default" w:ascii="Symbol" w:hAnsi="Symbol"/>
+        <w:rFonts w:ascii="Symbol" w:hAnsi="Symbol" w:hint="default"/>
       </w:rPr>
     </w:lvl>
     <w:lvl w:ilvl="1" w:tplc="14090003" w:tentative="1">
@@ -12552,7 +12235,7 @@
         <w:ind w:left="1440" w:hanging="360"/>
       </w:pPr>
       <w:rPr>
-        <w:rFonts w:hint="default" w:ascii="Courier New" w:hAnsi="Courier New" w:cs="Courier New"/>
+        <w:rFonts w:ascii="Courier New" w:hAnsi="Courier New" w:cs="Courier New" w:hint="default"/>
       </w:rPr>
     </w:lvl>
     <w:lvl w:ilvl="2" w:tplc="14090005" w:tentative="1">
@@ -12564,7 +12247,7 @@
         <w:ind w:left="2160" w:hanging="360"/>
       </w:pPr>
       <w:rPr>
-        <w:rFonts w:hint="default" w:ascii="Wingdings" w:hAnsi="Wingdings"/>
+        <w:rFonts w:ascii="Wingdings" w:hAnsi="Wingdings" w:hint="default"/>
       </w:rPr>
     </w:lvl>
     <w:lvl w:ilvl="3" w:tplc="14090001" w:tentative="1">
@@ -12576,7 +12259,7 @@
         <w:ind w:left="2880" w:hanging="360"/>
       </w:pPr>
       <w:rPr>
-        <w:rFonts w:hint="default" w:ascii="Symbol" w:hAnsi="Symbol"/>
+        <w:rFonts w:ascii="Symbol" w:hAnsi="Symbol" w:hint="default"/>
       </w:rPr>
     </w:lvl>
     <w:lvl w:ilvl="4" w:tplc="14090003" w:tentative="1">
@@ -12588,7 +12271,7 @@
         <w:ind w:left="3600" w:hanging="360"/>
       </w:pPr>
       <w:rPr>
-        <w:rFonts w:hint="default" w:ascii="Courier New" w:hAnsi="Courier New" w:cs="Courier New"/>
+        <w:rFonts w:ascii="Courier New" w:hAnsi="Courier New" w:cs="Courier New" w:hint="default"/>
       </w:rPr>
     </w:lvl>
     <w:lvl w:ilvl="5" w:tplc="14090005" w:tentative="1">
@@ -12600,7 +12283,7 @@
         <w:ind w:left="4320" w:hanging="360"/>
       </w:pPr>
       <w:rPr>
-        <w:rFonts w:hint="default" w:ascii="Wingdings" w:hAnsi="Wingdings"/>
+        <w:rFonts w:ascii="Wingdings" w:hAnsi="Wingdings" w:hint="default"/>
       </w:rPr>
     </w:lvl>
     <w:lvl w:ilvl="6" w:tplc="14090001" w:tentative="1">
@@ -12612,7 +12295,7 @@
         <w:ind w:left="5040" w:hanging="360"/>
       </w:pPr>
       <w:rPr>
-        <w:rFonts w:hint="default" w:ascii="Symbol" w:hAnsi="Symbol"/>
+        <w:rFonts w:ascii="Symbol" w:hAnsi="Symbol" w:hint="default"/>
       </w:rPr>
     </w:lvl>
     <w:lvl w:ilvl="7" w:tplc="14090003" w:tentative="1">
@@ -12624,7 +12307,7 @@
         <w:ind w:left="5760" w:hanging="360"/>
       </w:pPr>
       <w:rPr>
-        <w:rFonts w:hint="default" w:ascii="Courier New" w:hAnsi="Courier New" w:cs="Courier New"/>
+        <w:rFonts w:ascii="Courier New" w:hAnsi="Courier New" w:cs="Courier New" w:hint="default"/>
       </w:rPr>
     </w:lvl>
     <w:lvl w:ilvl="8" w:tplc="14090005" w:tentative="1">
@@ -12636,7 +12319,7 @@
         <w:ind w:left="6480" w:hanging="360"/>
       </w:pPr>
       <w:rPr>
-        <w:rFonts w:hint="default" w:ascii="Wingdings" w:hAnsi="Wingdings"/>
+        <w:rFonts w:ascii="Wingdings" w:hAnsi="Wingdings" w:hint="default"/>
       </w:rPr>
     </w:lvl>
   </w:abstractNum>
@@ -12652,7 +12335,7 @@
         <w:ind w:left="720" w:hanging="360"/>
       </w:pPr>
       <w:rPr>
-        <w:rFonts w:hint="default" w:ascii="Symbol" w:hAnsi="Symbol" w:eastAsiaTheme="minorHAnsi" w:cstheme="minorBidi"/>
+        <w:rFonts w:ascii="Symbol" w:eastAsiaTheme="minorHAnsi" w:hAnsi="Symbol" w:cstheme="minorBidi" w:hint="default"/>
         <w:b/>
       </w:rPr>
     </w:lvl>
@@ -12665,7 +12348,7 @@
         <w:ind w:left="1440" w:hanging="360"/>
       </w:pPr>
       <w:rPr>
-        <w:rFonts w:hint="default" w:ascii="Courier New" w:hAnsi="Courier New" w:cs="Courier New"/>
+        <w:rFonts w:ascii="Courier New" w:hAnsi="Courier New" w:cs="Courier New" w:hint="default"/>
       </w:rPr>
     </w:lvl>
     <w:lvl w:ilvl="2" w:tplc="14090005" w:tentative="1">
@@ -12677,7 +12360,7 @@
         <w:ind w:left="2160" w:hanging="360"/>
       </w:pPr>
       <w:rPr>
-        <w:rFonts w:hint="default" w:ascii="Wingdings" w:hAnsi="Wingdings"/>
+        <w:rFonts w:ascii="Wingdings" w:hAnsi="Wingdings" w:hint="default"/>
       </w:rPr>
     </w:lvl>
     <w:lvl w:ilvl="3" w:tplc="14090001" w:tentative="1">
@@ -12689,7 +12372,7 @@
         <w:ind w:left="2880" w:hanging="360"/>
       </w:pPr>
       <w:rPr>
-        <w:rFonts w:hint="default" w:ascii="Symbol" w:hAnsi="Symbol"/>
+        <w:rFonts w:ascii="Symbol" w:hAnsi="Symbol" w:hint="default"/>
       </w:rPr>
     </w:lvl>
     <w:lvl w:ilvl="4" w:tplc="14090003" w:tentative="1">
@@ -12701,7 +12384,7 @@
         <w:ind w:left="3600" w:hanging="360"/>
       </w:pPr>
       <w:rPr>
-        <w:rFonts w:hint="default" w:ascii="Courier New" w:hAnsi="Courier New" w:cs="Courier New"/>
+        <w:rFonts w:ascii="Courier New" w:hAnsi="Courier New" w:cs="Courier New" w:hint="default"/>
       </w:rPr>
     </w:lvl>
     <w:lvl w:ilvl="5" w:tplc="14090005" w:tentative="1">
@@ -12713,7 +12396,7 @@
         <w:ind w:left="4320" w:hanging="360"/>
       </w:pPr>
       <w:rPr>
-        <w:rFonts w:hint="default" w:ascii="Wingdings" w:hAnsi="Wingdings"/>
+        <w:rFonts w:ascii="Wingdings" w:hAnsi="Wingdings" w:hint="default"/>
       </w:rPr>
     </w:lvl>
     <w:lvl w:ilvl="6" w:tplc="14090001" w:tentative="1">
@@ -12725,7 +12408,7 @@
         <w:ind w:left="5040" w:hanging="360"/>
       </w:pPr>
       <w:rPr>
-        <w:rFonts w:hint="default" w:ascii="Symbol" w:hAnsi="Symbol"/>
+        <w:rFonts w:ascii="Symbol" w:hAnsi="Symbol" w:hint="default"/>
       </w:rPr>
     </w:lvl>
     <w:lvl w:ilvl="7" w:tplc="14090003" w:tentative="1">
@@ -12737,7 +12420,7 @@
         <w:ind w:left="5760" w:hanging="360"/>
       </w:pPr>
       <w:rPr>
-        <w:rFonts w:hint="default" w:ascii="Courier New" w:hAnsi="Courier New" w:cs="Courier New"/>
+        <w:rFonts w:ascii="Courier New" w:hAnsi="Courier New" w:cs="Courier New" w:hint="default"/>
       </w:rPr>
     </w:lvl>
     <w:lvl w:ilvl="8" w:tplc="14090005" w:tentative="1">
@@ -12749,7 +12432,7 @@
         <w:ind w:left="6480" w:hanging="360"/>
       </w:pPr>
       <w:rPr>
-        <w:rFonts w:hint="default" w:ascii="Wingdings" w:hAnsi="Wingdings"/>
+        <w:rFonts w:ascii="Wingdings" w:hAnsi="Wingdings" w:hint="default"/>
       </w:rPr>
     </w:lvl>
   </w:abstractNum>
@@ -12766,7 +12449,7 @@
         <w:ind w:left="720" w:hanging="360"/>
       </w:pPr>
       <w:rPr>
-        <w:rFonts w:hint="default" w:ascii="Symbol" w:hAnsi="Symbol"/>
+        <w:rFonts w:ascii="Symbol" w:hAnsi="Symbol" w:hint="default"/>
       </w:rPr>
     </w:lvl>
     <w:lvl w:ilvl="1" w:tplc="14090003" w:tentative="1">
@@ -12778,7 +12461,7 @@
         <w:ind w:left="1440" w:hanging="360"/>
       </w:pPr>
       <w:rPr>
-        <w:rFonts w:hint="default" w:ascii="Courier New" w:hAnsi="Courier New" w:cs="Courier New"/>
+        <w:rFonts w:ascii="Courier New" w:hAnsi="Courier New" w:cs="Courier New" w:hint="default"/>
       </w:rPr>
     </w:lvl>
     <w:lvl w:ilvl="2" w:tplc="14090005" w:tentative="1">
@@ -12790,7 +12473,7 @@
         <w:ind w:left="2160" w:hanging="360"/>
       </w:pPr>
       <w:rPr>
-        <w:rFonts w:hint="default" w:ascii="Wingdings" w:hAnsi="Wingdings"/>
+        <w:rFonts w:ascii="Wingdings" w:hAnsi="Wingdings" w:hint="default"/>
       </w:rPr>
     </w:lvl>
     <w:lvl w:ilvl="3" w:tplc="14090001" w:tentative="1">
@@ -12802,7 +12485,7 @@
         <w:ind w:left="2880" w:hanging="360"/>
       </w:pPr>
       <w:rPr>
-        <w:rFonts w:hint="default" w:ascii="Symbol" w:hAnsi="Symbol"/>
+        <w:rFonts w:ascii="Symbol" w:hAnsi="Symbol" w:hint="default"/>
       </w:rPr>
     </w:lvl>
     <w:lvl w:ilvl="4" w:tplc="14090003" w:tentative="1">
@@ -12814,7 +12497,7 @@
         <w:ind w:left="3600" w:hanging="360"/>
       </w:pPr>
       <w:rPr>
-        <w:rFonts w:hint="default" w:ascii="Courier New" w:hAnsi="Courier New" w:cs="Courier New"/>
+        <w:rFonts w:ascii="Courier New" w:hAnsi="Courier New" w:cs="Courier New" w:hint="default"/>
       </w:rPr>
     </w:lvl>
     <w:lvl w:ilvl="5" w:tplc="14090005" w:tentative="1">
@@ -12826,7 +12509,7 @@
         <w:ind w:left="4320" w:hanging="360"/>
       </w:pPr>
       <w:rPr>
-        <w:rFonts w:hint="default" w:ascii="Wingdings" w:hAnsi="Wingdings"/>
+        <w:rFonts w:ascii="Wingdings" w:hAnsi="Wingdings" w:hint="default"/>
       </w:rPr>
     </w:lvl>
     <w:lvl w:ilvl="6" w:tplc="14090001" w:tentative="1">
@@ -12838,7 +12521,7 @@
         <w:ind w:left="5040" w:hanging="360"/>
       </w:pPr>
       <w:rPr>
-        <w:rFonts w:hint="default" w:ascii="Symbol" w:hAnsi="Symbol"/>
+        <w:rFonts w:ascii="Symbol" w:hAnsi="Symbol" w:hint="default"/>
       </w:rPr>
     </w:lvl>
     <w:lvl w:ilvl="7" w:tplc="14090003" w:tentative="1">
@@ -12850,7 +12533,7 @@
         <w:ind w:left="5760" w:hanging="360"/>
       </w:pPr>
       <w:rPr>
-        <w:rFonts w:hint="default" w:ascii="Courier New" w:hAnsi="Courier New" w:cs="Courier New"/>
+        <w:rFonts w:ascii="Courier New" w:hAnsi="Courier New" w:cs="Courier New" w:hint="default"/>
       </w:rPr>
     </w:lvl>
     <w:lvl w:ilvl="8" w:tplc="14090005" w:tentative="1">
@@ -12862,7 +12545,7 @@
         <w:ind w:left="6480" w:hanging="360"/>
       </w:pPr>
       <w:rPr>
-        <w:rFonts w:hint="default" w:ascii="Wingdings" w:hAnsi="Wingdings"/>
+        <w:rFonts w:ascii="Wingdings" w:hAnsi="Wingdings" w:hint="default"/>
       </w:rPr>
     </w:lvl>
   </w:abstractNum>
@@ -12879,7 +12562,7 @@
         <w:ind w:left="720" w:hanging="360"/>
       </w:pPr>
       <w:rPr>
-        <w:rFonts w:hint="default" w:ascii="Symbol" w:hAnsi="Symbol"/>
+        <w:rFonts w:ascii="Symbol" w:hAnsi="Symbol" w:hint="default"/>
       </w:rPr>
     </w:lvl>
     <w:lvl w:ilvl="1" w:tplc="14090003" w:tentative="1">
@@ -12891,7 +12574,7 @@
         <w:ind w:left="1440" w:hanging="360"/>
       </w:pPr>
       <w:rPr>
-        <w:rFonts w:hint="default" w:ascii="Courier New" w:hAnsi="Courier New" w:cs="Courier New"/>
+        <w:rFonts w:ascii="Courier New" w:hAnsi="Courier New" w:cs="Courier New" w:hint="default"/>
       </w:rPr>
     </w:lvl>
     <w:lvl w:ilvl="2" w:tplc="14090005" w:tentative="1">
@@ -12903,7 +12586,7 @@
         <w:ind w:left="2160" w:hanging="360"/>
       </w:pPr>
       <w:rPr>
-        <w:rFonts w:hint="default" w:ascii="Wingdings" w:hAnsi="Wingdings"/>
+        <w:rFonts w:ascii="Wingdings" w:hAnsi="Wingdings" w:hint="default"/>
       </w:rPr>
     </w:lvl>
     <w:lvl w:ilvl="3" w:tplc="14090001" w:tentative="1">
@@ -12915,7 +12598,7 @@
         <w:ind w:left="2880" w:hanging="360"/>
       </w:pPr>
       <w:rPr>
-        <w:rFonts w:hint="default" w:ascii="Symbol" w:hAnsi="Symbol"/>
+        <w:rFonts w:ascii="Symbol" w:hAnsi="Symbol" w:hint="default"/>
       </w:rPr>
     </w:lvl>
     <w:lvl w:ilvl="4" w:tplc="14090003" w:tentative="1">
@@ -12927,7 +12610,7 @@
         <w:ind w:left="3600" w:hanging="360"/>
       </w:pPr>
       <w:rPr>
-        <w:rFonts w:hint="default" w:ascii="Courier New" w:hAnsi="Courier New" w:cs="Courier New"/>
+        <w:rFonts w:ascii="Courier New" w:hAnsi="Courier New" w:cs="Courier New" w:hint="default"/>
       </w:rPr>
     </w:lvl>
     <w:lvl w:ilvl="5" w:tplc="14090005" w:tentative="1">
@@ -12939,7 +12622,7 @@
         <w:ind w:left="4320" w:hanging="360"/>
       </w:pPr>
       <w:rPr>
-        <w:rFonts w:hint="default" w:ascii="Wingdings" w:hAnsi="Wingdings"/>
+        <w:rFonts w:ascii="Wingdings" w:hAnsi="Wingdings" w:hint="default"/>
       </w:rPr>
     </w:lvl>
     <w:lvl w:ilvl="6" w:tplc="14090001" w:tentative="1">
@@ -12951,7 +12634,7 @@
         <w:ind w:left="5040" w:hanging="360"/>
       </w:pPr>
       <w:rPr>
-        <w:rFonts w:hint="default" w:ascii="Symbol" w:hAnsi="Symbol"/>
+        <w:rFonts w:ascii="Symbol" w:hAnsi="Symbol" w:hint="default"/>
       </w:rPr>
     </w:lvl>
     <w:lvl w:ilvl="7" w:tplc="14090003" w:tentative="1">
@@ -12963,7 +12646,7 @@
         <w:ind w:left="5760" w:hanging="360"/>
       </w:pPr>
       <w:rPr>
-        <w:rFonts w:hint="default" w:ascii="Courier New" w:hAnsi="Courier New" w:cs="Courier New"/>
+        <w:rFonts w:ascii="Courier New" w:hAnsi="Courier New" w:cs="Courier New" w:hint="default"/>
       </w:rPr>
     </w:lvl>
     <w:lvl w:ilvl="8" w:tplc="14090005" w:tentative="1">
@@ -12975,7 +12658,7 @@
         <w:ind w:left="6480" w:hanging="360"/>
       </w:pPr>
       <w:rPr>
-        <w:rFonts w:hint="default" w:ascii="Wingdings" w:hAnsi="Wingdings"/>
+        <w:rFonts w:ascii="Wingdings" w:hAnsi="Wingdings" w:hint="default"/>
       </w:rPr>
     </w:lvl>
   </w:abstractNum>
@@ -12992,7 +12675,7 @@
         <w:ind w:left="720" w:hanging="360"/>
       </w:pPr>
       <w:rPr>
-        <w:rFonts w:hint="default" w:ascii="Symbol" w:hAnsi="Symbol"/>
+        <w:rFonts w:ascii="Symbol" w:hAnsi="Symbol" w:hint="default"/>
       </w:rPr>
     </w:lvl>
     <w:lvl w:ilvl="1" w:tplc="14090003" w:tentative="1">
@@ -13004,7 +12687,7 @@
         <w:ind w:left="1440" w:hanging="360"/>
       </w:pPr>
       <w:rPr>
-        <w:rFonts w:hint="default" w:ascii="Courier New" w:hAnsi="Courier New" w:cs="Courier New"/>
+        <w:rFonts w:ascii="Courier New" w:hAnsi="Courier New" w:cs="Courier New" w:hint="default"/>
       </w:rPr>
     </w:lvl>
     <w:lvl w:ilvl="2" w:tplc="14090005" w:tentative="1">
@@ -13016,7 +12699,7 @@
         <w:ind w:left="2160" w:hanging="360"/>
       </w:pPr>
       <w:rPr>
-        <w:rFonts w:hint="default" w:ascii="Wingdings" w:hAnsi="Wingdings"/>
+        <w:rFonts w:ascii="Wingdings" w:hAnsi="Wingdings" w:hint="default"/>
       </w:rPr>
     </w:lvl>
     <w:lvl w:ilvl="3" w:tplc="14090001" w:tentative="1">
@@ -13028,7 +12711,7 @@
         <w:ind w:left="2880" w:hanging="360"/>
       </w:pPr>
       <w:rPr>
-        <w:rFonts w:hint="default" w:ascii="Symbol" w:hAnsi="Symbol"/>
+        <w:rFonts w:ascii="Symbol" w:hAnsi="Symbol" w:hint="default"/>
       </w:rPr>
     </w:lvl>
     <w:lvl w:ilvl="4" w:tplc="14090003" w:tentative="1">
@@ -13040,7 +12723,7 @@
         <w:ind w:left="3600" w:hanging="360"/>
       </w:pPr>
       <w:rPr>
-        <w:rFonts w:hint="default" w:ascii="Courier New" w:hAnsi="Courier New" w:cs="Courier New"/>
+        <w:rFonts w:ascii="Courier New" w:hAnsi="Courier New" w:cs="Courier New" w:hint="default"/>
       </w:rPr>
     </w:lvl>
     <w:lvl w:ilvl="5" w:tplc="14090005" w:tentative="1">
@@ -13052,7 +12735,7 @@
         <w:ind w:left="4320" w:hanging="360"/>
       </w:pPr>
       <w:rPr>
-        <w:rFonts w:hint="default" w:ascii="Wingdings" w:hAnsi="Wingdings"/>
+        <w:rFonts w:ascii="Wingdings" w:hAnsi="Wingdings" w:hint="default"/>
       </w:rPr>
     </w:lvl>
     <w:lvl w:ilvl="6" w:tplc="14090001" w:tentative="1">
@@ -13064,7 +12747,7 @@
         <w:ind w:left="5040" w:hanging="360"/>
       </w:pPr>
       <w:rPr>
-        <w:rFonts w:hint="default" w:ascii="Symbol" w:hAnsi="Symbol"/>
+        <w:rFonts w:ascii="Symbol" w:hAnsi="Symbol" w:hint="default"/>
       </w:rPr>
     </w:lvl>
     <w:lvl w:ilvl="7" w:tplc="14090003" w:tentative="1">
@@ -13076,7 +12759,7 @@
         <w:ind w:left="5760" w:hanging="360"/>
       </w:pPr>
       <w:rPr>
-        <w:rFonts w:hint="default" w:ascii="Courier New" w:hAnsi="Courier New" w:cs="Courier New"/>
+        <w:rFonts w:ascii="Courier New" w:hAnsi="Courier New" w:cs="Courier New" w:hint="default"/>
       </w:rPr>
     </w:lvl>
     <w:lvl w:ilvl="8" w:tplc="14090005" w:tentative="1">
@@ -13088,7 +12771,7 @@
         <w:ind w:left="6480" w:hanging="360"/>
       </w:pPr>
       <w:rPr>
-        <w:rFonts w:hint="default" w:ascii="Wingdings" w:hAnsi="Wingdings"/>
+        <w:rFonts w:ascii="Wingdings" w:hAnsi="Wingdings" w:hint="default"/>
       </w:rPr>
     </w:lvl>
   </w:abstractNum>
@@ -13105,7 +12788,7 @@
         <w:ind w:left="720" w:hanging="360"/>
       </w:pPr>
       <w:rPr>
-        <w:rFonts w:hint="default" w:ascii="Calibri" w:hAnsi="Calibri" w:cs="Calibri" w:eastAsiaTheme="minorHAnsi"/>
+        <w:rFonts w:ascii="Calibri" w:eastAsiaTheme="minorHAnsi" w:hAnsi="Calibri" w:cs="Calibri" w:hint="default"/>
       </w:rPr>
     </w:lvl>
     <w:lvl w:ilvl="1" w:tplc="14090003" w:tentative="1">
@@ -13117,7 +12800,7 @@
         <w:ind w:left="1440" w:hanging="360"/>
       </w:pPr>
       <w:rPr>
-        <w:rFonts w:hint="default" w:ascii="Courier New" w:hAnsi="Courier New" w:cs="Courier New"/>
+        <w:rFonts w:ascii="Courier New" w:hAnsi="Courier New" w:cs="Courier New" w:hint="default"/>
       </w:rPr>
     </w:lvl>
     <w:lvl w:ilvl="2" w:tplc="14090005" w:tentative="1">
@@ -13129,7 +12812,7 @@
         <w:ind w:left="2160" w:hanging="360"/>
       </w:pPr>
       <w:rPr>
-        <w:rFonts w:hint="default" w:ascii="Wingdings" w:hAnsi="Wingdings"/>
+        <w:rFonts w:ascii="Wingdings" w:hAnsi="Wingdings" w:hint="default"/>
       </w:rPr>
     </w:lvl>
     <w:lvl w:ilvl="3" w:tplc="14090001" w:tentative="1">
@@ -13141,7 +12824,7 @@
         <w:ind w:left="2880" w:hanging="360"/>
       </w:pPr>
       <w:rPr>
-        <w:rFonts w:hint="default" w:ascii="Symbol" w:hAnsi="Symbol"/>
+        <w:rFonts w:ascii="Symbol" w:hAnsi="Symbol" w:hint="default"/>
       </w:rPr>
     </w:lvl>
     <w:lvl w:ilvl="4" w:tplc="14090003" w:tentative="1">
@@ -13153,7 +12836,7 @@
         <w:ind w:left="3600" w:hanging="360"/>
       </w:pPr>
       <w:rPr>
-        <w:rFonts w:hint="default" w:ascii="Courier New" w:hAnsi="Courier New" w:cs="Courier New"/>
+        <w:rFonts w:ascii="Courier New" w:hAnsi="Courier New" w:cs="Courier New" w:hint="default"/>
       </w:rPr>
     </w:lvl>
     <w:lvl w:ilvl="5" w:tplc="14090005" w:tentative="1">
@@ -13165,7 +12848,7 @@
         <w:ind w:left="4320" w:hanging="360"/>
       </w:pPr>
       <w:rPr>
-        <w:rFonts w:hint="default" w:ascii="Wingdings" w:hAnsi="Wingdings"/>
+        <w:rFonts w:ascii="Wingdings" w:hAnsi="Wingdings" w:hint="default"/>
       </w:rPr>
     </w:lvl>
     <w:lvl w:ilvl="6" w:tplc="14090001" w:tentative="1">
@@ -13177,7 +12860,7 @@
         <w:ind w:left="5040" w:hanging="360"/>
       </w:pPr>
       <w:rPr>
-        <w:rFonts w:hint="default" w:ascii="Symbol" w:hAnsi="Symbol"/>
+        <w:rFonts w:ascii="Symbol" w:hAnsi="Symbol" w:hint="default"/>
       </w:rPr>
     </w:lvl>
     <w:lvl w:ilvl="7" w:tplc="14090003" w:tentative="1">
@@ -13189,7 +12872,7 @@
         <w:ind w:left="5760" w:hanging="360"/>
       </w:pPr>
       <w:rPr>
-        <w:rFonts w:hint="default" w:ascii="Courier New" w:hAnsi="Courier New" w:cs="Courier New"/>
+        <w:rFonts w:ascii="Courier New" w:hAnsi="Courier New" w:cs="Courier New" w:hint="default"/>
       </w:rPr>
     </w:lvl>
     <w:lvl w:ilvl="8" w:tplc="14090005" w:tentative="1">
@@ -13201,7 +12884,7 @@
         <w:ind w:left="6480" w:hanging="360"/>
       </w:pPr>
       <w:rPr>
-        <w:rFonts w:hint="default" w:ascii="Wingdings" w:hAnsi="Wingdings"/>
+        <w:rFonts w:ascii="Wingdings" w:hAnsi="Wingdings" w:hint="default"/>
       </w:rPr>
     </w:lvl>
   </w:abstractNum>
@@ -13218,7 +12901,7 @@
         <w:ind w:left="720" w:hanging="360"/>
       </w:pPr>
       <w:rPr>
-        <w:rFonts w:hint="default" w:ascii="Symbol" w:hAnsi="Symbol"/>
+        <w:rFonts w:ascii="Symbol" w:hAnsi="Symbol" w:hint="default"/>
       </w:rPr>
     </w:lvl>
     <w:lvl w:ilvl="1" w:tplc="14090003" w:tentative="1">
@@ -13230,7 +12913,7 @@
         <w:ind w:left="1440" w:hanging="360"/>
       </w:pPr>
       <w:rPr>
-        <w:rFonts w:hint="default" w:ascii="Courier New" w:hAnsi="Courier New" w:cs="Courier New"/>
+        <w:rFonts w:ascii="Courier New" w:hAnsi="Courier New" w:cs="Courier New" w:hint="default"/>
       </w:rPr>
     </w:lvl>
     <w:lvl w:ilvl="2" w:tplc="14090005" w:tentative="1">
@@ -13242,7 +12925,7 @@
         <w:ind w:left="2160" w:hanging="360"/>
       </w:pPr>
       <w:rPr>
-        <w:rFonts w:hint="default" w:ascii="Wingdings" w:hAnsi="Wingdings"/>
+        <w:rFonts w:ascii="Wingdings" w:hAnsi="Wingdings" w:hint="default"/>
       </w:rPr>
     </w:lvl>
     <w:lvl w:ilvl="3" w:tplc="14090001" w:tentative="1">
@@ -13254,7 +12937,7 @@
         <w:ind w:left="2880" w:hanging="360"/>
       </w:pPr>
       <w:rPr>
-        <w:rFonts w:hint="default" w:ascii="Symbol" w:hAnsi="Symbol"/>
+        <w:rFonts w:ascii="Symbol" w:hAnsi="Symbol" w:hint="default"/>
       </w:rPr>
     </w:lvl>
     <w:lvl w:ilvl="4" w:tplc="14090003" w:tentative="1">
@@ -13266,7 +12949,7 @@
         <w:ind w:left="3600" w:hanging="360"/>
       </w:pPr>
       <w:rPr>
-        <w:rFonts w:hint="default" w:ascii="Courier New" w:hAnsi="Courier New" w:cs="Courier New"/>
+        <w:rFonts w:ascii="Courier New" w:hAnsi="Courier New" w:cs="Courier New" w:hint="default"/>
       </w:rPr>
     </w:lvl>
     <w:lvl w:ilvl="5" w:tplc="14090005" w:tentative="1">
@@ -13278,7 +12961,7 @@
         <w:ind w:left="4320" w:hanging="360"/>
       </w:pPr>
       <w:rPr>
-        <w:rFonts w:hint="default" w:ascii="Wingdings" w:hAnsi="Wingdings"/>
+        <w:rFonts w:ascii="Wingdings" w:hAnsi="Wingdings" w:hint="default"/>
       </w:rPr>
     </w:lvl>
     <w:lvl w:ilvl="6" w:tplc="14090001" w:tentative="1">
@@ -13290,7 +12973,7 @@
         <w:ind w:left="5040" w:hanging="360"/>
       </w:pPr>
       <w:rPr>
-        <w:rFonts w:hint="default" w:ascii="Symbol" w:hAnsi="Symbol"/>
+        <w:rFonts w:ascii="Symbol" w:hAnsi="Symbol" w:hint="default"/>
       </w:rPr>
     </w:lvl>
     <w:lvl w:ilvl="7" w:tplc="14090003" w:tentative="1">
@@ -13302,7 +12985,7 @@
         <w:ind w:left="5760" w:hanging="360"/>
       </w:pPr>
       <w:rPr>
-        <w:rFonts w:hint="default" w:ascii="Courier New" w:hAnsi="Courier New" w:cs="Courier New"/>
+        <w:rFonts w:ascii="Courier New" w:hAnsi="Courier New" w:cs="Courier New" w:hint="default"/>
       </w:rPr>
     </w:lvl>
     <w:lvl w:ilvl="8" w:tplc="14090005" w:tentative="1">
@@ -13314,7 +12997,7 @@
         <w:ind w:left="6480" w:hanging="360"/>
       </w:pPr>
       <w:rPr>
-        <w:rFonts w:hint="default" w:ascii="Wingdings" w:hAnsi="Wingdings"/>
+        <w:rFonts w:ascii="Wingdings" w:hAnsi="Wingdings" w:hint="default"/>
       </w:rPr>
     </w:lvl>
   </w:abstractNum>
@@ -13331,7 +13014,7 @@
         <w:ind w:left="720" w:hanging="360"/>
       </w:pPr>
       <w:rPr>
-        <w:rFonts w:hint="default" w:ascii="Calibri" w:hAnsi="Calibri" w:eastAsia="Times New Roman" w:cs="Calibri"/>
+        <w:rFonts w:ascii="Calibri" w:eastAsia="Times New Roman" w:hAnsi="Calibri" w:cs="Calibri" w:hint="default"/>
       </w:rPr>
     </w:lvl>
     <w:lvl w:ilvl="1" w:tplc="14090003" w:tentative="1">
@@ -13343,7 +13026,7 @@
         <w:ind w:left="1440" w:hanging="360"/>
       </w:pPr>
       <w:rPr>
-        <w:rFonts w:hint="default" w:ascii="Courier New" w:hAnsi="Courier New" w:cs="Courier New"/>
+        <w:rFonts w:ascii="Courier New" w:hAnsi="Courier New" w:cs="Courier New" w:hint="default"/>
       </w:rPr>
     </w:lvl>
     <w:lvl w:ilvl="2" w:tplc="14090005" w:tentative="1">
@@ -13355,7 +13038,7 @@
         <w:ind w:left="2160" w:hanging="360"/>
       </w:pPr>
       <w:rPr>
-        <w:rFonts w:hint="default" w:ascii="Wingdings" w:hAnsi="Wingdings"/>
+        <w:rFonts w:ascii="Wingdings" w:hAnsi="Wingdings" w:hint="default"/>
       </w:rPr>
     </w:lvl>
     <w:lvl w:ilvl="3" w:tplc="14090001" w:tentative="1">
@@ -13367,7 +13050,7 @@
         <w:ind w:left="2880" w:hanging="360"/>
       </w:pPr>
       <w:rPr>
-        <w:rFonts w:hint="default" w:ascii="Symbol" w:hAnsi="Symbol"/>
+        <w:rFonts w:ascii="Symbol" w:hAnsi="Symbol" w:hint="default"/>
       </w:rPr>
     </w:lvl>
     <w:lvl w:ilvl="4" w:tplc="14090003" w:tentative="1">
@@ -13379,7 +13062,7 @@
         <w:ind w:left="3600" w:hanging="360"/>
       </w:pPr>
       <w:rPr>
-        <w:rFonts w:hint="default" w:ascii="Courier New" w:hAnsi="Courier New" w:cs="Courier New"/>
+        <w:rFonts w:ascii="Courier New" w:hAnsi="Courier New" w:cs="Courier New" w:hint="default"/>
       </w:rPr>
     </w:lvl>
     <w:lvl w:ilvl="5" w:tplc="14090005" w:tentative="1">
@@ -13391,7 +13074,7 @@
         <w:ind w:left="4320" w:hanging="360"/>
       </w:pPr>
       <w:rPr>
-        <w:rFonts w:hint="default" w:ascii="Wingdings" w:hAnsi="Wingdings"/>
+        <w:rFonts w:ascii="Wingdings" w:hAnsi="Wingdings" w:hint="default"/>
       </w:rPr>
     </w:lvl>
     <w:lvl w:ilvl="6" w:tplc="14090001" w:tentative="1">
@@ -13403,7 +13086,7 @@
         <w:ind w:left="5040" w:hanging="360"/>
       </w:pPr>
       <w:rPr>
-        <w:rFonts w:hint="default" w:ascii="Symbol" w:hAnsi="Symbol"/>
+        <w:rFonts w:ascii="Symbol" w:hAnsi="Symbol" w:hint="default"/>
       </w:rPr>
     </w:lvl>
     <w:lvl w:ilvl="7" w:tplc="14090003" w:tentative="1">
@@ -13415,7 +13098,7 @@
         <w:ind w:left="5760" w:hanging="360"/>
       </w:pPr>
       <w:rPr>
-        <w:rFonts w:hint="default" w:ascii="Courier New" w:hAnsi="Courier New" w:cs="Courier New"/>
+        <w:rFonts w:ascii="Courier New" w:hAnsi="Courier New" w:cs="Courier New" w:hint="default"/>
       </w:rPr>
     </w:lvl>
     <w:lvl w:ilvl="8" w:tplc="14090005" w:tentative="1">
@@ -13427,7 +13110,7 @@
         <w:ind w:left="6480" w:hanging="360"/>
       </w:pPr>
       <w:rPr>
-        <w:rFonts w:hint="default" w:ascii="Wingdings" w:hAnsi="Wingdings"/>
+        <w:rFonts w:ascii="Wingdings" w:hAnsi="Wingdings" w:hint="default"/>
       </w:rPr>
     </w:lvl>
   </w:abstractNum>
@@ -13444,7 +13127,7 @@
         <w:ind w:left="720" w:hanging="360"/>
       </w:pPr>
       <w:rPr>
-        <w:rFonts w:hint="default" w:ascii="Symbol" w:hAnsi="Symbol"/>
+        <w:rFonts w:ascii="Symbol" w:hAnsi="Symbol" w:hint="default"/>
       </w:rPr>
     </w:lvl>
     <w:lvl w:ilvl="1" w:tplc="14090003" w:tentative="1">
@@ -13456,7 +13139,7 @@
         <w:ind w:left="1440" w:hanging="360"/>
       </w:pPr>
       <w:rPr>
-        <w:rFonts w:hint="default" w:ascii="Courier New" w:hAnsi="Courier New" w:cs="Courier New"/>
+        <w:rFonts w:ascii="Courier New" w:hAnsi="Courier New" w:cs="Courier New" w:hint="default"/>
       </w:rPr>
     </w:lvl>
     <w:lvl w:ilvl="2" w:tplc="14090005" w:tentative="1">
@@ -13468,7 +13151,7 @@
         <w:ind w:left="2160" w:hanging="360"/>
       </w:pPr>
       <w:rPr>
-        <w:rFonts w:hint="default" w:ascii="Wingdings" w:hAnsi="Wingdings"/>
+        <w:rFonts w:ascii="Wingdings" w:hAnsi="Wingdings" w:hint="default"/>
       </w:rPr>
     </w:lvl>
     <w:lvl w:ilvl="3" w:tplc="14090001" w:tentative="1">
@@ -13480,7 +13163,7 @@
         <w:ind w:left="2880" w:hanging="360"/>
       </w:pPr>
       <w:rPr>
-        <w:rFonts w:hint="default" w:ascii="Symbol" w:hAnsi="Symbol"/>
+        <w:rFonts w:ascii="Symbol" w:hAnsi="Symbol" w:hint="default"/>
       </w:rPr>
     </w:lvl>
     <w:lvl w:ilvl="4" w:tplc="14090003" w:tentative="1">
@@ -13492,7 +13175,7 @@
         <w:ind w:left="3600" w:hanging="360"/>
       </w:pPr>
       <w:rPr>
-        <w:rFonts w:hint="default" w:ascii="Courier New" w:hAnsi="Courier New" w:cs="Courier New"/>
+        <w:rFonts w:ascii="Courier New" w:hAnsi="Courier New" w:cs="Courier New" w:hint="default"/>
       </w:rPr>
     </w:lvl>
     <w:lvl w:ilvl="5" w:tplc="14090005" w:tentative="1">
@@ -13504,7 +13187,7 @@
         <w:ind w:left="4320" w:hanging="360"/>
       </w:pPr>
       <w:rPr>
-        <w:rFonts w:hint="default" w:ascii="Wingdings" w:hAnsi="Wingdings"/>
+        <w:rFonts w:ascii="Wingdings" w:hAnsi="Wingdings" w:hint="default"/>
       </w:rPr>
     </w:lvl>
     <w:lvl w:ilvl="6" w:tplc="14090001" w:tentative="1">
@@ -13516,7 +13199,7 @@
         <w:ind w:left="5040" w:hanging="360"/>
       </w:pPr>
       <w:rPr>
-        <w:rFonts w:hint="default" w:ascii="Symbol" w:hAnsi="Symbol"/>
+        <w:rFonts w:ascii="Symbol" w:hAnsi="Symbol" w:hint="default"/>
       </w:rPr>
     </w:lvl>
     <w:lvl w:ilvl="7" w:tplc="14090003" w:tentative="1">
@@ -13528,7 +13211,7 @@
         <w:ind w:left="5760" w:hanging="360"/>
       </w:pPr>
       <w:rPr>
-        <w:rFonts w:hint="default" w:ascii="Courier New" w:hAnsi="Courier New" w:cs="Courier New"/>
+        <w:rFonts w:ascii="Courier New" w:hAnsi="Courier New" w:cs="Courier New" w:hint="default"/>
       </w:rPr>
     </w:lvl>
     <w:lvl w:ilvl="8" w:tplc="14090005" w:tentative="1">
@@ -13540,7 +13223,7 @@
         <w:ind w:left="6480" w:hanging="360"/>
       </w:pPr>
       <w:rPr>
-        <w:rFonts w:hint="default" w:ascii="Wingdings" w:hAnsi="Wingdings"/>
+        <w:rFonts w:ascii="Wingdings" w:hAnsi="Wingdings" w:hint="default"/>
       </w:rPr>
     </w:lvl>
   </w:abstractNum>
@@ -13557,7 +13240,7 @@
         <w:ind w:left="720" w:hanging="360"/>
       </w:pPr>
       <w:rPr>
-        <w:rFonts w:hint="default" w:ascii="Calibri" w:hAnsi="Calibri" w:cs="Calibri" w:eastAsiaTheme="minorHAnsi"/>
+        <w:rFonts w:ascii="Calibri" w:eastAsiaTheme="minorHAnsi" w:hAnsi="Calibri" w:cs="Calibri" w:hint="default"/>
       </w:rPr>
     </w:lvl>
     <w:lvl w:ilvl="1" w:tplc="14090003" w:tentative="1">
@@ -13569,7 +13252,7 @@
         <w:ind w:left="1440" w:hanging="360"/>
       </w:pPr>
       <w:rPr>
-        <w:rFonts w:hint="default" w:ascii="Courier New" w:hAnsi="Courier New" w:cs="Courier New"/>
+        <w:rFonts w:ascii="Courier New" w:hAnsi="Courier New" w:cs="Courier New" w:hint="default"/>
       </w:rPr>
     </w:lvl>
     <w:lvl w:ilvl="2" w:tplc="14090005" w:tentative="1">
@@ -13581,7 +13264,7 @@
         <w:ind w:left="2160" w:hanging="360"/>
       </w:pPr>
       <w:rPr>
-        <w:rFonts w:hint="default" w:ascii="Wingdings" w:hAnsi="Wingdings"/>
+        <w:rFonts w:ascii="Wingdings" w:hAnsi="Wingdings" w:hint="default"/>
       </w:rPr>
     </w:lvl>
     <w:lvl w:ilvl="3" w:tplc="14090001" w:tentative="1">
@@ -13593,7 +13276,7 @@
         <w:ind w:left="2880" w:hanging="360"/>
       </w:pPr>
       <w:rPr>
-        <w:rFonts w:hint="default" w:ascii="Symbol" w:hAnsi="Symbol"/>
+        <w:rFonts w:ascii="Symbol" w:hAnsi="Symbol" w:hint="default"/>
       </w:rPr>
     </w:lvl>
     <w:lvl w:ilvl="4" w:tplc="14090003" w:tentative="1">
@@ -13605,7 +13288,7 @@
         <w:ind w:left="3600" w:hanging="360"/>
       </w:pPr>
       <w:rPr>
-        <w:rFonts w:hint="default" w:ascii="Courier New" w:hAnsi="Courier New" w:cs="Courier New"/>
+        <w:rFonts w:ascii="Courier New" w:hAnsi="Courier New" w:cs="Courier New" w:hint="default"/>
       </w:rPr>
     </w:lvl>
     <w:lvl w:ilvl="5" w:tplc="14090005" w:tentative="1">
@@ -13617,7 +13300,7 @@
         <w:ind w:left="4320" w:hanging="360"/>
       </w:pPr>
       <w:rPr>
-        <w:rFonts w:hint="default" w:ascii="Wingdings" w:hAnsi="Wingdings"/>
+        <w:rFonts w:ascii="Wingdings" w:hAnsi="Wingdings" w:hint="default"/>
       </w:rPr>
     </w:lvl>
     <w:lvl w:ilvl="6" w:tplc="14090001" w:tentative="1">
@@ -13629,7 +13312,7 @@
         <w:ind w:left="5040" w:hanging="360"/>
       </w:pPr>
       <w:rPr>
-        <w:rFonts w:hint="default" w:ascii="Symbol" w:hAnsi="Symbol"/>
+        <w:rFonts w:ascii="Symbol" w:hAnsi="Symbol" w:hint="default"/>
       </w:rPr>
     </w:lvl>
     <w:lvl w:ilvl="7" w:tplc="14090003" w:tentative="1">
@@ -13641,7 +13324,7 @@
         <w:ind w:left="5760" w:hanging="360"/>
       </w:pPr>
       <w:rPr>
-        <w:rFonts w:hint="default" w:ascii="Courier New" w:hAnsi="Courier New" w:cs="Courier New"/>
+        <w:rFonts w:ascii="Courier New" w:hAnsi="Courier New" w:cs="Courier New" w:hint="default"/>
       </w:rPr>
     </w:lvl>
     <w:lvl w:ilvl="8" w:tplc="14090005" w:tentative="1">
@@ -13653,7 +13336,7 @@
         <w:ind w:left="6480" w:hanging="360"/>
       </w:pPr>
       <w:rPr>
-        <w:rFonts w:hint="default" w:ascii="Wingdings" w:hAnsi="Wingdings"/>
+        <w:rFonts w:ascii="Wingdings" w:hAnsi="Wingdings" w:hint="default"/>
       </w:rPr>
     </w:lvl>
   </w:abstractNum>
@@ -13670,7 +13353,7 @@
         <w:ind w:left="720" w:hanging="360"/>
       </w:pPr>
       <w:rPr>
-        <w:rFonts w:hint="default" w:ascii="Calibri" w:hAnsi="Calibri" w:cs="Calibri" w:eastAsiaTheme="minorHAnsi"/>
+        <w:rFonts w:ascii="Calibri" w:eastAsiaTheme="minorHAnsi" w:hAnsi="Calibri" w:cs="Calibri" w:hint="default"/>
       </w:rPr>
     </w:lvl>
     <w:lvl w:ilvl="1" w:tplc="14090003" w:tentative="1">
@@ -13682,7 +13365,7 @@
         <w:ind w:left="1440" w:hanging="360"/>
       </w:pPr>
       <w:rPr>
-        <w:rFonts w:hint="default" w:ascii="Courier New" w:hAnsi="Courier New" w:cs="Courier New"/>
+        <w:rFonts w:ascii="Courier New" w:hAnsi="Courier New" w:cs="Courier New" w:hint="default"/>
       </w:rPr>
     </w:lvl>
     <w:lvl w:ilvl="2" w:tplc="14090005" w:tentative="1">
@@ -13694,7 +13377,7 @@
         <w:ind w:left="2160" w:hanging="360"/>
       </w:pPr>
       <w:rPr>
-        <w:rFonts w:hint="default" w:ascii="Wingdings" w:hAnsi="Wingdings"/>
+        <w:rFonts w:ascii="Wingdings" w:hAnsi="Wingdings" w:hint="default"/>
       </w:rPr>
     </w:lvl>
     <w:lvl w:ilvl="3" w:tplc="14090001" w:tentative="1">
@@ -13706,7 +13389,7 @@
         <w:ind w:left="2880" w:hanging="360"/>
       </w:pPr>
       <w:rPr>
-        <w:rFonts w:hint="default" w:ascii="Symbol" w:hAnsi="Symbol"/>
+        <w:rFonts w:ascii="Symbol" w:hAnsi="Symbol" w:hint="default"/>
       </w:rPr>
     </w:lvl>
     <w:lvl w:ilvl="4" w:tplc="14090003" w:tentative="1">
@@ -13718,7 +13401,7 @@
         <w:ind w:left="3600" w:hanging="360"/>
       </w:pPr>
       <w:rPr>
-        <w:rFonts w:hint="default" w:ascii="Courier New" w:hAnsi="Courier New" w:cs="Courier New"/>
+        <w:rFonts w:ascii="Courier New" w:hAnsi="Courier New" w:cs="Courier New" w:hint="default"/>
       </w:rPr>
     </w:lvl>
     <w:lvl w:ilvl="5" w:tplc="14090005" w:tentative="1">
@@ -13730,7 +13413,7 @@
         <w:ind w:left="4320" w:hanging="360"/>
       </w:pPr>
       <w:rPr>
-        <w:rFonts w:hint="default" w:ascii="Wingdings" w:hAnsi="Wingdings"/>
+        <w:rFonts w:ascii="Wingdings" w:hAnsi="Wingdings" w:hint="default"/>
       </w:rPr>
     </w:lvl>
     <w:lvl w:ilvl="6" w:tplc="14090001" w:tentative="1">
@@ -13742,7 +13425,7 @@
         <w:ind w:left="5040" w:hanging="360"/>
       </w:pPr>
       <w:rPr>
-        <w:rFonts w:hint="default" w:ascii="Symbol" w:hAnsi="Symbol"/>
+        <w:rFonts w:ascii="Symbol" w:hAnsi="Symbol" w:hint="default"/>
       </w:rPr>
     </w:lvl>
     <w:lvl w:ilvl="7" w:tplc="14090003" w:tentative="1">
@@ -13754,7 +13437,7 @@
         <w:ind w:left="5760" w:hanging="360"/>
       </w:pPr>
       <w:rPr>
-        <w:rFonts w:hint="default" w:ascii="Courier New" w:hAnsi="Courier New" w:cs="Courier New"/>
+        <w:rFonts w:ascii="Courier New" w:hAnsi="Courier New" w:cs="Courier New" w:hint="default"/>
       </w:rPr>
     </w:lvl>
     <w:lvl w:ilvl="8" w:tplc="14090005" w:tentative="1">
@@ -13766,7 +13449,7 @@
         <w:ind w:left="6480" w:hanging="360"/>
       </w:pPr>
       <w:rPr>
-        <w:rFonts w:hint="default" w:ascii="Wingdings" w:hAnsi="Wingdings"/>
+        <w:rFonts w:ascii="Wingdings" w:hAnsi="Wingdings" w:hint="default"/>
       </w:rPr>
     </w:lvl>
   </w:abstractNum>
@@ -13783,7 +13466,7 @@
         <w:ind w:left="720" w:hanging="360"/>
       </w:pPr>
       <w:rPr>
-        <w:rFonts w:hint="default" w:ascii="Symbol" w:hAnsi="Symbol"/>
+        <w:rFonts w:ascii="Symbol" w:hAnsi="Symbol" w:hint="default"/>
       </w:rPr>
     </w:lvl>
     <w:lvl w:ilvl="1" w:tplc="14090003" w:tentative="1">
@@ -13795,7 +13478,7 @@
         <w:ind w:left="1440" w:hanging="360"/>
       </w:pPr>
       <w:rPr>
-        <w:rFonts w:hint="default" w:ascii="Courier New" w:hAnsi="Courier New" w:cs="Courier New"/>
+        <w:rFonts w:ascii="Courier New" w:hAnsi="Courier New" w:cs="Courier New" w:hint="default"/>
       </w:rPr>
     </w:lvl>
     <w:lvl w:ilvl="2" w:tplc="14090005" w:tentative="1">
@@ -13807,7 +13490,7 @@
         <w:ind w:left="2160" w:hanging="360"/>
       </w:pPr>
       <w:rPr>
-        <w:rFonts w:hint="default" w:ascii="Wingdings" w:hAnsi="Wingdings"/>
+        <w:rFonts w:ascii="Wingdings" w:hAnsi="Wingdings" w:hint="default"/>
       </w:rPr>
     </w:lvl>
     <w:lvl w:ilvl="3" w:tplc="14090001" w:tentative="1">
@@ -13819,7 +13502,7 @@
         <w:ind w:left="2880" w:hanging="360"/>
       </w:pPr>
       <w:rPr>
-        <w:rFonts w:hint="default" w:ascii="Symbol" w:hAnsi="Symbol"/>
+        <w:rFonts w:ascii="Symbol" w:hAnsi="Symbol" w:hint="default"/>
       </w:rPr>
     </w:lvl>
     <w:lvl w:ilvl="4" w:tplc="14090003" w:tentative="1">
@@ -13831,7 +13514,7 @@
         <w:ind w:left="3600" w:hanging="360"/>
       </w:pPr>
       <w:rPr>
-        <w:rFonts w:hint="default" w:ascii="Courier New" w:hAnsi="Courier New" w:cs="Courier New"/>
+        <w:rFonts w:ascii="Courier New" w:hAnsi="Courier New" w:cs="Courier New" w:hint="default"/>
       </w:rPr>
     </w:lvl>
     <w:lvl w:ilvl="5" w:tplc="14090005" w:tentative="1">
@@ -13843,7 +13526,7 @@
         <w:ind w:left="4320" w:hanging="360"/>
       </w:pPr>
       <w:rPr>
-        <w:rFonts w:hint="default" w:ascii="Wingdings" w:hAnsi="Wingdings"/>
+        <w:rFonts w:ascii="Wingdings" w:hAnsi="Wingdings" w:hint="default"/>
       </w:rPr>
     </w:lvl>
     <w:lvl w:ilvl="6" w:tplc="14090001" w:tentative="1">
@@ -13855,7 +13538,7 @@
         <w:ind w:left="5040" w:hanging="360"/>
       </w:pPr>
       <w:rPr>
-        <w:rFonts w:hint="default" w:ascii="Symbol" w:hAnsi="Symbol"/>
+        <w:rFonts w:ascii="Symbol" w:hAnsi="Symbol" w:hint="default"/>
       </w:rPr>
     </w:lvl>
     <w:lvl w:ilvl="7" w:tplc="14090003" w:tentative="1">
@@ -13867,7 +13550,7 @@
         <w:ind w:left="5760" w:hanging="360"/>
       </w:pPr>
       <w:rPr>
-        <w:rFonts w:hint="default" w:ascii="Courier New" w:hAnsi="Courier New" w:cs="Courier New"/>
+        <w:rFonts w:ascii="Courier New" w:hAnsi="Courier New" w:cs="Courier New" w:hint="default"/>
       </w:rPr>
     </w:lvl>
     <w:lvl w:ilvl="8" w:tplc="14090005" w:tentative="1">
@@ -13879,7 +13562,7 @@
         <w:ind w:left="6480" w:hanging="360"/>
       </w:pPr>
       <w:rPr>
-        <w:rFonts w:hint="default" w:ascii="Wingdings" w:hAnsi="Wingdings"/>
+        <w:rFonts w:ascii="Wingdings" w:hAnsi="Wingdings" w:hint="default"/>
       </w:rPr>
     </w:lvl>
   </w:abstractNum>
@@ -13896,7 +13579,7 @@
         <w:ind w:left="720" w:hanging="360"/>
       </w:pPr>
       <w:rPr>
-        <w:rFonts w:hint="default" w:ascii="Symbol" w:hAnsi="Symbol"/>
+        <w:rFonts w:ascii="Symbol" w:hAnsi="Symbol" w:hint="default"/>
       </w:rPr>
     </w:lvl>
     <w:lvl w:ilvl="1" w:tplc="14090003" w:tentative="1">
@@ -13908,7 +13591,7 @@
         <w:ind w:left="1440" w:hanging="360"/>
       </w:pPr>
       <w:rPr>
-        <w:rFonts w:hint="default" w:ascii="Courier New" w:hAnsi="Courier New" w:cs="Courier New"/>
+        <w:rFonts w:ascii="Courier New" w:hAnsi="Courier New" w:cs="Courier New" w:hint="default"/>
       </w:rPr>
     </w:lvl>
     <w:lvl w:ilvl="2" w:tplc="14090005" w:tentative="1">
@@ -13920,7 +13603,7 @@
         <w:ind w:left="2160" w:hanging="360"/>
       </w:pPr>
       <w:rPr>
-        <w:rFonts w:hint="default" w:ascii="Wingdings" w:hAnsi="Wingdings"/>
+        <w:rFonts w:ascii="Wingdings" w:hAnsi="Wingdings" w:hint="default"/>
       </w:rPr>
     </w:lvl>
     <w:lvl w:ilvl="3" w:tplc="14090001" w:tentative="1">
@@ -13932,7 +13615,7 @@
         <w:ind w:left="2880" w:hanging="360"/>
       </w:pPr>
       <w:rPr>
-        <w:rFonts w:hint="default" w:ascii="Symbol" w:hAnsi="Symbol"/>
+        <w:rFonts w:ascii="Symbol" w:hAnsi="Symbol" w:hint="default"/>
       </w:rPr>
     </w:lvl>
     <w:lvl w:ilvl="4" w:tplc="14090003" w:tentative="1">
@@ -13944,7 +13627,7 @@
         <w:ind w:left="3600" w:hanging="360"/>
       </w:pPr>
       <w:rPr>
-        <w:rFonts w:hint="default" w:ascii="Courier New" w:hAnsi="Courier New" w:cs="Courier New"/>
+        <w:rFonts w:ascii="Courier New" w:hAnsi="Courier New" w:cs="Courier New" w:hint="default"/>
       </w:rPr>
     </w:lvl>
     <w:lvl w:ilvl="5" w:tplc="14090005" w:tentative="1">
@@ -13956,7 +13639,7 @@
         <w:ind w:left="4320" w:hanging="360"/>
       </w:pPr>
       <w:rPr>
-        <w:rFonts w:hint="default" w:ascii="Wingdings" w:hAnsi="Wingdings"/>
+        <w:rFonts w:ascii="Wingdings" w:hAnsi="Wingdings" w:hint="default"/>
       </w:rPr>
     </w:lvl>
     <w:lvl w:ilvl="6" w:tplc="14090001" w:tentative="1">
@@ -13968,7 +13651,7 @@
         <w:ind w:left="5040" w:hanging="360"/>
       </w:pPr>
       <w:rPr>
-        <w:rFonts w:hint="default" w:ascii="Symbol" w:hAnsi="Symbol"/>
+        <w:rFonts w:ascii="Symbol" w:hAnsi="Symbol" w:hint="default"/>
       </w:rPr>
     </w:lvl>
     <w:lvl w:ilvl="7" w:tplc="14090003" w:tentative="1">
@@ -13980,7 +13663,7 @@
         <w:ind w:left="5760" w:hanging="360"/>
       </w:pPr>
       <w:rPr>
-        <w:rFonts w:hint="default" w:ascii="Courier New" w:hAnsi="Courier New" w:cs="Courier New"/>
+        <w:rFonts w:ascii="Courier New" w:hAnsi="Courier New" w:cs="Courier New" w:hint="default"/>
       </w:rPr>
     </w:lvl>
     <w:lvl w:ilvl="8" w:tplc="14090005" w:tentative="1">
@@ -13992,7 +13675,7 @@
         <w:ind w:left="6480" w:hanging="360"/>
       </w:pPr>
       <w:rPr>
-        <w:rFonts w:hint="default" w:ascii="Wingdings" w:hAnsi="Wingdings"/>
+        <w:rFonts w:ascii="Wingdings" w:hAnsi="Wingdings" w:hint="default"/>
       </w:rPr>
     </w:lvl>
   </w:abstractNum>
@@ -14009,7 +13692,7 @@
         <w:ind w:left="360" w:hanging="360"/>
       </w:pPr>
       <w:rPr>
-        <w:rFonts w:hint="default" w:ascii="Symbol" w:hAnsi="Symbol"/>
+        <w:rFonts w:ascii="Symbol" w:hAnsi="Symbol" w:hint="default"/>
       </w:rPr>
     </w:lvl>
     <w:lvl w:ilvl="1" w:tplc="14090003">
@@ -14021,7 +13704,7 @@
         <w:ind w:left="1080" w:hanging="360"/>
       </w:pPr>
       <w:rPr>
-        <w:rFonts w:hint="default" w:ascii="Courier New" w:hAnsi="Courier New" w:cs="Courier New"/>
+        <w:rFonts w:ascii="Courier New" w:hAnsi="Courier New" w:cs="Courier New" w:hint="default"/>
       </w:rPr>
     </w:lvl>
     <w:lvl w:ilvl="2" w:tplc="14090005" w:tentative="1">
@@ -14033,7 +13716,7 @@
         <w:ind w:left="1800" w:hanging="360"/>
       </w:pPr>
       <w:rPr>
-        <w:rFonts w:hint="default" w:ascii="Wingdings" w:hAnsi="Wingdings"/>
+        <w:rFonts w:ascii="Wingdings" w:hAnsi="Wingdings" w:hint="default"/>
       </w:rPr>
     </w:lvl>
     <w:lvl w:ilvl="3" w:tplc="14090001" w:tentative="1">
@@ -14045,7 +13728,7 @@
         <w:ind w:left="2520" w:hanging="360"/>
       </w:pPr>
       <w:rPr>
-        <w:rFonts w:hint="default" w:ascii="Symbol" w:hAnsi="Symbol"/>
+        <w:rFonts w:ascii="Symbol" w:hAnsi="Symbol" w:hint="default"/>
       </w:rPr>
     </w:lvl>
     <w:lvl w:ilvl="4" w:tplc="14090003" w:tentative="1">
@@ -14057,7 +13740,7 @@
         <w:ind w:left="3240" w:hanging="360"/>
       </w:pPr>
       <w:rPr>
-        <w:rFonts w:hint="default" w:ascii="Courier New" w:hAnsi="Courier New" w:cs="Courier New"/>
+        <w:rFonts w:ascii="Courier New" w:hAnsi="Courier New" w:cs="Courier New" w:hint="default"/>
       </w:rPr>
     </w:lvl>
     <w:lvl w:ilvl="5" w:tplc="14090005" w:tentative="1">
@@ -14069,7 +13752,7 @@
         <w:ind w:left="3960" w:hanging="360"/>
       </w:pPr>
       <w:rPr>
-        <w:rFonts w:hint="default" w:ascii="Wingdings" w:hAnsi="Wingdings"/>
+        <w:rFonts w:ascii="Wingdings" w:hAnsi="Wingdings" w:hint="default"/>
       </w:rPr>
     </w:lvl>
     <w:lvl w:ilvl="6" w:tplc="14090001" w:tentative="1">
@@ -14081,7 +13764,7 @@
         <w:ind w:left="4680" w:hanging="360"/>
       </w:pPr>
       <w:rPr>
-        <w:rFonts w:hint="default" w:ascii="Symbol" w:hAnsi="Symbol"/>
+        <w:rFonts w:ascii="Symbol" w:hAnsi="Symbol" w:hint="default"/>
       </w:rPr>
     </w:lvl>
     <w:lvl w:ilvl="7" w:tplc="14090003" w:tentative="1">
@@ -14093,7 +13776,7 @@
         <w:ind w:left="5400" w:hanging="360"/>
       </w:pPr>
       <w:rPr>
-        <w:rFonts w:hint="default" w:ascii="Courier New" w:hAnsi="Courier New" w:cs="Courier New"/>
+        <w:rFonts w:ascii="Courier New" w:hAnsi="Courier New" w:cs="Courier New" w:hint="default"/>
       </w:rPr>
     </w:lvl>
     <w:lvl w:ilvl="8" w:tplc="14090005" w:tentative="1">
@@ -14105,7 +13788,7 @@
         <w:ind w:left="6120" w:hanging="360"/>
       </w:pPr>
       <w:rPr>
-        <w:rFonts w:hint="default" w:ascii="Wingdings" w:hAnsi="Wingdings"/>
+        <w:rFonts w:ascii="Wingdings" w:hAnsi="Wingdings" w:hint="default"/>
       </w:rPr>
     </w:lvl>
   </w:abstractNum>
@@ -14122,7 +13805,7 @@
         <w:ind w:left="360" w:hanging="360"/>
       </w:pPr>
       <w:rPr>
-        <w:rFonts w:hint="default" w:ascii="Symbol" w:hAnsi="Symbol"/>
+        <w:rFonts w:ascii="Symbol" w:hAnsi="Symbol" w:hint="default"/>
       </w:rPr>
     </w:lvl>
     <w:lvl w:ilvl="1" w:tplc="14090003" w:tentative="1">
@@ -14134,7 +13817,7 @@
         <w:ind w:left="1080" w:hanging="360"/>
       </w:pPr>
       <w:rPr>
-        <w:rFonts w:hint="default" w:ascii="Courier New" w:hAnsi="Courier New" w:cs="Courier New"/>
+        <w:rFonts w:ascii="Courier New" w:hAnsi="Courier New" w:cs="Courier New" w:hint="default"/>
       </w:rPr>
     </w:lvl>
     <w:lvl w:ilvl="2" w:tplc="14090005" w:tentative="1">
@@ -14146,7 +13829,7 @@
         <w:ind w:left="1800" w:hanging="360"/>
       </w:pPr>
       <w:rPr>
-        <w:rFonts w:hint="default" w:ascii="Wingdings" w:hAnsi="Wingdings"/>
+        <w:rFonts w:ascii="Wingdings" w:hAnsi="Wingdings" w:hint="default"/>
       </w:rPr>
     </w:lvl>
     <w:lvl w:ilvl="3" w:tplc="14090001" w:tentative="1">
@@ -14158,7 +13841,7 @@
         <w:ind w:left="2520" w:hanging="360"/>
       </w:pPr>
       <w:rPr>
-        <w:rFonts w:hint="default" w:ascii="Symbol" w:hAnsi="Symbol"/>
+        <w:rFonts w:ascii="Symbol" w:hAnsi="Symbol" w:hint="default"/>
       </w:rPr>
     </w:lvl>
     <w:lvl w:ilvl="4" w:tplc="14090003" w:tentative="1">
@@ -14170,7 +13853,7 @@
         <w:ind w:left="3240" w:hanging="360"/>
       </w:pPr>
       <w:rPr>
-        <w:rFonts w:hint="default" w:ascii="Courier New" w:hAnsi="Courier New" w:cs="Courier New"/>
+        <w:rFonts w:ascii="Courier New" w:hAnsi="Courier New" w:cs="Courier New" w:hint="default"/>
       </w:rPr>
     </w:lvl>
     <w:lvl w:ilvl="5" w:tplc="14090005" w:tentative="1">
@@ -14182,7 +13865,7 @@
         <w:ind w:left="3960" w:hanging="360"/>
       </w:pPr>
       <w:rPr>
-        <w:rFonts w:hint="default" w:ascii="Wingdings" w:hAnsi="Wingdings"/>
+        <w:rFonts w:ascii="Wingdings" w:hAnsi="Wingdings" w:hint="default"/>
       </w:rPr>
     </w:lvl>
     <w:lvl w:ilvl="6" w:tplc="14090001" w:tentative="1">
@@ -14194,7 +13877,7 @@
         <w:ind w:left="4680" w:hanging="360"/>
       </w:pPr>
       <w:rPr>
-        <w:rFonts w:hint="default" w:ascii="Symbol" w:hAnsi="Symbol"/>
+        <w:rFonts w:ascii="Symbol" w:hAnsi="Symbol" w:hint="default"/>
       </w:rPr>
     </w:lvl>
     <w:lvl w:ilvl="7" w:tplc="14090003" w:tentative="1">
@@ -14206,7 +13889,7 @@
         <w:ind w:left="5400" w:hanging="360"/>
       </w:pPr>
       <w:rPr>
-        <w:rFonts w:hint="default" w:ascii="Courier New" w:hAnsi="Courier New" w:cs="Courier New"/>
+        <w:rFonts w:ascii="Courier New" w:hAnsi="Courier New" w:cs="Courier New" w:hint="default"/>
       </w:rPr>
     </w:lvl>
     <w:lvl w:ilvl="8" w:tplc="14090005" w:tentative="1">
@@ -14218,7 +13901,7 @@
         <w:ind w:left="6120" w:hanging="360"/>
       </w:pPr>
       <w:rPr>
-        <w:rFonts w:hint="default" w:ascii="Wingdings" w:hAnsi="Wingdings"/>
+        <w:rFonts w:ascii="Wingdings" w:hAnsi="Wingdings" w:hint="default"/>
       </w:rPr>
     </w:lvl>
   </w:abstractNum>
@@ -14235,7 +13918,7 @@
         <w:ind w:left="720" w:hanging="360"/>
       </w:pPr>
       <w:rPr>
-        <w:rFonts w:hint="default" w:ascii="Symbol" w:hAnsi="Symbol"/>
+        <w:rFonts w:ascii="Symbol" w:hAnsi="Symbol" w:hint="default"/>
       </w:rPr>
     </w:lvl>
     <w:lvl w:ilvl="1" w:tplc="14090003" w:tentative="1">
@@ -14247,7 +13930,7 @@
         <w:ind w:left="1440" w:hanging="360"/>
       </w:pPr>
       <w:rPr>
-        <w:rFonts w:hint="default" w:ascii="Courier New" w:hAnsi="Courier New" w:cs="Courier New"/>
+        <w:rFonts w:ascii="Courier New" w:hAnsi="Courier New" w:cs="Courier New" w:hint="default"/>
       </w:rPr>
     </w:lvl>
     <w:lvl w:ilvl="2" w:tplc="14090005" w:tentative="1">
@@ -14259,7 +13942,7 @@
         <w:ind w:left="2160" w:hanging="360"/>
       </w:pPr>
       <w:rPr>
-        <w:rFonts w:hint="default" w:ascii="Wingdings" w:hAnsi="Wingdings"/>
+        <w:rFonts w:ascii="Wingdings" w:hAnsi="Wingdings" w:hint="default"/>
       </w:rPr>
     </w:lvl>
     <w:lvl w:ilvl="3" w:tplc="14090001" w:tentative="1">
@@ -14271,7 +13954,7 @@
         <w:ind w:left="2880" w:hanging="360"/>
       </w:pPr>
       <w:rPr>
-        <w:rFonts w:hint="default" w:ascii="Symbol" w:hAnsi="Symbol"/>
+        <w:rFonts w:ascii="Symbol" w:hAnsi="Symbol" w:hint="default"/>
       </w:rPr>
     </w:lvl>
     <w:lvl w:ilvl="4" w:tplc="14090003" w:tentative="1">
@@ -14283,7 +13966,7 @@
         <w:ind w:left="3600" w:hanging="360"/>
       </w:pPr>
       <w:rPr>
-        <w:rFonts w:hint="default" w:ascii="Courier New" w:hAnsi="Courier New" w:cs="Courier New"/>
+        <w:rFonts w:ascii="Courier New" w:hAnsi="Courier New" w:cs="Courier New" w:hint="default"/>
       </w:rPr>
     </w:lvl>
     <w:lvl w:ilvl="5" w:tplc="14090005" w:tentative="1">
@@ -14295,7 +13978,7 @@
         <w:ind w:left="4320" w:hanging="360"/>
       </w:pPr>
       <w:rPr>
-        <w:rFonts w:hint="default" w:ascii="Wingdings" w:hAnsi="Wingdings"/>
+        <w:rFonts w:ascii="Wingdings" w:hAnsi="Wingdings" w:hint="default"/>
       </w:rPr>
     </w:lvl>
     <w:lvl w:ilvl="6" w:tplc="14090001" w:tentative="1">
@@ -14307,7 +13990,7 @@
         <w:ind w:left="5040" w:hanging="360"/>
       </w:pPr>
       <w:rPr>
-        <w:rFonts w:hint="default" w:ascii="Symbol" w:hAnsi="Symbol"/>
+        <w:rFonts w:ascii="Symbol" w:hAnsi="Symbol" w:hint="default"/>
       </w:rPr>
     </w:lvl>
     <w:lvl w:ilvl="7" w:tplc="14090003" w:tentative="1">
@@ -14319,7 +14002,7 @@
         <w:ind w:left="5760" w:hanging="360"/>
       </w:pPr>
       <w:rPr>
-        <w:rFonts w:hint="default" w:ascii="Courier New" w:hAnsi="Courier New" w:cs="Courier New"/>
+        <w:rFonts w:ascii="Courier New" w:hAnsi="Courier New" w:cs="Courier New" w:hint="default"/>
       </w:rPr>
     </w:lvl>
     <w:lvl w:ilvl="8" w:tplc="14090005" w:tentative="1">
@@ -14331,113 +14014,113 @@
         <w:ind w:left="6480" w:hanging="360"/>
       </w:pPr>
       <w:rPr>
-        <w:rFonts w:hint="default" w:ascii="Wingdings" w:hAnsi="Wingdings"/>
+        <w:rFonts w:ascii="Wingdings" w:hAnsi="Wingdings" w:hint="default"/>
       </w:rPr>
     </w:lvl>
   </w:abstractNum>
-  <w:num w:numId="1">
+  <w:num w:numId="1" w16cid:durableId="1815246387">
     <w:abstractNumId w:val="20"/>
   </w:num>
-  <w:num w:numId="2">
+  <w:num w:numId="2" w16cid:durableId="1266234810">
     <w:abstractNumId w:val="6"/>
   </w:num>
-  <w:num w:numId="3">
+  <w:num w:numId="3" w16cid:durableId="253053049">
     <w:abstractNumId w:val="19"/>
   </w:num>
-  <w:num w:numId="4">
+  <w:num w:numId="4" w16cid:durableId="1654406894">
     <w:abstractNumId w:val="9"/>
   </w:num>
-  <w:num w:numId="5">
+  <w:num w:numId="5" w16cid:durableId="1672173519">
     <w:abstractNumId w:val="30"/>
   </w:num>
-  <w:num w:numId="6">
+  <w:num w:numId="6" w16cid:durableId="1786538379">
     <w:abstractNumId w:val="10"/>
   </w:num>
-  <w:num w:numId="7">
+  <w:num w:numId="7" w16cid:durableId="1006664921">
     <w:abstractNumId w:val="4"/>
   </w:num>
-  <w:num w:numId="8">
+  <w:num w:numId="8" w16cid:durableId="1766608715">
     <w:abstractNumId w:val="5"/>
   </w:num>
-  <w:num w:numId="9">
+  <w:num w:numId="9" w16cid:durableId="1706321005">
     <w:abstractNumId w:val="0"/>
   </w:num>
-  <w:num w:numId="10">
+  <w:num w:numId="10" w16cid:durableId="531529358">
     <w:abstractNumId w:val="11"/>
   </w:num>
-  <w:num w:numId="11">
+  <w:num w:numId="11" w16cid:durableId="2086216377">
     <w:abstractNumId w:val="3"/>
   </w:num>
-  <w:num w:numId="12">
+  <w:num w:numId="12" w16cid:durableId="1342006076">
     <w:abstractNumId w:val="32"/>
   </w:num>
-  <w:num w:numId="13">
+  <w:num w:numId="13" w16cid:durableId="1697928004">
     <w:abstractNumId w:val="1"/>
   </w:num>
-  <w:num w:numId="14">
+  <w:num w:numId="14" w16cid:durableId="1078357793">
     <w:abstractNumId w:val="14"/>
   </w:num>
-  <w:num w:numId="15">
+  <w:num w:numId="15" w16cid:durableId="1424111410">
     <w:abstractNumId w:val="22"/>
   </w:num>
-  <w:num w:numId="16">
+  <w:num w:numId="16" w16cid:durableId="1844122914">
     <w:abstractNumId w:val="2"/>
   </w:num>
-  <w:num w:numId="17">
+  <w:num w:numId="17" w16cid:durableId="370305520">
     <w:abstractNumId w:val="15"/>
   </w:num>
-  <w:num w:numId="18">
+  <w:num w:numId="18" w16cid:durableId="1182859324">
     <w:abstractNumId w:val="33"/>
   </w:num>
-  <w:num w:numId="19">
+  <w:num w:numId="19" w16cid:durableId="26688070">
     <w:abstractNumId w:val="8"/>
   </w:num>
-  <w:num w:numId="20">
+  <w:num w:numId="20" w16cid:durableId="2125076738">
     <w:abstractNumId w:val="17"/>
   </w:num>
-  <w:num w:numId="21">
+  <w:num w:numId="21" w16cid:durableId="1699232596">
     <w:abstractNumId w:val="16"/>
   </w:num>
-  <w:num w:numId="22">
+  <w:num w:numId="22" w16cid:durableId="1543785935">
     <w:abstractNumId w:val="23"/>
   </w:num>
-  <w:num w:numId="23">
+  <w:num w:numId="23" w16cid:durableId="1619264651">
     <w:abstractNumId w:val="34"/>
   </w:num>
-  <w:num w:numId="24">
+  <w:num w:numId="24" w16cid:durableId="1593201123">
     <w:abstractNumId w:val="7"/>
   </w:num>
-  <w:num w:numId="25">
+  <w:num w:numId="25" w16cid:durableId="1257250691">
     <w:abstractNumId w:val="27"/>
   </w:num>
-  <w:num w:numId="26">
+  <w:num w:numId="26" w16cid:durableId="370040595">
     <w:abstractNumId w:val="24"/>
   </w:num>
-  <w:num w:numId="27">
+  <w:num w:numId="27" w16cid:durableId="343363464">
     <w:abstractNumId w:val="13"/>
   </w:num>
-  <w:num w:numId="28">
+  <w:num w:numId="28" w16cid:durableId="1915778025">
     <w:abstractNumId w:val="18"/>
   </w:num>
-  <w:num w:numId="29">
+  <w:num w:numId="29" w16cid:durableId="701705452">
     <w:abstractNumId w:val="21"/>
   </w:num>
-  <w:num w:numId="30">
+  <w:num w:numId="30" w16cid:durableId="1458914663">
     <w:abstractNumId w:val="31"/>
   </w:num>
-  <w:num w:numId="31">
+  <w:num w:numId="31" w16cid:durableId="1525706600">
     <w:abstractNumId w:val="25"/>
   </w:num>
-  <w:num w:numId="32">
+  <w:num w:numId="32" w16cid:durableId="1339969764">
     <w:abstractNumId w:val="12"/>
   </w:num>
-  <w:num w:numId="33">
+  <w:num w:numId="33" w16cid:durableId="1667434106">
     <w:abstractNumId w:val="29"/>
   </w:num>
-  <w:num w:numId="34">
+  <w:num w:numId="34" w16cid:durableId="687220393">
     <w:abstractNumId w:val="28"/>
   </w:num>
-  <w:num w:numId="35">
+  <w:num w:numId="35" w16cid:durableId="695934892">
     <w:abstractNumId w:val="26"/>
   </w:num>
   <w:numIdMacAtCleanup w:val="25"/>
@@ -14445,11 +14128,11 @@
 </file>
 
 <file path=word/styles.xml><?xml version="1.0" encoding="utf-8"?>
-<w:styles xmlns:wp14="http://schemas.microsoft.com/office/word/2010/wordprocessingDrawing" xmlns:mc="http://schemas.openxmlformats.org/markup-compatibility/2006" xmlns:r="http://schemas.openxmlformats.org/officeDocument/2006/relationships" xmlns:w="http://schemas.openxmlformats.org/wordprocessingml/2006/main" xmlns:w14="http://schemas.microsoft.com/office/word/2010/wordml" xmlns:w15="http://schemas.microsoft.com/office/word/2012/wordml" xmlns:w16cex="http://schemas.microsoft.com/office/word/2018/wordml/cex" xmlns:w16cid="http://schemas.microsoft.com/office/word/2016/wordml/cid" xmlns:w16="http://schemas.microsoft.com/office/word/2018/wordml" xmlns:w16se="http://schemas.microsoft.com/office/word/2015/wordml/symex" mc:Ignorable="w14 w15 w16se w16cid w16 w16cex wp14">
+<w:styles xmlns:mc="http://schemas.openxmlformats.org/markup-compatibility/2006" xmlns:r="http://schemas.openxmlformats.org/officeDocument/2006/relationships" xmlns:w="http://schemas.openxmlformats.org/wordprocessingml/2006/main" xmlns:w14="http://schemas.microsoft.com/office/word/2010/wordml" xmlns:w15="http://schemas.microsoft.com/office/word/2012/wordml" xmlns:w16cex="http://schemas.microsoft.com/office/word/2018/wordml/cex" xmlns:w16cid="http://schemas.microsoft.com/office/word/2016/wordml/cid" xmlns:w16="http://schemas.microsoft.com/office/word/2018/wordml" xmlns:w16du="http://schemas.microsoft.com/office/word/2023/wordml/word16du" xmlns:w16sdtdh="http://schemas.microsoft.com/office/word/2020/wordml/sdtdatahash" xmlns:w16sdtfl="http://schemas.microsoft.com/office/word/2024/wordml/sdtformatlock" xmlns:w16se="http://schemas.microsoft.com/office/word/2015/wordml/symex" mc:Ignorable="w14 w15 w16se w16cid w16 w16cex w16sdtdh w16sdtfl w16du">
   <w:docDefaults>
     <w:rPrDefault>
       <w:rPr>
-        <w:rFonts w:asciiTheme="minorHAnsi" w:hAnsiTheme="minorHAnsi" w:eastAsiaTheme="minorHAnsi" w:cstheme="minorBidi"/>
+        <w:rFonts w:asciiTheme="minorHAnsi" w:eastAsiaTheme="minorHAnsi" w:hAnsiTheme="minorHAnsi" w:cstheme="minorBidi"/>
         <w:sz w:val="22"/>
         <w:szCs w:val="22"/>
         <w:lang w:val="en-NZ" w:eastAsia="en-US" w:bidi="ar-SA"/>
@@ -14464,14 +14147,14 @@
   <w:latentStyles w:defLockedState="0" w:defUIPriority="99" w:defSemiHidden="0" w:defUnhideWhenUsed="0" w:defQFormat="0" w:count="376">
     <w:lsdException w:name="Normal" w:uiPriority="0" w:qFormat="1"/>
     <w:lsdException w:name="heading 1" w:uiPriority="9" w:qFormat="1"/>
-    <w:lsdException w:name="heading 2" w:uiPriority="9" w:semiHidden="1" w:unhideWhenUsed="1" w:qFormat="1"/>
-    <w:lsdException w:name="heading 3" w:uiPriority="9" w:semiHidden="1" w:unhideWhenUsed="1" w:qFormat="1"/>
-    <w:lsdException w:name="heading 4" w:uiPriority="9" w:semiHidden="1" w:unhideWhenUsed="1" w:qFormat="1"/>
-    <w:lsdException w:name="heading 5" w:uiPriority="9" w:semiHidden="1" w:unhideWhenUsed="1" w:qFormat="1"/>
-    <w:lsdException w:name="heading 6" w:uiPriority="9" w:semiHidden="1" w:unhideWhenUsed="1" w:qFormat="1"/>
-    <w:lsdException w:name="heading 7" w:uiPriority="9" w:semiHidden="1" w:unhideWhenUsed="1" w:qFormat="1"/>
-    <w:lsdException w:name="heading 8" w:uiPriority="9" w:semiHidden="1" w:unhideWhenUsed="1" w:qFormat="1"/>
-    <w:lsdException w:name="heading 9" w:uiPriority="9" w:semiHidden="1" w:unhideWhenUsed="1" w:qFormat="1"/>
+    <w:lsdException w:name="heading 2" w:semiHidden="1" w:uiPriority="9" w:unhideWhenUsed="1" w:qFormat="1"/>
+    <w:lsdException w:name="heading 3" w:semiHidden="1" w:uiPriority="9" w:unhideWhenUsed="1" w:qFormat="1"/>
+    <w:lsdException w:name="heading 4" w:semiHidden="1" w:uiPriority="9" w:unhideWhenUsed="1" w:qFormat="1"/>
+    <w:lsdException w:name="heading 5" w:semiHidden="1" w:uiPriority="9" w:unhideWhenUsed="1" w:qFormat="1"/>
+    <w:lsdException w:name="heading 6" w:semiHidden="1" w:uiPriority="9" w:unhideWhenUsed="1" w:qFormat="1"/>
+    <w:lsdException w:name="heading 7" w:semiHidden="1" w:uiPriority="9" w:unhideWhenUsed="1" w:qFormat="1"/>
+    <w:lsdException w:name="heading 8" w:semiHidden="1" w:uiPriority="9" w:unhideWhenUsed="1" w:qFormat="1"/>
+    <w:lsdException w:name="heading 9" w:semiHidden="1" w:uiPriority="9" w:unhideWhenUsed="1" w:qFormat="1"/>
     <w:lsdException w:name="index 1" w:semiHidden="1" w:unhideWhenUsed="1"/>
     <w:lsdException w:name="index 2" w:semiHidden="1" w:unhideWhenUsed="1"/>
     <w:lsdException w:name="index 3" w:semiHidden="1" w:unhideWhenUsed="1"/>
@@ -14481,22 +14164,22 @@
     <w:lsdException w:name="index 7" w:semiHidden="1" w:unhideWhenUsed="1"/>
     <w:lsdException w:name="index 8" w:semiHidden="1" w:unhideWhenUsed="1"/>
     <w:lsdException w:name="index 9" w:semiHidden="1" w:unhideWhenUsed="1"/>
-    <w:lsdException w:name="toc 1" w:uiPriority="39" w:semiHidden="1" w:unhideWhenUsed="1"/>
-    <w:lsdException w:name="toc 2" w:uiPriority="39" w:semiHidden="1" w:unhideWhenUsed="1"/>
-    <w:lsdException w:name="toc 3" w:uiPriority="39" w:semiHidden="1" w:unhideWhenUsed="1"/>
-    <w:lsdException w:name="toc 4" w:uiPriority="39" w:semiHidden="1" w:unhideWhenUsed="1"/>
-    <w:lsdException w:name="toc 5" w:uiPriority="39" w:semiHidden="1" w:unhideWhenUsed="1"/>
-    <w:lsdException w:name="toc 6" w:uiPriority="39" w:semiHidden="1" w:unhideWhenUsed="1"/>
-    <w:lsdException w:name="toc 7" w:uiPriority="39" w:semiHidden="1" w:unhideWhenUsed="1"/>
-    <w:lsdException w:name="toc 8" w:uiPriority="39" w:semiHidden="1" w:unhideWhenUsed="1"/>
-    <w:lsdException w:name="toc 9" w:uiPriority="39" w:semiHidden="1" w:unhideWhenUsed="1"/>
+    <w:lsdException w:name="toc 1" w:semiHidden="1" w:uiPriority="39" w:unhideWhenUsed="1"/>
+    <w:lsdException w:name="toc 2" w:semiHidden="1" w:uiPriority="39" w:unhideWhenUsed="1"/>
+    <w:lsdException w:name="toc 3" w:semiHidden="1" w:uiPriority="39" w:unhideWhenUsed="1"/>
+    <w:lsdException w:name="toc 4" w:semiHidden="1" w:uiPriority="39" w:unhideWhenUsed="1"/>
+    <w:lsdException w:name="toc 5" w:semiHidden="1" w:uiPriority="39" w:unhideWhenUsed="1"/>
+    <w:lsdException w:name="toc 6" w:semiHidden="1" w:uiPriority="39" w:unhideWhenUsed="1"/>
+    <w:lsdException w:name="toc 7" w:semiHidden="1" w:uiPriority="39" w:unhideWhenUsed="1"/>
+    <w:lsdException w:name="toc 8" w:semiHidden="1" w:uiPriority="39" w:unhideWhenUsed="1"/>
+    <w:lsdException w:name="toc 9" w:semiHidden="1" w:uiPriority="39" w:unhideWhenUsed="1"/>
     <w:lsdException w:name="Normal Indent" w:semiHidden="1" w:unhideWhenUsed="1"/>
     <w:lsdException w:name="footnote text" w:semiHidden="1" w:unhideWhenUsed="1"/>
     <w:lsdException w:name="annotation text" w:semiHidden="1" w:unhideWhenUsed="1"/>
     <w:lsdException w:name="header" w:semiHidden="1" w:unhideWhenUsed="1"/>
     <w:lsdException w:name="footer" w:semiHidden="1" w:unhideWhenUsed="1"/>
     <w:lsdException w:name="index heading" w:semiHidden="1" w:unhideWhenUsed="1"/>
-    <w:lsdException w:name="caption" w:uiPriority="35" w:semiHidden="1" w:unhideWhenUsed="1" w:qFormat="1"/>
+    <w:lsdException w:name="caption" w:semiHidden="1" w:uiPriority="35" w:unhideWhenUsed="1" w:qFormat="1"/>
     <w:lsdException w:name="table of figures" w:semiHidden="1" w:unhideWhenUsed="1"/>
     <w:lsdException w:name="envelope address" w:semiHidden="1" w:unhideWhenUsed="1"/>
     <w:lsdException w:name="envelope return" w:semiHidden="1" w:unhideWhenUsed="1"/>
@@ -14527,7 +14210,7 @@
     <w:lsdException w:name="Title" w:uiPriority="10" w:qFormat="1"/>
     <w:lsdException w:name="Closing" w:semiHidden="1" w:unhideWhenUsed="1"/>
     <w:lsdException w:name="Signature" w:semiHidden="1" w:unhideWhenUsed="1"/>
-    <w:lsdException w:name="Default Paragraph Font" w:uiPriority="1" w:semiHidden="1" w:unhideWhenUsed="1"/>
+    <w:lsdException w:name="Default Paragraph Font" w:semiHidden="1" w:uiPriority="1" w:unhideWhenUsed="1"/>
     <w:lsdException w:name="Body Text" w:semiHidden="1" w:unhideWhenUsed="1"/>
     <w:lsdException w:name="Body Text Indent" w:semiHidden="1" w:unhideWhenUsed="1"/>
     <w:lsdException w:name="List Continue" w:semiHidden="1" w:unhideWhenUsed="1"/>
@@ -14727,8 +14410,8 @@
     <w:lsdException w:name="Subtle Reference" w:uiPriority="31" w:qFormat="1"/>
     <w:lsdException w:name="Intense Reference" w:uiPriority="32" w:qFormat="1"/>
     <w:lsdException w:name="Book Title" w:uiPriority="33" w:qFormat="1"/>
-    <w:lsdException w:name="Bibliography" w:uiPriority="37" w:semiHidden="1" w:unhideWhenUsed="1"/>
-    <w:lsdException w:name="TOC Heading" w:uiPriority="39" w:semiHidden="1" w:unhideWhenUsed="1" w:qFormat="1"/>
+    <w:lsdException w:name="Bibliography" w:semiHidden="1" w:uiPriority="37" w:unhideWhenUsed="1"/>
+    <w:lsdException w:name="TOC Heading" w:semiHidden="1" w:uiPriority="39" w:unhideWhenUsed="1" w:qFormat="1"/>
     <w:lsdException w:name="Plain Table 1" w:uiPriority="41"/>
     <w:lsdException w:name="Plain Table 2" w:uiPriority="42"/>
     <w:lsdException w:name="Plain Table 3" w:uiPriority="43"/>
@@ -14839,7 +14522,7 @@
     <w:lsdException w:name="Unresolved Mention" w:semiHidden="1" w:unhideWhenUsed="1"/>
     <w:lsdException w:name="Smart Link" w:semiHidden="1" w:unhideWhenUsed="1"/>
   </w:latentStyles>
-  <w:style w:type="paragraph" w:styleId="Normal" w:default="1">
+  <w:style w:type="paragraph" w:default="1" w:styleId="Normal">
     <w:name w:val="Normal"/>
     <w:qFormat/>
     <w:rsid w:val="00424005"/>
@@ -14862,7 +14545,7 @@
       <w:outlineLvl w:val="0"/>
     </w:pPr>
     <w:rPr>
-      <w:rFonts w:asciiTheme="majorHAnsi" w:hAnsiTheme="majorHAnsi" w:eastAsiaTheme="majorEastAsia" w:cstheme="majorBidi"/>
+      <w:rFonts w:asciiTheme="majorHAnsi" w:eastAsiaTheme="majorEastAsia" w:hAnsiTheme="majorHAnsi" w:cstheme="majorBidi"/>
       <w:color w:val="2F5496" w:themeColor="accent1" w:themeShade="BF"/>
       <w:sz w:val="32"/>
       <w:szCs w:val="32"/>
@@ -14880,7 +14563,7 @@
       <w:outlineLvl w:val="1"/>
     </w:pPr>
     <w:rPr>
-      <w:rFonts w:ascii="Times New Roman" w:hAnsi="Times New Roman" w:eastAsia="Times New Roman" w:cs="Times New Roman"/>
+      <w:rFonts w:ascii="Times New Roman" w:eastAsia="Times New Roman" w:hAnsi="Times New Roman" w:cs="Times New Roman"/>
       <w:b/>
       <w:bCs/>
       <w:sz w:val="36"/>
@@ -14912,13 +14595,13 @@
       <w:szCs w:val="24"/>
     </w:rPr>
   </w:style>
-  <w:style w:type="character" w:styleId="DefaultParagraphFont" w:default="1">
+  <w:style w:type="character" w:default="1" w:styleId="DefaultParagraphFont">
     <w:name w:val="Default Paragraph Font"/>
     <w:uiPriority w:val="1"/>
     <w:semiHidden/>
     <w:unhideWhenUsed/>
   </w:style>
-  <w:style w:type="table" w:styleId="TableNormal" w:default="1">
+  <w:style w:type="table" w:default="1" w:styleId="TableNormal">
     <w:name w:val="Normal Table"/>
     <w:uiPriority w:val="99"/>
     <w:semiHidden/>
@@ -14933,20 +14616,20 @@
       </w:tblCellMar>
     </w:tblPr>
   </w:style>
-  <w:style w:type="numbering" w:styleId="NoList" w:default="1">
+  <w:style w:type="numbering" w:default="1" w:styleId="NoList">
     <w:name w:val="No List"/>
     <w:uiPriority w:val="99"/>
     <w:semiHidden/>
     <w:unhideWhenUsed/>
   </w:style>
-  <w:style w:type="character" w:styleId="Heading2Char" w:customStyle="1">
+  <w:style w:type="character" w:customStyle="1" w:styleId="Heading2Char">
     <w:name w:val="Heading 2 Char"/>
     <w:basedOn w:val="DefaultParagraphFont"/>
     <w:link w:val="Heading2"/>
     <w:uiPriority w:val="9"/>
     <w:rsid w:val="00B46EA6"/>
     <w:rPr>
-      <w:rFonts w:ascii="Times New Roman" w:hAnsi="Times New Roman" w:eastAsia="Times New Roman" w:cs="Times New Roman"/>
+      <w:rFonts w:ascii="Times New Roman" w:eastAsia="Times New Roman" w:hAnsi="Times New Roman" w:cs="Times New Roman"/>
       <w:b/>
       <w:bCs/>
       <w:sz w:val="36"/>
@@ -14954,7 +14637,7 @@
       <w:lang w:eastAsia="en-NZ"/>
     </w:rPr>
   </w:style>
-  <w:style w:type="paragraph" w:styleId="msonormal0" w:customStyle="1">
+  <w:style w:type="paragraph" w:customStyle="1" w:styleId="msonormal0">
     <w:name w:val="msonormal"/>
     <w:basedOn w:val="Normal"/>
     <w:rsid w:val="00B46EA6"/>
@@ -14962,7 +14645,7 @@
       <w:spacing w:before="100" w:beforeAutospacing="1" w:after="100" w:afterAutospacing="1" w:line="240" w:lineRule="auto"/>
     </w:pPr>
     <w:rPr>
-      <w:rFonts w:ascii="Times New Roman" w:hAnsi="Times New Roman" w:eastAsia="Times New Roman" w:cs="Times New Roman"/>
+      <w:rFonts w:ascii="Times New Roman" w:eastAsia="Times New Roman" w:hAnsi="Times New Roman" w:cs="Times New Roman"/>
       <w:sz w:val="24"/>
       <w:szCs w:val="24"/>
       <w:lang w:eastAsia="en-NZ"/>
@@ -14979,7 +14662,7 @@
       <w:spacing w:before="100" w:beforeAutospacing="1" w:after="100" w:afterAutospacing="1" w:line="240" w:lineRule="auto"/>
     </w:pPr>
     <w:rPr>
-      <w:rFonts w:ascii="Times New Roman" w:hAnsi="Times New Roman" w:eastAsia="Times New Roman" w:cs="Times New Roman"/>
+      <w:rFonts w:ascii="Times New Roman" w:eastAsia="Times New Roman" w:hAnsi="Times New Roman" w:cs="Times New Roman"/>
       <w:sz w:val="24"/>
       <w:szCs w:val="24"/>
       <w:lang w:eastAsia="en-NZ"/>
@@ -14996,7 +14679,7 @@
       <w:bCs/>
     </w:rPr>
   </w:style>
-  <w:style w:type="character" w:styleId="confluence-embedded-file-wrapper" w:customStyle="1">
+  <w:style w:type="character" w:customStyle="1" w:styleId="confluence-embedded-file-wrapper">
     <w:name w:val="confluence-embedded-file-wrapper"/>
     <w:basedOn w:val="DefaultParagraphFont"/>
     <w:rsid w:val="00B46EA6"/>
@@ -15024,22 +14707,22 @@
       <w:u w:val="single"/>
     </w:rPr>
   </w:style>
-  <w:style w:type="character" w:styleId="overlay" w:customStyle="1">
+  <w:style w:type="character" w:customStyle="1" w:styleId="overlay">
     <w:name w:val="overlay"/>
     <w:basedOn w:val="DefaultParagraphFont"/>
     <w:rsid w:val="00B46EA6"/>
   </w:style>
-  <w:style w:type="character" w:styleId="file-type-desc-overlay" w:customStyle="1">
+  <w:style w:type="character" w:customStyle="1" w:styleId="file-type-desc-overlay">
     <w:name w:val="file-type-desc-overlay"/>
     <w:basedOn w:val="DefaultParagraphFont"/>
     <w:rsid w:val="00B46EA6"/>
   </w:style>
-  <w:style w:type="character" w:styleId="content" w:customStyle="1">
+  <w:style w:type="character" w:customStyle="1" w:styleId="content">
     <w:name w:val="content"/>
     <w:basedOn w:val="DefaultParagraphFont"/>
     <w:rsid w:val="00B46EA6"/>
   </w:style>
-  <w:style w:type="character" w:styleId="inline-comment-marker" w:customStyle="1">
+  <w:style w:type="character" w:customStyle="1" w:styleId="inline-comment-marker">
     <w:name w:val="inline-comment-marker"/>
     <w:basedOn w:val="DefaultParagraphFont"/>
     <w:rsid w:val="00B46EA6"/>
@@ -15063,7 +14746,7 @@
     <w:unhideWhenUsed/>
     <w:rsid w:val="00B46EA6"/>
     <w:rPr>
-      <w:rFonts w:ascii="Courier New" w:hAnsi="Courier New" w:eastAsia="Times New Roman" w:cs="Courier New"/>
+      <w:rFonts w:ascii="Courier New" w:eastAsia="Times New Roman" w:hAnsi="Courier New" w:cs="Courier New"/>
       <w:sz w:val="20"/>
       <w:szCs w:val="20"/>
     </w:rPr>
@@ -15080,10 +14763,10 @@
       <w:tblStyleRowBandSize w:val="1"/>
       <w:tblStyleColBandSize w:val="1"/>
       <w:tblBorders>
-        <w:top w:val="single" w:color="4472C4" w:themeColor="accent1" w:sz="4" w:space="0"/>
-        <w:left w:val="single" w:color="4472C4" w:themeColor="accent1" w:sz="4" w:space="0"/>
-        <w:bottom w:val="single" w:color="4472C4" w:themeColor="accent1" w:sz="4" w:space="0"/>
-        <w:right w:val="single" w:color="4472C4" w:themeColor="accent1" w:sz="4" w:space="0"/>
+        <w:top w:val="single" w:sz="4" w:space="0" w:color="4472C4" w:themeColor="accent1"/>
+        <w:left w:val="single" w:sz="4" w:space="0" w:color="4472C4" w:themeColor="accent1"/>
+        <w:bottom w:val="single" w:sz="4" w:space="0" w:color="4472C4" w:themeColor="accent1"/>
+        <w:right w:val="single" w:sz="4" w:space="0" w:color="4472C4" w:themeColor="accent1"/>
       </w:tblBorders>
     </w:tblPr>
     <w:tblStylePr w:type="firstRow">
@@ -15105,7 +14788,7 @@
       <w:tblPr/>
       <w:tcPr>
         <w:tcBorders>
-          <w:top w:val="double" w:color="4472C4" w:themeColor="accent1" w:sz="4" w:space="0"/>
+          <w:top w:val="double" w:sz="4" w:space="0" w:color="4472C4" w:themeColor="accent1"/>
         </w:tcBorders>
         <w:shd w:val="clear" w:color="auto" w:fill="FFFFFF" w:themeFill="background1"/>
       </w:tcPr>
@@ -15140,8 +14823,8 @@
       <w:tblPr/>
       <w:tcPr>
         <w:tcBorders>
-          <w:left w:val="single" w:color="4472C4" w:themeColor="accent1" w:sz="4" w:space="0"/>
-          <w:right w:val="single" w:color="4472C4" w:themeColor="accent1" w:sz="4" w:space="0"/>
+          <w:left w:val="single" w:sz="4" w:space="0" w:color="4472C4" w:themeColor="accent1"/>
+          <w:right w:val="single" w:sz="4" w:space="0" w:color="4472C4" w:themeColor="accent1"/>
         </w:tcBorders>
       </w:tcPr>
     </w:tblStylePr>
@@ -15149,8 +14832,8 @@
       <w:tblPr/>
       <w:tcPr>
         <w:tcBorders>
-          <w:top w:val="single" w:color="4472C4" w:themeColor="accent1" w:sz="4" w:space="0"/>
-          <w:bottom w:val="single" w:color="4472C4" w:themeColor="accent1" w:sz="4" w:space="0"/>
+          <w:top w:val="single" w:sz="4" w:space="0" w:color="4472C4" w:themeColor="accent1"/>
+          <w:bottom w:val="single" w:sz="4" w:space="0" w:color="4472C4" w:themeColor="accent1"/>
           <w:insideH w:val="nil"/>
         </w:tcBorders>
       </w:tcPr>
@@ -15177,7 +14860,7 @@
       <w:tblPr/>
       <w:tcPr>
         <w:tcBorders>
-          <w:top w:val="double" w:color="4472C4" w:themeColor="accent1" w:sz="4" w:space="0"/>
+          <w:top w:val="double" w:sz="4" w:space="0" w:color="4472C4" w:themeColor="accent1"/>
           <w:left w:val="nil"/>
         </w:tcBorders>
       </w:tcPr>
@@ -15186,20 +14869,20 @@
       <w:tblPr/>
       <w:tcPr>
         <w:tcBorders>
-          <w:top w:val="double" w:color="4472C4" w:themeColor="accent1" w:sz="4" w:space="0"/>
+          <w:top w:val="double" w:sz="4" w:space="0" w:color="4472C4" w:themeColor="accent1"/>
           <w:right w:val="nil"/>
         </w:tcBorders>
       </w:tcPr>
     </w:tblStylePr>
   </w:style>
-  <w:style w:type="character" w:styleId="Heading1Char" w:customStyle="1">
+  <w:style w:type="character" w:customStyle="1" w:styleId="Heading1Char">
     <w:name w:val="Heading 1 Char"/>
     <w:basedOn w:val="DefaultParagraphFont"/>
     <w:link w:val="Heading1"/>
     <w:uiPriority w:val="9"/>
     <w:rsid w:val="00B46EA6"/>
     <w:rPr>
-      <w:rFonts w:asciiTheme="majorHAnsi" w:hAnsiTheme="majorHAnsi" w:eastAsiaTheme="majorEastAsia" w:cstheme="majorBidi"/>
+      <w:rFonts w:asciiTheme="majorHAnsi" w:eastAsiaTheme="majorEastAsia" w:hAnsiTheme="majorHAnsi" w:cstheme="majorBidi"/>
       <w:color w:val="2F5496" w:themeColor="accent1" w:themeShade="BF"/>
       <w:sz w:val="32"/>
       <w:szCs w:val="32"/>
@@ -15229,10 +14912,10 @@
       <w:tblStyleRowBandSize w:val="1"/>
       <w:tblStyleColBandSize w:val="1"/>
       <w:tblBorders>
-        <w:top w:val="single" w:color="000000" w:themeColor="text1" w:sz="4" w:space="0"/>
-        <w:left w:val="single" w:color="000000" w:themeColor="text1" w:sz="4" w:space="0"/>
-        <w:bottom w:val="single" w:color="000000" w:themeColor="text1" w:sz="4" w:space="0"/>
-        <w:right w:val="single" w:color="000000" w:themeColor="text1" w:sz="4" w:space="0"/>
+        <w:top w:val="single" w:sz="4" w:space="0" w:color="000000" w:themeColor="text1"/>
+        <w:left w:val="single" w:sz="4" w:space="0" w:color="000000" w:themeColor="text1"/>
+        <w:bottom w:val="single" w:sz="4" w:space="0" w:color="000000" w:themeColor="text1"/>
+        <w:right w:val="single" w:sz="4" w:space="0" w:color="000000" w:themeColor="text1"/>
       </w:tblBorders>
     </w:tblPr>
     <w:tblStylePr w:type="firstRow">
@@ -15254,7 +14937,7 @@
       <w:tblPr/>
       <w:tcPr>
         <w:tcBorders>
-          <w:top w:val="double" w:color="000000" w:themeColor="text1" w:sz="4" w:space="0"/>
+          <w:top w:val="double" w:sz="4" w:space="0" w:color="000000" w:themeColor="text1"/>
         </w:tcBorders>
         <w:shd w:val="clear" w:color="auto" w:fill="FFFFFF" w:themeFill="background1"/>
       </w:tcPr>
@@ -15289,8 +14972,8 @@
       <w:tblPr/>
       <w:tcPr>
         <w:tcBorders>
-          <w:left w:val="single" w:color="000000" w:themeColor="text1" w:sz="4" w:space="0"/>
-          <w:right w:val="single" w:color="000000" w:themeColor="text1" w:sz="4" w:space="0"/>
+          <w:left w:val="single" w:sz="4" w:space="0" w:color="000000" w:themeColor="text1"/>
+          <w:right w:val="single" w:sz="4" w:space="0" w:color="000000" w:themeColor="text1"/>
         </w:tcBorders>
       </w:tcPr>
     </w:tblStylePr>
@@ -15298,8 +14981,8 @@
       <w:tblPr/>
       <w:tcPr>
         <w:tcBorders>
-          <w:top w:val="single" w:color="000000" w:themeColor="text1" w:sz="4" w:space="0"/>
-          <w:bottom w:val="single" w:color="000000" w:themeColor="text1" w:sz="4" w:space="0"/>
+          <w:top w:val="single" w:sz="4" w:space="0" w:color="000000" w:themeColor="text1"/>
+          <w:bottom w:val="single" w:sz="4" w:space="0" w:color="000000" w:themeColor="text1"/>
           <w:insideH w:val="nil"/>
         </w:tcBorders>
       </w:tcPr>
@@ -15326,7 +15009,7 @@
       <w:tblPr/>
       <w:tcPr>
         <w:tcBorders>
-          <w:top w:val="double" w:color="000000" w:themeColor="text1" w:sz="4" w:space="0"/>
+          <w:top w:val="double" w:sz="4" w:space="0" w:color="000000" w:themeColor="text1"/>
           <w:left w:val="nil"/>
         </w:tcBorders>
       </w:tcPr>
@@ -15335,7 +15018,7 @@
       <w:tblPr/>
       <w:tcPr>
         <w:tcBorders>
-          <w:top w:val="double" w:color="000000" w:themeColor="text1" w:sz="4" w:space="0"/>
+          <w:top w:val="double" w:sz="4" w:space="0" w:color="000000" w:themeColor="text1"/>
           <w:right w:val="nil"/>
         </w:tcBorders>
       </w:tcPr>
@@ -15352,7 +15035,7 @@
       <w:contextualSpacing/>
     </w:pPr>
   </w:style>
-  <w:style w:type="character" w:styleId="Heading3Char" w:customStyle="1">
+  <w:style w:type="character" w:customStyle="1" w:styleId="Heading3Char">
     <w:name w:val="Heading 3 Char"/>
     <w:basedOn w:val="DefaultParagraphFont"/>
     <w:link w:val="Heading3"/>
@@ -15384,7 +15067,7 @@
       <w:szCs w:val="18"/>
     </w:rPr>
   </w:style>
-  <w:style w:type="character" w:styleId="BalloonTextChar" w:customStyle="1">
+  <w:style w:type="character" w:customStyle="1" w:styleId="BalloonTextChar">
     <w:name w:val="Balloon Text Char"/>
     <w:basedOn w:val="DefaultParagraphFont"/>
     <w:link w:val="BalloonText"/>
@@ -15412,7 +15095,7 @@
       <w:szCs w:val="20"/>
     </w:rPr>
   </w:style>
-  <w:style w:type="character" w:styleId="CommentTextChar" w:customStyle="1">
+  <w:style w:type="character" w:customStyle="1" w:styleId="CommentTextChar">
     <w:name w:val="Comment Text Char"/>
     <w:basedOn w:val="DefaultParagraphFont"/>
     <w:link w:val="CommentText"/>
@@ -15450,7 +15133,7 @@
       <w:bCs/>
     </w:rPr>
   </w:style>
-  <w:style w:type="character" w:styleId="CommentSubjectChar" w:customStyle="1">
+  <w:style w:type="character" w:customStyle="1" w:styleId="CommentSubjectChar">
     <w:name w:val="Comment Subject Char"/>
     <w:basedOn w:val="CommentTextChar"/>
     <w:link w:val="CommentSubject"/>
@@ -15479,7 +15162,7 @@
       <w:spacing w:after="0" w:line="240" w:lineRule="auto"/>
     </w:pPr>
   </w:style>
-  <w:style w:type="character" w:styleId="HeaderChar" w:customStyle="1">
+  <w:style w:type="character" w:customStyle="1" w:styleId="HeaderChar">
     <w:name w:val="Header Char"/>
     <w:basedOn w:val="DefaultParagraphFont"/>
     <w:link w:val="Header"/>
@@ -15504,7 +15187,7 @@
       <w:spacing w:after="0" w:line="240" w:lineRule="auto"/>
     </w:pPr>
   </w:style>
-  <w:style w:type="character" w:styleId="FooterChar" w:customStyle="1">
+  <w:style w:type="character" w:customStyle="1" w:styleId="FooterChar">
     <w:name w:val="Footer Char"/>
     <w:basedOn w:val="DefaultParagraphFont"/>
     <w:link w:val="Footer"/>
@@ -15524,12 +15207,12 @@
     </w:pPr>
     <w:tblPr>
       <w:tblBorders>
-        <w:top w:val="single" w:color="000000" w:themeColor="text1" w:sz="4" w:space="0"/>
-        <w:left w:val="single" w:color="000000" w:themeColor="text1" w:sz="4" w:space="0"/>
-        <w:bottom w:val="single" w:color="000000" w:themeColor="text1" w:sz="4" w:space="0"/>
-        <w:right w:val="single" w:color="000000" w:themeColor="text1" w:sz="4" w:space="0"/>
-        <w:insideH w:val="single" w:color="000000" w:themeColor="text1" w:sz="4" w:space="0"/>
-        <w:insideV w:val="single" w:color="000000" w:themeColor="text1" w:sz="4" w:space="0"/>
+        <w:top w:val="single" w:sz="4" w:space="0" w:color="000000" w:themeColor="text1"/>
+        <w:left w:val="single" w:sz="4" w:space="0" w:color="000000" w:themeColor="text1"/>
+        <w:bottom w:val="single" w:sz="4" w:space="0" w:color="000000" w:themeColor="text1"/>
+        <w:right w:val="single" w:sz="4" w:space="0" w:color="000000" w:themeColor="text1"/>
+        <w:insideH w:val="single" w:sz="4" w:space="0" w:color="000000" w:themeColor="text1"/>
+        <w:insideV w:val="single" w:sz="4" w:space="0" w:color="000000" w:themeColor="text1"/>
       </w:tblBorders>
     </w:tblPr>
   </w:style>
@@ -15823,16 +15506,25 @@
 </file>
 
 <file path=customXml/item1.xml><?xml version="1.0" encoding="utf-8"?>
+<b:Sources xmlns:b="http://schemas.openxmlformats.org/officeDocument/2006/bibliography" xmlns="http://schemas.openxmlformats.org/officeDocument/2006/bibliography" SelectedStyle="\APASixthEditionOfficeOnline.xsl" StyleName="APA" Version="6"/>
+</file>
+
+<file path=customXml/item2.xml><?xml version="1.0" encoding="utf-8"?>
 <p:properties xmlns:p="http://schemas.microsoft.com/office/2006/metadata/properties" xmlns:xsi="http://www.w3.org/2001/XMLSchema-instance" xmlns:pc="http://schemas.microsoft.com/office/infopath/2007/PartnerControls">
   <documentManagement/>
 </p:properties>
 </file>
 
-<file path=customXml/item2.xml><?xml version="1.0" encoding="utf-8"?>
-<b:Sources xmlns:b="http://schemas.openxmlformats.org/officeDocument/2006/bibliography" xmlns="http://schemas.openxmlformats.org/officeDocument/2006/bibliography" SelectedStyle="\APASixthEditionOfficeOnline.xsl" StyleName="APA" Version="6"/>
+<file path=customXml/item3.xml><?xml version="1.0" encoding="utf-8"?>
+<?mso-contentType ?>
+<FormTemplates xmlns="http://schemas.microsoft.com/sharepoint/v3/contenttype/forms">
+  <Display>DocumentLibraryForm</Display>
+  <Edit>DocumentLibraryForm</Edit>
+  <New>DocumentLibraryForm</New>
+</FormTemplates>
 </file>
 
-<file path=customXml/item3.xml><?xml version="1.0" encoding="utf-8"?>
+<file path=customXml/item4.xml><?xml version="1.0" encoding="utf-8"?>
 <ct:contentTypeSchema xmlns:ct="http://schemas.microsoft.com/office/2006/metadata/contentType" xmlns:ma="http://schemas.microsoft.com/office/2006/metadata/properties/metaAttributes" ct:_="" ma:_="" ma:contentTypeName="Document" ma:contentTypeID="0x010100F81130363B463D4C889071AE093655C7" ma:contentTypeVersion="11" ma:contentTypeDescription="Create a new document." ma:contentTypeScope="" ma:versionID="02c75916ea7aaa4d854193a2bc01746c">
   <xsd:schema xmlns:xsd="http://www.w3.org/2001/XMLSchema" xmlns:xs="http://www.w3.org/2001/XMLSchema" xmlns:p="http://schemas.microsoft.com/office/2006/metadata/properties" xmlns:ns3="3f925409-8e36-41d3-8e67-855e3995fe7a" xmlns:ns4="639d6247-2084-4046-a823-302c92d48f87" targetNamespace="http://schemas.microsoft.com/office/2006/metadata/properties" ma:root="true" ma:fieldsID="3a4b9b2f8ce861b314fbe828e23cd100" ns3:_="" ns4:_="">
     <xsd:import namespace="3f925409-8e36-41d3-8e67-855e3995fe7a"/>
@@ -16043,16 +15735,15 @@
 </ct:contentTypeSchema>
 </file>
 
-<file path=customXml/item4.xml><?xml version="1.0" encoding="utf-8"?>
-<?mso-contentType ?>
-<FormTemplates xmlns="http://schemas.microsoft.com/sharepoint/v3/contenttype/forms">
-  <Display>DocumentLibraryForm</Display>
-  <Edit>DocumentLibraryForm</Edit>
-  <New>DocumentLibraryForm</New>
-</FormTemplates>
+<file path=customXml/itemProps1.xml><?xml version="1.0" encoding="utf-8"?>
+<ds:datastoreItem xmlns:ds="http://schemas.openxmlformats.org/officeDocument/2006/customXml" ds:itemID="{66B68C57-E20B-4CE5-8D7D-8B318DF2D0FA}">
+  <ds:schemaRefs>
+    <ds:schemaRef ds:uri="http://schemas.openxmlformats.org/officeDocument/2006/bibliography"/>
+  </ds:schemaRefs>
+</ds:datastoreItem>
 </file>
 
-<file path=customXml/itemProps1.xml><?xml version="1.0" encoding="utf-8"?>
+<file path=customXml/itemProps2.xml><?xml version="1.0" encoding="utf-8"?>
 <ds:datastoreItem xmlns:ds="http://schemas.openxmlformats.org/officeDocument/2006/customXml" ds:itemID="{7E9190D4-DD2E-4FF5-A7DC-AC567BE6B5C4}">
   <ds:schemaRefs>
     <ds:schemaRef ds:uri="http://schemas.microsoft.com/office/2006/metadata/properties"/>
@@ -16061,15 +15752,15 @@
 </ds:datastoreItem>
 </file>
 
-<file path=customXml/itemProps2.xml><?xml version="1.0" encoding="utf-8"?>
-<ds:datastoreItem xmlns:ds="http://schemas.openxmlformats.org/officeDocument/2006/customXml" ds:itemID="{66B68C57-E20B-4CE5-8D7D-8B318DF2D0FA}">
+<file path=customXml/itemProps3.xml><?xml version="1.0" encoding="utf-8"?>
+<ds:datastoreItem xmlns:ds="http://schemas.openxmlformats.org/officeDocument/2006/customXml" ds:itemID="{31614A5E-344B-41D7-A46E-0B3CC4F2F8E2}">
   <ds:schemaRefs>
-    <ds:schemaRef ds:uri="http://schemas.openxmlformats.org/officeDocument/2006/bibliography"/>
+    <ds:schemaRef ds:uri="http://schemas.microsoft.com/sharepoint/v3/contenttype/forms"/>
   </ds:schemaRefs>
 </ds:datastoreItem>
 </file>
 
-<file path=customXml/itemProps3.xml><?xml version="1.0" encoding="utf-8"?>
+<file path=customXml/itemProps4.xml><?xml version="1.0" encoding="utf-8"?>
 <ds:datastoreItem xmlns:ds="http://schemas.openxmlformats.org/officeDocument/2006/customXml" ds:itemID="{FED0B4BA-EF89-4C07-8EED-06EFDEF4C0F3}">
   <ds:schemaRefs>
     <ds:schemaRef ds:uri="http://schemas.microsoft.com/office/2006/metadata/contentType"/>
@@ -16086,12 +15777,4 @@
     <ds:schemaRef ds:uri="http://schemas.microsoft.com/internal/obd"/>
   </ds:schemaRefs>
 </ds:datastoreItem>
-</file>
-
-<file path=customXml/itemProps4.xml><?xml version="1.0" encoding="utf-8"?>
-<ds:datastoreItem xmlns:ds="http://schemas.openxmlformats.org/officeDocument/2006/customXml" ds:itemID="{31614A5E-344B-41D7-A46E-0B3CC4F2F8E2}">
-  <ds:schemaRefs>
-    <ds:schemaRef ds:uri="http://schemas.microsoft.com/sharepoint/v3/contenttype/forms"/>
-  </ds:schemaRefs>
-</ds:datastoreItem>
 </file>